--- a/docx/ru/BUFRCREX_TableB_ru_12.docx
+++ b/docx/ru/BUFRCREX_TableB_ru_12.docx
@@ -1681,7 +1681,7 @@
                 <w:b w:val="0"/>
                 <w:sz w:val="16"/>
               </w:rPr>
-              <w:t>(см. примечание 1)</w:t>
+              <w:t>Note 177: Там, где в колонку НАЗВАНИЕ ЭЛЕМЕНТА вводится выражение «за указанный период», соответствующий период должен быть указан с помощью дескрипторов из класса 04.</w:t>
             </w:r>
           </w:p>
         </w:tc>
@@ -1843,7 +1843,7 @@
                 <w:b w:val="0"/>
                 <w:sz w:val="16"/>
               </w:rPr>
-              <w:t>(см. примечание 1)</w:t>
+              <w:t>Note 177: Там, где в колонку НАЗВАНИЕ ЭЛЕМЕНТА вводится выражение «за указанный период», соответствующий период должен быть указан с помощью дескрипторов из класса 04.</w:t>
             </w:r>
           </w:p>
         </w:tc>
@@ -6030,7 +6030,7 @@
                 <w:b w:val="0"/>
                 <w:sz w:val="16"/>
               </w:rPr>
-              <w:t>(см. примечание 2)</w:t>
+              <w:t>Note 52: В сводках с автоматических станций следует использовать кодовую цифру 2, когда тенденция является положительной; 7 — отрицательной и 4, когда давление является таким же, как и 3 часа назад.</w:t>
             </w:r>
           </w:p>
         </w:tc>
@@ -7802,7 +7802,7 @@
                 <w:b w:val="0"/>
                 <w:sz w:val="16"/>
               </w:rPr>
-              <w:t>(см. примечание 1)</w:t>
+              <w:t>Note 177: Там, где в колонку НАЗВАНИЕ ЭЛЕМЕНТА вводится выражение «за указанный период», соответствующий период должен быть указан с помощью дескрипторов из класса 04.</w:t>
             </w:r>
           </w:p>
         </w:tc>
@@ -7964,7 +7964,7 @@
                 <w:b w:val="0"/>
                 <w:sz w:val="16"/>
               </w:rPr>
-              <w:t>(см. примечание 1)</w:t>
+              <w:t>Note 177: Там, где в колонку НАЗВАНИЕ ЭЛЕМЕНТА вводится выражение «за указанный период», соответствующий период должен быть указан с помощью дескрипторов из класса 04.</w:t>
             </w:r>
           </w:p>
         </w:tc>

--- a/docx/ru/BUFRCREX_TableB_ru_12.docx
+++ b/docx/ru/BUFRCREX_TableB_ru_12.docx
@@ -8,19 +8,33 @@
       </w:pPr>
       <w:r>
         <w:rPr>
-          <w:rFonts w:ascii="Arial" w:hAnsi="Arial"/>
+          <w:rFonts w:ascii="Verdana" w:hAnsi="Verdana"/>
           <w:b/>
           <w:sz w:val="22"/>
         </w:rPr>
-        <w:t>BUFR/CREX Table B — Class 12: Температура в BUFR/CREX</w:t>
+        <w:t>Класс 12: Температура в BUFR/CREX</w:t>
       </w:r>
     </w:p>
     <w:tbl>
       <w:tblPr>
         <w:tblStyle w:val="TableGrid"/>
         <w:tblW w:type="auto" w:w="0"/>
-        <w:jc w:val="center"/>
+        <w:jc w:val="left"/>
         <w:tblLook w:firstColumn="1" w:firstRow="1" w:lastColumn="0" w:lastRow="0" w:noHBand="0" w:noVBand="1" w:val="04A0"/>
+        <w:tblBorders>
+          <w:top w:val="single" w:sz="4" w:space="0" w:color="595959"/>
+          <w:left w:val="single" w:sz="4" w:space="0" w:color="595959"/>
+          <w:bottom w:val="single" w:sz="4" w:space="0" w:color="595959"/>
+          <w:right w:val="single" w:sz="4" w:space="0" w:color="595959"/>
+          <w:insideH w:val="single" w:sz="4" w:space="0" w:color="595959"/>
+          <w:insideV w:val="single" w:sz="4" w:space="0" w:color="595959"/>
+        </w:tblBorders>
+        <w:tblCellMar>
+          <w:top w:w="85" w:type="dxa"/>
+          <w:left w:w="85" w:type="dxa"/>
+          <w:bottom w:w="85" w:type="dxa"/>
+          <w:right w:w="85" w:type="dxa"/>
+        </w:tblCellMar>
       </w:tblPr>
       <w:tblGrid>
         <w:gridCol w:w="1514"/>
@@ -35,20 +49,20 @@
         <w:gridCol w:w="1514"/>
       </w:tblGrid>
       <w:tr>
-        <w:tc>
-          <w:tcPr>
-            <w:tcW w:type="dxa" w:w="1514"/>
-            <w:shd w:val="clear" w:color="auto" w:fill="D9E2F3"/>
-          </w:tcPr>
-          <w:p>
-            <w:pPr>
-              <w:jc w:val="center"/>
-            </w:pPr>
-            <w:r/>
-            <w:r>
-              <w:rPr>
-                <w:rFonts w:ascii="Arial" w:hAnsi="Arial"/>
-                <w:b/>
+        <w:trPr>
+          <w:tblHeader/>
+        </w:trPr>
+        <w:tc>
+          <w:tcPr>
+            <w:tcW w:type="dxa" w:w="1514"/>
+            <w:shd w:val="clear" w:color="auto" w:fill="D9D9D9"/>
+          </w:tcPr>
+          <w:p>
+            <w:r/>
+            <w:r>
+              <w:rPr>
+                <w:rFonts w:ascii="Verdana" w:hAnsi="Verdana"/>
+                <w:b w:val="0"/>
                 <w:sz w:val="16"/>
               </w:rPr>
               <w:t>FXY</w:t>
@@ -58,194 +72,170 @@
         <w:tc>
           <w:tcPr>
             <w:tcW w:type="dxa" w:w="1514"/>
-            <w:shd w:val="clear" w:color="auto" w:fill="D9E2F3"/>
-          </w:tcPr>
-          <w:p>
-            <w:pPr>
-              <w:jc w:val="center"/>
-            </w:pPr>
-            <w:r/>
-            <w:r>
-              <w:rPr>
-                <w:rFonts w:ascii="Arial" w:hAnsi="Arial"/>
-                <w:b/>
-                <w:sz w:val="16"/>
-              </w:rPr>
-              <w:t>ElementName</w:t>
-            </w:r>
-          </w:p>
-        </w:tc>
-        <w:tc>
-          <w:tcPr>
-            <w:tcW w:type="dxa" w:w="1514"/>
-            <w:shd w:val="clear" w:color="auto" w:fill="D9E2F3"/>
-          </w:tcPr>
-          <w:p>
-            <w:pPr>
-              <w:jc w:val="center"/>
-            </w:pPr>
-            <w:r/>
-            <w:r>
-              <w:rPr>
-                <w:rFonts w:ascii="Arial" w:hAnsi="Arial"/>
-                <w:b/>
-                <w:sz w:val="16"/>
-              </w:rPr>
-              <w:t>BUFR Unit</w:t>
-            </w:r>
-          </w:p>
-        </w:tc>
-        <w:tc>
-          <w:tcPr>
-            <w:tcW w:type="dxa" w:w="1514"/>
-            <w:shd w:val="clear" w:color="auto" w:fill="D9E2F3"/>
-          </w:tcPr>
-          <w:p>
-            <w:pPr>
-              <w:jc w:val="center"/>
-            </w:pPr>
-            <w:r/>
-            <w:r>
-              <w:rPr>
-                <w:rFonts w:ascii="Arial" w:hAnsi="Arial"/>
-                <w:b/>
-                <w:sz w:val="16"/>
-              </w:rPr>
-              <w:t>Scale</w:t>
-            </w:r>
-          </w:p>
-        </w:tc>
-        <w:tc>
-          <w:tcPr>
-            <w:tcW w:type="dxa" w:w="1514"/>
-            <w:shd w:val="clear" w:color="auto" w:fill="D9E2F3"/>
-          </w:tcPr>
-          <w:p>
-            <w:pPr>
-              <w:jc w:val="center"/>
-            </w:pPr>
-            <w:r/>
-            <w:r>
-              <w:rPr>
-                <w:rFonts w:ascii="Arial" w:hAnsi="Arial"/>
-                <w:b/>
-                <w:sz w:val="16"/>
-              </w:rPr>
-              <w:t>Ref Value</w:t>
-            </w:r>
-          </w:p>
-        </w:tc>
-        <w:tc>
-          <w:tcPr>
-            <w:tcW w:type="dxa" w:w="1514"/>
-            <w:shd w:val="clear" w:color="auto" w:fill="D9E2F3"/>
-          </w:tcPr>
-          <w:p>
-            <w:pPr>
-              <w:jc w:val="center"/>
-            </w:pPr>
-            <w:r/>
-            <w:r>
-              <w:rPr>
-                <w:rFonts w:ascii="Arial" w:hAnsi="Arial"/>
-                <w:b/>
-                <w:sz w:val="16"/>
-              </w:rPr>
-              <w:t>Bits</w:t>
-            </w:r>
-          </w:p>
-        </w:tc>
-        <w:tc>
-          <w:tcPr>
-            <w:tcW w:type="dxa" w:w="1514"/>
-            <w:shd w:val="clear" w:color="auto" w:fill="D9E2F3"/>
-          </w:tcPr>
-          <w:p>
-            <w:pPr>
-              <w:jc w:val="center"/>
-            </w:pPr>
-            <w:r/>
-            <w:r>
-              <w:rPr>
-                <w:rFonts w:ascii="Arial" w:hAnsi="Arial"/>
-                <w:b/>
-                <w:sz w:val="16"/>
-              </w:rPr>
-              <w:t>CREX Unit</w:t>
-            </w:r>
-          </w:p>
-        </w:tc>
-        <w:tc>
-          <w:tcPr>
-            <w:tcW w:type="dxa" w:w="1514"/>
-            <w:shd w:val="clear" w:color="auto" w:fill="D9E2F3"/>
-          </w:tcPr>
-          <w:p>
-            <w:pPr>
-              <w:jc w:val="center"/>
-            </w:pPr>
-            <w:r/>
-            <w:r>
-              <w:rPr>
-                <w:rFonts w:ascii="Arial" w:hAnsi="Arial"/>
-                <w:b/>
-                <w:sz w:val="16"/>
-              </w:rPr>
-              <w:t>Scale</w:t>
-            </w:r>
-          </w:p>
-        </w:tc>
-        <w:tc>
-          <w:tcPr>
-            <w:tcW w:type="dxa" w:w="1514"/>
-            <w:shd w:val="clear" w:color="auto" w:fill="D9E2F3"/>
-          </w:tcPr>
-          <w:p>
-            <w:pPr>
-              <w:jc w:val="center"/>
-            </w:pPr>
-            <w:r/>
-            <w:r>
-              <w:rPr>
-                <w:rFonts w:ascii="Arial" w:hAnsi="Arial"/>
-                <w:b/>
-                <w:sz w:val="16"/>
-              </w:rPr>
-              <w:t>Chars</w:t>
-            </w:r>
-          </w:p>
-        </w:tc>
-        <w:tc>
-          <w:tcPr>
-            <w:tcW w:type="dxa" w:w="1514"/>
-            <w:shd w:val="clear" w:color="auto" w:fill="D9E2F3"/>
-          </w:tcPr>
-          <w:p>
-            <w:pPr>
-              <w:jc w:val="center"/>
-            </w:pPr>
-            <w:r/>
-            <w:r>
-              <w:rPr>
-                <w:rFonts w:ascii="Arial" w:hAnsi="Arial"/>
-                <w:b/>
-                <w:sz w:val="16"/>
-              </w:rPr>
-              <w:t>Note</w:t>
+            <w:shd w:val="clear" w:color="auto" w:fill="D9D9D9"/>
+          </w:tcPr>
+          <w:p>
+            <w:r/>
+            <w:r>
+              <w:rPr>
+                <w:rFonts w:ascii="Verdana" w:hAnsi="Verdana"/>
+                <w:b w:val="0"/>
+                <w:sz w:val="16"/>
+              </w:rPr>
+              <w:t>НАЗВАНИЕ ЭЛЕМЕНТА</w:t>
+            </w:r>
+          </w:p>
+        </w:tc>
+        <w:tc>
+          <w:tcPr>
+            <w:tcW w:type="dxa" w:w="1514"/>
+            <w:shd w:val="clear" w:color="auto" w:fill="D9D9D9"/>
+          </w:tcPr>
+          <w:p>
+            <w:r/>
+            <w:r>
+              <w:rPr>
+                <w:rFonts w:ascii="Verdana" w:hAnsi="Verdana"/>
+                <w:b w:val="0"/>
+                <w:sz w:val="16"/>
+              </w:rPr>
+              <w:t>ЕД. ИЗМ. BUFR</w:t>
+            </w:r>
+          </w:p>
+        </w:tc>
+        <w:tc>
+          <w:tcPr>
+            <w:tcW w:type="dxa" w:w="1514"/>
+            <w:shd w:val="clear" w:color="auto" w:fill="D9D9D9"/>
+          </w:tcPr>
+          <w:p>
+            <w:r/>
+            <w:r>
+              <w:rPr>
+                <w:rFonts w:ascii="Verdana" w:hAnsi="Verdana"/>
+                <w:b w:val="0"/>
+                <w:sz w:val="16"/>
+              </w:rPr>
+              <w:t>МАСШТАБ</w:t>
+            </w:r>
+          </w:p>
+        </w:tc>
+        <w:tc>
+          <w:tcPr>
+            <w:tcW w:type="dxa" w:w="1514"/>
+            <w:shd w:val="clear" w:color="auto" w:fill="D9D9D9"/>
+          </w:tcPr>
+          <w:p>
+            <w:r/>
+            <w:r>
+              <w:rPr>
+                <w:rFonts w:ascii="Verdana" w:hAnsi="Verdana"/>
+                <w:b w:val="0"/>
+                <w:sz w:val="16"/>
+              </w:rPr>
+              <w:t>НАЧ. ОТСЧ.</w:t>
+            </w:r>
+          </w:p>
+        </w:tc>
+        <w:tc>
+          <w:tcPr>
+            <w:tcW w:type="dxa" w:w="1514"/>
+            <w:shd w:val="clear" w:color="auto" w:fill="D9D9D9"/>
+          </w:tcPr>
+          <w:p>
+            <w:r/>
+            <w:r>
+              <w:rPr>
+                <w:rFonts w:ascii="Verdana" w:hAnsi="Verdana"/>
+                <w:b w:val="0"/>
+                <w:sz w:val="16"/>
+              </w:rPr>
+              <w:t>БИТЫ</w:t>
+            </w:r>
+          </w:p>
+        </w:tc>
+        <w:tc>
+          <w:tcPr>
+            <w:tcW w:type="dxa" w:w="1514"/>
+            <w:shd w:val="clear" w:color="auto" w:fill="D9D9D9"/>
+          </w:tcPr>
+          <w:p>
+            <w:r/>
+            <w:r>
+              <w:rPr>
+                <w:rFonts w:ascii="Verdana" w:hAnsi="Verdana"/>
+                <w:b w:val="0"/>
+                <w:sz w:val="16"/>
+              </w:rPr>
+              <w:t>ЕД. ИЗМ. CREX</w:t>
+            </w:r>
+          </w:p>
+        </w:tc>
+        <w:tc>
+          <w:tcPr>
+            <w:tcW w:type="dxa" w:w="1514"/>
+            <w:shd w:val="clear" w:color="auto" w:fill="D9D9D9"/>
+          </w:tcPr>
+          <w:p>
+            <w:r/>
+            <w:r>
+              <w:rPr>
+                <w:rFonts w:ascii="Verdana" w:hAnsi="Verdana"/>
+                <w:b w:val="0"/>
+                <w:sz w:val="16"/>
+              </w:rPr>
+              <w:t>МАСШТАБ</w:t>
+            </w:r>
+          </w:p>
+        </w:tc>
+        <w:tc>
+          <w:tcPr>
+            <w:tcW w:type="dxa" w:w="1514"/>
+            <w:shd w:val="clear" w:color="auto" w:fill="D9D9D9"/>
+          </w:tcPr>
+          <w:p>
+            <w:r/>
+            <w:r>
+              <w:rPr>
+                <w:rFonts w:ascii="Verdana" w:hAnsi="Verdana"/>
+                <w:b w:val="0"/>
+                <w:sz w:val="16"/>
+              </w:rPr>
+              <w:t>СИМВ.</w:t>
+            </w:r>
+          </w:p>
+        </w:tc>
+        <w:tc>
+          <w:tcPr>
+            <w:tcW w:type="dxa" w:w="1514"/>
+            <w:shd w:val="clear" w:color="auto" w:fill="D9D9D9"/>
+          </w:tcPr>
+          <w:p>
+            <w:r/>
+            <w:r>
+              <w:rPr>
+                <w:rFonts w:ascii="Verdana" w:hAnsi="Verdana"/>
+                <w:b w:val="0"/>
+                <w:sz w:val="16"/>
+              </w:rPr>
+              <w:t>ПРИМЕЧАНИЕ</w:t>
             </w:r>
           </w:p>
         </w:tc>
       </w:tr>
       <w:tr>
-        <w:tc>
-          <w:tcPr>
-            <w:tcW w:type="dxa" w:w="1514"/>
-          </w:tcPr>
-          <w:p>
-            <w:r/>
-            <w:r>
-              <w:rPr>
-                <w:rFonts w:ascii="Arial" w:hAnsi="Arial"/>
+        <w:trPr>
+          <w:cantSplit/>
+        </w:trPr>
+        <w:tc>
+          <w:tcPr>
+            <w:tcW w:type="dxa" w:w="1514"/>
+          </w:tcPr>
+          <w:p>
+            <w:r/>
+            <w:r>
+              <w:rPr>
+                <w:rFonts w:ascii="Verdana" w:hAnsi="Verdana"/>
                 <w:b w:val="0"/>
                 <w:sz w:val="16"/>
               </w:rPr>
@@ -261,7 +251,7 @@
             <w:r/>
             <w:r>
               <w:rPr>
-                <w:rFonts w:ascii="Arial" w:hAnsi="Arial"/>
+                <w:rFonts w:ascii="Verdana" w:hAnsi="Verdana"/>
                 <w:b w:val="0"/>
                 <w:sz w:val="16"/>
               </w:rPr>
@@ -277,7 +267,7 @@
             <w:r/>
             <w:r>
               <w:rPr>
-                <w:rFonts w:ascii="Arial" w:hAnsi="Arial"/>
+                <w:rFonts w:ascii="Verdana" w:hAnsi="Verdana"/>
                 <w:b w:val="0"/>
                 <w:sz w:val="16"/>
               </w:rPr>
@@ -293,7 +283,7 @@
             <w:r/>
             <w:r>
               <w:rPr>
-                <w:rFonts w:ascii="Arial" w:hAnsi="Arial"/>
+                <w:rFonts w:ascii="Verdana" w:hAnsi="Verdana"/>
                 <w:b w:val="0"/>
                 <w:sz w:val="16"/>
               </w:rPr>
@@ -309,7 +299,7 @@
             <w:r/>
             <w:r>
               <w:rPr>
-                <w:rFonts w:ascii="Arial" w:hAnsi="Arial"/>
+                <w:rFonts w:ascii="Verdana" w:hAnsi="Verdana"/>
                 <w:b w:val="0"/>
                 <w:sz w:val="16"/>
               </w:rPr>
@@ -325,7 +315,7 @@
             <w:r/>
             <w:r>
               <w:rPr>
-                <w:rFonts w:ascii="Arial" w:hAnsi="Arial"/>
+                <w:rFonts w:ascii="Verdana" w:hAnsi="Verdana"/>
                 <w:b w:val="0"/>
                 <w:sz w:val="16"/>
               </w:rPr>
@@ -341,7 +331,7 @@
             <w:r/>
             <w:r>
               <w:rPr>
-                <w:rFonts w:ascii="Arial" w:hAnsi="Arial"/>
+                <w:rFonts w:ascii="Verdana" w:hAnsi="Verdana"/>
                 <w:b w:val="0"/>
                 <w:sz w:val="16"/>
               </w:rPr>
@@ -357,7 +347,7 @@
             <w:r/>
             <w:r>
               <w:rPr>
-                <w:rFonts w:ascii="Arial" w:hAnsi="Arial"/>
+                <w:rFonts w:ascii="Verdana" w:hAnsi="Verdana"/>
                 <w:b w:val="0"/>
                 <w:sz w:val="16"/>
               </w:rPr>
@@ -373,7 +363,7 @@
             <w:r/>
             <w:r>
               <w:rPr>
-                <w:rFonts w:ascii="Arial" w:hAnsi="Arial"/>
+                <w:rFonts w:ascii="Verdana" w:hAnsi="Verdana"/>
                 <w:b w:val="0"/>
                 <w:sz w:val="16"/>
               </w:rPr>
@@ -389,7 +379,7 @@
             <w:r/>
             <w:r>
               <w:rPr>
-                <w:rFonts w:ascii="Arial" w:hAnsi="Arial"/>
+                <w:rFonts w:ascii="Verdana" w:hAnsi="Verdana"/>
                 <w:b w:val="0"/>
                 <w:sz w:val="16"/>
               </w:rPr>
@@ -398,15 +388,18 @@
         </w:tc>
       </w:tr>
       <w:tr>
-        <w:tc>
-          <w:tcPr>
-            <w:tcW w:type="dxa" w:w="1514"/>
-          </w:tcPr>
-          <w:p>
-            <w:r/>
-            <w:r>
-              <w:rPr>
-                <w:rFonts w:ascii="Arial" w:hAnsi="Arial"/>
+        <w:trPr>
+          <w:cantSplit/>
+        </w:trPr>
+        <w:tc>
+          <w:tcPr>
+            <w:tcW w:type="dxa" w:w="1514"/>
+          </w:tcPr>
+          <w:p>
+            <w:r/>
+            <w:r>
+              <w:rPr>
+                <w:rFonts w:ascii="Verdana" w:hAnsi="Verdana"/>
                 <w:b w:val="0"/>
                 <w:sz w:val="16"/>
               </w:rPr>
@@ -422,7 +415,7 @@
             <w:r/>
             <w:r>
               <w:rPr>
-                <w:rFonts w:ascii="Arial" w:hAnsi="Arial"/>
+                <w:rFonts w:ascii="Verdana" w:hAnsi="Verdana"/>
                 <w:b w:val="0"/>
                 <w:sz w:val="16"/>
               </w:rPr>
@@ -438,7 +431,7 @@
             <w:r/>
             <w:r>
               <w:rPr>
-                <w:rFonts w:ascii="Arial" w:hAnsi="Arial"/>
+                <w:rFonts w:ascii="Verdana" w:hAnsi="Verdana"/>
                 <w:b w:val="0"/>
                 <w:sz w:val="16"/>
               </w:rPr>
@@ -454,7 +447,7 @@
             <w:r/>
             <w:r>
               <w:rPr>
-                <w:rFonts w:ascii="Arial" w:hAnsi="Arial"/>
+                <w:rFonts w:ascii="Verdana" w:hAnsi="Verdana"/>
                 <w:b w:val="0"/>
                 <w:sz w:val="16"/>
               </w:rPr>
@@ -470,7 +463,7 @@
             <w:r/>
             <w:r>
               <w:rPr>
-                <w:rFonts w:ascii="Arial" w:hAnsi="Arial"/>
+                <w:rFonts w:ascii="Verdana" w:hAnsi="Verdana"/>
                 <w:b w:val="0"/>
                 <w:sz w:val="16"/>
               </w:rPr>
@@ -486,7 +479,7 @@
             <w:r/>
             <w:r>
               <w:rPr>
-                <w:rFonts w:ascii="Arial" w:hAnsi="Arial"/>
+                <w:rFonts w:ascii="Verdana" w:hAnsi="Verdana"/>
                 <w:b w:val="0"/>
                 <w:sz w:val="16"/>
               </w:rPr>
@@ -502,7 +495,7 @@
             <w:r/>
             <w:r>
               <w:rPr>
-                <w:rFonts w:ascii="Arial" w:hAnsi="Arial"/>
+                <w:rFonts w:ascii="Verdana" w:hAnsi="Verdana"/>
                 <w:b w:val="0"/>
                 <w:sz w:val="16"/>
               </w:rPr>
@@ -518,7 +511,7 @@
             <w:r/>
             <w:r>
               <w:rPr>
-                <w:rFonts w:ascii="Arial" w:hAnsi="Arial"/>
+                <w:rFonts w:ascii="Verdana" w:hAnsi="Verdana"/>
                 <w:b w:val="0"/>
                 <w:sz w:val="16"/>
               </w:rPr>
@@ -534,7 +527,7 @@
             <w:r/>
             <w:r>
               <w:rPr>
-                <w:rFonts w:ascii="Arial" w:hAnsi="Arial"/>
+                <w:rFonts w:ascii="Verdana" w:hAnsi="Verdana"/>
                 <w:b w:val="0"/>
                 <w:sz w:val="16"/>
               </w:rPr>
@@ -550,7 +543,7 @@
             <w:r/>
             <w:r>
               <w:rPr>
-                <w:rFonts w:ascii="Arial" w:hAnsi="Arial"/>
+                <w:rFonts w:ascii="Verdana" w:hAnsi="Verdana"/>
                 <w:b w:val="0"/>
                 <w:sz w:val="16"/>
               </w:rPr>
@@ -559,15 +552,18 @@
         </w:tc>
       </w:tr>
       <w:tr>
-        <w:tc>
-          <w:tcPr>
-            <w:tcW w:type="dxa" w:w="1514"/>
-          </w:tcPr>
-          <w:p>
-            <w:r/>
-            <w:r>
-              <w:rPr>
-                <w:rFonts w:ascii="Arial" w:hAnsi="Arial"/>
+        <w:trPr>
+          <w:cantSplit/>
+        </w:trPr>
+        <w:tc>
+          <w:tcPr>
+            <w:tcW w:type="dxa" w:w="1514"/>
+          </w:tcPr>
+          <w:p>
+            <w:r/>
+            <w:r>
+              <w:rPr>
+                <w:rFonts w:ascii="Verdana" w:hAnsi="Verdana"/>
                 <w:b w:val="0"/>
                 <w:sz w:val="16"/>
               </w:rPr>
@@ -583,7 +579,7 @@
             <w:r/>
             <w:r>
               <w:rPr>
-                <w:rFonts w:ascii="Arial" w:hAnsi="Arial"/>
+                <w:rFonts w:ascii="Verdana" w:hAnsi="Verdana"/>
                 <w:b w:val="0"/>
                 <w:sz w:val="16"/>
               </w:rPr>
@@ -599,7 +595,7 @@
             <w:r/>
             <w:r>
               <w:rPr>
-                <w:rFonts w:ascii="Arial" w:hAnsi="Arial"/>
+                <w:rFonts w:ascii="Verdana" w:hAnsi="Verdana"/>
                 <w:b w:val="0"/>
                 <w:sz w:val="16"/>
               </w:rPr>
@@ -615,7 +611,7 @@
             <w:r/>
             <w:r>
               <w:rPr>
-                <w:rFonts w:ascii="Arial" w:hAnsi="Arial"/>
+                <w:rFonts w:ascii="Verdana" w:hAnsi="Verdana"/>
                 <w:b w:val="0"/>
                 <w:sz w:val="16"/>
               </w:rPr>
@@ -631,7 +627,7 @@
             <w:r/>
             <w:r>
               <w:rPr>
-                <w:rFonts w:ascii="Arial" w:hAnsi="Arial"/>
+                <w:rFonts w:ascii="Verdana" w:hAnsi="Verdana"/>
                 <w:b w:val="0"/>
                 <w:sz w:val="16"/>
               </w:rPr>
@@ -647,7 +643,7 @@
             <w:r/>
             <w:r>
               <w:rPr>
-                <w:rFonts w:ascii="Arial" w:hAnsi="Arial"/>
+                <w:rFonts w:ascii="Verdana" w:hAnsi="Verdana"/>
                 <w:b w:val="0"/>
                 <w:sz w:val="16"/>
               </w:rPr>
@@ -663,7 +659,7 @@
             <w:r/>
             <w:r>
               <w:rPr>
-                <w:rFonts w:ascii="Arial" w:hAnsi="Arial"/>
+                <w:rFonts w:ascii="Verdana" w:hAnsi="Verdana"/>
                 <w:b w:val="0"/>
                 <w:sz w:val="16"/>
               </w:rPr>
@@ -679,7 +675,7 @@
             <w:r/>
             <w:r>
               <w:rPr>
-                <w:rFonts w:ascii="Arial" w:hAnsi="Arial"/>
+                <w:rFonts w:ascii="Verdana" w:hAnsi="Verdana"/>
                 <w:b w:val="0"/>
                 <w:sz w:val="16"/>
               </w:rPr>
@@ -695,7 +691,7 @@
             <w:r/>
             <w:r>
               <w:rPr>
-                <w:rFonts w:ascii="Arial" w:hAnsi="Arial"/>
+                <w:rFonts w:ascii="Verdana" w:hAnsi="Verdana"/>
                 <w:b w:val="0"/>
                 <w:sz w:val="16"/>
               </w:rPr>
@@ -711,7 +707,7 @@
             <w:r/>
             <w:r>
               <w:rPr>
-                <w:rFonts w:ascii="Arial" w:hAnsi="Arial"/>
+                <w:rFonts w:ascii="Verdana" w:hAnsi="Verdana"/>
                 <w:b w:val="0"/>
                 <w:sz w:val="16"/>
               </w:rPr>
@@ -720,15 +716,18 @@
         </w:tc>
       </w:tr>
       <w:tr>
-        <w:tc>
-          <w:tcPr>
-            <w:tcW w:type="dxa" w:w="1514"/>
-          </w:tcPr>
-          <w:p>
-            <w:r/>
-            <w:r>
-              <w:rPr>
-                <w:rFonts w:ascii="Arial" w:hAnsi="Arial"/>
+        <w:trPr>
+          <w:cantSplit/>
+        </w:trPr>
+        <w:tc>
+          <w:tcPr>
+            <w:tcW w:type="dxa" w:w="1514"/>
+          </w:tcPr>
+          <w:p>
+            <w:r/>
+            <w:r>
+              <w:rPr>
+                <w:rFonts w:ascii="Verdana" w:hAnsi="Verdana"/>
                 <w:b w:val="0"/>
                 <w:sz w:val="16"/>
               </w:rPr>
@@ -744,7 +743,7 @@
             <w:r/>
             <w:r>
               <w:rPr>
-                <w:rFonts w:ascii="Arial" w:hAnsi="Arial"/>
+                <w:rFonts w:ascii="Verdana" w:hAnsi="Verdana"/>
                 <w:b w:val="0"/>
                 <w:sz w:val="16"/>
               </w:rPr>
@@ -760,7 +759,7 @@
             <w:r/>
             <w:r>
               <w:rPr>
-                <w:rFonts w:ascii="Arial" w:hAnsi="Arial"/>
+                <w:rFonts w:ascii="Verdana" w:hAnsi="Verdana"/>
                 <w:b w:val="0"/>
                 <w:sz w:val="16"/>
               </w:rPr>
@@ -776,7 +775,7 @@
             <w:r/>
             <w:r>
               <w:rPr>
-                <w:rFonts w:ascii="Arial" w:hAnsi="Arial"/>
+                <w:rFonts w:ascii="Verdana" w:hAnsi="Verdana"/>
                 <w:b w:val="0"/>
                 <w:sz w:val="16"/>
               </w:rPr>
@@ -792,7 +791,7 @@
             <w:r/>
             <w:r>
               <w:rPr>
-                <w:rFonts w:ascii="Arial" w:hAnsi="Arial"/>
+                <w:rFonts w:ascii="Verdana" w:hAnsi="Verdana"/>
                 <w:b w:val="0"/>
                 <w:sz w:val="16"/>
               </w:rPr>
@@ -808,7 +807,7 @@
             <w:r/>
             <w:r>
               <w:rPr>
-                <w:rFonts w:ascii="Arial" w:hAnsi="Arial"/>
+                <w:rFonts w:ascii="Verdana" w:hAnsi="Verdana"/>
                 <w:b w:val="0"/>
                 <w:sz w:val="16"/>
               </w:rPr>
@@ -824,7 +823,7 @@
             <w:r/>
             <w:r>
               <w:rPr>
-                <w:rFonts w:ascii="Arial" w:hAnsi="Arial"/>
+                <w:rFonts w:ascii="Verdana" w:hAnsi="Verdana"/>
                 <w:b w:val="0"/>
                 <w:sz w:val="16"/>
               </w:rPr>
@@ -840,7 +839,7 @@
             <w:r/>
             <w:r>
               <w:rPr>
-                <w:rFonts w:ascii="Arial" w:hAnsi="Arial"/>
+                <w:rFonts w:ascii="Verdana" w:hAnsi="Verdana"/>
                 <w:b w:val="0"/>
                 <w:sz w:val="16"/>
               </w:rPr>
@@ -856,7 +855,7 @@
             <w:r/>
             <w:r>
               <w:rPr>
-                <w:rFonts w:ascii="Arial" w:hAnsi="Arial"/>
+                <w:rFonts w:ascii="Verdana" w:hAnsi="Verdana"/>
                 <w:b w:val="0"/>
                 <w:sz w:val="16"/>
               </w:rPr>
@@ -872,7 +871,7 @@
             <w:r/>
             <w:r>
               <w:rPr>
-                <w:rFonts w:ascii="Arial" w:hAnsi="Arial"/>
+                <w:rFonts w:ascii="Verdana" w:hAnsi="Verdana"/>
                 <w:b w:val="0"/>
                 <w:sz w:val="16"/>
               </w:rPr>
@@ -881,15 +880,18 @@
         </w:tc>
       </w:tr>
       <w:tr>
-        <w:tc>
-          <w:tcPr>
-            <w:tcW w:type="dxa" w:w="1514"/>
-          </w:tcPr>
-          <w:p>
-            <w:r/>
-            <w:r>
-              <w:rPr>
-                <w:rFonts w:ascii="Arial" w:hAnsi="Arial"/>
+        <w:trPr>
+          <w:cantSplit/>
+        </w:trPr>
+        <w:tc>
+          <w:tcPr>
+            <w:tcW w:type="dxa" w:w="1514"/>
+          </w:tcPr>
+          <w:p>
+            <w:r/>
+            <w:r>
+              <w:rPr>
+                <w:rFonts w:ascii="Verdana" w:hAnsi="Verdana"/>
                 <w:b w:val="0"/>
                 <w:sz w:val="16"/>
               </w:rPr>
@@ -905,7 +907,7 @@
             <w:r/>
             <w:r>
               <w:rPr>
-                <w:rFonts w:ascii="Arial" w:hAnsi="Arial"/>
+                <w:rFonts w:ascii="Verdana" w:hAnsi="Verdana"/>
                 <w:b w:val="0"/>
                 <w:sz w:val="16"/>
               </w:rPr>
@@ -921,7 +923,7 @@
             <w:r/>
             <w:r>
               <w:rPr>
-                <w:rFonts w:ascii="Arial" w:hAnsi="Arial"/>
+                <w:rFonts w:ascii="Verdana" w:hAnsi="Verdana"/>
                 <w:b w:val="0"/>
                 <w:sz w:val="16"/>
               </w:rPr>
@@ -937,7 +939,7 @@
             <w:r/>
             <w:r>
               <w:rPr>
-                <w:rFonts w:ascii="Arial" w:hAnsi="Arial"/>
+                <w:rFonts w:ascii="Verdana" w:hAnsi="Verdana"/>
                 <w:b w:val="0"/>
                 <w:sz w:val="16"/>
               </w:rPr>
@@ -953,7 +955,7 @@
             <w:r/>
             <w:r>
               <w:rPr>
-                <w:rFonts w:ascii="Arial" w:hAnsi="Arial"/>
+                <w:rFonts w:ascii="Verdana" w:hAnsi="Verdana"/>
                 <w:b w:val="0"/>
                 <w:sz w:val="16"/>
               </w:rPr>
@@ -969,7 +971,7 @@
             <w:r/>
             <w:r>
               <w:rPr>
-                <w:rFonts w:ascii="Arial" w:hAnsi="Arial"/>
+                <w:rFonts w:ascii="Verdana" w:hAnsi="Verdana"/>
                 <w:b w:val="0"/>
                 <w:sz w:val="16"/>
               </w:rPr>
@@ -985,7 +987,7 @@
             <w:r/>
             <w:r>
               <w:rPr>
-                <w:rFonts w:ascii="Arial" w:hAnsi="Arial"/>
+                <w:rFonts w:ascii="Verdana" w:hAnsi="Verdana"/>
                 <w:b w:val="0"/>
                 <w:sz w:val="16"/>
               </w:rPr>
@@ -1001,7 +1003,7 @@
             <w:r/>
             <w:r>
               <w:rPr>
-                <w:rFonts w:ascii="Arial" w:hAnsi="Arial"/>
+                <w:rFonts w:ascii="Verdana" w:hAnsi="Verdana"/>
                 <w:b w:val="0"/>
                 <w:sz w:val="16"/>
               </w:rPr>
@@ -1017,7 +1019,7 @@
             <w:r/>
             <w:r>
               <w:rPr>
-                <w:rFonts w:ascii="Arial" w:hAnsi="Arial"/>
+                <w:rFonts w:ascii="Verdana" w:hAnsi="Verdana"/>
                 <w:b w:val="0"/>
                 <w:sz w:val="16"/>
               </w:rPr>
@@ -1033,7 +1035,7 @@
             <w:r/>
             <w:r>
               <w:rPr>
-                <w:rFonts w:ascii="Arial" w:hAnsi="Arial"/>
+                <w:rFonts w:ascii="Verdana" w:hAnsi="Verdana"/>
                 <w:b w:val="0"/>
                 <w:sz w:val="16"/>
               </w:rPr>
@@ -1042,15 +1044,18 @@
         </w:tc>
       </w:tr>
       <w:tr>
-        <w:tc>
-          <w:tcPr>
-            <w:tcW w:type="dxa" w:w="1514"/>
-          </w:tcPr>
-          <w:p>
-            <w:r/>
-            <w:r>
-              <w:rPr>
-                <w:rFonts w:ascii="Arial" w:hAnsi="Arial"/>
+        <w:trPr>
+          <w:cantSplit/>
+        </w:trPr>
+        <w:tc>
+          <w:tcPr>
+            <w:tcW w:type="dxa" w:w="1514"/>
+          </w:tcPr>
+          <w:p>
+            <w:r/>
+            <w:r>
+              <w:rPr>
+                <w:rFonts w:ascii="Verdana" w:hAnsi="Verdana"/>
                 <w:b w:val="0"/>
                 <w:sz w:val="16"/>
               </w:rPr>
@@ -1066,7 +1071,7 @@
             <w:r/>
             <w:r>
               <w:rPr>
-                <w:rFonts w:ascii="Arial" w:hAnsi="Arial"/>
+                <w:rFonts w:ascii="Verdana" w:hAnsi="Verdana"/>
                 <w:b w:val="0"/>
                 <w:sz w:val="16"/>
               </w:rPr>
@@ -1082,7 +1087,7 @@
             <w:r/>
             <w:r>
               <w:rPr>
-                <w:rFonts w:ascii="Arial" w:hAnsi="Arial"/>
+                <w:rFonts w:ascii="Verdana" w:hAnsi="Verdana"/>
                 <w:b w:val="0"/>
                 <w:sz w:val="16"/>
               </w:rPr>
@@ -1098,7 +1103,7 @@
             <w:r/>
             <w:r>
               <w:rPr>
-                <w:rFonts w:ascii="Arial" w:hAnsi="Arial"/>
+                <w:rFonts w:ascii="Verdana" w:hAnsi="Verdana"/>
                 <w:b w:val="0"/>
                 <w:sz w:val="16"/>
               </w:rPr>
@@ -1114,7 +1119,7 @@
             <w:r/>
             <w:r>
               <w:rPr>
-                <w:rFonts w:ascii="Arial" w:hAnsi="Arial"/>
+                <w:rFonts w:ascii="Verdana" w:hAnsi="Verdana"/>
                 <w:b w:val="0"/>
                 <w:sz w:val="16"/>
               </w:rPr>
@@ -1130,7 +1135,7 @@
             <w:r/>
             <w:r>
               <w:rPr>
-                <w:rFonts w:ascii="Arial" w:hAnsi="Arial"/>
+                <w:rFonts w:ascii="Verdana" w:hAnsi="Verdana"/>
                 <w:b w:val="0"/>
                 <w:sz w:val="16"/>
               </w:rPr>
@@ -1146,7 +1151,7 @@
             <w:r/>
             <w:r>
               <w:rPr>
-                <w:rFonts w:ascii="Arial" w:hAnsi="Arial"/>
+                <w:rFonts w:ascii="Verdana" w:hAnsi="Verdana"/>
                 <w:b w:val="0"/>
                 <w:sz w:val="16"/>
               </w:rPr>
@@ -1162,7 +1167,7 @@
             <w:r/>
             <w:r>
               <w:rPr>
-                <w:rFonts w:ascii="Arial" w:hAnsi="Arial"/>
+                <w:rFonts w:ascii="Verdana" w:hAnsi="Verdana"/>
                 <w:b w:val="0"/>
                 <w:sz w:val="16"/>
               </w:rPr>
@@ -1178,7 +1183,7 @@
             <w:r/>
             <w:r>
               <w:rPr>
-                <w:rFonts w:ascii="Arial" w:hAnsi="Arial"/>
+                <w:rFonts w:ascii="Verdana" w:hAnsi="Verdana"/>
                 <w:b w:val="0"/>
                 <w:sz w:val="16"/>
               </w:rPr>
@@ -1194,7 +1199,7 @@
             <w:r/>
             <w:r>
               <w:rPr>
-                <w:rFonts w:ascii="Arial" w:hAnsi="Arial"/>
+                <w:rFonts w:ascii="Verdana" w:hAnsi="Verdana"/>
                 <w:b w:val="0"/>
                 <w:sz w:val="16"/>
               </w:rPr>
@@ -1203,15 +1208,18 @@
         </w:tc>
       </w:tr>
       <w:tr>
-        <w:tc>
-          <w:tcPr>
-            <w:tcW w:type="dxa" w:w="1514"/>
-          </w:tcPr>
-          <w:p>
-            <w:r/>
-            <w:r>
-              <w:rPr>
-                <w:rFonts w:ascii="Arial" w:hAnsi="Arial"/>
+        <w:trPr>
+          <w:cantSplit/>
+        </w:trPr>
+        <w:tc>
+          <w:tcPr>
+            <w:tcW w:type="dxa" w:w="1514"/>
+          </w:tcPr>
+          <w:p>
+            <w:r/>
+            <w:r>
+              <w:rPr>
+                <w:rFonts w:ascii="Verdana" w:hAnsi="Verdana"/>
                 <w:b w:val="0"/>
                 <w:sz w:val="16"/>
               </w:rPr>
@@ -1227,7 +1235,7 @@
             <w:r/>
             <w:r>
               <w:rPr>
-                <w:rFonts w:ascii="Arial" w:hAnsi="Arial"/>
+                <w:rFonts w:ascii="Verdana" w:hAnsi="Verdana"/>
                 <w:b w:val="0"/>
                 <w:sz w:val="16"/>
               </w:rPr>
@@ -1243,7 +1251,7 @@
             <w:r/>
             <w:r>
               <w:rPr>
-                <w:rFonts w:ascii="Arial" w:hAnsi="Arial"/>
+                <w:rFonts w:ascii="Verdana" w:hAnsi="Verdana"/>
                 <w:b w:val="0"/>
                 <w:sz w:val="16"/>
               </w:rPr>
@@ -1259,7 +1267,7 @@
             <w:r/>
             <w:r>
               <w:rPr>
-                <w:rFonts w:ascii="Arial" w:hAnsi="Arial"/>
+                <w:rFonts w:ascii="Verdana" w:hAnsi="Verdana"/>
                 <w:b w:val="0"/>
                 <w:sz w:val="16"/>
               </w:rPr>
@@ -1275,7 +1283,7 @@
             <w:r/>
             <w:r>
               <w:rPr>
-                <w:rFonts w:ascii="Arial" w:hAnsi="Arial"/>
+                <w:rFonts w:ascii="Verdana" w:hAnsi="Verdana"/>
                 <w:b w:val="0"/>
                 <w:sz w:val="16"/>
               </w:rPr>
@@ -1291,7 +1299,7 @@
             <w:r/>
             <w:r>
               <w:rPr>
-                <w:rFonts w:ascii="Arial" w:hAnsi="Arial"/>
+                <w:rFonts w:ascii="Verdana" w:hAnsi="Verdana"/>
                 <w:b w:val="0"/>
                 <w:sz w:val="16"/>
               </w:rPr>
@@ -1307,7 +1315,7 @@
             <w:r/>
             <w:r>
               <w:rPr>
-                <w:rFonts w:ascii="Arial" w:hAnsi="Arial"/>
+                <w:rFonts w:ascii="Verdana" w:hAnsi="Verdana"/>
                 <w:b w:val="0"/>
                 <w:sz w:val="16"/>
               </w:rPr>
@@ -1323,7 +1331,7 @@
             <w:r/>
             <w:r>
               <w:rPr>
-                <w:rFonts w:ascii="Arial" w:hAnsi="Arial"/>
+                <w:rFonts w:ascii="Verdana" w:hAnsi="Verdana"/>
                 <w:b w:val="0"/>
                 <w:sz w:val="16"/>
               </w:rPr>
@@ -1339,7 +1347,7 @@
             <w:r/>
             <w:r>
               <w:rPr>
-                <w:rFonts w:ascii="Arial" w:hAnsi="Arial"/>
+                <w:rFonts w:ascii="Verdana" w:hAnsi="Verdana"/>
                 <w:b w:val="0"/>
                 <w:sz w:val="16"/>
               </w:rPr>
@@ -1355,7 +1363,7 @@
             <w:r/>
             <w:r>
               <w:rPr>
-                <w:rFonts w:ascii="Arial" w:hAnsi="Arial"/>
+                <w:rFonts w:ascii="Verdana" w:hAnsi="Verdana"/>
                 <w:b w:val="0"/>
                 <w:sz w:val="16"/>
               </w:rPr>
@@ -1364,15 +1372,18 @@
         </w:tc>
       </w:tr>
       <w:tr>
-        <w:tc>
-          <w:tcPr>
-            <w:tcW w:type="dxa" w:w="1514"/>
-          </w:tcPr>
-          <w:p>
-            <w:r/>
-            <w:r>
-              <w:rPr>
-                <w:rFonts w:ascii="Arial" w:hAnsi="Arial"/>
+        <w:trPr>
+          <w:cantSplit/>
+        </w:trPr>
+        <w:tc>
+          <w:tcPr>
+            <w:tcW w:type="dxa" w:w="1514"/>
+          </w:tcPr>
+          <w:p>
+            <w:r/>
+            <w:r>
+              <w:rPr>
+                <w:rFonts w:ascii="Verdana" w:hAnsi="Verdana"/>
                 <w:b w:val="0"/>
                 <w:sz w:val="16"/>
               </w:rPr>
@@ -1388,7 +1399,7 @@
             <w:r/>
             <w:r>
               <w:rPr>
-                <w:rFonts w:ascii="Arial" w:hAnsi="Arial"/>
+                <w:rFonts w:ascii="Verdana" w:hAnsi="Verdana"/>
                 <w:b w:val="0"/>
                 <w:sz w:val="16"/>
               </w:rPr>
@@ -1404,7 +1415,7 @@
             <w:r/>
             <w:r>
               <w:rPr>
-                <w:rFonts w:ascii="Arial" w:hAnsi="Arial"/>
+                <w:rFonts w:ascii="Verdana" w:hAnsi="Verdana"/>
                 <w:b w:val="0"/>
                 <w:sz w:val="16"/>
               </w:rPr>
@@ -1420,7 +1431,7 @@
             <w:r/>
             <w:r>
               <w:rPr>
-                <w:rFonts w:ascii="Arial" w:hAnsi="Arial"/>
+                <w:rFonts w:ascii="Verdana" w:hAnsi="Verdana"/>
                 <w:b w:val="0"/>
                 <w:sz w:val="16"/>
               </w:rPr>
@@ -1436,7 +1447,7 @@
             <w:r/>
             <w:r>
               <w:rPr>
-                <w:rFonts w:ascii="Arial" w:hAnsi="Arial"/>
+                <w:rFonts w:ascii="Verdana" w:hAnsi="Verdana"/>
                 <w:b w:val="0"/>
                 <w:sz w:val="16"/>
               </w:rPr>
@@ -1452,7 +1463,7 @@
             <w:r/>
             <w:r>
               <w:rPr>
-                <w:rFonts w:ascii="Arial" w:hAnsi="Arial"/>
+                <w:rFonts w:ascii="Verdana" w:hAnsi="Verdana"/>
                 <w:b w:val="0"/>
                 <w:sz w:val="16"/>
               </w:rPr>
@@ -1468,7 +1479,7 @@
             <w:r/>
             <w:r>
               <w:rPr>
-                <w:rFonts w:ascii="Arial" w:hAnsi="Arial"/>
+                <w:rFonts w:ascii="Verdana" w:hAnsi="Verdana"/>
                 <w:b w:val="0"/>
                 <w:sz w:val="16"/>
               </w:rPr>
@@ -1484,7 +1495,7 @@
             <w:r/>
             <w:r>
               <w:rPr>
-                <w:rFonts w:ascii="Arial" w:hAnsi="Arial"/>
+                <w:rFonts w:ascii="Verdana" w:hAnsi="Verdana"/>
                 <w:b w:val="0"/>
                 <w:sz w:val="16"/>
               </w:rPr>
@@ -1500,7 +1511,7 @@
             <w:r/>
             <w:r>
               <w:rPr>
-                <w:rFonts w:ascii="Arial" w:hAnsi="Arial"/>
+                <w:rFonts w:ascii="Verdana" w:hAnsi="Verdana"/>
                 <w:b w:val="0"/>
                 <w:sz w:val="16"/>
               </w:rPr>
@@ -1516,7 +1527,7 @@
             <w:r/>
             <w:r>
               <w:rPr>
-                <w:rFonts w:ascii="Arial" w:hAnsi="Arial"/>
+                <w:rFonts w:ascii="Verdana" w:hAnsi="Verdana"/>
                 <w:b w:val="0"/>
                 <w:sz w:val="16"/>
               </w:rPr>
@@ -1525,15 +1536,18 @@
         </w:tc>
       </w:tr>
       <w:tr>
-        <w:tc>
-          <w:tcPr>
-            <w:tcW w:type="dxa" w:w="1514"/>
-          </w:tcPr>
-          <w:p>
-            <w:r/>
-            <w:r>
-              <w:rPr>
-                <w:rFonts w:ascii="Arial" w:hAnsi="Arial"/>
+        <w:trPr>
+          <w:cantSplit/>
+        </w:trPr>
+        <w:tc>
+          <w:tcPr>
+            <w:tcW w:type="dxa" w:w="1514"/>
+          </w:tcPr>
+          <w:p>
+            <w:r/>
+            <w:r>
+              <w:rPr>
+                <w:rFonts w:ascii="Verdana" w:hAnsi="Verdana"/>
                 <w:b w:val="0"/>
                 <w:sz w:val="16"/>
               </w:rPr>
@@ -1549,7 +1563,7 @@
             <w:r/>
             <w:r>
               <w:rPr>
-                <w:rFonts w:ascii="Arial" w:hAnsi="Arial"/>
+                <w:rFonts w:ascii="Verdana" w:hAnsi="Verdana"/>
                 <w:b w:val="0"/>
                 <w:sz w:val="16"/>
               </w:rPr>
@@ -1565,7 +1579,7 @@
             <w:r/>
             <w:r>
               <w:rPr>
-                <w:rFonts w:ascii="Arial" w:hAnsi="Arial"/>
+                <w:rFonts w:ascii="Verdana" w:hAnsi="Verdana"/>
                 <w:b w:val="0"/>
                 <w:sz w:val="16"/>
               </w:rPr>
@@ -1581,7 +1595,7 @@
             <w:r/>
             <w:r>
               <w:rPr>
-                <w:rFonts w:ascii="Arial" w:hAnsi="Arial"/>
+                <w:rFonts w:ascii="Verdana" w:hAnsi="Verdana"/>
                 <w:b w:val="0"/>
                 <w:sz w:val="16"/>
               </w:rPr>
@@ -1597,7 +1611,7 @@
             <w:r/>
             <w:r>
               <w:rPr>
-                <w:rFonts w:ascii="Arial" w:hAnsi="Arial"/>
+                <w:rFonts w:ascii="Verdana" w:hAnsi="Verdana"/>
                 <w:b w:val="0"/>
                 <w:sz w:val="16"/>
               </w:rPr>
@@ -1613,7 +1627,7 @@
             <w:r/>
             <w:r>
               <w:rPr>
-                <w:rFonts w:ascii="Arial" w:hAnsi="Arial"/>
+                <w:rFonts w:ascii="Verdana" w:hAnsi="Verdana"/>
                 <w:b w:val="0"/>
                 <w:sz w:val="16"/>
               </w:rPr>
@@ -1629,7 +1643,7 @@
             <w:r/>
             <w:r>
               <w:rPr>
-                <w:rFonts w:ascii="Arial" w:hAnsi="Arial"/>
+                <w:rFonts w:ascii="Verdana" w:hAnsi="Verdana"/>
                 <w:b w:val="0"/>
                 <w:sz w:val="16"/>
               </w:rPr>
@@ -1645,7 +1659,7 @@
             <w:r/>
             <w:r>
               <w:rPr>
-                <w:rFonts w:ascii="Arial" w:hAnsi="Arial"/>
+                <w:rFonts w:ascii="Verdana" w:hAnsi="Verdana"/>
                 <w:b w:val="0"/>
                 <w:sz w:val="16"/>
               </w:rPr>
@@ -1661,7 +1675,7 @@
             <w:r/>
             <w:r>
               <w:rPr>
-                <w:rFonts w:ascii="Arial" w:hAnsi="Arial"/>
+                <w:rFonts w:ascii="Verdana" w:hAnsi="Verdana"/>
                 <w:b w:val="0"/>
                 <w:sz w:val="16"/>
               </w:rPr>
@@ -1677,7 +1691,7 @@
             <w:r/>
             <w:r>
               <w:rPr>
-                <w:rFonts w:ascii="Arial" w:hAnsi="Arial"/>
+                <w:rFonts w:ascii="Verdana" w:hAnsi="Verdana"/>
                 <w:b w:val="0"/>
                 <w:sz w:val="16"/>
               </w:rPr>
@@ -1687,15 +1701,18 @@
         </w:tc>
       </w:tr>
       <w:tr>
-        <w:tc>
-          <w:tcPr>
-            <w:tcW w:type="dxa" w:w="1514"/>
-          </w:tcPr>
-          <w:p>
-            <w:r/>
-            <w:r>
-              <w:rPr>
-                <w:rFonts w:ascii="Arial" w:hAnsi="Arial"/>
+        <w:trPr>
+          <w:cantSplit/>
+        </w:trPr>
+        <w:tc>
+          <w:tcPr>
+            <w:tcW w:type="dxa" w:w="1514"/>
+          </w:tcPr>
+          <w:p>
+            <w:r/>
+            <w:r>
+              <w:rPr>
+                <w:rFonts w:ascii="Verdana" w:hAnsi="Verdana"/>
                 <w:b w:val="0"/>
                 <w:sz w:val="16"/>
               </w:rPr>
@@ -1711,7 +1728,7 @@
             <w:r/>
             <w:r>
               <w:rPr>
-                <w:rFonts w:ascii="Arial" w:hAnsi="Arial"/>
+                <w:rFonts w:ascii="Verdana" w:hAnsi="Verdana"/>
                 <w:b w:val="0"/>
                 <w:sz w:val="16"/>
               </w:rPr>
@@ -1727,7 +1744,7 @@
             <w:r/>
             <w:r>
               <w:rPr>
-                <w:rFonts w:ascii="Arial" w:hAnsi="Arial"/>
+                <w:rFonts w:ascii="Verdana" w:hAnsi="Verdana"/>
                 <w:b w:val="0"/>
                 <w:sz w:val="16"/>
               </w:rPr>
@@ -1743,7 +1760,7 @@
             <w:r/>
             <w:r>
               <w:rPr>
-                <w:rFonts w:ascii="Arial" w:hAnsi="Arial"/>
+                <w:rFonts w:ascii="Verdana" w:hAnsi="Verdana"/>
                 <w:b w:val="0"/>
                 <w:sz w:val="16"/>
               </w:rPr>
@@ -1759,7 +1776,7 @@
             <w:r/>
             <w:r>
               <w:rPr>
-                <w:rFonts w:ascii="Arial" w:hAnsi="Arial"/>
+                <w:rFonts w:ascii="Verdana" w:hAnsi="Verdana"/>
                 <w:b w:val="0"/>
                 <w:sz w:val="16"/>
               </w:rPr>
@@ -1775,7 +1792,7 @@
             <w:r/>
             <w:r>
               <w:rPr>
-                <w:rFonts w:ascii="Arial" w:hAnsi="Arial"/>
+                <w:rFonts w:ascii="Verdana" w:hAnsi="Verdana"/>
                 <w:b w:val="0"/>
                 <w:sz w:val="16"/>
               </w:rPr>
@@ -1791,7 +1808,7 @@
             <w:r/>
             <w:r>
               <w:rPr>
-                <w:rFonts w:ascii="Arial" w:hAnsi="Arial"/>
+                <w:rFonts w:ascii="Verdana" w:hAnsi="Verdana"/>
                 <w:b w:val="0"/>
                 <w:sz w:val="16"/>
               </w:rPr>
@@ -1807,7 +1824,7 @@
             <w:r/>
             <w:r>
               <w:rPr>
-                <w:rFonts w:ascii="Arial" w:hAnsi="Arial"/>
+                <w:rFonts w:ascii="Verdana" w:hAnsi="Verdana"/>
                 <w:b w:val="0"/>
                 <w:sz w:val="16"/>
               </w:rPr>
@@ -1823,7 +1840,7 @@
             <w:r/>
             <w:r>
               <w:rPr>
-                <w:rFonts w:ascii="Arial" w:hAnsi="Arial"/>
+                <w:rFonts w:ascii="Verdana" w:hAnsi="Verdana"/>
                 <w:b w:val="0"/>
                 <w:sz w:val="16"/>
               </w:rPr>
@@ -1839,7 +1856,7 @@
             <w:r/>
             <w:r>
               <w:rPr>
-                <w:rFonts w:ascii="Arial" w:hAnsi="Arial"/>
+                <w:rFonts w:ascii="Verdana" w:hAnsi="Verdana"/>
                 <w:b w:val="0"/>
                 <w:sz w:val="16"/>
               </w:rPr>
@@ -1849,15 +1866,18 @@
         </w:tc>
       </w:tr>
       <w:tr>
-        <w:tc>
-          <w:tcPr>
-            <w:tcW w:type="dxa" w:w="1514"/>
-          </w:tcPr>
-          <w:p>
-            <w:r/>
-            <w:r>
-              <w:rPr>
-                <w:rFonts w:ascii="Arial" w:hAnsi="Arial"/>
+        <w:trPr>
+          <w:cantSplit/>
+        </w:trPr>
+        <w:tc>
+          <w:tcPr>
+            <w:tcW w:type="dxa" w:w="1514"/>
+          </w:tcPr>
+          <w:p>
+            <w:r/>
+            <w:r>
+              <w:rPr>
+                <w:rFonts w:ascii="Verdana" w:hAnsi="Verdana"/>
                 <w:b w:val="0"/>
                 <w:sz w:val="16"/>
               </w:rPr>
@@ -1873,7 +1893,7 @@
             <w:r/>
             <w:r>
               <w:rPr>
-                <w:rFonts w:ascii="Arial" w:hAnsi="Arial"/>
+                <w:rFonts w:ascii="Verdana" w:hAnsi="Verdana"/>
                 <w:b w:val="0"/>
                 <w:sz w:val="16"/>
               </w:rPr>
@@ -1889,7 +1909,7 @@
             <w:r/>
             <w:r>
               <w:rPr>
-                <w:rFonts w:ascii="Arial" w:hAnsi="Arial"/>
+                <w:rFonts w:ascii="Verdana" w:hAnsi="Verdana"/>
                 <w:b w:val="0"/>
                 <w:sz w:val="16"/>
               </w:rPr>
@@ -1905,7 +1925,7 @@
             <w:r/>
             <w:r>
               <w:rPr>
-                <w:rFonts w:ascii="Arial" w:hAnsi="Arial"/>
+                <w:rFonts w:ascii="Verdana" w:hAnsi="Verdana"/>
                 <w:b w:val="0"/>
                 <w:sz w:val="16"/>
               </w:rPr>
@@ -1921,7 +1941,7 @@
             <w:r/>
             <w:r>
               <w:rPr>
-                <w:rFonts w:ascii="Arial" w:hAnsi="Arial"/>
+                <w:rFonts w:ascii="Verdana" w:hAnsi="Verdana"/>
                 <w:b w:val="0"/>
                 <w:sz w:val="16"/>
               </w:rPr>
@@ -1937,7 +1957,7 @@
             <w:r/>
             <w:r>
               <w:rPr>
-                <w:rFonts w:ascii="Arial" w:hAnsi="Arial"/>
+                <w:rFonts w:ascii="Verdana" w:hAnsi="Verdana"/>
                 <w:b w:val="0"/>
                 <w:sz w:val="16"/>
               </w:rPr>
@@ -1953,7 +1973,7 @@
             <w:r/>
             <w:r>
               <w:rPr>
-                <w:rFonts w:ascii="Arial" w:hAnsi="Arial"/>
+                <w:rFonts w:ascii="Verdana" w:hAnsi="Verdana"/>
                 <w:b w:val="0"/>
                 <w:sz w:val="16"/>
               </w:rPr>
@@ -1969,7 +1989,7 @@
             <w:r/>
             <w:r>
               <w:rPr>
-                <w:rFonts w:ascii="Arial" w:hAnsi="Arial"/>
+                <w:rFonts w:ascii="Verdana" w:hAnsi="Verdana"/>
                 <w:b w:val="0"/>
                 <w:sz w:val="16"/>
               </w:rPr>
@@ -1985,7 +2005,7 @@
             <w:r/>
             <w:r>
               <w:rPr>
-                <w:rFonts w:ascii="Arial" w:hAnsi="Arial"/>
+                <w:rFonts w:ascii="Verdana" w:hAnsi="Verdana"/>
                 <w:b w:val="0"/>
                 <w:sz w:val="16"/>
               </w:rPr>
@@ -2001,7 +2021,7 @@
             <w:r/>
             <w:r>
               <w:rPr>
-                <w:rFonts w:ascii="Arial" w:hAnsi="Arial"/>
+                <w:rFonts w:ascii="Verdana" w:hAnsi="Verdana"/>
                 <w:b w:val="0"/>
                 <w:sz w:val="16"/>
               </w:rPr>
@@ -2010,15 +2030,18 @@
         </w:tc>
       </w:tr>
       <w:tr>
-        <w:tc>
-          <w:tcPr>
-            <w:tcW w:type="dxa" w:w="1514"/>
-          </w:tcPr>
-          <w:p>
-            <w:r/>
-            <w:r>
-              <w:rPr>
-                <w:rFonts w:ascii="Arial" w:hAnsi="Arial"/>
+        <w:trPr>
+          <w:cantSplit/>
+        </w:trPr>
+        <w:tc>
+          <w:tcPr>
+            <w:tcW w:type="dxa" w:w="1514"/>
+          </w:tcPr>
+          <w:p>
+            <w:r/>
+            <w:r>
+              <w:rPr>
+                <w:rFonts w:ascii="Verdana" w:hAnsi="Verdana"/>
                 <w:b w:val="0"/>
                 <w:sz w:val="16"/>
               </w:rPr>
@@ -2034,7 +2057,7 @@
             <w:r/>
             <w:r>
               <w:rPr>
-                <w:rFonts w:ascii="Arial" w:hAnsi="Arial"/>
+                <w:rFonts w:ascii="Verdana" w:hAnsi="Verdana"/>
                 <w:b w:val="0"/>
                 <w:sz w:val="16"/>
               </w:rPr>
@@ -2050,7 +2073,7 @@
             <w:r/>
             <w:r>
               <w:rPr>
-                <w:rFonts w:ascii="Arial" w:hAnsi="Arial"/>
+                <w:rFonts w:ascii="Verdana" w:hAnsi="Verdana"/>
                 <w:b w:val="0"/>
                 <w:sz w:val="16"/>
               </w:rPr>
@@ -2066,7 +2089,7 @@
             <w:r/>
             <w:r>
               <w:rPr>
-                <w:rFonts w:ascii="Arial" w:hAnsi="Arial"/>
+                <w:rFonts w:ascii="Verdana" w:hAnsi="Verdana"/>
                 <w:b w:val="0"/>
                 <w:sz w:val="16"/>
               </w:rPr>
@@ -2082,7 +2105,7 @@
             <w:r/>
             <w:r>
               <w:rPr>
-                <w:rFonts w:ascii="Arial" w:hAnsi="Arial"/>
+                <w:rFonts w:ascii="Verdana" w:hAnsi="Verdana"/>
                 <w:b w:val="0"/>
                 <w:sz w:val="16"/>
               </w:rPr>
@@ -2098,7 +2121,7 @@
             <w:r/>
             <w:r>
               <w:rPr>
-                <w:rFonts w:ascii="Arial" w:hAnsi="Arial"/>
+                <w:rFonts w:ascii="Verdana" w:hAnsi="Verdana"/>
                 <w:b w:val="0"/>
                 <w:sz w:val="16"/>
               </w:rPr>
@@ -2114,7 +2137,7 @@
             <w:r/>
             <w:r>
               <w:rPr>
-                <w:rFonts w:ascii="Arial" w:hAnsi="Arial"/>
+                <w:rFonts w:ascii="Verdana" w:hAnsi="Verdana"/>
                 <w:b w:val="0"/>
                 <w:sz w:val="16"/>
               </w:rPr>
@@ -2130,7 +2153,7 @@
             <w:r/>
             <w:r>
               <w:rPr>
-                <w:rFonts w:ascii="Arial" w:hAnsi="Arial"/>
+                <w:rFonts w:ascii="Verdana" w:hAnsi="Verdana"/>
                 <w:b w:val="0"/>
                 <w:sz w:val="16"/>
               </w:rPr>
@@ -2146,7 +2169,7 @@
             <w:r/>
             <w:r>
               <w:rPr>
-                <w:rFonts w:ascii="Arial" w:hAnsi="Arial"/>
+                <w:rFonts w:ascii="Verdana" w:hAnsi="Verdana"/>
                 <w:b w:val="0"/>
                 <w:sz w:val="16"/>
               </w:rPr>
@@ -2162,7 +2185,7 @@
             <w:r/>
             <w:r>
               <w:rPr>
-                <w:rFonts w:ascii="Arial" w:hAnsi="Arial"/>
+                <w:rFonts w:ascii="Verdana" w:hAnsi="Verdana"/>
                 <w:b w:val="0"/>
                 <w:sz w:val="16"/>
               </w:rPr>
@@ -2171,15 +2194,18 @@
         </w:tc>
       </w:tr>
       <w:tr>
-        <w:tc>
-          <w:tcPr>
-            <w:tcW w:type="dxa" w:w="1514"/>
-          </w:tcPr>
-          <w:p>
-            <w:r/>
-            <w:r>
-              <w:rPr>
-                <w:rFonts w:ascii="Arial" w:hAnsi="Arial"/>
+        <w:trPr>
+          <w:cantSplit/>
+        </w:trPr>
+        <w:tc>
+          <w:tcPr>
+            <w:tcW w:type="dxa" w:w="1514"/>
+          </w:tcPr>
+          <w:p>
+            <w:r/>
+            <w:r>
+              <w:rPr>
+                <w:rFonts w:ascii="Verdana" w:hAnsi="Verdana"/>
                 <w:b w:val="0"/>
                 <w:sz w:val="16"/>
               </w:rPr>
@@ -2195,7 +2221,7 @@
             <w:r/>
             <w:r>
               <w:rPr>
-                <w:rFonts w:ascii="Arial" w:hAnsi="Arial"/>
+                <w:rFonts w:ascii="Verdana" w:hAnsi="Verdana"/>
                 <w:b w:val="0"/>
                 <w:sz w:val="16"/>
               </w:rPr>
@@ -2211,7 +2237,7 @@
             <w:r/>
             <w:r>
               <w:rPr>
-                <w:rFonts w:ascii="Arial" w:hAnsi="Arial"/>
+                <w:rFonts w:ascii="Verdana" w:hAnsi="Verdana"/>
                 <w:b w:val="0"/>
                 <w:sz w:val="16"/>
               </w:rPr>
@@ -2227,7 +2253,7 @@
             <w:r/>
             <w:r>
               <w:rPr>
-                <w:rFonts w:ascii="Arial" w:hAnsi="Arial"/>
+                <w:rFonts w:ascii="Verdana" w:hAnsi="Verdana"/>
                 <w:b w:val="0"/>
                 <w:sz w:val="16"/>
               </w:rPr>
@@ -2243,7 +2269,7 @@
             <w:r/>
             <w:r>
               <w:rPr>
-                <w:rFonts w:ascii="Arial" w:hAnsi="Arial"/>
+                <w:rFonts w:ascii="Verdana" w:hAnsi="Verdana"/>
                 <w:b w:val="0"/>
                 <w:sz w:val="16"/>
               </w:rPr>
@@ -2259,7 +2285,7 @@
             <w:r/>
             <w:r>
               <w:rPr>
-                <w:rFonts w:ascii="Arial" w:hAnsi="Arial"/>
+                <w:rFonts w:ascii="Verdana" w:hAnsi="Verdana"/>
                 <w:b w:val="0"/>
                 <w:sz w:val="16"/>
               </w:rPr>
@@ -2275,7 +2301,7 @@
             <w:r/>
             <w:r>
               <w:rPr>
-                <w:rFonts w:ascii="Arial" w:hAnsi="Arial"/>
+                <w:rFonts w:ascii="Verdana" w:hAnsi="Verdana"/>
                 <w:b w:val="0"/>
                 <w:sz w:val="16"/>
               </w:rPr>
@@ -2291,7 +2317,7 @@
             <w:r/>
             <w:r>
               <w:rPr>
-                <w:rFonts w:ascii="Arial" w:hAnsi="Arial"/>
+                <w:rFonts w:ascii="Verdana" w:hAnsi="Verdana"/>
                 <w:b w:val="0"/>
                 <w:sz w:val="16"/>
               </w:rPr>
@@ -2307,7 +2333,7 @@
             <w:r/>
             <w:r>
               <w:rPr>
-                <w:rFonts w:ascii="Arial" w:hAnsi="Arial"/>
+                <w:rFonts w:ascii="Verdana" w:hAnsi="Verdana"/>
                 <w:b w:val="0"/>
                 <w:sz w:val="16"/>
               </w:rPr>
@@ -2323,7 +2349,7 @@
             <w:r/>
             <w:r>
               <w:rPr>
-                <w:rFonts w:ascii="Arial" w:hAnsi="Arial"/>
+                <w:rFonts w:ascii="Verdana" w:hAnsi="Verdana"/>
                 <w:b w:val="0"/>
                 <w:sz w:val="16"/>
               </w:rPr>
@@ -2332,15 +2358,18 @@
         </w:tc>
       </w:tr>
       <w:tr>
-        <w:tc>
-          <w:tcPr>
-            <w:tcW w:type="dxa" w:w="1514"/>
-          </w:tcPr>
-          <w:p>
-            <w:r/>
-            <w:r>
-              <w:rPr>
-                <w:rFonts w:ascii="Arial" w:hAnsi="Arial"/>
+        <w:trPr>
+          <w:cantSplit/>
+        </w:trPr>
+        <w:tc>
+          <w:tcPr>
+            <w:tcW w:type="dxa" w:w="1514"/>
+          </w:tcPr>
+          <w:p>
+            <w:r/>
+            <w:r>
+              <w:rPr>
+                <w:rFonts w:ascii="Verdana" w:hAnsi="Verdana"/>
                 <w:b w:val="0"/>
                 <w:sz w:val="16"/>
               </w:rPr>
@@ -2356,7 +2385,7 @@
             <w:r/>
             <w:r>
               <w:rPr>
-                <w:rFonts w:ascii="Arial" w:hAnsi="Arial"/>
+                <w:rFonts w:ascii="Verdana" w:hAnsi="Verdana"/>
                 <w:b w:val="0"/>
                 <w:sz w:val="16"/>
               </w:rPr>
@@ -2372,7 +2401,7 @@
             <w:r/>
             <w:r>
               <w:rPr>
-                <w:rFonts w:ascii="Arial" w:hAnsi="Arial"/>
+                <w:rFonts w:ascii="Verdana" w:hAnsi="Verdana"/>
                 <w:b w:val="0"/>
                 <w:sz w:val="16"/>
               </w:rPr>
@@ -2388,7 +2417,7 @@
             <w:r/>
             <w:r>
               <w:rPr>
-                <w:rFonts w:ascii="Arial" w:hAnsi="Arial"/>
+                <w:rFonts w:ascii="Verdana" w:hAnsi="Verdana"/>
                 <w:b w:val="0"/>
                 <w:sz w:val="16"/>
               </w:rPr>
@@ -2404,7 +2433,7 @@
             <w:r/>
             <w:r>
               <w:rPr>
-                <w:rFonts w:ascii="Arial" w:hAnsi="Arial"/>
+                <w:rFonts w:ascii="Verdana" w:hAnsi="Verdana"/>
                 <w:b w:val="0"/>
                 <w:sz w:val="16"/>
               </w:rPr>
@@ -2420,7 +2449,7 @@
             <w:r/>
             <w:r>
               <w:rPr>
-                <w:rFonts w:ascii="Arial" w:hAnsi="Arial"/>
+                <w:rFonts w:ascii="Verdana" w:hAnsi="Verdana"/>
                 <w:b w:val="0"/>
                 <w:sz w:val="16"/>
               </w:rPr>
@@ -2436,7 +2465,7 @@
             <w:r/>
             <w:r>
               <w:rPr>
-                <w:rFonts w:ascii="Arial" w:hAnsi="Arial"/>
+                <w:rFonts w:ascii="Verdana" w:hAnsi="Verdana"/>
                 <w:b w:val="0"/>
                 <w:sz w:val="16"/>
               </w:rPr>
@@ -2452,7 +2481,7 @@
             <w:r/>
             <w:r>
               <w:rPr>
-                <w:rFonts w:ascii="Arial" w:hAnsi="Arial"/>
+                <w:rFonts w:ascii="Verdana" w:hAnsi="Verdana"/>
                 <w:b w:val="0"/>
                 <w:sz w:val="16"/>
               </w:rPr>
@@ -2468,7 +2497,7 @@
             <w:r/>
             <w:r>
               <w:rPr>
-                <w:rFonts w:ascii="Arial" w:hAnsi="Arial"/>
+                <w:rFonts w:ascii="Verdana" w:hAnsi="Verdana"/>
                 <w:b w:val="0"/>
                 <w:sz w:val="16"/>
               </w:rPr>
@@ -2484,7 +2513,7 @@
             <w:r/>
             <w:r>
               <w:rPr>
-                <w:rFonts w:ascii="Arial" w:hAnsi="Arial"/>
+                <w:rFonts w:ascii="Verdana" w:hAnsi="Verdana"/>
                 <w:b w:val="0"/>
                 <w:sz w:val="16"/>
               </w:rPr>
@@ -2493,15 +2522,18 @@
         </w:tc>
       </w:tr>
       <w:tr>
-        <w:tc>
-          <w:tcPr>
-            <w:tcW w:type="dxa" w:w="1514"/>
-          </w:tcPr>
-          <w:p>
-            <w:r/>
-            <w:r>
-              <w:rPr>
-                <w:rFonts w:ascii="Arial" w:hAnsi="Arial"/>
+        <w:trPr>
+          <w:cantSplit/>
+        </w:trPr>
+        <w:tc>
+          <w:tcPr>
+            <w:tcW w:type="dxa" w:w="1514"/>
+          </w:tcPr>
+          <w:p>
+            <w:r/>
+            <w:r>
+              <w:rPr>
+                <w:rFonts w:ascii="Verdana" w:hAnsi="Verdana"/>
                 <w:b w:val="0"/>
                 <w:sz w:val="16"/>
               </w:rPr>
@@ -2517,7 +2549,7 @@
             <w:r/>
             <w:r>
               <w:rPr>
-                <w:rFonts w:ascii="Arial" w:hAnsi="Arial"/>
+                <w:rFonts w:ascii="Verdana" w:hAnsi="Verdana"/>
                 <w:b w:val="0"/>
                 <w:sz w:val="16"/>
               </w:rPr>
@@ -2533,7 +2565,7 @@
             <w:r/>
             <w:r>
               <w:rPr>
-                <w:rFonts w:ascii="Arial" w:hAnsi="Arial"/>
+                <w:rFonts w:ascii="Verdana" w:hAnsi="Verdana"/>
                 <w:b w:val="0"/>
                 <w:sz w:val="16"/>
               </w:rPr>
@@ -2549,7 +2581,7 @@
             <w:r/>
             <w:r>
               <w:rPr>
-                <w:rFonts w:ascii="Arial" w:hAnsi="Arial"/>
+                <w:rFonts w:ascii="Verdana" w:hAnsi="Verdana"/>
                 <w:b w:val="0"/>
                 <w:sz w:val="16"/>
               </w:rPr>
@@ -2565,7 +2597,7 @@
             <w:r/>
             <w:r>
               <w:rPr>
-                <w:rFonts w:ascii="Arial" w:hAnsi="Arial"/>
+                <w:rFonts w:ascii="Verdana" w:hAnsi="Verdana"/>
                 <w:b w:val="0"/>
                 <w:sz w:val="16"/>
               </w:rPr>
@@ -2581,7 +2613,7 @@
             <w:r/>
             <w:r>
               <w:rPr>
-                <w:rFonts w:ascii="Arial" w:hAnsi="Arial"/>
+                <w:rFonts w:ascii="Verdana" w:hAnsi="Verdana"/>
                 <w:b w:val="0"/>
                 <w:sz w:val="16"/>
               </w:rPr>
@@ -2597,7 +2629,7 @@
             <w:r/>
             <w:r>
               <w:rPr>
-                <w:rFonts w:ascii="Arial" w:hAnsi="Arial"/>
+                <w:rFonts w:ascii="Verdana" w:hAnsi="Verdana"/>
                 <w:b w:val="0"/>
                 <w:sz w:val="16"/>
               </w:rPr>
@@ -2613,7 +2645,7 @@
             <w:r/>
             <w:r>
               <w:rPr>
-                <w:rFonts w:ascii="Arial" w:hAnsi="Arial"/>
+                <w:rFonts w:ascii="Verdana" w:hAnsi="Verdana"/>
                 <w:b w:val="0"/>
                 <w:sz w:val="16"/>
               </w:rPr>
@@ -2629,7 +2661,7 @@
             <w:r/>
             <w:r>
               <w:rPr>
-                <w:rFonts w:ascii="Arial" w:hAnsi="Arial"/>
+                <w:rFonts w:ascii="Verdana" w:hAnsi="Verdana"/>
                 <w:b w:val="0"/>
                 <w:sz w:val="16"/>
               </w:rPr>
@@ -2645,7 +2677,7 @@
             <w:r/>
             <w:r>
               <w:rPr>
-                <w:rFonts w:ascii="Arial" w:hAnsi="Arial"/>
+                <w:rFonts w:ascii="Verdana" w:hAnsi="Verdana"/>
                 <w:b w:val="0"/>
                 <w:sz w:val="16"/>
               </w:rPr>
@@ -2654,15 +2686,18 @@
         </w:tc>
       </w:tr>
       <w:tr>
-        <w:tc>
-          <w:tcPr>
-            <w:tcW w:type="dxa" w:w="1514"/>
-          </w:tcPr>
-          <w:p>
-            <w:r/>
-            <w:r>
-              <w:rPr>
-                <w:rFonts w:ascii="Arial" w:hAnsi="Arial"/>
+        <w:trPr>
+          <w:cantSplit/>
+        </w:trPr>
+        <w:tc>
+          <w:tcPr>
+            <w:tcW w:type="dxa" w:w="1514"/>
+          </w:tcPr>
+          <w:p>
+            <w:r/>
+            <w:r>
+              <w:rPr>
+                <w:rFonts w:ascii="Verdana" w:hAnsi="Verdana"/>
                 <w:b w:val="0"/>
                 <w:sz w:val="16"/>
               </w:rPr>
@@ -2678,7 +2713,7 @@
             <w:r/>
             <w:r>
               <w:rPr>
-                <w:rFonts w:ascii="Arial" w:hAnsi="Arial"/>
+                <w:rFonts w:ascii="Verdana" w:hAnsi="Verdana"/>
                 <w:b w:val="0"/>
                 <w:sz w:val="16"/>
               </w:rPr>
@@ -2694,7 +2729,7 @@
             <w:r/>
             <w:r>
               <w:rPr>
-                <w:rFonts w:ascii="Arial" w:hAnsi="Arial"/>
+                <w:rFonts w:ascii="Verdana" w:hAnsi="Verdana"/>
                 <w:b w:val="0"/>
                 <w:sz w:val="16"/>
               </w:rPr>
@@ -2710,7 +2745,7 @@
             <w:r/>
             <w:r>
               <w:rPr>
-                <w:rFonts w:ascii="Arial" w:hAnsi="Arial"/>
+                <w:rFonts w:ascii="Verdana" w:hAnsi="Verdana"/>
                 <w:b w:val="0"/>
                 <w:sz w:val="16"/>
               </w:rPr>
@@ -2726,7 +2761,7 @@
             <w:r/>
             <w:r>
               <w:rPr>
-                <w:rFonts w:ascii="Arial" w:hAnsi="Arial"/>
+                <w:rFonts w:ascii="Verdana" w:hAnsi="Verdana"/>
                 <w:b w:val="0"/>
                 <w:sz w:val="16"/>
               </w:rPr>
@@ -2742,7 +2777,7 @@
             <w:r/>
             <w:r>
               <w:rPr>
-                <w:rFonts w:ascii="Arial" w:hAnsi="Arial"/>
+                <w:rFonts w:ascii="Verdana" w:hAnsi="Verdana"/>
                 <w:b w:val="0"/>
                 <w:sz w:val="16"/>
               </w:rPr>
@@ -2758,7 +2793,7 @@
             <w:r/>
             <w:r>
               <w:rPr>
-                <w:rFonts w:ascii="Arial" w:hAnsi="Arial"/>
+                <w:rFonts w:ascii="Verdana" w:hAnsi="Verdana"/>
                 <w:b w:val="0"/>
                 <w:sz w:val="16"/>
               </w:rPr>
@@ -2774,7 +2809,7 @@
             <w:r/>
             <w:r>
               <w:rPr>
-                <w:rFonts w:ascii="Arial" w:hAnsi="Arial"/>
+                <w:rFonts w:ascii="Verdana" w:hAnsi="Verdana"/>
                 <w:b w:val="0"/>
                 <w:sz w:val="16"/>
               </w:rPr>
@@ -2790,7 +2825,7 @@
             <w:r/>
             <w:r>
               <w:rPr>
-                <w:rFonts w:ascii="Arial" w:hAnsi="Arial"/>
+                <w:rFonts w:ascii="Verdana" w:hAnsi="Verdana"/>
                 <w:b w:val="0"/>
                 <w:sz w:val="16"/>
               </w:rPr>
@@ -2806,7 +2841,7 @@
             <w:r/>
             <w:r>
               <w:rPr>
-                <w:rFonts w:ascii="Arial" w:hAnsi="Arial"/>
+                <w:rFonts w:ascii="Verdana" w:hAnsi="Verdana"/>
                 <w:b w:val="0"/>
                 <w:sz w:val="16"/>
               </w:rPr>
@@ -2815,15 +2850,18 @@
         </w:tc>
       </w:tr>
       <w:tr>
-        <w:tc>
-          <w:tcPr>
-            <w:tcW w:type="dxa" w:w="1514"/>
-          </w:tcPr>
-          <w:p>
-            <w:r/>
-            <w:r>
-              <w:rPr>
-                <w:rFonts w:ascii="Arial" w:hAnsi="Arial"/>
+        <w:trPr>
+          <w:cantSplit/>
+        </w:trPr>
+        <w:tc>
+          <w:tcPr>
+            <w:tcW w:type="dxa" w:w="1514"/>
+          </w:tcPr>
+          <w:p>
+            <w:r/>
+            <w:r>
+              <w:rPr>
+                <w:rFonts w:ascii="Verdana" w:hAnsi="Verdana"/>
                 <w:b w:val="0"/>
                 <w:sz w:val="16"/>
               </w:rPr>
@@ -2839,7 +2877,7 @@
             <w:r/>
             <w:r>
               <w:rPr>
-                <w:rFonts w:ascii="Arial" w:hAnsi="Arial"/>
+                <w:rFonts w:ascii="Verdana" w:hAnsi="Verdana"/>
                 <w:b w:val="0"/>
                 <w:sz w:val="16"/>
               </w:rPr>
@@ -2855,7 +2893,7 @@
             <w:r/>
             <w:r>
               <w:rPr>
-                <w:rFonts w:ascii="Arial" w:hAnsi="Arial"/>
+                <w:rFonts w:ascii="Verdana" w:hAnsi="Verdana"/>
                 <w:b w:val="0"/>
                 <w:sz w:val="16"/>
               </w:rPr>
@@ -2871,7 +2909,7 @@
             <w:r/>
             <w:r>
               <w:rPr>
-                <w:rFonts w:ascii="Arial" w:hAnsi="Arial"/>
+                <w:rFonts w:ascii="Verdana" w:hAnsi="Verdana"/>
                 <w:b w:val="0"/>
                 <w:sz w:val="16"/>
               </w:rPr>
@@ -2887,7 +2925,7 @@
             <w:r/>
             <w:r>
               <w:rPr>
-                <w:rFonts w:ascii="Arial" w:hAnsi="Arial"/>
+                <w:rFonts w:ascii="Verdana" w:hAnsi="Verdana"/>
                 <w:b w:val="0"/>
                 <w:sz w:val="16"/>
               </w:rPr>
@@ -2903,7 +2941,7 @@
             <w:r/>
             <w:r>
               <w:rPr>
-                <w:rFonts w:ascii="Arial" w:hAnsi="Arial"/>
+                <w:rFonts w:ascii="Verdana" w:hAnsi="Verdana"/>
                 <w:b w:val="0"/>
                 <w:sz w:val="16"/>
               </w:rPr>
@@ -2919,7 +2957,7 @@
             <w:r/>
             <w:r>
               <w:rPr>
-                <w:rFonts w:ascii="Arial" w:hAnsi="Arial"/>
+                <w:rFonts w:ascii="Verdana" w:hAnsi="Verdana"/>
                 <w:b w:val="0"/>
                 <w:sz w:val="16"/>
               </w:rPr>
@@ -2935,7 +2973,7 @@
             <w:r/>
             <w:r>
               <w:rPr>
-                <w:rFonts w:ascii="Arial" w:hAnsi="Arial"/>
+                <w:rFonts w:ascii="Verdana" w:hAnsi="Verdana"/>
                 <w:b w:val="0"/>
                 <w:sz w:val="16"/>
               </w:rPr>
@@ -2951,7 +2989,7 @@
             <w:r/>
             <w:r>
               <w:rPr>
-                <w:rFonts w:ascii="Arial" w:hAnsi="Arial"/>
+                <w:rFonts w:ascii="Verdana" w:hAnsi="Verdana"/>
                 <w:b w:val="0"/>
                 <w:sz w:val="16"/>
               </w:rPr>
@@ -2967,7 +3005,7 @@
             <w:r/>
             <w:r>
               <w:rPr>
-                <w:rFonts w:ascii="Arial" w:hAnsi="Arial"/>
+                <w:rFonts w:ascii="Verdana" w:hAnsi="Verdana"/>
                 <w:b w:val="0"/>
                 <w:sz w:val="16"/>
               </w:rPr>
@@ -2976,15 +3014,18 @@
         </w:tc>
       </w:tr>
       <w:tr>
-        <w:tc>
-          <w:tcPr>
-            <w:tcW w:type="dxa" w:w="1514"/>
-          </w:tcPr>
-          <w:p>
-            <w:r/>
-            <w:r>
-              <w:rPr>
-                <w:rFonts w:ascii="Arial" w:hAnsi="Arial"/>
+        <w:trPr>
+          <w:cantSplit/>
+        </w:trPr>
+        <w:tc>
+          <w:tcPr>
+            <w:tcW w:type="dxa" w:w="1514"/>
+          </w:tcPr>
+          <w:p>
+            <w:r/>
+            <w:r>
+              <w:rPr>
+                <w:rFonts w:ascii="Verdana" w:hAnsi="Verdana"/>
                 <w:b w:val="0"/>
                 <w:sz w:val="16"/>
               </w:rPr>
@@ -3000,7 +3041,7 @@
             <w:r/>
             <w:r>
               <w:rPr>
-                <w:rFonts w:ascii="Arial" w:hAnsi="Arial"/>
+                <w:rFonts w:ascii="Verdana" w:hAnsi="Verdana"/>
                 <w:b w:val="0"/>
                 <w:sz w:val="16"/>
               </w:rPr>
@@ -3016,7 +3057,7 @@
             <w:r/>
             <w:r>
               <w:rPr>
-                <w:rFonts w:ascii="Arial" w:hAnsi="Arial"/>
+                <w:rFonts w:ascii="Verdana" w:hAnsi="Verdana"/>
                 <w:b w:val="0"/>
                 <w:sz w:val="16"/>
               </w:rPr>
@@ -3032,7 +3073,7 @@
             <w:r/>
             <w:r>
               <w:rPr>
-                <w:rFonts w:ascii="Arial" w:hAnsi="Arial"/>
+                <w:rFonts w:ascii="Verdana" w:hAnsi="Verdana"/>
                 <w:b w:val="0"/>
                 <w:sz w:val="16"/>
               </w:rPr>
@@ -3048,7 +3089,7 @@
             <w:r/>
             <w:r>
               <w:rPr>
-                <w:rFonts w:ascii="Arial" w:hAnsi="Arial"/>
+                <w:rFonts w:ascii="Verdana" w:hAnsi="Verdana"/>
                 <w:b w:val="0"/>
                 <w:sz w:val="16"/>
               </w:rPr>
@@ -3064,7 +3105,7 @@
             <w:r/>
             <w:r>
               <w:rPr>
-                <w:rFonts w:ascii="Arial" w:hAnsi="Arial"/>
+                <w:rFonts w:ascii="Verdana" w:hAnsi="Verdana"/>
                 <w:b w:val="0"/>
                 <w:sz w:val="16"/>
               </w:rPr>
@@ -3080,7 +3121,7 @@
             <w:r/>
             <w:r>
               <w:rPr>
-                <w:rFonts w:ascii="Arial" w:hAnsi="Arial"/>
+                <w:rFonts w:ascii="Verdana" w:hAnsi="Verdana"/>
                 <w:b w:val="0"/>
                 <w:sz w:val="16"/>
               </w:rPr>
@@ -3096,7 +3137,7 @@
             <w:r/>
             <w:r>
               <w:rPr>
-                <w:rFonts w:ascii="Arial" w:hAnsi="Arial"/>
+                <w:rFonts w:ascii="Verdana" w:hAnsi="Verdana"/>
                 <w:b w:val="0"/>
                 <w:sz w:val="16"/>
               </w:rPr>
@@ -3112,7 +3153,7 @@
             <w:r/>
             <w:r>
               <w:rPr>
-                <w:rFonts w:ascii="Arial" w:hAnsi="Arial"/>
+                <w:rFonts w:ascii="Verdana" w:hAnsi="Verdana"/>
                 <w:b w:val="0"/>
                 <w:sz w:val="16"/>
               </w:rPr>
@@ -3128,7 +3169,7 @@
             <w:r/>
             <w:r>
               <w:rPr>
-                <w:rFonts w:ascii="Arial" w:hAnsi="Arial"/>
+                <w:rFonts w:ascii="Verdana" w:hAnsi="Verdana"/>
                 <w:b w:val="0"/>
                 <w:sz w:val="16"/>
               </w:rPr>
@@ -3137,15 +3178,18 @@
         </w:tc>
       </w:tr>
       <w:tr>
-        <w:tc>
-          <w:tcPr>
-            <w:tcW w:type="dxa" w:w="1514"/>
-          </w:tcPr>
-          <w:p>
-            <w:r/>
-            <w:r>
-              <w:rPr>
-                <w:rFonts w:ascii="Arial" w:hAnsi="Arial"/>
+        <w:trPr>
+          <w:cantSplit/>
+        </w:trPr>
+        <w:tc>
+          <w:tcPr>
+            <w:tcW w:type="dxa" w:w="1514"/>
+          </w:tcPr>
+          <w:p>
+            <w:r/>
+            <w:r>
+              <w:rPr>
+                <w:rFonts w:ascii="Verdana" w:hAnsi="Verdana"/>
                 <w:b w:val="0"/>
                 <w:sz w:val="16"/>
               </w:rPr>
@@ -3161,7 +3205,7 @@
             <w:r/>
             <w:r>
               <w:rPr>
-                <w:rFonts w:ascii="Arial" w:hAnsi="Arial"/>
+                <w:rFonts w:ascii="Verdana" w:hAnsi="Verdana"/>
                 <w:b w:val="0"/>
                 <w:sz w:val="16"/>
               </w:rPr>
@@ -3177,7 +3221,7 @@
             <w:r/>
             <w:r>
               <w:rPr>
-                <w:rFonts w:ascii="Arial" w:hAnsi="Arial"/>
+                <w:rFonts w:ascii="Verdana" w:hAnsi="Verdana"/>
                 <w:b w:val="0"/>
                 <w:sz w:val="16"/>
               </w:rPr>
@@ -3193,7 +3237,7 @@
             <w:r/>
             <w:r>
               <w:rPr>
-                <w:rFonts w:ascii="Arial" w:hAnsi="Arial"/>
+                <w:rFonts w:ascii="Verdana" w:hAnsi="Verdana"/>
                 <w:b w:val="0"/>
                 <w:sz w:val="16"/>
               </w:rPr>
@@ -3209,7 +3253,7 @@
             <w:r/>
             <w:r>
               <w:rPr>
-                <w:rFonts w:ascii="Arial" w:hAnsi="Arial"/>
+                <w:rFonts w:ascii="Verdana" w:hAnsi="Verdana"/>
                 <w:b w:val="0"/>
                 <w:sz w:val="16"/>
               </w:rPr>
@@ -3225,7 +3269,7 @@
             <w:r/>
             <w:r>
               <w:rPr>
-                <w:rFonts w:ascii="Arial" w:hAnsi="Arial"/>
+                <w:rFonts w:ascii="Verdana" w:hAnsi="Verdana"/>
                 <w:b w:val="0"/>
                 <w:sz w:val="16"/>
               </w:rPr>
@@ -3241,7 +3285,7 @@
             <w:r/>
             <w:r>
               <w:rPr>
-                <w:rFonts w:ascii="Arial" w:hAnsi="Arial"/>
+                <w:rFonts w:ascii="Verdana" w:hAnsi="Verdana"/>
                 <w:b w:val="0"/>
                 <w:sz w:val="16"/>
               </w:rPr>
@@ -3257,7 +3301,7 @@
             <w:r/>
             <w:r>
               <w:rPr>
-                <w:rFonts w:ascii="Arial" w:hAnsi="Arial"/>
+                <w:rFonts w:ascii="Verdana" w:hAnsi="Verdana"/>
                 <w:b w:val="0"/>
                 <w:sz w:val="16"/>
               </w:rPr>
@@ -3273,7 +3317,7 @@
             <w:r/>
             <w:r>
               <w:rPr>
-                <w:rFonts w:ascii="Arial" w:hAnsi="Arial"/>
+                <w:rFonts w:ascii="Verdana" w:hAnsi="Verdana"/>
                 <w:b w:val="0"/>
                 <w:sz w:val="16"/>
               </w:rPr>
@@ -3289,7 +3333,7 @@
             <w:r/>
             <w:r>
               <w:rPr>
-                <w:rFonts w:ascii="Arial" w:hAnsi="Arial"/>
+                <w:rFonts w:ascii="Verdana" w:hAnsi="Verdana"/>
                 <w:b w:val="0"/>
                 <w:sz w:val="16"/>
               </w:rPr>
@@ -3298,15 +3342,18 @@
         </w:tc>
       </w:tr>
       <w:tr>
-        <w:tc>
-          <w:tcPr>
-            <w:tcW w:type="dxa" w:w="1514"/>
-          </w:tcPr>
-          <w:p>
-            <w:r/>
-            <w:r>
-              <w:rPr>
-                <w:rFonts w:ascii="Arial" w:hAnsi="Arial"/>
+        <w:trPr>
+          <w:cantSplit/>
+        </w:trPr>
+        <w:tc>
+          <w:tcPr>
+            <w:tcW w:type="dxa" w:w="1514"/>
+          </w:tcPr>
+          <w:p>
+            <w:r/>
+            <w:r>
+              <w:rPr>
+                <w:rFonts w:ascii="Verdana" w:hAnsi="Verdana"/>
                 <w:b w:val="0"/>
                 <w:sz w:val="16"/>
               </w:rPr>
@@ -3322,7 +3369,7 @@
             <w:r/>
             <w:r>
               <w:rPr>
-                <w:rFonts w:ascii="Arial" w:hAnsi="Arial"/>
+                <w:rFonts w:ascii="Verdana" w:hAnsi="Verdana"/>
                 <w:b w:val="0"/>
                 <w:sz w:val="16"/>
               </w:rPr>
@@ -3338,7 +3385,7 @@
             <w:r/>
             <w:r>
               <w:rPr>
-                <w:rFonts w:ascii="Arial" w:hAnsi="Arial"/>
+                <w:rFonts w:ascii="Verdana" w:hAnsi="Verdana"/>
                 <w:b w:val="0"/>
                 <w:sz w:val="16"/>
               </w:rPr>
@@ -3354,7 +3401,7 @@
             <w:r/>
             <w:r>
               <w:rPr>
-                <w:rFonts w:ascii="Arial" w:hAnsi="Arial"/>
+                <w:rFonts w:ascii="Verdana" w:hAnsi="Verdana"/>
                 <w:b w:val="0"/>
                 <w:sz w:val="16"/>
               </w:rPr>
@@ -3370,7 +3417,7 @@
             <w:r/>
             <w:r>
               <w:rPr>
-                <w:rFonts w:ascii="Arial" w:hAnsi="Arial"/>
+                <w:rFonts w:ascii="Verdana" w:hAnsi="Verdana"/>
                 <w:b w:val="0"/>
                 <w:sz w:val="16"/>
               </w:rPr>
@@ -3386,7 +3433,7 @@
             <w:r/>
             <w:r>
               <w:rPr>
-                <w:rFonts w:ascii="Arial" w:hAnsi="Arial"/>
+                <w:rFonts w:ascii="Verdana" w:hAnsi="Verdana"/>
                 <w:b w:val="0"/>
                 <w:sz w:val="16"/>
               </w:rPr>
@@ -3402,7 +3449,7 @@
             <w:r/>
             <w:r>
               <w:rPr>
-                <w:rFonts w:ascii="Arial" w:hAnsi="Arial"/>
+                <w:rFonts w:ascii="Verdana" w:hAnsi="Verdana"/>
                 <w:b w:val="0"/>
                 <w:sz w:val="16"/>
               </w:rPr>
@@ -3418,7 +3465,7 @@
             <w:r/>
             <w:r>
               <w:rPr>
-                <w:rFonts w:ascii="Arial" w:hAnsi="Arial"/>
+                <w:rFonts w:ascii="Verdana" w:hAnsi="Verdana"/>
                 <w:b w:val="0"/>
                 <w:sz w:val="16"/>
               </w:rPr>
@@ -3434,7 +3481,7 @@
             <w:r/>
             <w:r>
               <w:rPr>
-                <w:rFonts w:ascii="Arial" w:hAnsi="Arial"/>
+                <w:rFonts w:ascii="Verdana" w:hAnsi="Verdana"/>
                 <w:b w:val="0"/>
                 <w:sz w:val="16"/>
               </w:rPr>
@@ -3450,7 +3497,7 @@
             <w:r/>
             <w:r>
               <w:rPr>
-                <w:rFonts w:ascii="Arial" w:hAnsi="Arial"/>
+                <w:rFonts w:ascii="Verdana" w:hAnsi="Verdana"/>
                 <w:b w:val="0"/>
                 <w:sz w:val="16"/>
               </w:rPr>
@@ -3459,15 +3506,18 @@
         </w:tc>
       </w:tr>
       <w:tr>
-        <w:tc>
-          <w:tcPr>
-            <w:tcW w:type="dxa" w:w="1514"/>
-          </w:tcPr>
-          <w:p>
-            <w:r/>
-            <w:r>
-              <w:rPr>
-                <w:rFonts w:ascii="Arial" w:hAnsi="Arial"/>
+        <w:trPr>
+          <w:cantSplit/>
+        </w:trPr>
+        <w:tc>
+          <w:tcPr>
+            <w:tcW w:type="dxa" w:w="1514"/>
+          </w:tcPr>
+          <w:p>
+            <w:r/>
+            <w:r>
+              <w:rPr>
+                <w:rFonts w:ascii="Verdana" w:hAnsi="Verdana"/>
                 <w:b w:val="0"/>
                 <w:sz w:val="16"/>
               </w:rPr>
@@ -3483,7 +3533,7 @@
             <w:r/>
             <w:r>
               <w:rPr>
-                <w:rFonts w:ascii="Arial" w:hAnsi="Arial"/>
+                <w:rFonts w:ascii="Verdana" w:hAnsi="Verdana"/>
                 <w:b w:val="0"/>
                 <w:sz w:val="16"/>
               </w:rPr>
@@ -3499,7 +3549,7 @@
             <w:r/>
             <w:r>
               <w:rPr>
-                <w:rFonts w:ascii="Arial" w:hAnsi="Arial"/>
+                <w:rFonts w:ascii="Verdana" w:hAnsi="Verdana"/>
                 <w:b w:val="0"/>
                 <w:sz w:val="16"/>
               </w:rPr>
@@ -3515,7 +3565,7 @@
             <w:r/>
             <w:r>
               <w:rPr>
-                <w:rFonts w:ascii="Arial" w:hAnsi="Arial"/>
+                <w:rFonts w:ascii="Verdana" w:hAnsi="Verdana"/>
                 <w:b w:val="0"/>
                 <w:sz w:val="16"/>
               </w:rPr>
@@ -3531,7 +3581,7 @@
             <w:r/>
             <w:r>
               <w:rPr>
-                <w:rFonts w:ascii="Arial" w:hAnsi="Arial"/>
+                <w:rFonts w:ascii="Verdana" w:hAnsi="Verdana"/>
                 <w:b w:val="0"/>
                 <w:sz w:val="16"/>
               </w:rPr>
@@ -3547,7 +3597,7 @@
             <w:r/>
             <w:r>
               <w:rPr>
-                <w:rFonts w:ascii="Arial" w:hAnsi="Arial"/>
+                <w:rFonts w:ascii="Verdana" w:hAnsi="Verdana"/>
                 <w:b w:val="0"/>
                 <w:sz w:val="16"/>
               </w:rPr>
@@ -3563,7 +3613,7 @@
             <w:r/>
             <w:r>
               <w:rPr>
-                <w:rFonts w:ascii="Arial" w:hAnsi="Arial"/>
+                <w:rFonts w:ascii="Verdana" w:hAnsi="Verdana"/>
                 <w:b w:val="0"/>
                 <w:sz w:val="16"/>
               </w:rPr>
@@ -3579,7 +3629,7 @@
             <w:r/>
             <w:r>
               <w:rPr>
-                <w:rFonts w:ascii="Arial" w:hAnsi="Arial"/>
+                <w:rFonts w:ascii="Verdana" w:hAnsi="Verdana"/>
                 <w:b w:val="0"/>
                 <w:sz w:val="16"/>
               </w:rPr>
@@ -3595,7 +3645,7 @@
             <w:r/>
             <w:r>
               <w:rPr>
-                <w:rFonts w:ascii="Arial" w:hAnsi="Arial"/>
+                <w:rFonts w:ascii="Verdana" w:hAnsi="Verdana"/>
                 <w:b w:val="0"/>
                 <w:sz w:val="16"/>
               </w:rPr>
@@ -3611,7 +3661,7 @@
             <w:r/>
             <w:r>
               <w:rPr>
-                <w:rFonts w:ascii="Arial" w:hAnsi="Arial"/>
+                <w:rFonts w:ascii="Verdana" w:hAnsi="Verdana"/>
                 <w:b w:val="0"/>
                 <w:sz w:val="16"/>
               </w:rPr>
@@ -3620,15 +3670,18 @@
         </w:tc>
       </w:tr>
       <w:tr>
-        <w:tc>
-          <w:tcPr>
-            <w:tcW w:type="dxa" w:w="1514"/>
-          </w:tcPr>
-          <w:p>
-            <w:r/>
-            <w:r>
-              <w:rPr>
-                <w:rFonts w:ascii="Arial" w:hAnsi="Arial"/>
+        <w:trPr>
+          <w:cantSplit/>
+        </w:trPr>
+        <w:tc>
+          <w:tcPr>
+            <w:tcW w:type="dxa" w:w="1514"/>
+          </w:tcPr>
+          <w:p>
+            <w:r/>
+            <w:r>
+              <w:rPr>
+                <w:rFonts w:ascii="Verdana" w:hAnsi="Verdana"/>
                 <w:b w:val="0"/>
                 <w:sz w:val="16"/>
               </w:rPr>
@@ -3644,7 +3697,7 @@
             <w:r/>
             <w:r>
               <w:rPr>
-                <w:rFonts w:ascii="Arial" w:hAnsi="Arial"/>
+                <w:rFonts w:ascii="Verdana" w:hAnsi="Verdana"/>
                 <w:b w:val="0"/>
                 <w:sz w:val="16"/>
               </w:rPr>
@@ -3660,7 +3713,7 @@
             <w:r/>
             <w:r>
               <w:rPr>
-                <w:rFonts w:ascii="Arial" w:hAnsi="Arial"/>
+                <w:rFonts w:ascii="Verdana" w:hAnsi="Verdana"/>
                 <w:b w:val="0"/>
                 <w:sz w:val="16"/>
               </w:rPr>
@@ -3676,7 +3729,7 @@
             <w:r/>
             <w:r>
               <w:rPr>
-                <w:rFonts w:ascii="Arial" w:hAnsi="Arial"/>
+                <w:rFonts w:ascii="Verdana" w:hAnsi="Verdana"/>
                 <w:b w:val="0"/>
                 <w:sz w:val="16"/>
               </w:rPr>
@@ -3692,7 +3745,7 @@
             <w:r/>
             <w:r>
               <w:rPr>
-                <w:rFonts w:ascii="Arial" w:hAnsi="Arial"/>
+                <w:rFonts w:ascii="Verdana" w:hAnsi="Verdana"/>
                 <w:b w:val="0"/>
                 <w:sz w:val="16"/>
               </w:rPr>
@@ -3708,7 +3761,7 @@
             <w:r/>
             <w:r>
               <w:rPr>
-                <w:rFonts w:ascii="Arial" w:hAnsi="Arial"/>
+                <w:rFonts w:ascii="Verdana" w:hAnsi="Verdana"/>
                 <w:b w:val="0"/>
                 <w:sz w:val="16"/>
               </w:rPr>
@@ -3724,7 +3777,7 @@
             <w:r/>
             <w:r>
               <w:rPr>
-                <w:rFonts w:ascii="Arial" w:hAnsi="Arial"/>
+                <w:rFonts w:ascii="Verdana" w:hAnsi="Verdana"/>
                 <w:b w:val="0"/>
                 <w:sz w:val="16"/>
               </w:rPr>
@@ -3740,7 +3793,7 @@
             <w:r/>
             <w:r>
               <w:rPr>
-                <w:rFonts w:ascii="Arial" w:hAnsi="Arial"/>
+                <w:rFonts w:ascii="Verdana" w:hAnsi="Verdana"/>
                 <w:b w:val="0"/>
                 <w:sz w:val="16"/>
               </w:rPr>
@@ -3756,7 +3809,7 @@
             <w:r/>
             <w:r>
               <w:rPr>
-                <w:rFonts w:ascii="Arial" w:hAnsi="Arial"/>
+                <w:rFonts w:ascii="Verdana" w:hAnsi="Verdana"/>
                 <w:b w:val="0"/>
                 <w:sz w:val="16"/>
               </w:rPr>
@@ -3772,7 +3825,7 @@
             <w:r/>
             <w:r>
               <w:rPr>
-                <w:rFonts w:ascii="Arial" w:hAnsi="Arial"/>
+                <w:rFonts w:ascii="Verdana" w:hAnsi="Verdana"/>
                 <w:b w:val="0"/>
                 <w:sz w:val="16"/>
               </w:rPr>
@@ -3781,15 +3834,18 @@
         </w:tc>
       </w:tr>
       <w:tr>
-        <w:tc>
-          <w:tcPr>
-            <w:tcW w:type="dxa" w:w="1514"/>
-          </w:tcPr>
-          <w:p>
-            <w:r/>
-            <w:r>
-              <w:rPr>
-                <w:rFonts w:ascii="Arial" w:hAnsi="Arial"/>
+        <w:trPr>
+          <w:cantSplit/>
+        </w:trPr>
+        <w:tc>
+          <w:tcPr>
+            <w:tcW w:type="dxa" w:w="1514"/>
+          </w:tcPr>
+          <w:p>
+            <w:r/>
+            <w:r>
+              <w:rPr>
+                <w:rFonts w:ascii="Verdana" w:hAnsi="Verdana"/>
                 <w:b w:val="0"/>
                 <w:sz w:val="16"/>
               </w:rPr>
@@ -3805,7 +3861,7 @@
             <w:r/>
             <w:r>
               <w:rPr>
-                <w:rFonts w:ascii="Arial" w:hAnsi="Arial"/>
+                <w:rFonts w:ascii="Verdana" w:hAnsi="Verdana"/>
                 <w:b w:val="0"/>
                 <w:sz w:val="16"/>
               </w:rPr>
@@ -3821,7 +3877,7 @@
             <w:r/>
             <w:r>
               <w:rPr>
-                <w:rFonts w:ascii="Arial" w:hAnsi="Arial"/>
+                <w:rFonts w:ascii="Verdana" w:hAnsi="Verdana"/>
                 <w:b w:val="0"/>
                 <w:sz w:val="16"/>
               </w:rPr>
@@ -3837,7 +3893,7 @@
             <w:r/>
             <w:r>
               <w:rPr>
-                <w:rFonts w:ascii="Arial" w:hAnsi="Arial"/>
+                <w:rFonts w:ascii="Verdana" w:hAnsi="Verdana"/>
                 <w:b w:val="0"/>
                 <w:sz w:val="16"/>
               </w:rPr>
@@ -3853,7 +3909,7 @@
             <w:r/>
             <w:r>
               <w:rPr>
-                <w:rFonts w:ascii="Arial" w:hAnsi="Arial"/>
+                <w:rFonts w:ascii="Verdana" w:hAnsi="Verdana"/>
                 <w:b w:val="0"/>
                 <w:sz w:val="16"/>
               </w:rPr>
@@ -3869,7 +3925,7 @@
             <w:r/>
             <w:r>
               <w:rPr>
-                <w:rFonts w:ascii="Arial" w:hAnsi="Arial"/>
+                <w:rFonts w:ascii="Verdana" w:hAnsi="Verdana"/>
                 <w:b w:val="0"/>
                 <w:sz w:val="16"/>
               </w:rPr>
@@ -3885,7 +3941,7 @@
             <w:r/>
             <w:r>
               <w:rPr>
-                <w:rFonts w:ascii="Arial" w:hAnsi="Arial"/>
+                <w:rFonts w:ascii="Verdana" w:hAnsi="Verdana"/>
                 <w:b w:val="0"/>
                 <w:sz w:val="16"/>
               </w:rPr>
@@ -3901,7 +3957,7 @@
             <w:r/>
             <w:r>
               <w:rPr>
-                <w:rFonts w:ascii="Arial" w:hAnsi="Arial"/>
+                <w:rFonts w:ascii="Verdana" w:hAnsi="Verdana"/>
                 <w:b w:val="0"/>
                 <w:sz w:val="16"/>
               </w:rPr>
@@ -3917,7 +3973,7 @@
             <w:r/>
             <w:r>
               <w:rPr>
-                <w:rFonts w:ascii="Arial" w:hAnsi="Arial"/>
+                <w:rFonts w:ascii="Verdana" w:hAnsi="Verdana"/>
                 <w:b w:val="0"/>
                 <w:sz w:val="16"/>
               </w:rPr>
@@ -3933,7 +3989,7 @@
             <w:r/>
             <w:r>
               <w:rPr>
-                <w:rFonts w:ascii="Arial" w:hAnsi="Arial"/>
+                <w:rFonts w:ascii="Verdana" w:hAnsi="Verdana"/>
                 <w:b w:val="0"/>
                 <w:sz w:val="16"/>
               </w:rPr>
@@ -3942,15 +3998,18 @@
         </w:tc>
       </w:tr>
       <w:tr>
-        <w:tc>
-          <w:tcPr>
-            <w:tcW w:type="dxa" w:w="1514"/>
-          </w:tcPr>
-          <w:p>
-            <w:r/>
-            <w:r>
-              <w:rPr>
-                <w:rFonts w:ascii="Arial" w:hAnsi="Arial"/>
+        <w:trPr>
+          <w:cantSplit/>
+        </w:trPr>
+        <w:tc>
+          <w:tcPr>
+            <w:tcW w:type="dxa" w:w="1514"/>
+          </w:tcPr>
+          <w:p>
+            <w:r/>
+            <w:r>
+              <w:rPr>
+                <w:rFonts w:ascii="Verdana" w:hAnsi="Verdana"/>
                 <w:b w:val="0"/>
                 <w:sz w:val="16"/>
               </w:rPr>
@@ -3966,7 +4025,7 @@
             <w:r/>
             <w:r>
               <w:rPr>
-                <w:rFonts w:ascii="Arial" w:hAnsi="Arial"/>
+                <w:rFonts w:ascii="Verdana" w:hAnsi="Verdana"/>
                 <w:b w:val="0"/>
                 <w:sz w:val="16"/>
               </w:rPr>
@@ -3982,7 +4041,7 @@
             <w:r/>
             <w:r>
               <w:rPr>
-                <w:rFonts w:ascii="Arial" w:hAnsi="Arial"/>
+                <w:rFonts w:ascii="Verdana" w:hAnsi="Verdana"/>
                 <w:b w:val="0"/>
                 <w:sz w:val="16"/>
               </w:rPr>
@@ -3998,7 +4057,7 @@
             <w:r/>
             <w:r>
               <w:rPr>
-                <w:rFonts w:ascii="Arial" w:hAnsi="Arial"/>
+                <w:rFonts w:ascii="Verdana" w:hAnsi="Verdana"/>
                 <w:b w:val="0"/>
                 <w:sz w:val="16"/>
               </w:rPr>
@@ -4014,7 +4073,7 @@
             <w:r/>
             <w:r>
               <w:rPr>
-                <w:rFonts w:ascii="Arial" w:hAnsi="Arial"/>
+                <w:rFonts w:ascii="Verdana" w:hAnsi="Verdana"/>
                 <w:b w:val="0"/>
                 <w:sz w:val="16"/>
               </w:rPr>
@@ -4030,7 +4089,7 @@
             <w:r/>
             <w:r>
               <w:rPr>
-                <w:rFonts w:ascii="Arial" w:hAnsi="Arial"/>
+                <w:rFonts w:ascii="Verdana" w:hAnsi="Verdana"/>
                 <w:b w:val="0"/>
                 <w:sz w:val="16"/>
               </w:rPr>
@@ -4046,7 +4105,7 @@
             <w:r/>
             <w:r>
               <w:rPr>
-                <w:rFonts w:ascii="Arial" w:hAnsi="Arial"/>
+                <w:rFonts w:ascii="Verdana" w:hAnsi="Verdana"/>
                 <w:b w:val="0"/>
                 <w:sz w:val="16"/>
               </w:rPr>
@@ -4062,7 +4121,7 @@
             <w:r/>
             <w:r>
               <w:rPr>
-                <w:rFonts w:ascii="Arial" w:hAnsi="Arial"/>
+                <w:rFonts w:ascii="Verdana" w:hAnsi="Verdana"/>
                 <w:b w:val="0"/>
                 <w:sz w:val="16"/>
               </w:rPr>
@@ -4078,7 +4137,7 @@
             <w:r/>
             <w:r>
               <w:rPr>
-                <w:rFonts w:ascii="Arial" w:hAnsi="Arial"/>
+                <w:rFonts w:ascii="Verdana" w:hAnsi="Verdana"/>
                 <w:b w:val="0"/>
                 <w:sz w:val="16"/>
               </w:rPr>
@@ -4094,7 +4153,7 @@
             <w:r/>
             <w:r>
               <w:rPr>
-                <w:rFonts w:ascii="Arial" w:hAnsi="Arial"/>
+                <w:rFonts w:ascii="Verdana" w:hAnsi="Verdana"/>
                 <w:b w:val="0"/>
                 <w:sz w:val="16"/>
               </w:rPr>
@@ -4103,15 +4162,18 @@
         </w:tc>
       </w:tr>
       <w:tr>
-        <w:tc>
-          <w:tcPr>
-            <w:tcW w:type="dxa" w:w="1514"/>
-          </w:tcPr>
-          <w:p>
-            <w:r/>
-            <w:r>
-              <w:rPr>
-                <w:rFonts w:ascii="Arial" w:hAnsi="Arial"/>
+        <w:trPr>
+          <w:cantSplit/>
+        </w:trPr>
+        <w:tc>
+          <w:tcPr>
+            <w:tcW w:type="dxa" w:w="1514"/>
+          </w:tcPr>
+          <w:p>
+            <w:r/>
+            <w:r>
+              <w:rPr>
+                <w:rFonts w:ascii="Verdana" w:hAnsi="Verdana"/>
                 <w:b w:val="0"/>
                 <w:sz w:val="16"/>
               </w:rPr>
@@ -4127,7 +4189,7 @@
             <w:r/>
             <w:r>
               <w:rPr>
-                <w:rFonts w:ascii="Arial" w:hAnsi="Arial"/>
+                <w:rFonts w:ascii="Verdana" w:hAnsi="Verdana"/>
                 <w:b w:val="0"/>
                 <w:sz w:val="16"/>
               </w:rPr>
@@ -4143,7 +4205,7 @@
             <w:r/>
             <w:r>
               <w:rPr>
-                <w:rFonts w:ascii="Arial" w:hAnsi="Arial"/>
+                <w:rFonts w:ascii="Verdana" w:hAnsi="Verdana"/>
                 <w:b w:val="0"/>
                 <w:sz w:val="16"/>
               </w:rPr>
@@ -4159,7 +4221,7 @@
             <w:r/>
             <w:r>
               <w:rPr>
-                <w:rFonts w:ascii="Arial" w:hAnsi="Arial"/>
+                <w:rFonts w:ascii="Verdana" w:hAnsi="Verdana"/>
                 <w:b w:val="0"/>
                 <w:sz w:val="16"/>
               </w:rPr>
@@ -4175,7 +4237,7 @@
             <w:r/>
             <w:r>
               <w:rPr>
-                <w:rFonts w:ascii="Arial" w:hAnsi="Arial"/>
+                <w:rFonts w:ascii="Verdana" w:hAnsi="Verdana"/>
                 <w:b w:val="0"/>
                 <w:sz w:val="16"/>
               </w:rPr>
@@ -4191,7 +4253,7 @@
             <w:r/>
             <w:r>
               <w:rPr>
-                <w:rFonts w:ascii="Arial" w:hAnsi="Arial"/>
+                <w:rFonts w:ascii="Verdana" w:hAnsi="Verdana"/>
                 <w:b w:val="0"/>
                 <w:sz w:val="16"/>
               </w:rPr>
@@ -4207,7 +4269,7 @@
             <w:r/>
             <w:r>
               <w:rPr>
-                <w:rFonts w:ascii="Arial" w:hAnsi="Arial"/>
+                <w:rFonts w:ascii="Verdana" w:hAnsi="Verdana"/>
                 <w:b w:val="0"/>
                 <w:sz w:val="16"/>
               </w:rPr>
@@ -4223,7 +4285,7 @@
             <w:r/>
             <w:r>
               <w:rPr>
-                <w:rFonts w:ascii="Arial" w:hAnsi="Arial"/>
+                <w:rFonts w:ascii="Verdana" w:hAnsi="Verdana"/>
                 <w:b w:val="0"/>
                 <w:sz w:val="16"/>
               </w:rPr>
@@ -4239,7 +4301,7 @@
             <w:r/>
             <w:r>
               <w:rPr>
-                <w:rFonts w:ascii="Arial" w:hAnsi="Arial"/>
+                <w:rFonts w:ascii="Verdana" w:hAnsi="Verdana"/>
                 <w:b w:val="0"/>
                 <w:sz w:val="16"/>
               </w:rPr>
@@ -4255,7 +4317,7 @@
             <w:r/>
             <w:r>
               <w:rPr>
-                <w:rFonts w:ascii="Arial" w:hAnsi="Arial"/>
+                <w:rFonts w:ascii="Verdana" w:hAnsi="Verdana"/>
                 <w:b w:val="0"/>
                 <w:sz w:val="16"/>
               </w:rPr>
@@ -4264,15 +4326,18 @@
         </w:tc>
       </w:tr>
       <w:tr>
-        <w:tc>
-          <w:tcPr>
-            <w:tcW w:type="dxa" w:w="1514"/>
-          </w:tcPr>
-          <w:p>
-            <w:r/>
-            <w:r>
-              <w:rPr>
-                <w:rFonts w:ascii="Arial" w:hAnsi="Arial"/>
+        <w:trPr>
+          <w:cantSplit/>
+        </w:trPr>
+        <w:tc>
+          <w:tcPr>
+            <w:tcW w:type="dxa" w:w="1514"/>
+          </w:tcPr>
+          <w:p>
+            <w:r/>
+            <w:r>
+              <w:rPr>
+                <w:rFonts w:ascii="Verdana" w:hAnsi="Verdana"/>
                 <w:b w:val="0"/>
                 <w:sz w:val="16"/>
               </w:rPr>
@@ -4288,7 +4353,7 @@
             <w:r/>
             <w:r>
               <w:rPr>
-                <w:rFonts w:ascii="Arial" w:hAnsi="Arial"/>
+                <w:rFonts w:ascii="Verdana" w:hAnsi="Verdana"/>
                 <w:b w:val="0"/>
                 <w:sz w:val="16"/>
               </w:rPr>
@@ -4304,7 +4369,7 @@
             <w:r/>
             <w:r>
               <w:rPr>
-                <w:rFonts w:ascii="Arial" w:hAnsi="Arial"/>
+                <w:rFonts w:ascii="Verdana" w:hAnsi="Verdana"/>
                 <w:b w:val="0"/>
                 <w:sz w:val="16"/>
               </w:rPr>
@@ -4320,7 +4385,7 @@
             <w:r/>
             <w:r>
               <w:rPr>
-                <w:rFonts w:ascii="Arial" w:hAnsi="Arial"/>
+                <w:rFonts w:ascii="Verdana" w:hAnsi="Verdana"/>
                 <w:b w:val="0"/>
                 <w:sz w:val="16"/>
               </w:rPr>
@@ -4336,7 +4401,7 @@
             <w:r/>
             <w:r>
               <w:rPr>
-                <w:rFonts w:ascii="Arial" w:hAnsi="Arial"/>
+                <w:rFonts w:ascii="Verdana" w:hAnsi="Verdana"/>
                 <w:b w:val="0"/>
                 <w:sz w:val="16"/>
               </w:rPr>
@@ -4352,7 +4417,7 @@
             <w:r/>
             <w:r>
               <w:rPr>
-                <w:rFonts w:ascii="Arial" w:hAnsi="Arial"/>
+                <w:rFonts w:ascii="Verdana" w:hAnsi="Verdana"/>
                 <w:b w:val="0"/>
                 <w:sz w:val="16"/>
               </w:rPr>
@@ -4368,7 +4433,7 @@
             <w:r/>
             <w:r>
               <w:rPr>
-                <w:rFonts w:ascii="Arial" w:hAnsi="Arial"/>
+                <w:rFonts w:ascii="Verdana" w:hAnsi="Verdana"/>
                 <w:b w:val="0"/>
                 <w:sz w:val="16"/>
               </w:rPr>
@@ -4384,7 +4449,7 @@
             <w:r/>
             <w:r>
               <w:rPr>
-                <w:rFonts w:ascii="Arial" w:hAnsi="Arial"/>
+                <w:rFonts w:ascii="Verdana" w:hAnsi="Verdana"/>
                 <w:b w:val="0"/>
                 <w:sz w:val="16"/>
               </w:rPr>
@@ -4400,7 +4465,7 @@
             <w:r/>
             <w:r>
               <w:rPr>
-                <w:rFonts w:ascii="Arial" w:hAnsi="Arial"/>
+                <w:rFonts w:ascii="Verdana" w:hAnsi="Verdana"/>
                 <w:b w:val="0"/>
                 <w:sz w:val="16"/>
               </w:rPr>
@@ -4416,7 +4481,7 @@
             <w:r/>
             <w:r>
               <w:rPr>
-                <w:rFonts w:ascii="Arial" w:hAnsi="Arial"/>
+                <w:rFonts w:ascii="Verdana" w:hAnsi="Verdana"/>
                 <w:b w:val="0"/>
                 <w:sz w:val="16"/>
               </w:rPr>
@@ -4425,15 +4490,18 @@
         </w:tc>
       </w:tr>
       <w:tr>
-        <w:tc>
-          <w:tcPr>
-            <w:tcW w:type="dxa" w:w="1514"/>
-          </w:tcPr>
-          <w:p>
-            <w:r/>
-            <w:r>
-              <w:rPr>
-                <w:rFonts w:ascii="Arial" w:hAnsi="Arial"/>
+        <w:trPr>
+          <w:cantSplit/>
+        </w:trPr>
+        <w:tc>
+          <w:tcPr>
+            <w:tcW w:type="dxa" w:w="1514"/>
+          </w:tcPr>
+          <w:p>
+            <w:r/>
+            <w:r>
+              <w:rPr>
+                <w:rFonts w:ascii="Verdana" w:hAnsi="Verdana"/>
                 <w:b w:val="0"/>
                 <w:sz w:val="16"/>
               </w:rPr>
@@ -4449,7 +4517,7 @@
             <w:r/>
             <w:r>
               <w:rPr>
-                <w:rFonts w:ascii="Arial" w:hAnsi="Arial"/>
+                <w:rFonts w:ascii="Verdana" w:hAnsi="Verdana"/>
                 <w:b w:val="0"/>
                 <w:sz w:val="16"/>
               </w:rPr>
@@ -4465,7 +4533,7 @@
             <w:r/>
             <w:r>
               <w:rPr>
-                <w:rFonts w:ascii="Arial" w:hAnsi="Arial"/>
+                <w:rFonts w:ascii="Verdana" w:hAnsi="Verdana"/>
                 <w:b w:val="0"/>
                 <w:sz w:val="16"/>
               </w:rPr>
@@ -4481,7 +4549,7 @@
             <w:r/>
             <w:r>
               <w:rPr>
-                <w:rFonts w:ascii="Arial" w:hAnsi="Arial"/>
+                <w:rFonts w:ascii="Verdana" w:hAnsi="Verdana"/>
                 <w:b w:val="0"/>
                 <w:sz w:val="16"/>
               </w:rPr>
@@ -4497,7 +4565,7 @@
             <w:r/>
             <w:r>
               <w:rPr>
-                <w:rFonts w:ascii="Arial" w:hAnsi="Arial"/>
+                <w:rFonts w:ascii="Verdana" w:hAnsi="Verdana"/>
                 <w:b w:val="0"/>
                 <w:sz w:val="16"/>
               </w:rPr>
@@ -4513,7 +4581,7 @@
             <w:r/>
             <w:r>
               <w:rPr>
-                <w:rFonts w:ascii="Arial" w:hAnsi="Arial"/>
+                <w:rFonts w:ascii="Verdana" w:hAnsi="Verdana"/>
                 <w:b w:val="0"/>
                 <w:sz w:val="16"/>
               </w:rPr>
@@ -4529,7 +4597,7 @@
             <w:r/>
             <w:r>
               <w:rPr>
-                <w:rFonts w:ascii="Arial" w:hAnsi="Arial"/>
+                <w:rFonts w:ascii="Verdana" w:hAnsi="Verdana"/>
                 <w:b w:val="0"/>
                 <w:sz w:val="16"/>
               </w:rPr>
@@ -4545,7 +4613,7 @@
             <w:r/>
             <w:r>
               <w:rPr>
-                <w:rFonts w:ascii="Arial" w:hAnsi="Arial"/>
+                <w:rFonts w:ascii="Verdana" w:hAnsi="Verdana"/>
                 <w:b w:val="0"/>
                 <w:sz w:val="16"/>
               </w:rPr>
@@ -4561,7 +4629,7 @@
             <w:r/>
             <w:r>
               <w:rPr>
-                <w:rFonts w:ascii="Arial" w:hAnsi="Arial"/>
+                <w:rFonts w:ascii="Verdana" w:hAnsi="Verdana"/>
                 <w:b w:val="0"/>
                 <w:sz w:val="16"/>
               </w:rPr>
@@ -4577,7 +4645,7 @@
             <w:r/>
             <w:r>
               <w:rPr>
-                <w:rFonts w:ascii="Arial" w:hAnsi="Arial"/>
+                <w:rFonts w:ascii="Verdana" w:hAnsi="Verdana"/>
                 <w:b w:val="0"/>
                 <w:sz w:val="16"/>
               </w:rPr>
@@ -4586,15 +4654,18 @@
         </w:tc>
       </w:tr>
       <w:tr>
-        <w:tc>
-          <w:tcPr>
-            <w:tcW w:type="dxa" w:w="1514"/>
-          </w:tcPr>
-          <w:p>
-            <w:r/>
-            <w:r>
-              <w:rPr>
-                <w:rFonts w:ascii="Arial" w:hAnsi="Arial"/>
+        <w:trPr>
+          <w:cantSplit/>
+        </w:trPr>
+        <w:tc>
+          <w:tcPr>
+            <w:tcW w:type="dxa" w:w="1514"/>
+          </w:tcPr>
+          <w:p>
+            <w:r/>
+            <w:r>
+              <w:rPr>
+                <w:rFonts w:ascii="Verdana" w:hAnsi="Verdana"/>
                 <w:b w:val="0"/>
                 <w:sz w:val="16"/>
               </w:rPr>
@@ -4610,7 +4681,7 @@
             <w:r/>
             <w:r>
               <w:rPr>
-                <w:rFonts w:ascii="Arial" w:hAnsi="Arial"/>
+                <w:rFonts w:ascii="Verdana" w:hAnsi="Verdana"/>
                 <w:b w:val="0"/>
                 <w:sz w:val="16"/>
               </w:rPr>
@@ -4626,7 +4697,7 @@
             <w:r/>
             <w:r>
               <w:rPr>
-                <w:rFonts w:ascii="Arial" w:hAnsi="Arial"/>
+                <w:rFonts w:ascii="Verdana" w:hAnsi="Verdana"/>
                 <w:b w:val="0"/>
                 <w:sz w:val="16"/>
               </w:rPr>
@@ -4642,7 +4713,7 @@
             <w:r/>
             <w:r>
               <w:rPr>
-                <w:rFonts w:ascii="Arial" w:hAnsi="Arial"/>
+                <w:rFonts w:ascii="Verdana" w:hAnsi="Verdana"/>
                 <w:b w:val="0"/>
                 <w:sz w:val="16"/>
               </w:rPr>
@@ -4658,7 +4729,7 @@
             <w:r/>
             <w:r>
               <w:rPr>
-                <w:rFonts w:ascii="Arial" w:hAnsi="Arial"/>
+                <w:rFonts w:ascii="Verdana" w:hAnsi="Verdana"/>
                 <w:b w:val="0"/>
                 <w:sz w:val="16"/>
               </w:rPr>
@@ -4674,7 +4745,7 @@
             <w:r/>
             <w:r>
               <w:rPr>
-                <w:rFonts w:ascii="Arial" w:hAnsi="Arial"/>
+                <w:rFonts w:ascii="Verdana" w:hAnsi="Verdana"/>
                 <w:b w:val="0"/>
                 <w:sz w:val="16"/>
               </w:rPr>
@@ -4690,7 +4761,7 @@
             <w:r/>
             <w:r>
               <w:rPr>
-                <w:rFonts w:ascii="Arial" w:hAnsi="Arial"/>
+                <w:rFonts w:ascii="Verdana" w:hAnsi="Verdana"/>
                 <w:b w:val="0"/>
                 <w:sz w:val="16"/>
               </w:rPr>
@@ -4706,7 +4777,7 @@
             <w:r/>
             <w:r>
               <w:rPr>
-                <w:rFonts w:ascii="Arial" w:hAnsi="Arial"/>
+                <w:rFonts w:ascii="Verdana" w:hAnsi="Verdana"/>
                 <w:b w:val="0"/>
                 <w:sz w:val="16"/>
               </w:rPr>
@@ -4722,7 +4793,7 @@
             <w:r/>
             <w:r>
               <w:rPr>
-                <w:rFonts w:ascii="Arial" w:hAnsi="Arial"/>
+                <w:rFonts w:ascii="Verdana" w:hAnsi="Verdana"/>
                 <w:b w:val="0"/>
                 <w:sz w:val="16"/>
               </w:rPr>
@@ -4738,7 +4809,7 @@
             <w:r/>
             <w:r>
               <w:rPr>
-                <w:rFonts w:ascii="Arial" w:hAnsi="Arial"/>
+                <w:rFonts w:ascii="Verdana" w:hAnsi="Verdana"/>
                 <w:b w:val="0"/>
                 <w:sz w:val="16"/>
               </w:rPr>
@@ -4747,15 +4818,18 @@
         </w:tc>
       </w:tr>
       <w:tr>
-        <w:tc>
-          <w:tcPr>
-            <w:tcW w:type="dxa" w:w="1514"/>
-          </w:tcPr>
-          <w:p>
-            <w:r/>
-            <w:r>
-              <w:rPr>
-                <w:rFonts w:ascii="Arial" w:hAnsi="Arial"/>
+        <w:trPr>
+          <w:cantSplit/>
+        </w:trPr>
+        <w:tc>
+          <w:tcPr>
+            <w:tcW w:type="dxa" w:w="1514"/>
+          </w:tcPr>
+          <w:p>
+            <w:r/>
+            <w:r>
+              <w:rPr>
+                <w:rFonts w:ascii="Verdana" w:hAnsi="Verdana"/>
                 <w:b w:val="0"/>
                 <w:sz w:val="16"/>
               </w:rPr>
@@ -4771,7 +4845,7 @@
             <w:r/>
             <w:r>
               <w:rPr>
-                <w:rFonts w:ascii="Arial" w:hAnsi="Arial"/>
+                <w:rFonts w:ascii="Verdana" w:hAnsi="Verdana"/>
                 <w:b w:val="0"/>
                 <w:sz w:val="16"/>
               </w:rPr>
@@ -4787,7 +4861,7 @@
             <w:r/>
             <w:r>
               <w:rPr>
-                <w:rFonts w:ascii="Arial" w:hAnsi="Arial"/>
+                <w:rFonts w:ascii="Verdana" w:hAnsi="Verdana"/>
                 <w:b w:val="0"/>
                 <w:sz w:val="16"/>
               </w:rPr>
@@ -4803,7 +4877,7 @@
             <w:r/>
             <w:r>
               <w:rPr>
-                <w:rFonts w:ascii="Arial" w:hAnsi="Arial"/>
+                <w:rFonts w:ascii="Verdana" w:hAnsi="Verdana"/>
                 <w:b w:val="0"/>
                 <w:sz w:val="16"/>
               </w:rPr>
@@ -4819,7 +4893,7 @@
             <w:r/>
             <w:r>
               <w:rPr>
-                <w:rFonts w:ascii="Arial" w:hAnsi="Arial"/>
+                <w:rFonts w:ascii="Verdana" w:hAnsi="Verdana"/>
                 <w:b w:val="0"/>
                 <w:sz w:val="16"/>
               </w:rPr>
@@ -4835,7 +4909,7 @@
             <w:r/>
             <w:r>
               <w:rPr>
-                <w:rFonts w:ascii="Arial" w:hAnsi="Arial"/>
+                <w:rFonts w:ascii="Verdana" w:hAnsi="Verdana"/>
                 <w:b w:val="0"/>
                 <w:sz w:val="16"/>
               </w:rPr>
@@ -4851,7 +4925,7 @@
             <w:r/>
             <w:r>
               <w:rPr>
-                <w:rFonts w:ascii="Arial" w:hAnsi="Arial"/>
+                <w:rFonts w:ascii="Verdana" w:hAnsi="Verdana"/>
                 <w:b w:val="0"/>
                 <w:sz w:val="16"/>
               </w:rPr>
@@ -4867,7 +4941,7 @@
             <w:r/>
             <w:r>
               <w:rPr>
-                <w:rFonts w:ascii="Arial" w:hAnsi="Arial"/>
+                <w:rFonts w:ascii="Verdana" w:hAnsi="Verdana"/>
                 <w:b w:val="0"/>
                 <w:sz w:val="16"/>
               </w:rPr>
@@ -4883,7 +4957,7 @@
             <w:r/>
             <w:r>
               <w:rPr>
-                <w:rFonts w:ascii="Arial" w:hAnsi="Arial"/>
+                <w:rFonts w:ascii="Verdana" w:hAnsi="Verdana"/>
                 <w:b w:val="0"/>
                 <w:sz w:val="16"/>
               </w:rPr>
@@ -4899,7 +4973,7 @@
             <w:r/>
             <w:r>
               <w:rPr>
-                <w:rFonts w:ascii="Arial" w:hAnsi="Arial"/>
+                <w:rFonts w:ascii="Verdana" w:hAnsi="Verdana"/>
                 <w:b w:val="0"/>
                 <w:sz w:val="16"/>
               </w:rPr>
@@ -4908,15 +4982,18 @@
         </w:tc>
       </w:tr>
       <w:tr>
-        <w:tc>
-          <w:tcPr>
-            <w:tcW w:type="dxa" w:w="1514"/>
-          </w:tcPr>
-          <w:p>
-            <w:r/>
-            <w:r>
-              <w:rPr>
-                <w:rFonts w:ascii="Arial" w:hAnsi="Arial"/>
+        <w:trPr>
+          <w:cantSplit/>
+        </w:trPr>
+        <w:tc>
+          <w:tcPr>
+            <w:tcW w:type="dxa" w:w="1514"/>
+          </w:tcPr>
+          <w:p>
+            <w:r/>
+            <w:r>
+              <w:rPr>
+                <w:rFonts w:ascii="Verdana" w:hAnsi="Verdana"/>
                 <w:b w:val="0"/>
                 <w:sz w:val="16"/>
               </w:rPr>
@@ -4932,7 +5009,7 @@
             <w:r/>
             <w:r>
               <w:rPr>
-                <w:rFonts w:ascii="Arial" w:hAnsi="Arial"/>
+                <w:rFonts w:ascii="Verdana" w:hAnsi="Verdana"/>
                 <w:b w:val="0"/>
                 <w:sz w:val="16"/>
               </w:rPr>
@@ -4948,7 +5025,7 @@
             <w:r/>
             <w:r>
               <w:rPr>
-                <w:rFonts w:ascii="Arial" w:hAnsi="Arial"/>
+                <w:rFonts w:ascii="Verdana" w:hAnsi="Verdana"/>
                 <w:b w:val="0"/>
                 <w:sz w:val="16"/>
               </w:rPr>
@@ -4964,7 +5041,7 @@
             <w:r/>
             <w:r>
               <w:rPr>
-                <w:rFonts w:ascii="Arial" w:hAnsi="Arial"/>
+                <w:rFonts w:ascii="Verdana" w:hAnsi="Verdana"/>
                 <w:b w:val="0"/>
                 <w:sz w:val="16"/>
               </w:rPr>
@@ -4980,7 +5057,7 @@
             <w:r/>
             <w:r>
               <w:rPr>
-                <w:rFonts w:ascii="Arial" w:hAnsi="Arial"/>
+                <w:rFonts w:ascii="Verdana" w:hAnsi="Verdana"/>
                 <w:b w:val="0"/>
                 <w:sz w:val="16"/>
               </w:rPr>
@@ -4996,7 +5073,7 @@
             <w:r/>
             <w:r>
               <w:rPr>
-                <w:rFonts w:ascii="Arial" w:hAnsi="Arial"/>
+                <w:rFonts w:ascii="Verdana" w:hAnsi="Verdana"/>
                 <w:b w:val="0"/>
                 <w:sz w:val="16"/>
               </w:rPr>
@@ -5012,7 +5089,7 @@
             <w:r/>
             <w:r>
               <w:rPr>
-                <w:rFonts w:ascii="Arial" w:hAnsi="Arial"/>
+                <w:rFonts w:ascii="Verdana" w:hAnsi="Verdana"/>
                 <w:b w:val="0"/>
                 <w:sz w:val="16"/>
               </w:rPr>
@@ -5028,7 +5105,7 @@
             <w:r/>
             <w:r>
               <w:rPr>
-                <w:rFonts w:ascii="Arial" w:hAnsi="Arial"/>
+                <w:rFonts w:ascii="Verdana" w:hAnsi="Verdana"/>
                 <w:b w:val="0"/>
                 <w:sz w:val="16"/>
               </w:rPr>
@@ -5044,7 +5121,7 @@
             <w:r/>
             <w:r>
               <w:rPr>
-                <w:rFonts w:ascii="Arial" w:hAnsi="Arial"/>
+                <w:rFonts w:ascii="Verdana" w:hAnsi="Verdana"/>
                 <w:b w:val="0"/>
                 <w:sz w:val="16"/>
               </w:rPr>
@@ -5060,7 +5137,7 @@
             <w:r/>
             <w:r>
               <w:rPr>
-                <w:rFonts w:ascii="Arial" w:hAnsi="Arial"/>
+                <w:rFonts w:ascii="Verdana" w:hAnsi="Verdana"/>
                 <w:b w:val="0"/>
                 <w:sz w:val="16"/>
               </w:rPr>
@@ -5069,15 +5146,18 @@
         </w:tc>
       </w:tr>
       <w:tr>
-        <w:tc>
-          <w:tcPr>
-            <w:tcW w:type="dxa" w:w="1514"/>
-          </w:tcPr>
-          <w:p>
-            <w:r/>
-            <w:r>
-              <w:rPr>
-                <w:rFonts w:ascii="Arial" w:hAnsi="Arial"/>
+        <w:trPr>
+          <w:cantSplit/>
+        </w:trPr>
+        <w:tc>
+          <w:tcPr>
+            <w:tcW w:type="dxa" w:w="1514"/>
+          </w:tcPr>
+          <w:p>
+            <w:r/>
+            <w:r>
+              <w:rPr>
+                <w:rFonts w:ascii="Verdana" w:hAnsi="Verdana"/>
                 <w:b w:val="0"/>
                 <w:sz w:val="16"/>
               </w:rPr>
@@ -5093,7 +5173,7 @@
             <w:r/>
             <w:r>
               <w:rPr>
-                <w:rFonts w:ascii="Arial" w:hAnsi="Arial"/>
+                <w:rFonts w:ascii="Verdana" w:hAnsi="Verdana"/>
                 <w:b w:val="0"/>
                 <w:sz w:val="16"/>
               </w:rPr>
@@ -5109,7 +5189,7 @@
             <w:r/>
             <w:r>
               <w:rPr>
-                <w:rFonts w:ascii="Arial" w:hAnsi="Arial"/>
+                <w:rFonts w:ascii="Verdana" w:hAnsi="Verdana"/>
                 <w:b w:val="0"/>
                 <w:sz w:val="16"/>
               </w:rPr>
@@ -5125,7 +5205,7 @@
             <w:r/>
             <w:r>
               <w:rPr>
-                <w:rFonts w:ascii="Arial" w:hAnsi="Arial"/>
+                <w:rFonts w:ascii="Verdana" w:hAnsi="Verdana"/>
                 <w:b w:val="0"/>
                 <w:sz w:val="16"/>
               </w:rPr>
@@ -5141,7 +5221,7 @@
             <w:r/>
             <w:r>
               <w:rPr>
-                <w:rFonts w:ascii="Arial" w:hAnsi="Arial"/>
+                <w:rFonts w:ascii="Verdana" w:hAnsi="Verdana"/>
                 <w:b w:val="0"/>
                 <w:sz w:val="16"/>
               </w:rPr>
@@ -5157,7 +5237,7 @@
             <w:r/>
             <w:r>
               <w:rPr>
-                <w:rFonts w:ascii="Arial" w:hAnsi="Arial"/>
+                <w:rFonts w:ascii="Verdana" w:hAnsi="Verdana"/>
                 <w:b w:val="0"/>
                 <w:sz w:val="16"/>
               </w:rPr>
@@ -5173,7 +5253,7 @@
             <w:r/>
             <w:r>
               <w:rPr>
-                <w:rFonts w:ascii="Arial" w:hAnsi="Arial"/>
+                <w:rFonts w:ascii="Verdana" w:hAnsi="Verdana"/>
                 <w:b w:val="0"/>
                 <w:sz w:val="16"/>
               </w:rPr>
@@ -5189,7 +5269,7 @@
             <w:r/>
             <w:r>
               <w:rPr>
-                <w:rFonts w:ascii="Arial" w:hAnsi="Arial"/>
+                <w:rFonts w:ascii="Verdana" w:hAnsi="Verdana"/>
                 <w:b w:val="0"/>
                 <w:sz w:val="16"/>
               </w:rPr>
@@ -5205,7 +5285,7 @@
             <w:r/>
             <w:r>
               <w:rPr>
-                <w:rFonts w:ascii="Arial" w:hAnsi="Arial"/>
+                <w:rFonts w:ascii="Verdana" w:hAnsi="Verdana"/>
                 <w:b w:val="0"/>
                 <w:sz w:val="16"/>
               </w:rPr>
@@ -5221,7 +5301,7 @@
             <w:r/>
             <w:r>
               <w:rPr>
-                <w:rFonts w:ascii="Arial" w:hAnsi="Arial"/>
+                <w:rFonts w:ascii="Verdana" w:hAnsi="Verdana"/>
                 <w:b w:val="0"/>
                 <w:sz w:val="16"/>
               </w:rPr>
@@ -5230,15 +5310,18 @@
         </w:tc>
       </w:tr>
       <w:tr>
-        <w:tc>
-          <w:tcPr>
-            <w:tcW w:type="dxa" w:w="1514"/>
-          </w:tcPr>
-          <w:p>
-            <w:r/>
-            <w:r>
-              <w:rPr>
-                <w:rFonts w:ascii="Arial" w:hAnsi="Arial"/>
+        <w:trPr>
+          <w:cantSplit/>
+        </w:trPr>
+        <w:tc>
+          <w:tcPr>
+            <w:tcW w:type="dxa" w:w="1514"/>
+          </w:tcPr>
+          <w:p>
+            <w:r/>
+            <w:r>
+              <w:rPr>
+                <w:rFonts w:ascii="Verdana" w:hAnsi="Verdana"/>
                 <w:b w:val="0"/>
                 <w:sz w:val="16"/>
               </w:rPr>
@@ -5254,7 +5337,7 @@
             <w:r/>
             <w:r>
               <w:rPr>
-                <w:rFonts w:ascii="Arial" w:hAnsi="Arial"/>
+                <w:rFonts w:ascii="Verdana" w:hAnsi="Verdana"/>
                 <w:b w:val="0"/>
                 <w:sz w:val="16"/>
               </w:rPr>
@@ -5270,7 +5353,7 @@
             <w:r/>
             <w:r>
               <w:rPr>
-                <w:rFonts w:ascii="Arial" w:hAnsi="Arial"/>
+                <w:rFonts w:ascii="Verdana" w:hAnsi="Verdana"/>
                 <w:b w:val="0"/>
                 <w:sz w:val="16"/>
               </w:rPr>
@@ -5286,7 +5369,7 @@
             <w:r/>
             <w:r>
               <w:rPr>
-                <w:rFonts w:ascii="Arial" w:hAnsi="Arial"/>
+                <w:rFonts w:ascii="Verdana" w:hAnsi="Verdana"/>
                 <w:b w:val="0"/>
                 <w:sz w:val="16"/>
               </w:rPr>
@@ -5302,7 +5385,7 @@
             <w:r/>
             <w:r>
               <w:rPr>
-                <w:rFonts w:ascii="Arial" w:hAnsi="Arial"/>
+                <w:rFonts w:ascii="Verdana" w:hAnsi="Verdana"/>
                 <w:b w:val="0"/>
                 <w:sz w:val="16"/>
               </w:rPr>
@@ -5318,7 +5401,7 @@
             <w:r/>
             <w:r>
               <w:rPr>
-                <w:rFonts w:ascii="Arial" w:hAnsi="Arial"/>
+                <w:rFonts w:ascii="Verdana" w:hAnsi="Verdana"/>
                 <w:b w:val="0"/>
                 <w:sz w:val="16"/>
               </w:rPr>
@@ -5334,7 +5417,7 @@
             <w:r/>
             <w:r>
               <w:rPr>
-                <w:rFonts w:ascii="Arial" w:hAnsi="Arial"/>
+                <w:rFonts w:ascii="Verdana" w:hAnsi="Verdana"/>
                 <w:b w:val="0"/>
                 <w:sz w:val="16"/>
               </w:rPr>
@@ -5350,7 +5433,7 @@
             <w:r/>
             <w:r>
               <w:rPr>
-                <w:rFonts w:ascii="Arial" w:hAnsi="Arial"/>
+                <w:rFonts w:ascii="Verdana" w:hAnsi="Verdana"/>
                 <w:b w:val="0"/>
                 <w:sz w:val="16"/>
               </w:rPr>
@@ -5366,7 +5449,7 @@
             <w:r/>
             <w:r>
               <w:rPr>
-                <w:rFonts w:ascii="Arial" w:hAnsi="Arial"/>
+                <w:rFonts w:ascii="Verdana" w:hAnsi="Verdana"/>
                 <w:b w:val="0"/>
                 <w:sz w:val="16"/>
               </w:rPr>
@@ -5382,7 +5465,7 @@
             <w:r/>
             <w:r>
               <w:rPr>
-                <w:rFonts w:ascii="Arial" w:hAnsi="Arial"/>
+                <w:rFonts w:ascii="Verdana" w:hAnsi="Verdana"/>
                 <w:b w:val="0"/>
                 <w:sz w:val="16"/>
               </w:rPr>
@@ -5391,15 +5474,18 @@
         </w:tc>
       </w:tr>
       <w:tr>
-        <w:tc>
-          <w:tcPr>
-            <w:tcW w:type="dxa" w:w="1514"/>
-          </w:tcPr>
-          <w:p>
-            <w:r/>
-            <w:r>
-              <w:rPr>
-                <w:rFonts w:ascii="Arial" w:hAnsi="Arial"/>
+        <w:trPr>
+          <w:cantSplit/>
+        </w:trPr>
+        <w:tc>
+          <w:tcPr>
+            <w:tcW w:type="dxa" w:w="1514"/>
+          </w:tcPr>
+          <w:p>
+            <w:r/>
+            <w:r>
+              <w:rPr>
+                <w:rFonts w:ascii="Verdana" w:hAnsi="Verdana"/>
                 <w:b w:val="0"/>
                 <w:sz w:val="16"/>
               </w:rPr>
@@ -5415,7 +5501,7 @@
             <w:r/>
             <w:r>
               <w:rPr>
-                <w:rFonts w:ascii="Arial" w:hAnsi="Arial"/>
+                <w:rFonts w:ascii="Verdana" w:hAnsi="Verdana"/>
                 <w:b w:val="0"/>
                 <w:sz w:val="16"/>
               </w:rPr>
@@ -5431,7 +5517,7 @@
             <w:r/>
             <w:r>
               <w:rPr>
-                <w:rFonts w:ascii="Arial" w:hAnsi="Arial"/>
+                <w:rFonts w:ascii="Verdana" w:hAnsi="Verdana"/>
                 <w:b w:val="0"/>
                 <w:sz w:val="16"/>
               </w:rPr>
@@ -5447,7 +5533,7 @@
             <w:r/>
             <w:r>
               <w:rPr>
-                <w:rFonts w:ascii="Arial" w:hAnsi="Arial"/>
+                <w:rFonts w:ascii="Verdana" w:hAnsi="Verdana"/>
                 <w:b w:val="0"/>
                 <w:sz w:val="16"/>
               </w:rPr>
@@ -5463,7 +5549,7 @@
             <w:r/>
             <w:r>
               <w:rPr>
-                <w:rFonts w:ascii="Arial" w:hAnsi="Arial"/>
+                <w:rFonts w:ascii="Verdana" w:hAnsi="Verdana"/>
                 <w:b w:val="0"/>
                 <w:sz w:val="16"/>
               </w:rPr>
@@ -5479,7 +5565,7 @@
             <w:r/>
             <w:r>
               <w:rPr>
-                <w:rFonts w:ascii="Arial" w:hAnsi="Arial"/>
+                <w:rFonts w:ascii="Verdana" w:hAnsi="Verdana"/>
                 <w:b w:val="0"/>
                 <w:sz w:val="16"/>
               </w:rPr>
@@ -5495,7 +5581,7 @@
             <w:r/>
             <w:r>
               <w:rPr>
-                <w:rFonts w:ascii="Arial" w:hAnsi="Arial"/>
+                <w:rFonts w:ascii="Verdana" w:hAnsi="Verdana"/>
                 <w:b w:val="0"/>
                 <w:sz w:val="16"/>
               </w:rPr>
@@ -5511,7 +5597,7 @@
             <w:r/>
             <w:r>
               <w:rPr>
-                <w:rFonts w:ascii="Arial" w:hAnsi="Arial"/>
+                <w:rFonts w:ascii="Verdana" w:hAnsi="Verdana"/>
                 <w:b w:val="0"/>
                 <w:sz w:val="16"/>
               </w:rPr>
@@ -5527,7 +5613,7 @@
             <w:r/>
             <w:r>
               <w:rPr>
-                <w:rFonts w:ascii="Arial" w:hAnsi="Arial"/>
+                <w:rFonts w:ascii="Verdana" w:hAnsi="Verdana"/>
                 <w:b w:val="0"/>
                 <w:sz w:val="16"/>
               </w:rPr>
@@ -5543,7 +5629,7 @@
             <w:r/>
             <w:r>
               <w:rPr>
-                <w:rFonts w:ascii="Arial" w:hAnsi="Arial"/>
+                <w:rFonts w:ascii="Verdana" w:hAnsi="Verdana"/>
                 <w:b w:val="0"/>
                 <w:sz w:val="16"/>
               </w:rPr>
@@ -5552,15 +5638,18 @@
         </w:tc>
       </w:tr>
       <w:tr>
-        <w:tc>
-          <w:tcPr>
-            <w:tcW w:type="dxa" w:w="1514"/>
-          </w:tcPr>
-          <w:p>
-            <w:r/>
-            <w:r>
-              <w:rPr>
-                <w:rFonts w:ascii="Arial" w:hAnsi="Arial"/>
+        <w:trPr>
+          <w:cantSplit/>
+        </w:trPr>
+        <w:tc>
+          <w:tcPr>
+            <w:tcW w:type="dxa" w:w="1514"/>
+          </w:tcPr>
+          <w:p>
+            <w:r/>
+            <w:r>
+              <w:rPr>
+                <w:rFonts w:ascii="Verdana" w:hAnsi="Verdana"/>
                 <w:b w:val="0"/>
                 <w:sz w:val="16"/>
               </w:rPr>
@@ -5576,7 +5665,7 @@
             <w:r/>
             <w:r>
               <w:rPr>
-                <w:rFonts w:ascii="Arial" w:hAnsi="Arial"/>
+                <w:rFonts w:ascii="Verdana" w:hAnsi="Verdana"/>
                 <w:b w:val="0"/>
                 <w:sz w:val="16"/>
               </w:rPr>
@@ -5592,7 +5681,7 @@
             <w:r/>
             <w:r>
               <w:rPr>
-                <w:rFonts w:ascii="Arial" w:hAnsi="Arial"/>
+                <w:rFonts w:ascii="Verdana" w:hAnsi="Verdana"/>
                 <w:b w:val="0"/>
                 <w:sz w:val="16"/>
               </w:rPr>
@@ -5608,7 +5697,7 @@
             <w:r/>
             <w:r>
               <w:rPr>
-                <w:rFonts w:ascii="Arial" w:hAnsi="Arial"/>
+                <w:rFonts w:ascii="Verdana" w:hAnsi="Verdana"/>
                 <w:b w:val="0"/>
                 <w:sz w:val="16"/>
               </w:rPr>
@@ -5624,7 +5713,7 @@
             <w:r/>
             <w:r>
               <w:rPr>
-                <w:rFonts w:ascii="Arial" w:hAnsi="Arial"/>
+                <w:rFonts w:ascii="Verdana" w:hAnsi="Verdana"/>
                 <w:b w:val="0"/>
                 <w:sz w:val="16"/>
               </w:rPr>
@@ -5640,7 +5729,7 @@
             <w:r/>
             <w:r>
               <w:rPr>
-                <w:rFonts w:ascii="Arial" w:hAnsi="Arial"/>
+                <w:rFonts w:ascii="Verdana" w:hAnsi="Verdana"/>
                 <w:b w:val="0"/>
                 <w:sz w:val="16"/>
               </w:rPr>
@@ -5656,7 +5745,7 @@
             <w:r/>
             <w:r>
               <w:rPr>
-                <w:rFonts w:ascii="Arial" w:hAnsi="Arial"/>
+                <w:rFonts w:ascii="Verdana" w:hAnsi="Verdana"/>
                 <w:b w:val="0"/>
                 <w:sz w:val="16"/>
               </w:rPr>
@@ -5672,7 +5761,7 @@
             <w:r/>
             <w:r>
               <w:rPr>
-                <w:rFonts w:ascii="Arial" w:hAnsi="Arial"/>
+                <w:rFonts w:ascii="Verdana" w:hAnsi="Verdana"/>
                 <w:b w:val="0"/>
                 <w:sz w:val="16"/>
               </w:rPr>
@@ -5688,7 +5777,7 @@
             <w:r/>
             <w:r>
               <w:rPr>
-                <w:rFonts w:ascii="Arial" w:hAnsi="Arial"/>
+                <w:rFonts w:ascii="Verdana" w:hAnsi="Verdana"/>
                 <w:b w:val="0"/>
                 <w:sz w:val="16"/>
               </w:rPr>
@@ -5704,7 +5793,7 @@
             <w:r/>
             <w:r>
               <w:rPr>
-                <w:rFonts w:ascii="Arial" w:hAnsi="Arial"/>
+                <w:rFonts w:ascii="Verdana" w:hAnsi="Verdana"/>
                 <w:b w:val="0"/>
                 <w:sz w:val="16"/>
               </w:rPr>
@@ -5713,15 +5802,18 @@
         </w:tc>
       </w:tr>
       <w:tr>
-        <w:tc>
-          <w:tcPr>
-            <w:tcW w:type="dxa" w:w="1514"/>
-          </w:tcPr>
-          <w:p>
-            <w:r/>
-            <w:r>
-              <w:rPr>
-                <w:rFonts w:ascii="Arial" w:hAnsi="Arial"/>
+        <w:trPr>
+          <w:cantSplit/>
+        </w:trPr>
+        <w:tc>
+          <w:tcPr>
+            <w:tcW w:type="dxa" w:w="1514"/>
+          </w:tcPr>
+          <w:p>
+            <w:r/>
+            <w:r>
+              <w:rPr>
+                <w:rFonts w:ascii="Verdana" w:hAnsi="Verdana"/>
                 <w:b w:val="0"/>
                 <w:sz w:val="16"/>
               </w:rPr>
@@ -5737,7 +5829,7 @@
             <w:r/>
             <w:r>
               <w:rPr>
-                <w:rFonts w:ascii="Arial" w:hAnsi="Arial"/>
+                <w:rFonts w:ascii="Verdana" w:hAnsi="Verdana"/>
                 <w:b w:val="0"/>
                 <w:sz w:val="16"/>
               </w:rPr>
@@ -5753,7 +5845,7 @@
             <w:r/>
             <w:r>
               <w:rPr>
-                <w:rFonts w:ascii="Arial" w:hAnsi="Arial"/>
+                <w:rFonts w:ascii="Verdana" w:hAnsi="Verdana"/>
                 <w:b w:val="0"/>
                 <w:sz w:val="16"/>
               </w:rPr>
@@ -5769,7 +5861,7 @@
             <w:r/>
             <w:r>
               <w:rPr>
-                <w:rFonts w:ascii="Arial" w:hAnsi="Arial"/>
+                <w:rFonts w:ascii="Verdana" w:hAnsi="Verdana"/>
                 <w:b w:val="0"/>
                 <w:sz w:val="16"/>
               </w:rPr>
@@ -5785,7 +5877,7 @@
             <w:r/>
             <w:r>
               <w:rPr>
-                <w:rFonts w:ascii="Arial" w:hAnsi="Arial"/>
+                <w:rFonts w:ascii="Verdana" w:hAnsi="Verdana"/>
                 <w:b w:val="0"/>
                 <w:sz w:val="16"/>
               </w:rPr>
@@ -5801,7 +5893,7 @@
             <w:r/>
             <w:r>
               <w:rPr>
-                <w:rFonts w:ascii="Arial" w:hAnsi="Arial"/>
+                <w:rFonts w:ascii="Verdana" w:hAnsi="Verdana"/>
                 <w:b w:val="0"/>
                 <w:sz w:val="16"/>
               </w:rPr>
@@ -5817,7 +5909,7 @@
             <w:r/>
             <w:r>
               <w:rPr>
-                <w:rFonts w:ascii="Arial" w:hAnsi="Arial"/>
+                <w:rFonts w:ascii="Verdana" w:hAnsi="Verdana"/>
                 <w:b w:val="0"/>
                 <w:sz w:val="16"/>
               </w:rPr>
@@ -5833,7 +5925,7 @@
             <w:r/>
             <w:r>
               <w:rPr>
-                <w:rFonts w:ascii="Arial" w:hAnsi="Arial"/>
+                <w:rFonts w:ascii="Verdana" w:hAnsi="Verdana"/>
                 <w:b w:val="0"/>
                 <w:sz w:val="16"/>
               </w:rPr>
@@ -5849,7 +5941,7 @@
             <w:r/>
             <w:r>
               <w:rPr>
-                <w:rFonts w:ascii="Arial" w:hAnsi="Arial"/>
+                <w:rFonts w:ascii="Verdana" w:hAnsi="Verdana"/>
                 <w:b w:val="0"/>
                 <w:sz w:val="16"/>
               </w:rPr>
@@ -5865,7 +5957,7 @@
             <w:r/>
             <w:r>
               <w:rPr>
-                <w:rFonts w:ascii="Arial" w:hAnsi="Arial"/>
+                <w:rFonts w:ascii="Verdana" w:hAnsi="Verdana"/>
                 <w:b w:val="0"/>
                 <w:sz w:val="16"/>
               </w:rPr>
@@ -5874,15 +5966,18 @@
         </w:tc>
       </w:tr>
       <w:tr>
-        <w:tc>
-          <w:tcPr>
-            <w:tcW w:type="dxa" w:w="1514"/>
-          </w:tcPr>
-          <w:p>
-            <w:r/>
-            <w:r>
-              <w:rPr>
-                <w:rFonts w:ascii="Arial" w:hAnsi="Arial"/>
+        <w:trPr>
+          <w:cantSplit/>
+        </w:trPr>
+        <w:tc>
+          <w:tcPr>
+            <w:tcW w:type="dxa" w:w="1514"/>
+          </w:tcPr>
+          <w:p>
+            <w:r/>
+            <w:r>
+              <w:rPr>
+                <w:rFonts w:ascii="Verdana" w:hAnsi="Verdana"/>
                 <w:b w:val="0"/>
                 <w:sz w:val="16"/>
               </w:rPr>
@@ -5898,7 +5993,7 @@
             <w:r/>
             <w:r>
               <w:rPr>
-                <w:rFonts w:ascii="Arial" w:hAnsi="Arial"/>
+                <w:rFonts w:ascii="Verdana" w:hAnsi="Verdana"/>
                 <w:b w:val="0"/>
                 <w:sz w:val="16"/>
               </w:rPr>
@@ -5914,7 +6009,7 @@
             <w:r/>
             <w:r>
               <w:rPr>
-                <w:rFonts w:ascii="Arial" w:hAnsi="Arial"/>
+                <w:rFonts w:ascii="Verdana" w:hAnsi="Verdana"/>
                 <w:b w:val="0"/>
                 <w:sz w:val="16"/>
               </w:rPr>
@@ -5930,7 +6025,7 @@
             <w:r/>
             <w:r>
               <w:rPr>
-                <w:rFonts w:ascii="Arial" w:hAnsi="Arial"/>
+                <w:rFonts w:ascii="Verdana" w:hAnsi="Verdana"/>
                 <w:b w:val="0"/>
                 <w:sz w:val="16"/>
               </w:rPr>
@@ -5946,7 +6041,7 @@
             <w:r/>
             <w:r>
               <w:rPr>
-                <w:rFonts w:ascii="Arial" w:hAnsi="Arial"/>
+                <w:rFonts w:ascii="Verdana" w:hAnsi="Verdana"/>
                 <w:b w:val="0"/>
                 <w:sz w:val="16"/>
               </w:rPr>
@@ -5962,7 +6057,7 @@
             <w:r/>
             <w:r>
               <w:rPr>
-                <w:rFonts w:ascii="Arial" w:hAnsi="Arial"/>
+                <w:rFonts w:ascii="Verdana" w:hAnsi="Verdana"/>
                 <w:b w:val="0"/>
                 <w:sz w:val="16"/>
               </w:rPr>
@@ -5978,7 +6073,7 @@
             <w:r/>
             <w:r>
               <w:rPr>
-                <w:rFonts w:ascii="Arial" w:hAnsi="Arial"/>
+                <w:rFonts w:ascii="Verdana" w:hAnsi="Verdana"/>
                 <w:b w:val="0"/>
                 <w:sz w:val="16"/>
               </w:rPr>
@@ -5994,7 +6089,7 @@
             <w:r/>
             <w:r>
               <w:rPr>
-                <w:rFonts w:ascii="Arial" w:hAnsi="Arial"/>
+                <w:rFonts w:ascii="Verdana" w:hAnsi="Verdana"/>
                 <w:b w:val="0"/>
                 <w:sz w:val="16"/>
               </w:rPr>
@@ -6010,7 +6105,7 @@
             <w:r/>
             <w:r>
               <w:rPr>
-                <w:rFonts w:ascii="Arial" w:hAnsi="Arial"/>
+                <w:rFonts w:ascii="Verdana" w:hAnsi="Verdana"/>
                 <w:b w:val="0"/>
                 <w:sz w:val="16"/>
               </w:rPr>
@@ -6026,25 +6121,28 @@
             <w:r/>
             <w:r>
               <w:rPr>
-                <w:rFonts w:ascii="Arial" w:hAnsi="Arial"/>
-                <w:b w:val="0"/>
-                <w:sz w:val="16"/>
-              </w:rPr>
-              <w:t>Note 52: В сводках с автоматических станций следует использовать кодовую цифру 2, когда тенденция является положительной; 7 — отрицательной и 4, когда давление является таким же, как и 3 часа назад.</w:t>
+                <w:rFonts w:ascii="Verdana" w:hAnsi="Verdana"/>
+                <w:b w:val="0"/>
+                <w:sz w:val="16"/>
+              </w:rPr>
+              <w:t>Note 52: Для кодирования излучения вместо дескриптора 0 12 072 следует использовать дескриптор 0 12 076.</w:t>
             </w:r>
           </w:p>
         </w:tc>
       </w:tr>
       <w:tr>
-        <w:tc>
-          <w:tcPr>
-            <w:tcW w:type="dxa" w:w="1514"/>
-          </w:tcPr>
-          <w:p>
-            <w:r/>
-            <w:r>
-              <w:rPr>
-                <w:rFonts w:ascii="Arial" w:hAnsi="Arial"/>
+        <w:trPr>
+          <w:cantSplit/>
+        </w:trPr>
+        <w:tc>
+          <w:tcPr>
+            <w:tcW w:type="dxa" w:w="1514"/>
+          </w:tcPr>
+          <w:p>
+            <w:r/>
+            <w:r>
+              <w:rPr>
+                <w:rFonts w:ascii="Verdana" w:hAnsi="Verdana"/>
                 <w:b w:val="0"/>
                 <w:sz w:val="16"/>
               </w:rPr>
@@ -6060,7 +6158,7 @@
             <w:r/>
             <w:r>
               <w:rPr>
-                <w:rFonts w:ascii="Arial" w:hAnsi="Arial"/>
+                <w:rFonts w:ascii="Verdana" w:hAnsi="Verdana"/>
                 <w:b w:val="0"/>
                 <w:sz w:val="16"/>
               </w:rPr>
@@ -6076,7 +6174,7 @@
             <w:r/>
             <w:r>
               <w:rPr>
-                <w:rFonts w:ascii="Arial" w:hAnsi="Arial"/>
+                <w:rFonts w:ascii="Verdana" w:hAnsi="Verdana"/>
                 <w:b w:val="0"/>
                 <w:sz w:val="16"/>
               </w:rPr>
@@ -6092,7 +6190,7 @@
             <w:r/>
             <w:r>
               <w:rPr>
-                <w:rFonts w:ascii="Arial" w:hAnsi="Arial"/>
+                <w:rFonts w:ascii="Verdana" w:hAnsi="Verdana"/>
                 <w:b w:val="0"/>
                 <w:sz w:val="16"/>
               </w:rPr>
@@ -6108,7 +6206,7 @@
             <w:r/>
             <w:r>
               <w:rPr>
-                <w:rFonts w:ascii="Arial" w:hAnsi="Arial"/>
+                <w:rFonts w:ascii="Verdana" w:hAnsi="Verdana"/>
                 <w:b w:val="0"/>
                 <w:sz w:val="16"/>
               </w:rPr>
@@ -6124,7 +6222,7 @@
             <w:r/>
             <w:r>
               <w:rPr>
-                <w:rFonts w:ascii="Arial" w:hAnsi="Arial"/>
+                <w:rFonts w:ascii="Verdana" w:hAnsi="Verdana"/>
                 <w:b w:val="0"/>
                 <w:sz w:val="16"/>
               </w:rPr>
@@ -6140,7 +6238,7 @@
             <w:r/>
             <w:r>
               <w:rPr>
-                <w:rFonts w:ascii="Arial" w:hAnsi="Arial"/>
+                <w:rFonts w:ascii="Verdana" w:hAnsi="Verdana"/>
                 <w:b w:val="0"/>
                 <w:sz w:val="16"/>
               </w:rPr>
@@ -6156,7 +6254,7 @@
             <w:r/>
             <w:r>
               <w:rPr>
-                <w:rFonts w:ascii="Arial" w:hAnsi="Arial"/>
+                <w:rFonts w:ascii="Verdana" w:hAnsi="Verdana"/>
                 <w:b w:val="0"/>
                 <w:sz w:val="16"/>
               </w:rPr>
@@ -6172,7 +6270,7 @@
             <w:r/>
             <w:r>
               <w:rPr>
-                <w:rFonts w:ascii="Arial" w:hAnsi="Arial"/>
+                <w:rFonts w:ascii="Verdana" w:hAnsi="Verdana"/>
                 <w:b w:val="0"/>
                 <w:sz w:val="16"/>
               </w:rPr>
@@ -6188,7 +6286,7 @@
             <w:r/>
             <w:r>
               <w:rPr>
-                <w:rFonts w:ascii="Arial" w:hAnsi="Arial"/>
+                <w:rFonts w:ascii="Verdana" w:hAnsi="Verdana"/>
                 <w:b w:val="0"/>
                 <w:sz w:val="16"/>
               </w:rPr>
@@ -6197,15 +6295,18 @@
         </w:tc>
       </w:tr>
       <w:tr>
-        <w:tc>
-          <w:tcPr>
-            <w:tcW w:type="dxa" w:w="1514"/>
-          </w:tcPr>
-          <w:p>
-            <w:r/>
-            <w:r>
-              <w:rPr>
-                <w:rFonts w:ascii="Arial" w:hAnsi="Arial"/>
+        <w:trPr>
+          <w:cantSplit/>
+        </w:trPr>
+        <w:tc>
+          <w:tcPr>
+            <w:tcW w:type="dxa" w:w="1514"/>
+          </w:tcPr>
+          <w:p>
+            <w:r/>
+            <w:r>
+              <w:rPr>
+                <w:rFonts w:ascii="Verdana" w:hAnsi="Verdana"/>
                 <w:b w:val="0"/>
                 <w:sz w:val="16"/>
               </w:rPr>
@@ -6221,7 +6322,7 @@
             <w:r/>
             <w:r>
               <w:rPr>
-                <w:rFonts w:ascii="Arial" w:hAnsi="Arial"/>
+                <w:rFonts w:ascii="Verdana" w:hAnsi="Verdana"/>
                 <w:b w:val="0"/>
                 <w:sz w:val="16"/>
               </w:rPr>
@@ -6237,7 +6338,7 @@
             <w:r/>
             <w:r>
               <w:rPr>
-                <w:rFonts w:ascii="Arial" w:hAnsi="Arial"/>
+                <w:rFonts w:ascii="Verdana" w:hAnsi="Verdana"/>
                 <w:b w:val="0"/>
                 <w:sz w:val="16"/>
               </w:rPr>
@@ -6253,7 +6354,7 @@
             <w:r/>
             <w:r>
               <w:rPr>
-                <w:rFonts w:ascii="Arial" w:hAnsi="Arial"/>
+                <w:rFonts w:ascii="Verdana" w:hAnsi="Verdana"/>
                 <w:b w:val="0"/>
                 <w:sz w:val="16"/>
               </w:rPr>
@@ -6269,7 +6370,7 @@
             <w:r/>
             <w:r>
               <w:rPr>
-                <w:rFonts w:ascii="Arial" w:hAnsi="Arial"/>
+                <w:rFonts w:ascii="Verdana" w:hAnsi="Verdana"/>
                 <w:b w:val="0"/>
                 <w:sz w:val="16"/>
               </w:rPr>
@@ -6285,7 +6386,7 @@
             <w:r/>
             <w:r>
               <w:rPr>
-                <w:rFonts w:ascii="Arial" w:hAnsi="Arial"/>
+                <w:rFonts w:ascii="Verdana" w:hAnsi="Verdana"/>
                 <w:b w:val="0"/>
                 <w:sz w:val="16"/>
               </w:rPr>
@@ -6301,7 +6402,7 @@
             <w:r/>
             <w:r>
               <w:rPr>
-                <w:rFonts w:ascii="Arial" w:hAnsi="Arial"/>
+                <w:rFonts w:ascii="Verdana" w:hAnsi="Verdana"/>
                 <w:b w:val="0"/>
                 <w:sz w:val="16"/>
               </w:rPr>
@@ -6317,7 +6418,7 @@
             <w:r/>
             <w:r>
               <w:rPr>
-                <w:rFonts w:ascii="Arial" w:hAnsi="Arial"/>
+                <w:rFonts w:ascii="Verdana" w:hAnsi="Verdana"/>
                 <w:b w:val="0"/>
                 <w:sz w:val="16"/>
               </w:rPr>
@@ -6333,7 +6434,7 @@
             <w:r/>
             <w:r>
               <w:rPr>
-                <w:rFonts w:ascii="Arial" w:hAnsi="Arial"/>
+                <w:rFonts w:ascii="Verdana" w:hAnsi="Verdana"/>
                 <w:b w:val="0"/>
                 <w:sz w:val="16"/>
               </w:rPr>
@@ -6349,7 +6450,7 @@
             <w:r/>
             <w:r>
               <w:rPr>
-                <w:rFonts w:ascii="Arial" w:hAnsi="Arial"/>
+                <w:rFonts w:ascii="Verdana" w:hAnsi="Verdana"/>
                 <w:b w:val="0"/>
                 <w:sz w:val="16"/>
               </w:rPr>
@@ -6358,15 +6459,18 @@
         </w:tc>
       </w:tr>
       <w:tr>
-        <w:tc>
-          <w:tcPr>
-            <w:tcW w:type="dxa" w:w="1514"/>
-          </w:tcPr>
-          <w:p>
-            <w:r/>
-            <w:r>
-              <w:rPr>
-                <w:rFonts w:ascii="Arial" w:hAnsi="Arial"/>
+        <w:trPr>
+          <w:cantSplit/>
+        </w:trPr>
+        <w:tc>
+          <w:tcPr>
+            <w:tcW w:type="dxa" w:w="1514"/>
+          </w:tcPr>
+          <w:p>
+            <w:r/>
+            <w:r>
+              <w:rPr>
+                <w:rFonts w:ascii="Verdana" w:hAnsi="Verdana"/>
                 <w:b w:val="0"/>
                 <w:sz w:val="16"/>
               </w:rPr>
@@ -6382,7 +6486,7 @@
             <w:r/>
             <w:r>
               <w:rPr>
-                <w:rFonts w:ascii="Arial" w:hAnsi="Arial"/>
+                <w:rFonts w:ascii="Verdana" w:hAnsi="Verdana"/>
                 <w:b w:val="0"/>
                 <w:sz w:val="16"/>
               </w:rPr>
@@ -6398,7 +6502,7 @@
             <w:r/>
             <w:r>
               <w:rPr>
-                <w:rFonts w:ascii="Arial" w:hAnsi="Arial"/>
+                <w:rFonts w:ascii="Verdana" w:hAnsi="Verdana"/>
                 <w:b w:val="0"/>
                 <w:sz w:val="16"/>
               </w:rPr>
@@ -6414,7 +6518,7 @@
             <w:r/>
             <w:r>
               <w:rPr>
-                <w:rFonts w:ascii="Arial" w:hAnsi="Arial"/>
+                <w:rFonts w:ascii="Verdana" w:hAnsi="Verdana"/>
                 <w:b w:val="0"/>
                 <w:sz w:val="16"/>
               </w:rPr>
@@ -6430,7 +6534,7 @@
             <w:r/>
             <w:r>
               <w:rPr>
-                <w:rFonts w:ascii="Arial" w:hAnsi="Arial"/>
+                <w:rFonts w:ascii="Verdana" w:hAnsi="Verdana"/>
                 <w:b w:val="0"/>
                 <w:sz w:val="16"/>
               </w:rPr>
@@ -6446,7 +6550,7 @@
             <w:r/>
             <w:r>
               <w:rPr>
-                <w:rFonts w:ascii="Arial" w:hAnsi="Arial"/>
+                <w:rFonts w:ascii="Verdana" w:hAnsi="Verdana"/>
                 <w:b w:val="0"/>
                 <w:sz w:val="16"/>
               </w:rPr>
@@ -6462,7 +6566,7 @@
             <w:r/>
             <w:r>
               <w:rPr>
-                <w:rFonts w:ascii="Arial" w:hAnsi="Arial"/>
+                <w:rFonts w:ascii="Verdana" w:hAnsi="Verdana"/>
                 <w:b w:val="0"/>
                 <w:sz w:val="16"/>
               </w:rPr>
@@ -6478,7 +6582,7 @@
             <w:r/>
             <w:r>
               <w:rPr>
-                <w:rFonts w:ascii="Arial" w:hAnsi="Arial"/>
+                <w:rFonts w:ascii="Verdana" w:hAnsi="Verdana"/>
                 <w:b w:val="0"/>
                 <w:sz w:val="16"/>
               </w:rPr>
@@ -6494,7 +6598,7 @@
             <w:r/>
             <w:r>
               <w:rPr>
-                <w:rFonts w:ascii="Arial" w:hAnsi="Arial"/>
+                <w:rFonts w:ascii="Verdana" w:hAnsi="Verdana"/>
                 <w:b w:val="0"/>
                 <w:sz w:val="16"/>
               </w:rPr>
@@ -6510,7 +6614,7 @@
             <w:r/>
             <w:r>
               <w:rPr>
-                <w:rFonts w:ascii="Arial" w:hAnsi="Arial"/>
+                <w:rFonts w:ascii="Verdana" w:hAnsi="Verdana"/>
                 <w:b w:val="0"/>
                 <w:sz w:val="16"/>
               </w:rPr>
@@ -6519,15 +6623,18 @@
         </w:tc>
       </w:tr>
       <w:tr>
-        <w:tc>
-          <w:tcPr>
-            <w:tcW w:type="dxa" w:w="1514"/>
-          </w:tcPr>
-          <w:p>
-            <w:r/>
-            <w:r>
-              <w:rPr>
-                <w:rFonts w:ascii="Arial" w:hAnsi="Arial"/>
+        <w:trPr>
+          <w:cantSplit/>
+        </w:trPr>
+        <w:tc>
+          <w:tcPr>
+            <w:tcW w:type="dxa" w:w="1514"/>
+          </w:tcPr>
+          <w:p>
+            <w:r/>
+            <w:r>
+              <w:rPr>
+                <w:rFonts w:ascii="Verdana" w:hAnsi="Verdana"/>
                 <w:b w:val="0"/>
                 <w:sz w:val="16"/>
               </w:rPr>
@@ -6543,7 +6650,7 @@
             <w:r/>
             <w:r>
               <w:rPr>
-                <w:rFonts w:ascii="Arial" w:hAnsi="Arial"/>
+                <w:rFonts w:ascii="Verdana" w:hAnsi="Verdana"/>
                 <w:b w:val="0"/>
                 <w:sz w:val="16"/>
               </w:rPr>
@@ -6559,7 +6666,7 @@
             <w:r/>
             <w:r>
               <w:rPr>
-                <w:rFonts w:ascii="Arial" w:hAnsi="Arial"/>
+                <w:rFonts w:ascii="Verdana" w:hAnsi="Verdana"/>
                 <w:b w:val="0"/>
                 <w:sz w:val="16"/>
               </w:rPr>
@@ -6575,7 +6682,7 @@
             <w:r/>
             <w:r>
               <w:rPr>
-                <w:rFonts w:ascii="Arial" w:hAnsi="Arial"/>
+                <w:rFonts w:ascii="Verdana" w:hAnsi="Verdana"/>
                 <w:b w:val="0"/>
                 <w:sz w:val="16"/>
               </w:rPr>
@@ -6591,7 +6698,7 @@
             <w:r/>
             <w:r>
               <w:rPr>
-                <w:rFonts w:ascii="Arial" w:hAnsi="Arial"/>
+                <w:rFonts w:ascii="Verdana" w:hAnsi="Verdana"/>
                 <w:b w:val="0"/>
                 <w:sz w:val="16"/>
               </w:rPr>
@@ -6607,7 +6714,7 @@
             <w:r/>
             <w:r>
               <w:rPr>
-                <w:rFonts w:ascii="Arial" w:hAnsi="Arial"/>
+                <w:rFonts w:ascii="Verdana" w:hAnsi="Verdana"/>
                 <w:b w:val="0"/>
                 <w:sz w:val="16"/>
               </w:rPr>
@@ -6623,7 +6730,7 @@
             <w:r/>
             <w:r>
               <w:rPr>
-                <w:rFonts w:ascii="Arial" w:hAnsi="Arial"/>
+                <w:rFonts w:ascii="Verdana" w:hAnsi="Verdana"/>
                 <w:b w:val="0"/>
                 <w:sz w:val="16"/>
               </w:rPr>
@@ -6639,7 +6746,7 @@
             <w:r/>
             <w:r>
               <w:rPr>
-                <w:rFonts w:ascii="Arial" w:hAnsi="Arial"/>
+                <w:rFonts w:ascii="Verdana" w:hAnsi="Verdana"/>
                 <w:b w:val="0"/>
                 <w:sz w:val="16"/>
               </w:rPr>
@@ -6655,7 +6762,7 @@
             <w:r/>
             <w:r>
               <w:rPr>
-                <w:rFonts w:ascii="Arial" w:hAnsi="Arial"/>
+                <w:rFonts w:ascii="Verdana" w:hAnsi="Verdana"/>
                 <w:b w:val="0"/>
                 <w:sz w:val="16"/>
               </w:rPr>
@@ -6671,7 +6778,7 @@
             <w:r/>
             <w:r>
               <w:rPr>
-                <w:rFonts w:ascii="Arial" w:hAnsi="Arial"/>
+                <w:rFonts w:ascii="Verdana" w:hAnsi="Verdana"/>
                 <w:b w:val="0"/>
                 <w:sz w:val="16"/>
               </w:rPr>
@@ -6680,15 +6787,18 @@
         </w:tc>
       </w:tr>
       <w:tr>
-        <w:tc>
-          <w:tcPr>
-            <w:tcW w:type="dxa" w:w="1514"/>
-          </w:tcPr>
-          <w:p>
-            <w:r/>
-            <w:r>
-              <w:rPr>
-                <w:rFonts w:ascii="Arial" w:hAnsi="Arial"/>
+        <w:trPr>
+          <w:cantSplit/>
+        </w:trPr>
+        <w:tc>
+          <w:tcPr>
+            <w:tcW w:type="dxa" w:w="1514"/>
+          </w:tcPr>
+          <w:p>
+            <w:r/>
+            <w:r>
+              <w:rPr>
+                <w:rFonts w:ascii="Verdana" w:hAnsi="Verdana"/>
                 <w:b w:val="0"/>
                 <w:sz w:val="16"/>
               </w:rPr>
@@ -6704,7 +6814,7 @@
             <w:r/>
             <w:r>
               <w:rPr>
-                <w:rFonts w:ascii="Arial" w:hAnsi="Arial"/>
+                <w:rFonts w:ascii="Verdana" w:hAnsi="Verdana"/>
                 <w:b w:val="0"/>
                 <w:sz w:val="16"/>
               </w:rPr>
@@ -6720,7 +6830,7 @@
             <w:r/>
             <w:r>
               <w:rPr>
-                <w:rFonts w:ascii="Arial" w:hAnsi="Arial"/>
+                <w:rFonts w:ascii="Verdana" w:hAnsi="Verdana"/>
                 <w:b w:val="0"/>
                 <w:sz w:val="16"/>
               </w:rPr>
@@ -6736,7 +6846,7 @@
             <w:r/>
             <w:r>
               <w:rPr>
-                <w:rFonts w:ascii="Arial" w:hAnsi="Arial"/>
+                <w:rFonts w:ascii="Verdana" w:hAnsi="Verdana"/>
                 <w:b w:val="0"/>
                 <w:sz w:val="16"/>
               </w:rPr>
@@ -6752,7 +6862,7 @@
             <w:r/>
             <w:r>
               <w:rPr>
-                <w:rFonts w:ascii="Arial" w:hAnsi="Arial"/>
+                <w:rFonts w:ascii="Verdana" w:hAnsi="Verdana"/>
                 <w:b w:val="0"/>
                 <w:sz w:val="16"/>
               </w:rPr>
@@ -6768,7 +6878,7 @@
             <w:r/>
             <w:r>
               <w:rPr>
-                <w:rFonts w:ascii="Arial" w:hAnsi="Arial"/>
+                <w:rFonts w:ascii="Verdana" w:hAnsi="Verdana"/>
                 <w:b w:val="0"/>
                 <w:sz w:val="16"/>
               </w:rPr>
@@ -6784,7 +6894,7 @@
             <w:r/>
             <w:r>
               <w:rPr>
-                <w:rFonts w:ascii="Arial" w:hAnsi="Arial"/>
+                <w:rFonts w:ascii="Verdana" w:hAnsi="Verdana"/>
                 <w:b w:val="0"/>
                 <w:sz w:val="16"/>
               </w:rPr>
@@ -6800,7 +6910,7 @@
             <w:r/>
             <w:r>
               <w:rPr>
-                <w:rFonts w:ascii="Arial" w:hAnsi="Arial"/>
+                <w:rFonts w:ascii="Verdana" w:hAnsi="Verdana"/>
                 <w:b w:val="0"/>
                 <w:sz w:val="16"/>
               </w:rPr>
@@ -6816,7 +6926,7 @@
             <w:r/>
             <w:r>
               <w:rPr>
-                <w:rFonts w:ascii="Arial" w:hAnsi="Arial"/>
+                <w:rFonts w:ascii="Verdana" w:hAnsi="Verdana"/>
                 <w:b w:val="0"/>
                 <w:sz w:val="16"/>
               </w:rPr>
@@ -6832,7 +6942,7 @@
             <w:r/>
             <w:r>
               <w:rPr>
-                <w:rFonts w:ascii="Arial" w:hAnsi="Arial"/>
+                <w:rFonts w:ascii="Verdana" w:hAnsi="Verdana"/>
                 <w:b w:val="0"/>
                 <w:sz w:val="16"/>
               </w:rPr>
@@ -6841,15 +6951,18 @@
         </w:tc>
       </w:tr>
       <w:tr>
-        <w:tc>
-          <w:tcPr>
-            <w:tcW w:type="dxa" w:w="1514"/>
-          </w:tcPr>
-          <w:p>
-            <w:r/>
-            <w:r>
-              <w:rPr>
-                <w:rFonts w:ascii="Arial" w:hAnsi="Arial"/>
+        <w:trPr>
+          <w:cantSplit/>
+        </w:trPr>
+        <w:tc>
+          <w:tcPr>
+            <w:tcW w:type="dxa" w:w="1514"/>
+          </w:tcPr>
+          <w:p>
+            <w:r/>
+            <w:r>
+              <w:rPr>
+                <w:rFonts w:ascii="Verdana" w:hAnsi="Verdana"/>
                 <w:b w:val="0"/>
                 <w:sz w:val="16"/>
               </w:rPr>
@@ -6865,7 +6978,7 @@
             <w:r/>
             <w:r>
               <w:rPr>
-                <w:rFonts w:ascii="Arial" w:hAnsi="Arial"/>
+                <w:rFonts w:ascii="Verdana" w:hAnsi="Verdana"/>
                 <w:b w:val="0"/>
                 <w:sz w:val="16"/>
               </w:rPr>
@@ -6881,7 +6994,7 @@
             <w:r/>
             <w:r>
               <w:rPr>
-                <w:rFonts w:ascii="Arial" w:hAnsi="Arial"/>
+                <w:rFonts w:ascii="Verdana" w:hAnsi="Verdana"/>
                 <w:b w:val="0"/>
                 <w:sz w:val="16"/>
               </w:rPr>
@@ -6897,7 +7010,7 @@
             <w:r/>
             <w:r>
               <w:rPr>
-                <w:rFonts w:ascii="Arial" w:hAnsi="Arial"/>
+                <w:rFonts w:ascii="Verdana" w:hAnsi="Verdana"/>
                 <w:b w:val="0"/>
                 <w:sz w:val="16"/>
               </w:rPr>
@@ -6913,7 +7026,7 @@
             <w:r/>
             <w:r>
               <w:rPr>
-                <w:rFonts w:ascii="Arial" w:hAnsi="Arial"/>
+                <w:rFonts w:ascii="Verdana" w:hAnsi="Verdana"/>
                 <w:b w:val="0"/>
                 <w:sz w:val="16"/>
               </w:rPr>
@@ -6929,7 +7042,7 @@
             <w:r/>
             <w:r>
               <w:rPr>
-                <w:rFonts w:ascii="Arial" w:hAnsi="Arial"/>
+                <w:rFonts w:ascii="Verdana" w:hAnsi="Verdana"/>
                 <w:b w:val="0"/>
                 <w:sz w:val="16"/>
               </w:rPr>
@@ -6945,7 +7058,7 @@
             <w:r/>
             <w:r>
               <w:rPr>
-                <w:rFonts w:ascii="Arial" w:hAnsi="Arial"/>
+                <w:rFonts w:ascii="Verdana" w:hAnsi="Verdana"/>
                 <w:b w:val="0"/>
                 <w:sz w:val="16"/>
               </w:rPr>
@@ -6961,7 +7074,7 @@
             <w:r/>
             <w:r>
               <w:rPr>
-                <w:rFonts w:ascii="Arial" w:hAnsi="Arial"/>
+                <w:rFonts w:ascii="Verdana" w:hAnsi="Verdana"/>
                 <w:b w:val="0"/>
                 <w:sz w:val="16"/>
               </w:rPr>
@@ -6977,7 +7090,7 @@
             <w:r/>
             <w:r>
               <w:rPr>
-                <w:rFonts w:ascii="Arial" w:hAnsi="Arial"/>
+                <w:rFonts w:ascii="Verdana" w:hAnsi="Verdana"/>
                 <w:b w:val="0"/>
                 <w:sz w:val="16"/>
               </w:rPr>
@@ -6993,7 +7106,7 @@
             <w:r/>
             <w:r>
               <w:rPr>
-                <w:rFonts w:ascii="Arial" w:hAnsi="Arial"/>
+                <w:rFonts w:ascii="Verdana" w:hAnsi="Verdana"/>
                 <w:b w:val="0"/>
                 <w:sz w:val="16"/>
               </w:rPr>
@@ -7002,15 +7115,18 @@
         </w:tc>
       </w:tr>
       <w:tr>
-        <w:tc>
-          <w:tcPr>
-            <w:tcW w:type="dxa" w:w="1514"/>
-          </w:tcPr>
-          <w:p>
-            <w:r/>
-            <w:r>
-              <w:rPr>
-                <w:rFonts w:ascii="Arial" w:hAnsi="Arial"/>
+        <w:trPr>
+          <w:cantSplit/>
+        </w:trPr>
+        <w:tc>
+          <w:tcPr>
+            <w:tcW w:type="dxa" w:w="1514"/>
+          </w:tcPr>
+          <w:p>
+            <w:r/>
+            <w:r>
+              <w:rPr>
+                <w:rFonts w:ascii="Verdana" w:hAnsi="Verdana"/>
                 <w:b w:val="0"/>
                 <w:sz w:val="16"/>
               </w:rPr>
@@ -7026,7 +7142,7 @@
             <w:r/>
             <w:r>
               <w:rPr>
-                <w:rFonts w:ascii="Arial" w:hAnsi="Arial"/>
+                <w:rFonts w:ascii="Verdana" w:hAnsi="Verdana"/>
                 <w:b w:val="0"/>
                 <w:sz w:val="16"/>
               </w:rPr>
@@ -7042,7 +7158,7 @@
             <w:r/>
             <w:r>
               <w:rPr>
-                <w:rFonts w:ascii="Arial" w:hAnsi="Arial"/>
+                <w:rFonts w:ascii="Verdana" w:hAnsi="Verdana"/>
                 <w:b w:val="0"/>
                 <w:sz w:val="16"/>
               </w:rPr>
@@ -7058,7 +7174,7 @@
             <w:r/>
             <w:r>
               <w:rPr>
-                <w:rFonts w:ascii="Arial" w:hAnsi="Arial"/>
+                <w:rFonts w:ascii="Verdana" w:hAnsi="Verdana"/>
                 <w:b w:val="0"/>
                 <w:sz w:val="16"/>
               </w:rPr>
@@ -7074,7 +7190,7 @@
             <w:r/>
             <w:r>
               <w:rPr>
-                <w:rFonts w:ascii="Arial" w:hAnsi="Arial"/>
+                <w:rFonts w:ascii="Verdana" w:hAnsi="Verdana"/>
                 <w:b w:val="0"/>
                 <w:sz w:val="16"/>
               </w:rPr>
@@ -7090,7 +7206,7 @@
             <w:r/>
             <w:r>
               <w:rPr>
-                <w:rFonts w:ascii="Arial" w:hAnsi="Arial"/>
+                <w:rFonts w:ascii="Verdana" w:hAnsi="Verdana"/>
                 <w:b w:val="0"/>
                 <w:sz w:val="16"/>
               </w:rPr>
@@ -7106,7 +7222,7 @@
             <w:r/>
             <w:r>
               <w:rPr>
-                <w:rFonts w:ascii="Arial" w:hAnsi="Arial"/>
+                <w:rFonts w:ascii="Verdana" w:hAnsi="Verdana"/>
                 <w:b w:val="0"/>
                 <w:sz w:val="16"/>
               </w:rPr>
@@ -7122,7 +7238,7 @@
             <w:r/>
             <w:r>
               <w:rPr>
-                <w:rFonts w:ascii="Arial" w:hAnsi="Arial"/>
+                <w:rFonts w:ascii="Verdana" w:hAnsi="Verdana"/>
                 <w:b w:val="0"/>
                 <w:sz w:val="16"/>
               </w:rPr>
@@ -7138,7 +7254,7 @@
             <w:r/>
             <w:r>
               <w:rPr>
-                <w:rFonts w:ascii="Arial" w:hAnsi="Arial"/>
+                <w:rFonts w:ascii="Verdana" w:hAnsi="Verdana"/>
                 <w:b w:val="0"/>
                 <w:sz w:val="16"/>
               </w:rPr>
@@ -7154,7 +7270,7 @@
             <w:r/>
             <w:r>
               <w:rPr>
-                <w:rFonts w:ascii="Arial" w:hAnsi="Arial"/>
+                <w:rFonts w:ascii="Verdana" w:hAnsi="Verdana"/>
                 <w:b w:val="0"/>
                 <w:sz w:val="16"/>
               </w:rPr>
@@ -7163,15 +7279,18 @@
         </w:tc>
       </w:tr>
       <w:tr>
-        <w:tc>
-          <w:tcPr>
-            <w:tcW w:type="dxa" w:w="1514"/>
-          </w:tcPr>
-          <w:p>
-            <w:r/>
-            <w:r>
-              <w:rPr>
-                <w:rFonts w:ascii="Arial" w:hAnsi="Arial"/>
+        <w:trPr>
+          <w:cantSplit/>
+        </w:trPr>
+        <w:tc>
+          <w:tcPr>
+            <w:tcW w:type="dxa" w:w="1514"/>
+          </w:tcPr>
+          <w:p>
+            <w:r/>
+            <w:r>
+              <w:rPr>
+                <w:rFonts w:ascii="Verdana" w:hAnsi="Verdana"/>
                 <w:b w:val="0"/>
                 <w:sz w:val="16"/>
               </w:rPr>
@@ -7187,7 +7306,7 @@
             <w:r/>
             <w:r>
               <w:rPr>
-                <w:rFonts w:ascii="Arial" w:hAnsi="Arial"/>
+                <w:rFonts w:ascii="Verdana" w:hAnsi="Verdana"/>
                 <w:b w:val="0"/>
                 <w:sz w:val="16"/>
               </w:rPr>
@@ -7203,7 +7322,7 @@
             <w:r/>
             <w:r>
               <w:rPr>
-                <w:rFonts w:ascii="Arial" w:hAnsi="Arial"/>
+                <w:rFonts w:ascii="Verdana" w:hAnsi="Verdana"/>
                 <w:b w:val="0"/>
                 <w:sz w:val="16"/>
               </w:rPr>
@@ -7219,7 +7338,7 @@
             <w:r/>
             <w:r>
               <w:rPr>
-                <w:rFonts w:ascii="Arial" w:hAnsi="Arial"/>
+                <w:rFonts w:ascii="Verdana" w:hAnsi="Verdana"/>
                 <w:b w:val="0"/>
                 <w:sz w:val="16"/>
               </w:rPr>
@@ -7235,7 +7354,7 @@
             <w:r/>
             <w:r>
               <w:rPr>
-                <w:rFonts w:ascii="Arial" w:hAnsi="Arial"/>
+                <w:rFonts w:ascii="Verdana" w:hAnsi="Verdana"/>
                 <w:b w:val="0"/>
                 <w:sz w:val="16"/>
               </w:rPr>
@@ -7251,7 +7370,7 @@
             <w:r/>
             <w:r>
               <w:rPr>
-                <w:rFonts w:ascii="Arial" w:hAnsi="Arial"/>
+                <w:rFonts w:ascii="Verdana" w:hAnsi="Verdana"/>
                 <w:b w:val="0"/>
                 <w:sz w:val="16"/>
               </w:rPr>
@@ -7267,7 +7386,7 @@
             <w:r/>
             <w:r>
               <w:rPr>
-                <w:rFonts w:ascii="Arial" w:hAnsi="Arial"/>
+                <w:rFonts w:ascii="Verdana" w:hAnsi="Verdana"/>
                 <w:b w:val="0"/>
                 <w:sz w:val="16"/>
               </w:rPr>
@@ -7283,7 +7402,7 @@
             <w:r/>
             <w:r>
               <w:rPr>
-                <w:rFonts w:ascii="Arial" w:hAnsi="Arial"/>
+                <w:rFonts w:ascii="Verdana" w:hAnsi="Verdana"/>
                 <w:b w:val="0"/>
                 <w:sz w:val="16"/>
               </w:rPr>
@@ -7299,7 +7418,7 @@
             <w:r/>
             <w:r>
               <w:rPr>
-                <w:rFonts w:ascii="Arial" w:hAnsi="Arial"/>
+                <w:rFonts w:ascii="Verdana" w:hAnsi="Verdana"/>
                 <w:b w:val="0"/>
                 <w:sz w:val="16"/>
               </w:rPr>
@@ -7315,7 +7434,7 @@
             <w:r/>
             <w:r>
               <w:rPr>
-                <w:rFonts w:ascii="Arial" w:hAnsi="Arial"/>
+                <w:rFonts w:ascii="Verdana" w:hAnsi="Verdana"/>
                 <w:b w:val="0"/>
                 <w:sz w:val="16"/>
               </w:rPr>
@@ -7324,15 +7443,18 @@
         </w:tc>
       </w:tr>
       <w:tr>
-        <w:tc>
-          <w:tcPr>
-            <w:tcW w:type="dxa" w:w="1514"/>
-          </w:tcPr>
-          <w:p>
-            <w:r/>
-            <w:r>
-              <w:rPr>
-                <w:rFonts w:ascii="Arial" w:hAnsi="Arial"/>
+        <w:trPr>
+          <w:cantSplit/>
+        </w:trPr>
+        <w:tc>
+          <w:tcPr>
+            <w:tcW w:type="dxa" w:w="1514"/>
+          </w:tcPr>
+          <w:p>
+            <w:r/>
+            <w:r>
+              <w:rPr>
+                <w:rFonts w:ascii="Verdana" w:hAnsi="Verdana"/>
                 <w:b w:val="0"/>
                 <w:sz w:val="16"/>
               </w:rPr>
@@ -7348,7 +7470,7 @@
             <w:r/>
             <w:r>
               <w:rPr>
-                <w:rFonts w:ascii="Arial" w:hAnsi="Arial"/>
+                <w:rFonts w:ascii="Verdana" w:hAnsi="Verdana"/>
                 <w:b w:val="0"/>
                 <w:sz w:val="16"/>
               </w:rPr>
@@ -7364,7 +7486,7 @@
             <w:r/>
             <w:r>
               <w:rPr>
-                <w:rFonts w:ascii="Arial" w:hAnsi="Arial"/>
+                <w:rFonts w:ascii="Verdana" w:hAnsi="Verdana"/>
                 <w:b w:val="0"/>
                 <w:sz w:val="16"/>
               </w:rPr>
@@ -7380,7 +7502,7 @@
             <w:r/>
             <w:r>
               <w:rPr>
-                <w:rFonts w:ascii="Arial" w:hAnsi="Arial"/>
+                <w:rFonts w:ascii="Verdana" w:hAnsi="Verdana"/>
                 <w:b w:val="0"/>
                 <w:sz w:val="16"/>
               </w:rPr>
@@ -7396,7 +7518,7 @@
             <w:r/>
             <w:r>
               <w:rPr>
-                <w:rFonts w:ascii="Arial" w:hAnsi="Arial"/>
+                <w:rFonts w:ascii="Verdana" w:hAnsi="Verdana"/>
                 <w:b w:val="0"/>
                 <w:sz w:val="16"/>
               </w:rPr>
@@ -7412,7 +7534,7 @@
             <w:r/>
             <w:r>
               <w:rPr>
-                <w:rFonts w:ascii="Arial" w:hAnsi="Arial"/>
+                <w:rFonts w:ascii="Verdana" w:hAnsi="Verdana"/>
                 <w:b w:val="0"/>
                 <w:sz w:val="16"/>
               </w:rPr>
@@ -7428,7 +7550,7 @@
             <w:r/>
             <w:r>
               <w:rPr>
-                <w:rFonts w:ascii="Arial" w:hAnsi="Arial"/>
+                <w:rFonts w:ascii="Verdana" w:hAnsi="Verdana"/>
                 <w:b w:val="0"/>
                 <w:sz w:val="16"/>
               </w:rPr>
@@ -7444,7 +7566,7 @@
             <w:r/>
             <w:r>
               <w:rPr>
-                <w:rFonts w:ascii="Arial" w:hAnsi="Arial"/>
+                <w:rFonts w:ascii="Verdana" w:hAnsi="Verdana"/>
                 <w:b w:val="0"/>
                 <w:sz w:val="16"/>
               </w:rPr>
@@ -7460,7 +7582,7 @@
             <w:r/>
             <w:r>
               <w:rPr>
-                <w:rFonts w:ascii="Arial" w:hAnsi="Arial"/>
+                <w:rFonts w:ascii="Verdana" w:hAnsi="Verdana"/>
                 <w:b w:val="0"/>
                 <w:sz w:val="16"/>
               </w:rPr>
@@ -7476,7 +7598,7 @@
             <w:r/>
             <w:r>
               <w:rPr>
-                <w:rFonts w:ascii="Arial" w:hAnsi="Arial"/>
+                <w:rFonts w:ascii="Verdana" w:hAnsi="Verdana"/>
                 <w:b w:val="0"/>
                 <w:sz w:val="16"/>
               </w:rPr>
@@ -7485,15 +7607,18 @@
         </w:tc>
       </w:tr>
       <w:tr>
-        <w:tc>
-          <w:tcPr>
-            <w:tcW w:type="dxa" w:w="1514"/>
-          </w:tcPr>
-          <w:p>
-            <w:r/>
-            <w:r>
-              <w:rPr>
-                <w:rFonts w:ascii="Arial" w:hAnsi="Arial"/>
+        <w:trPr>
+          <w:cantSplit/>
+        </w:trPr>
+        <w:tc>
+          <w:tcPr>
+            <w:tcW w:type="dxa" w:w="1514"/>
+          </w:tcPr>
+          <w:p>
+            <w:r/>
+            <w:r>
+              <w:rPr>
+                <w:rFonts w:ascii="Verdana" w:hAnsi="Verdana"/>
                 <w:b w:val="0"/>
                 <w:sz w:val="16"/>
               </w:rPr>
@@ -7509,7 +7634,7 @@
             <w:r/>
             <w:r>
               <w:rPr>
-                <w:rFonts w:ascii="Arial" w:hAnsi="Arial"/>
+                <w:rFonts w:ascii="Verdana" w:hAnsi="Verdana"/>
                 <w:b w:val="0"/>
                 <w:sz w:val="16"/>
               </w:rPr>
@@ -7525,7 +7650,7 @@
             <w:r/>
             <w:r>
               <w:rPr>
-                <w:rFonts w:ascii="Arial" w:hAnsi="Arial"/>
+                <w:rFonts w:ascii="Verdana" w:hAnsi="Verdana"/>
                 <w:b w:val="0"/>
                 <w:sz w:val="16"/>
               </w:rPr>
@@ -7541,7 +7666,7 @@
             <w:r/>
             <w:r>
               <w:rPr>
-                <w:rFonts w:ascii="Arial" w:hAnsi="Arial"/>
+                <w:rFonts w:ascii="Verdana" w:hAnsi="Verdana"/>
                 <w:b w:val="0"/>
                 <w:sz w:val="16"/>
               </w:rPr>
@@ -7557,7 +7682,7 @@
             <w:r/>
             <w:r>
               <w:rPr>
-                <w:rFonts w:ascii="Arial" w:hAnsi="Arial"/>
+                <w:rFonts w:ascii="Verdana" w:hAnsi="Verdana"/>
                 <w:b w:val="0"/>
                 <w:sz w:val="16"/>
               </w:rPr>
@@ -7573,7 +7698,7 @@
             <w:r/>
             <w:r>
               <w:rPr>
-                <w:rFonts w:ascii="Arial" w:hAnsi="Arial"/>
+                <w:rFonts w:ascii="Verdana" w:hAnsi="Verdana"/>
                 <w:b w:val="0"/>
                 <w:sz w:val="16"/>
               </w:rPr>
@@ -7589,7 +7714,7 @@
             <w:r/>
             <w:r>
               <w:rPr>
-                <w:rFonts w:ascii="Arial" w:hAnsi="Arial"/>
+                <w:rFonts w:ascii="Verdana" w:hAnsi="Verdana"/>
                 <w:b w:val="0"/>
                 <w:sz w:val="16"/>
               </w:rPr>
@@ -7605,7 +7730,7 @@
             <w:r/>
             <w:r>
               <w:rPr>
-                <w:rFonts w:ascii="Arial" w:hAnsi="Arial"/>
+                <w:rFonts w:ascii="Verdana" w:hAnsi="Verdana"/>
                 <w:b w:val="0"/>
                 <w:sz w:val="16"/>
               </w:rPr>
@@ -7621,7 +7746,7 @@
             <w:r/>
             <w:r>
               <w:rPr>
-                <w:rFonts w:ascii="Arial" w:hAnsi="Arial"/>
+                <w:rFonts w:ascii="Verdana" w:hAnsi="Verdana"/>
                 <w:b w:val="0"/>
                 <w:sz w:val="16"/>
               </w:rPr>
@@ -7637,7 +7762,7 @@
             <w:r/>
             <w:r>
               <w:rPr>
-                <w:rFonts w:ascii="Arial" w:hAnsi="Arial"/>
+                <w:rFonts w:ascii="Verdana" w:hAnsi="Verdana"/>
                 <w:b w:val="0"/>
                 <w:sz w:val="16"/>
               </w:rPr>
@@ -7646,15 +7771,18 @@
         </w:tc>
       </w:tr>
       <w:tr>
-        <w:tc>
-          <w:tcPr>
-            <w:tcW w:type="dxa" w:w="1514"/>
-          </w:tcPr>
-          <w:p>
-            <w:r/>
-            <w:r>
-              <w:rPr>
-                <w:rFonts w:ascii="Arial" w:hAnsi="Arial"/>
+        <w:trPr>
+          <w:cantSplit/>
+        </w:trPr>
+        <w:tc>
+          <w:tcPr>
+            <w:tcW w:type="dxa" w:w="1514"/>
+          </w:tcPr>
+          <w:p>
+            <w:r/>
+            <w:r>
+              <w:rPr>
+                <w:rFonts w:ascii="Verdana" w:hAnsi="Verdana"/>
                 <w:b w:val="0"/>
                 <w:sz w:val="16"/>
               </w:rPr>
@@ -7670,7 +7798,7 @@
             <w:r/>
             <w:r>
               <w:rPr>
-                <w:rFonts w:ascii="Arial" w:hAnsi="Arial"/>
+                <w:rFonts w:ascii="Verdana" w:hAnsi="Verdana"/>
                 <w:b w:val="0"/>
                 <w:sz w:val="16"/>
               </w:rPr>
@@ -7686,7 +7814,7 @@
             <w:r/>
             <w:r>
               <w:rPr>
-                <w:rFonts w:ascii="Arial" w:hAnsi="Arial"/>
+                <w:rFonts w:ascii="Verdana" w:hAnsi="Verdana"/>
                 <w:b w:val="0"/>
                 <w:sz w:val="16"/>
               </w:rPr>
@@ -7702,7 +7830,7 @@
             <w:r/>
             <w:r>
               <w:rPr>
-                <w:rFonts w:ascii="Arial" w:hAnsi="Arial"/>
+                <w:rFonts w:ascii="Verdana" w:hAnsi="Verdana"/>
                 <w:b w:val="0"/>
                 <w:sz w:val="16"/>
               </w:rPr>
@@ -7718,7 +7846,7 @@
             <w:r/>
             <w:r>
               <w:rPr>
-                <w:rFonts w:ascii="Arial" w:hAnsi="Arial"/>
+                <w:rFonts w:ascii="Verdana" w:hAnsi="Verdana"/>
                 <w:b w:val="0"/>
                 <w:sz w:val="16"/>
               </w:rPr>
@@ -7734,7 +7862,7 @@
             <w:r/>
             <w:r>
               <w:rPr>
-                <w:rFonts w:ascii="Arial" w:hAnsi="Arial"/>
+                <w:rFonts w:ascii="Verdana" w:hAnsi="Verdana"/>
                 <w:b w:val="0"/>
                 <w:sz w:val="16"/>
               </w:rPr>
@@ -7750,7 +7878,7 @@
             <w:r/>
             <w:r>
               <w:rPr>
-                <w:rFonts w:ascii="Arial" w:hAnsi="Arial"/>
+                <w:rFonts w:ascii="Verdana" w:hAnsi="Verdana"/>
                 <w:b w:val="0"/>
                 <w:sz w:val="16"/>
               </w:rPr>
@@ -7766,7 +7894,7 @@
             <w:r/>
             <w:r>
               <w:rPr>
-                <w:rFonts w:ascii="Arial" w:hAnsi="Arial"/>
+                <w:rFonts w:ascii="Verdana" w:hAnsi="Verdana"/>
                 <w:b w:val="0"/>
                 <w:sz w:val="16"/>
               </w:rPr>
@@ -7782,7 +7910,7 @@
             <w:r/>
             <w:r>
               <w:rPr>
-                <w:rFonts w:ascii="Arial" w:hAnsi="Arial"/>
+                <w:rFonts w:ascii="Verdana" w:hAnsi="Verdana"/>
                 <w:b w:val="0"/>
                 <w:sz w:val="16"/>
               </w:rPr>
@@ -7798,7 +7926,7 @@
             <w:r/>
             <w:r>
               <w:rPr>
-                <w:rFonts w:ascii="Arial" w:hAnsi="Arial"/>
+                <w:rFonts w:ascii="Verdana" w:hAnsi="Verdana"/>
                 <w:b w:val="0"/>
                 <w:sz w:val="16"/>
               </w:rPr>
@@ -7808,15 +7936,18 @@
         </w:tc>
       </w:tr>
       <w:tr>
-        <w:tc>
-          <w:tcPr>
-            <w:tcW w:type="dxa" w:w="1514"/>
-          </w:tcPr>
-          <w:p>
-            <w:r/>
-            <w:r>
-              <w:rPr>
-                <w:rFonts w:ascii="Arial" w:hAnsi="Arial"/>
+        <w:trPr>
+          <w:cantSplit/>
+        </w:trPr>
+        <w:tc>
+          <w:tcPr>
+            <w:tcW w:type="dxa" w:w="1514"/>
+          </w:tcPr>
+          <w:p>
+            <w:r/>
+            <w:r>
+              <w:rPr>
+                <w:rFonts w:ascii="Verdana" w:hAnsi="Verdana"/>
                 <w:b w:val="0"/>
                 <w:sz w:val="16"/>
               </w:rPr>
@@ -7832,7 +7963,7 @@
             <w:r/>
             <w:r>
               <w:rPr>
-                <w:rFonts w:ascii="Arial" w:hAnsi="Arial"/>
+                <w:rFonts w:ascii="Verdana" w:hAnsi="Verdana"/>
                 <w:b w:val="0"/>
                 <w:sz w:val="16"/>
               </w:rPr>
@@ -7848,7 +7979,7 @@
             <w:r/>
             <w:r>
               <w:rPr>
-                <w:rFonts w:ascii="Arial" w:hAnsi="Arial"/>
+                <w:rFonts w:ascii="Verdana" w:hAnsi="Verdana"/>
                 <w:b w:val="0"/>
                 <w:sz w:val="16"/>
               </w:rPr>
@@ -7864,7 +7995,7 @@
             <w:r/>
             <w:r>
               <w:rPr>
-                <w:rFonts w:ascii="Arial" w:hAnsi="Arial"/>
+                <w:rFonts w:ascii="Verdana" w:hAnsi="Verdana"/>
                 <w:b w:val="0"/>
                 <w:sz w:val="16"/>
               </w:rPr>
@@ -7880,7 +8011,7 @@
             <w:r/>
             <w:r>
               <w:rPr>
-                <w:rFonts w:ascii="Arial" w:hAnsi="Arial"/>
+                <w:rFonts w:ascii="Verdana" w:hAnsi="Verdana"/>
                 <w:b w:val="0"/>
                 <w:sz w:val="16"/>
               </w:rPr>
@@ -7896,7 +8027,7 @@
             <w:r/>
             <w:r>
               <w:rPr>
-                <w:rFonts w:ascii="Arial" w:hAnsi="Arial"/>
+                <w:rFonts w:ascii="Verdana" w:hAnsi="Verdana"/>
                 <w:b w:val="0"/>
                 <w:sz w:val="16"/>
               </w:rPr>
@@ -7912,7 +8043,7 @@
             <w:r/>
             <w:r>
               <w:rPr>
-                <w:rFonts w:ascii="Arial" w:hAnsi="Arial"/>
+                <w:rFonts w:ascii="Verdana" w:hAnsi="Verdana"/>
                 <w:b w:val="0"/>
                 <w:sz w:val="16"/>
               </w:rPr>
@@ -7928,7 +8059,7 @@
             <w:r/>
             <w:r>
               <w:rPr>
-                <w:rFonts w:ascii="Arial" w:hAnsi="Arial"/>
+                <w:rFonts w:ascii="Verdana" w:hAnsi="Verdana"/>
                 <w:b w:val="0"/>
                 <w:sz w:val="16"/>
               </w:rPr>
@@ -7944,7 +8075,7 @@
             <w:r/>
             <w:r>
               <w:rPr>
-                <w:rFonts w:ascii="Arial" w:hAnsi="Arial"/>
+                <w:rFonts w:ascii="Verdana" w:hAnsi="Verdana"/>
                 <w:b w:val="0"/>
                 <w:sz w:val="16"/>
               </w:rPr>
@@ -7960,7 +8091,7 @@
             <w:r/>
             <w:r>
               <w:rPr>
-                <w:rFonts w:ascii="Arial" w:hAnsi="Arial"/>
+                <w:rFonts w:ascii="Verdana" w:hAnsi="Verdana"/>
                 <w:b w:val="0"/>
                 <w:sz w:val="16"/>
               </w:rPr>
@@ -7970,15 +8101,18 @@
         </w:tc>
       </w:tr>
       <w:tr>
-        <w:tc>
-          <w:tcPr>
-            <w:tcW w:type="dxa" w:w="1514"/>
-          </w:tcPr>
-          <w:p>
-            <w:r/>
-            <w:r>
-              <w:rPr>
-                <w:rFonts w:ascii="Arial" w:hAnsi="Arial"/>
+        <w:trPr>
+          <w:cantSplit/>
+        </w:trPr>
+        <w:tc>
+          <w:tcPr>
+            <w:tcW w:type="dxa" w:w="1514"/>
+          </w:tcPr>
+          <w:p>
+            <w:r/>
+            <w:r>
+              <w:rPr>
+                <w:rFonts w:ascii="Verdana" w:hAnsi="Verdana"/>
                 <w:b w:val="0"/>
                 <w:sz w:val="16"/>
               </w:rPr>
@@ -7994,7 +8128,7 @@
             <w:r/>
             <w:r>
               <w:rPr>
-                <w:rFonts w:ascii="Arial" w:hAnsi="Arial"/>
+                <w:rFonts w:ascii="Verdana" w:hAnsi="Verdana"/>
                 <w:b w:val="0"/>
                 <w:sz w:val="16"/>
               </w:rPr>
@@ -8010,7 +8144,7 @@
             <w:r/>
             <w:r>
               <w:rPr>
-                <w:rFonts w:ascii="Arial" w:hAnsi="Arial"/>
+                <w:rFonts w:ascii="Verdana" w:hAnsi="Verdana"/>
                 <w:b w:val="0"/>
                 <w:sz w:val="16"/>
               </w:rPr>
@@ -8026,7 +8160,7 @@
             <w:r/>
             <w:r>
               <w:rPr>
-                <w:rFonts w:ascii="Arial" w:hAnsi="Arial"/>
+                <w:rFonts w:ascii="Verdana" w:hAnsi="Verdana"/>
                 <w:b w:val="0"/>
                 <w:sz w:val="16"/>
               </w:rPr>
@@ -8042,7 +8176,7 @@
             <w:r/>
             <w:r>
               <w:rPr>
-                <w:rFonts w:ascii="Arial" w:hAnsi="Arial"/>
+                <w:rFonts w:ascii="Verdana" w:hAnsi="Verdana"/>
                 <w:b w:val="0"/>
                 <w:sz w:val="16"/>
               </w:rPr>
@@ -8058,7 +8192,7 @@
             <w:r/>
             <w:r>
               <w:rPr>
-                <w:rFonts w:ascii="Arial" w:hAnsi="Arial"/>
+                <w:rFonts w:ascii="Verdana" w:hAnsi="Verdana"/>
                 <w:b w:val="0"/>
                 <w:sz w:val="16"/>
               </w:rPr>
@@ -8074,7 +8208,7 @@
             <w:r/>
             <w:r>
               <w:rPr>
-                <w:rFonts w:ascii="Arial" w:hAnsi="Arial"/>
+                <w:rFonts w:ascii="Verdana" w:hAnsi="Verdana"/>
                 <w:b w:val="0"/>
                 <w:sz w:val="16"/>
               </w:rPr>
@@ -8090,7 +8224,7 @@
             <w:r/>
             <w:r>
               <w:rPr>
-                <w:rFonts w:ascii="Arial" w:hAnsi="Arial"/>
+                <w:rFonts w:ascii="Verdana" w:hAnsi="Verdana"/>
                 <w:b w:val="0"/>
                 <w:sz w:val="16"/>
               </w:rPr>
@@ -8106,7 +8240,7 @@
             <w:r/>
             <w:r>
               <w:rPr>
-                <w:rFonts w:ascii="Arial" w:hAnsi="Arial"/>
+                <w:rFonts w:ascii="Verdana" w:hAnsi="Verdana"/>
                 <w:b w:val="0"/>
                 <w:sz w:val="16"/>
               </w:rPr>
@@ -8122,7 +8256,7 @@
             <w:r/>
             <w:r>
               <w:rPr>
-                <w:rFonts w:ascii="Arial" w:hAnsi="Arial"/>
+                <w:rFonts w:ascii="Verdana" w:hAnsi="Verdana"/>
                 <w:b w:val="0"/>
                 <w:sz w:val="16"/>
               </w:rPr>
@@ -8131,15 +8265,18 @@
         </w:tc>
       </w:tr>
       <w:tr>
-        <w:tc>
-          <w:tcPr>
-            <w:tcW w:type="dxa" w:w="1514"/>
-          </w:tcPr>
-          <w:p>
-            <w:r/>
-            <w:r>
-              <w:rPr>
-                <w:rFonts w:ascii="Arial" w:hAnsi="Arial"/>
+        <w:trPr>
+          <w:cantSplit/>
+        </w:trPr>
+        <w:tc>
+          <w:tcPr>
+            <w:tcW w:type="dxa" w:w="1514"/>
+          </w:tcPr>
+          <w:p>
+            <w:r/>
+            <w:r>
+              <w:rPr>
+                <w:rFonts w:ascii="Verdana" w:hAnsi="Verdana"/>
                 <w:b w:val="0"/>
                 <w:sz w:val="16"/>
               </w:rPr>
@@ -8155,7 +8292,7 @@
             <w:r/>
             <w:r>
               <w:rPr>
-                <w:rFonts w:ascii="Arial" w:hAnsi="Arial"/>
+                <w:rFonts w:ascii="Verdana" w:hAnsi="Verdana"/>
                 <w:b w:val="0"/>
                 <w:sz w:val="16"/>
               </w:rPr>
@@ -8171,7 +8308,7 @@
             <w:r/>
             <w:r>
               <w:rPr>
-                <w:rFonts w:ascii="Arial" w:hAnsi="Arial"/>
+                <w:rFonts w:ascii="Verdana" w:hAnsi="Verdana"/>
                 <w:b w:val="0"/>
                 <w:sz w:val="16"/>
               </w:rPr>
@@ -8187,7 +8324,7 @@
             <w:r/>
             <w:r>
               <w:rPr>
-                <w:rFonts w:ascii="Arial" w:hAnsi="Arial"/>
+                <w:rFonts w:ascii="Verdana" w:hAnsi="Verdana"/>
                 <w:b w:val="0"/>
                 <w:sz w:val="16"/>
               </w:rPr>
@@ -8203,7 +8340,7 @@
             <w:r/>
             <w:r>
               <w:rPr>
-                <w:rFonts w:ascii="Arial" w:hAnsi="Arial"/>
+                <w:rFonts w:ascii="Verdana" w:hAnsi="Verdana"/>
                 <w:b w:val="0"/>
                 <w:sz w:val="16"/>
               </w:rPr>
@@ -8219,7 +8356,7 @@
             <w:r/>
             <w:r>
               <w:rPr>
-                <w:rFonts w:ascii="Arial" w:hAnsi="Arial"/>
+                <w:rFonts w:ascii="Verdana" w:hAnsi="Verdana"/>
                 <w:b w:val="0"/>
                 <w:sz w:val="16"/>
               </w:rPr>
@@ -8235,7 +8372,7 @@
             <w:r/>
             <w:r>
               <w:rPr>
-                <w:rFonts w:ascii="Arial" w:hAnsi="Arial"/>
+                <w:rFonts w:ascii="Verdana" w:hAnsi="Verdana"/>
                 <w:b w:val="0"/>
                 <w:sz w:val="16"/>
               </w:rPr>
@@ -8251,7 +8388,7 @@
             <w:r/>
             <w:r>
               <w:rPr>
-                <w:rFonts w:ascii="Arial" w:hAnsi="Arial"/>
+                <w:rFonts w:ascii="Verdana" w:hAnsi="Verdana"/>
                 <w:b w:val="0"/>
                 <w:sz w:val="16"/>
               </w:rPr>
@@ -8267,7 +8404,7 @@
             <w:r/>
             <w:r>
               <w:rPr>
-                <w:rFonts w:ascii="Arial" w:hAnsi="Arial"/>
+                <w:rFonts w:ascii="Verdana" w:hAnsi="Verdana"/>
                 <w:b w:val="0"/>
                 <w:sz w:val="16"/>
               </w:rPr>
@@ -8283,7 +8420,7 @@
             <w:r/>
             <w:r>
               <w:rPr>
-                <w:rFonts w:ascii="Arial" w:hAnsi="Arial"/>
+                <w:rFonts w:ascii="Verdana" w:hAnsi="Verdana"/>
                 <w:b w:val="0"/>
                 <w:sz w:val="16"/>
               </w:rPr>
@@ -8292,15 +8429,18 @@
         </w:tc>
       </w:tr>
       <w:tr>
-        <w:tc>
-          <w:tcPr>
-            <w:tcW w:type="dxa" w:w="1514"/>
-          </w:tcPr>
-          <w:p>
-            <w:r/>
-            <w:r>
-              <w:rPr>
-                <w:rFonts w:ascii="Arial" w:hAnsi="Arial"/>
+        <w:trPr>
+          <w:cantSplit/>
+        </w:trPr>
+        <w:tc>
+          <w:tcPr>
+            <w:tcW w:type="dxa" w:w="1514"/>
+          </w:tcPr>
+          <w:p>
+            <w:r/>
+            <w:r>
+              <w:rPr>
+                <w:rFonts w:ascii="Verdana" w:hAnsi="Verdana"/>
                 <w:b w:val="0"/>
                 <w:sz w:val="16"/>
               </w:rPr>
@@ -8316,7 +8456,7 @@
             <w:r/>
             <w:r>
               <w:rPr>
-                <w:rFonts w:ascii="Arial" w:hAnsi="Arial"/>
+                <w:rFonts w:ascii="Verdana" w:hAnsi="Verdana"/>
                 <w:b w:val="0"/>
                 <w:sz w:val="16"/>
               </w:rPr>
@@ -8332,7 +8472,7 @@
             <w:r/>
             <w:r>
               <w:rPr>
-                <w:rFonts w:ascii="Arial" w:hAnsi="Arial"/>
+                <w:rFonts w:ascii="Verdana" w:hAnsi="Verdana"/>
                 <w:b w:val="0"/>
                 <w:sz w:val="16"/>
               </w:rPr>
@@ -8348,7 +8488,7 @@
             <w:r/>
             <w:r>
               <w:rPr>
-                <w:rFonts w:ascii="Arial" w:hAnsi="Arial"/>
+                <w:rFonts w:ascii="Verdana" w:hAnsi="Verdana"/>
                 <w:b w:val="0"/>
                 <w:sz w:val="16"/>
               </w:rPr>
@@ -8364,7 +8504,7 @@
             <w:r/>
             <w:r>
               <w:rPr>
-                <w:rFonts w:ascii="Arial" w:hAnsi="Arial"/>
+                <w:rFonts w:ascii="Verdana" w:hAnsi="Verdana"/>
                 <w:b w:val="0"/>
                 <w:sz w:val="16"/>
               </w:rPr>
@@ -8380,7 +8520,7 @@
             <w:r/>
             <w:r>
               <w:rPr>
-                <w:rFonts w:ascii="Arial" w:hAnsi="Arial"/>
+                <w:rFonts w:ascii="Verdana" w:hAnsi="Verdana"/>
                 <w:b w:val="0"/>
                 <w:sz w:val="16"/>
               </w:rPr>
@@ -8396,7 +8536,7 @@
             <w:r/>
             <w:r>
               <w:rPr>
-                <w:rFonts w:ascii="Arial" w:hAnsi="Arial"/>
+                <w:rFonts w:ascii="Verdana" w:hAnsi="Verdana"/>
                 <w:b w:val="0"/>
                 <w:sz w:val="16"/>
               </w:rPr>
@@ -8412,7 +8552,7 @@
             <w:r/>
             <w:r>
               <w:rPr>
-                <w:rFonts w:ascii="Arial" w:hAnsi="Arial"/>
+                <w:rFonts w:ascii="Verdana" w:hAnsi="Verdana"/>
                 <w:b w:val="0"/>
                 <w:sz w:val="16"/>
               </w:rPr>
@@ -8428,7 +8568,7 @@
             <w:r/>
             <w:r>
               <w:rPr>
-                <w:rFonts w:ascii="Arial" w:hAnsi="Arial"/>
+                <w:rFonts w:ascii="Verdana" w:hAnsi="Verdana"/>
                 <w:b w:val="0"/>
                 <w:sz w:val="16"/>
               </w:rPr>
@@ -8444,7 +8584,7 @@
             <w:r/>
             <w:r>
               <w:rPr>
-                <w:rFonts w:ascii="Arial" w:hAnsi="Arial"/>
+                <w:rFonts w:ascii="Verdana" w:hAnsi="Verdana"/>
                 <w:b w:val="0"/>
                 <w:sz w:val="16"/>
               </w:rPr>
@@ -8453,15 +8593,18 @@
         </w:tc>
       </w:tr>
       <w:tr>
-        <w:tc>
-          <w:tcPr>
-            <w:tcW w:type="dxa" w:w="1514"/>
-          </w:tcPr>
-          <w:p>
-            <w:r/>
-            <w:r>
-              <w:rPr>
-                <w:rFonts w:ascii="Arial" w:hAnsi="Arial"/>
+        <w:trPr>
+          <w:cantSplit/>
+        </w:trPr>
+        <w:tc>
+          <w:tcPr>
+            <w:tcW w:type="dxa" w:w="1514"/>
+          </w:tcPr>
+          <w:p>
+            <w:r/>
+            <w:r>
+              <w:rPr>
+                <w:rFonts w:ascii="Verdana" w:hAnsi="Verdana"/>
                 <w:b w:val="0"/>
                 <w:sz w:val="16"/>
               </w:rPr>
@@ -8477,7 +8620,7 @@
             <w:r/>
             <w:r>
               <w:rPr>
-                <w:rFonts w:ascii="Arial" w:hAnsi="Arial"/>
+                <w:rFonts w:ascii="Verdana" w:hAnsi="Verdana"/>
                 <w:b w:val="0"/>
                 <w:sz w:val="16"/>
               </w:rPr>
@@ -8493,7 +8636,7 @@
             <w:r/>
             <w:r>
               <w:rPr>
-                <w:rFonts w:ascii="Arial" w:hAnsi="Arial"/>
+                <w:rFonts w:ascii="Verdana" w:hAnsi="Verdana"/>
                 <w:b w:val="0"/>
                 <w:sz w:val="16"/>
               </w:rPr>
@@ -8509,7 +8652,7 @@
             <w:r/>
             <w:r>
               <w:rPr>
-                <w:rFonts w:ascii="Arial" w:hAnsi="Arial"/>
+                <w:rFonts w:ascii="Verdana" w:hAnsi="Verdana"/>
                 <w:b w:val="0"/>
                 <w:sz w:val="16"/>
               </w:rPr>
@@ -8525,7 +8668,7 @@
             <w:r/>
             <w:r>
               <w:rPr>
-                <w:rFonts w:ascii="Arial" w:hAnsi="Arial"/>
+                <w:rFonts w:ascii="Verdana" w:hAnsi="Verdana"/>
                 <w:b w:val="0"/>
                 <w:sz w:val="16"/>
               </w:rPr>
@@ -8541,7 +8684,7 @@
             <w:r/>
             <w:r>
               <w:rPr>
-                <w:rFonts w:ascii="Arial" w:hAnsi="Arial"/>
+                <w:rFonts w:ascii="Verdana" w:hAnsi="Verdana"/>
                 <w:b w:val="0"/>
                 <w:sz w:val="16"/>
               </w:rPr>
@@ -8557,7 +8700,7 @@
             <w:r/>
             <w:r>
               <w:rPr>
-                <w:rFonts w:ascii="Arial" w:hAnsi="Arial"/>
+                <w:rFonts w:ascii="Verdana" w:hAnsi="Verdana"/>
                 <w:b w:val="0"/>
                 <w:sz w:val="16"/>
               </w:rPr>
@@ -8573,7 +8716,7 @@
             <w:r/>
             <w:r>
               <w:rPr>
-                <w:rFonts w:ascii="Arial" w:hAnsi="Arial"/>
+                <w:rFonts w:ascii="Verdana" w:hAnsi="Verdana"/>
                 <w:b w:val="0"/>
                 <w:sz w:val="16"/>
               </w:rPr>
@@ -8589,7 +8732,7 @@
             <w:r/>
             <w:r>
               <w:rPr>
-                <w:rFonts w:ascii="Arial" w:hAnsi="Arial"/>
+                <w:rFonts w:ascii="Verdana" w:hAnsi="Verdana"/>
                 <w:b w:val="0"/>
                 <w:sz w:val="16"/>
               </w:rPr>
@@ -8605,7 +8748,7 @@
             <w:r/>
             <w:r>
               <w:rPr>
-                <w:rFonts w:ascii="Arial" w:hAnsi="Arial"/>
+                <w:rFonts w:ascii="Verdana" w:hAnsi="Verdana"/>
                 <w:b w:val="0"/>
                 <w:sz w:val="16"/>
               </w:rPr>
@@ -8614,15 +8757,18 @@
         </w:tc>
       </w:tr>
       <w:tr>
-        <w:tc>
-          <w:tcPr>
-            <w:tcW w:type="dxa" w:w="1514"/>
-          </w:tcPr>
-          <w:p>
-            <w:r/>
-            <w:r>
-              <w:rPr>
-                <w:rFonts w:ascii="Arial" w:hAnsi="Arial"/>
+        <w:trPr>
+          <w:cantSplit/>
+        </w:trPr>
+        <w:tc>
+          <w:tcPr>
+            <w:tcW w:type="dxa" w:w="1514"/>
+          </w:tcPr>
+          <w:p>
+            <w:r/>
+            <w:r>
+              <w:rPr>
+                <w:rFonts w:ascii="Verdana" w:hAnsi="Verdana"/>
                 <w:b w:val="0"/>
                 <w:sz w:val="16"/>
               </w:rPr>
@@ -8638,7 +8784,7 @@
             <w:r/>
             <w:r>
               <w:rPr>
-                <w:rFonts w:ascii="Arial" w:hAnsi="Arial"/>
+                <w:rFonts w:ascii="Verdana" w:hAnsi="Verdana"/>
                 <w:b w:val="0"/>
                 <w:sz w:val="16"/>
               </w:rPr>
@@ -8654,7 +8800,7 @@
             <w:r/>
             <w:r>
               <w:rPr>
-                <w:rFonts w:ascii="Arial" w:hAnsi="Arial"/>
+                <w:rFonts w:ascii="Verdana" w:hAnsi="Verdana"/>
                 <w:b w:val="0"/>
                 <w:sz w:val="16"/>
               </w:rPr>
@@ -8670,7 +8816,7 @@
             <w:r/>
             <w:r>
               <w:rPr>
-                <w:rFonts w:ascii="Arial" w:hAnsi="Arial"/>
+                <w:rFonts w:ascii="Verdana" w:hAnsi="Verdana"/>
                 <w:b w:val="0"/>
                 <w:sz w:val="16"/>
               </w:rPr>
@@ -8686,7 +8832,7 @@
             <w:r/>
             <w:r>
               <w:rPr>
-                <w:rFonts w:ascii="Arial" w:hAnsi="Arial"/>
+                <w:rFonts w:ascii="Verdana" w:hAnsi="Verdana"/>
                 <w:b w:val="0"/>
                 <w:sz w:val="16"/>
               </w:rPr>
@@ -8702,7 +8848,7 @@
             <w:r/>
             <w:r>
               <w:rPr>
-                <w:rFonts w:ascii="Arial" w:hAnsi="Arial"/>
+                <w:rFonts w:ascii="Verdana" w:hAnsi="Verdana"/>
                 <w:b w:val="0"/>
                 <w:sz w:val="16"/>
               </w:rPr>
@@ -8718,7 +8864,7 @@
             <w:r/>
             <w:r>
               <w:rPr>
-                <w:rFonts w:ascii="Arial" w:hAnsi="Arial"/>
+                <w:rFonts w:ascii="Verdana" w:hAnsi="Verdana"/>
                 <w:b w:val="0"/>
                 <w:sz w:val="16"/>
               </w:rPr>
@@ -8734,7 +8880,7 @@
             <w:r/>
             <w:r>
               <w:rPr>
-                <w:rFonts w:ascii="Arial" w:hAnsi="Arial"/>
+                <w:rFonts w:ascii="Verdana" w:hAnsi="Verdana"/>
                 <w:b w:val="0"/>
                 <w:sz w:val="16"/>
               </w:rPr>
@@ -8750,7 +8896,7 @@
             <w:r/>
             <w:r>
               <w:rPr>
-                <w:rFonts w:ascii="Arial" w:hAnsi="Arial"/>
+                <w:rFonts w:ascii="Verdana" w:hAnsi="Verdana"/>
                 <w:b w:val="0"/>
                 <w:sz w:val="16"/>
               </w:rPr>
@@ -8766,7 +8912,7 @@
             <w:r/>
             <w:r>
               <w:rPr>
-                <w:rFonts w:ascii="Arial" w:hAnsi="Arial"/>
+                <w:rFonts w:ascii="Verdana" w:hAnsi="Verdana"/>
                 <w:b w:val="0"/>
                 <w:sz w:val="16"/>
               </w:rPr>
@@ -8775,15 +8921,18 @@
         </w:tc>
       </w:tr>
       <w:tr>
-        <w:tc>
-          <w:tcPr>
-            <w:tcW w:type="dxa" w:w="1514"/>
-          </w:tcPr>
-          <w:p>
-            <w:r/>
-            <w:r>
-              <w:rPr>
-                <w:rFonts w:ascii="Arial" w:hAnsi="Arial"/>
+        <w:trPr>
+          <w:cantSplit/>
+        </w:trPr>
+        <w:tc>
+          <w:tcPr>
+            <w:tcW w:type="dxa" w:w="1514"/>
+          </w:tcPr>
+          <w:p>
+            <w:r/>
+            <w:r>
+              <w:rPr>
+                <w:rFonts w:ascii="Verdana" w:hAnsi="Verdana"/>
                 <w:b w:val="0"/>
                 <w:sz w:val="16"/>
               </w:rPr>
@@ -8799,7 +8948,7 @@
             <w:r/>
             <w:r>
               <w:rPr>
-                <w:rFonts w:ascii="Arial" w:hAnsi="Arial"/>
+                <w:rFonts w:ascii="Verdana" w:hAnsi="Verdana"/>
                 <w:b w:val="0"/>
                 <w:sz w:val="16"/>
               </w:rPr>
@@ -8815,7 +8964,7 @@
             <w:r/>
             <w:r>
               <w:rPr>
-                <w:rFonts w:ascii="Arial" w:hAnsi="Arial"/>
+                <w:rFonts w:ascii="Verdana" w:hAnsi="Verdana"/>
                 <w:b w:val="0"/>
                 <w:sz w:val="16"/>
               </w:rPr>
@@ -8831,7 +8980,7 @@
             <w:r/>
             <w:r>
               <w:rPr>
-                <w:rFonts w:ascii="Arial" w:hAnsi="Arial"/>
+                <w:rFonts w:ascii="Verdana" w:hAnsi="Verdana"/>
                 <w:b w:val="0"/>
                 <w:sz w:val="16"/>
               </w:rPr>
@@ -8847,7 +8996,7 @@
             <w:r/>
             <w:r>
               <w:rPr>
-                <w:rFonts w:ascii="Arial" w:hAnsi="Arial"/>
+                <w:rFonts w:ascii="Verdana" w:hAnsi="Verdana"/>
                 <w:b w:val="0"/>
                 <w:sz w:val="16"/>
               </w:rPr>
@@ -8863,7 +9012,7 @@
             <w:r/>
             <w:r>
               <w:rPr>
-                <w:rFonts w:ascii="Arial" w:hAnsi="Arial"/>
+                <w:rFonts w:ascii="Verdana" w:hAnsi="Verdana"/>
                 <w:b w:val="0"/>
                 <w:sz w:val="16"/>
               </w:rPr>
@@ -8879,7 +9028,7 @@
             <w:r/>
             <w:r>
               <w:rPr>
-                <w:rFonts w:ascii="Arial" w:hAnsi="Arial"/>
+                <w:rFonts w:ascii="Verdana" w:hAnsi="Verdana"/>
                 <w:b w:val="0"/>
                 <w:sz w:val="16"/>
               </w:rPr>
@@ -8895,7 +9044,7 @@
             <w:r/>
             <w:r>
               <w:rPr>
-                <w:rFonts w:ascii="Arial" w:hAnsi="Arial"/>
+                <w:rFonts w:ascii="Verdana" w:hAnsi="Verdana"/>
                 <w:b w:val="0"/>
                 <w:sz w:val="16"/>
               </w:rPr>
@@ -8911,7 +9060,7 @@
             <w:r/>
             <w:r>
               <w:rPr>
-                <w:rFonts w:ascii="Arial" w:hAnsi="Arial"/>
+                <w:rFonts w:ascii="Verdana" w:hAnsi="Verdana"/>
                 <w:b w:val="0"/>
                 <w:sz w:val="16"/>
               </w:rPr>
@@ -8927,7 +9076,7 @@
             <w:r/>
             <w:r>
               <w:rPr>
-                <w:rFonts w:ascii="Arial" w:hAnsi="Arial"/>
+                <w:rFonts w:ascii="Verdana" w:hAnsi="Verdana"/>
                 <w:b w:val="0"/>
                 <w:sz w:val="16"/>
               </w:rPr>
@@ -8936,15 +9085,18 @@
         </w:tc>
       </w:tr>
       <w:tr>
-        <w:tc>
-          <w:tcPr>
-            <w:tcW w:type="dxa" w:w="1514"/>
-          </w:tcPr>
-          <w:p>
-            <w:r/>
-            <w:r>
-              <w:rPr>
-                <w:rFonts w:ascii="Arial" w:hAnsi="Arial"/>
+        <w:trPr>
+          <w:cantSplit/>
+        </w:trPr>
+        <w:tc>
+          <w:tcPr>
+            <w:tcW w:type="dxa" w:w="1514"/>
+          </w:tcPr>
+          <w:p>
+            <w:r/>
+            <w:r>
+              <w:rPr>
+                <w:rFonts w:ascii="Verdana" w:hAnsi="Verdana"/>
                 <w:b w:val="0"/>
                 <w:sz w:val="16"/>
               </w:rPr>
@@ -8960,7 +9112,7 @@
             <w:r/>
             <w:r>
               <w:rPr>
-                <w:rFonts w:ascii="Arial" w:hAnsi="Arial"/>
+                <w:rFonts w:ascii="Verdana" w:hAnsi="Verdana"/>
                 <w:b w:val="0"/>
                 <w:sz w:val="16"/>
               </w:rPr>
@@ -8976,7 +9128,7 @@
             <w:r/>
             <w:r>
               <w:rPr>
-                <w:rFonts w:ascii="Arial" w:hAnsi="Arial"/>
+                <w:rFonts w:ascii="Verdana" w:hAnsi="Verdana"/>
                 <w:b w:val="0"/>
                 <w:sz w:val="16"/>
               </w:rPr>
@@ -8992,7 +9144,7 @@
             <w:r/>
             <w:r>
               <w:rPr>
-                <w:rFonts w:ascii="Arial" w:hAnsi="Arial"/>
+                <w:rFonts w:ascii="Verdana" w:hAnsi="Verdana"/>
                 <w:b w:val="0"/>
                 <w:sz w:val="16"/>
               </w:rPr>
@@ -9008,7 +9160,7 @@
             <w:r/>
             <w:r>
               <w:rPr>
-                <w:rFonts w:ascii="Arial" w:hAnsi="Arial"/>
+                <w:rFonts w:ascii="Verdana" w:hAnsi="Verdana"/>
                 <w:b w:val="0"/>
                 <w:sz w:val="16"/>
               </w:rPr>
@@ -9024,7 +9176,7 @@
             <w:r/>
             <w:r>
               <w:rPr>
-                <w:rFonts w:ascii="Arial" w:hAnsi="Arial"/>
+                <w:rFonts w:ascii="Verdana" w:hAnsi="Verdana"/>
                 <w:b w:val="0"/>
                 <w:sz w:val="16"/>
               </w:rPr>
@@ -9040,7 +9192,7 @@
             <w:r/>
             <w:r>
               <w:rPr>
-                <w:rFonts w:ascii="Arial" w:hAnsi="Arial"/>
+                <w:rFonts w:ascii="Verdana" w:hAnsi="Verdana"/>
                 <w:b w:val="0"/>
                 <w:sz w:val="16"/>
               </w:rPr>
@@ -9056,7 +9208,7 @@
             <w:r/>
             <w:r>
               <w:rPr>
-                <w:rFonts w:ascii="Arial" w:hAnsi="Arial"/>
+                <w:rFonts w:ascii="Verdana" w:hAnsi="Verdana"/>
                 <w:b w:val="0"/>
                 <w:sz w:val="16"/>
               </w:rPr>
@@ -9072,7 +9224,7 @@
             <w:r/>
             <w:r>
               <w:rPr>
-                <w:rFonts w:ascii="Arial" w:hAnsi="Arial"/>
+                <w:rFonts w:ascii="Verdana" w:hAnsi="Verdana"/>
                 <w:b w:val="0"/>
                 <w:sz w:val="16"/>
               </w:rPr>
@@ -9088,7 +9240,7 @@
             <w:r/>
             <w:r>
               <w:rPr>
-                <w:rFonts w:ascii="Arial" w:hAnsi="Arial"/>
+                <w:rFonts w:ascii="Verdana" w:hAnsi="Verdana"/>
                 <w:b w:val="0"/>
                 <w:sz w:val="16"/>
               </w:rPr>
@@ -9097,15 +9249,18 @@
         </w:tc>
       </w:tr>
       <w:tr>
-        <w:tc>
-          <w:tcPr>
-            <w:tcW w:type="dxa" w:w="1514"/>
-          </w:tcPr>
-          <w:p>
-            <w:r/>
-            <w:r>
-              <w:rPr>
-                <w:rFonts w:ascii="Arial" w:hAnsi="Arial"/>
+        <w:trPr>
+          <w:cantSplit/>
+        </w:trPr>
+        <w:tc>
+          <w:tcPr>
+            <w:tcW w:type="dxa" w:w="1514"/>
+          </w:tcPr>
+          <w:p>
+            <w:r/>
+            <w:r>
+              <w:rPr>
+                <w:rFonts w:ascii="Verdana" w:hAnsi="Verdana"/>
                 <w:b w:val="0"/>
                 <w:sz w:val="16"/>
               </w:rPr>
@@ -9121,7 +9276,7 @@
             <w:r/>
             <w:r>
               <w:rPr>
-                <w:rFonts w:ascii="Arial" w:hAnsi="Arial"/>
+                <w:rFonts w:ascii="Verdana" w:hAnsi="Verdana"/>
                 <w:b w:val="0"/>
                 <w:sz w:val="16"/>
               </w:rPr>
@@ -9137,7 +9292,7 @@
             <w:r/>
             <w:r>
               <w:rPr>
-                <w:rFonts w:ascii="Arial" w:hAnsi="Arial"/>
+                <w:rFonts w:ascii="Verdana" w:hAnsi="Verdana"/>
                 <w:b w:val="0"/>
                 <w:sz w:val="16"/>
               </w:rPr>
@@ -9153,7 +9308,7 @@
             <w:r/>
             <w:r>
               <w:rPr>
-                <w:rFonts w:ascii="Arial" w:hAnsi="Arial"/>
+                <w:rFonts w:ascii="Verdana" w:hAnsi="Verdana"/>
                 <w:b w:val="0"/>
                 <w:sz w:val="16"/>
               </w:rPr>
@@ -9169,7 +9324,7 @@
             <w:r/>
             <w:r>
               <w:rPr>
-                <w:rFonts w:ascii="Arial" w:hAnsi="Arial"/>
+                <w:rFonts w:ascii="Verdana" w:hAnsi="Verdana"/>
                 <w:b w:val="0"/>
                 <w:sz w:val="16"/>
               </w:rPr>
@@ -9185,7 +9340,7 @@
             <w:r/>
             <w:r>
               <w:rPr>
-                <w:rFonts w:ascii="Arial" w:hAnsi="Arial"/>
+                <w:rFonts w:ascii="Verdana" w:hAnsi="Verdana"/>
                 <w:b w:val="0"/>
                 <w:sz w:val="16"/>
               </w:rPr>
@@ -9201,7 +9356,7 @@
             <w:r/>
             <w:r>
               <w:rPr>
-                <w:rFonts w:ascii="Arial" w:hAnsi="Arial"/>
+                <w:rFonts w:ascii="Verdana" w:hAnsi="Verdana"/>
                 <w:b w:val="0"/>
                 <w:sz w:val="16"/>
               </w:rPr>
@@ -9217,7 +9372,7 @@
             <w:r/>
             <w:r>
               <w:rPr>
-                <w:rFonts w:ascii="Arial" w:hAnsi="Arial"/>
+                <w:rFonts w:ascii="Verdana" w:hAnsi="Verdana"/>
                 <w:b w:val="0"/>
                 <w:sz w:val="16"/>
               </w:rPr>
@@ -9233,7 +9388,7 @@
             <w:r/>
             <w:r>
               <w:rPr>
-                <w:rFonts w:ascii="Arial" w:hAnsi="Arial"/>
+                <w:rFonts w:ascii="Verdana" w:hAnsi="Verdana"/>
                 <w:b w:val="0"/>
                 <w:sz w:val="16"/>
               </w:rPr>
@@ -9249,7 +9404,7 @@
             <w:r/>
             <w:r>
               <w:rPr>
-                <w:rFonts w:ascii="Arial" w:hAnsi="Arial"/>
+                <w:rFonts w:ascii="Verdana" w:hAnsi="Verdana"/>
                 <w:b w:val="0"/>
                 <w:sz w:val="16"/>
               </w:rPr>
@@ -9258,15 +9413,18 @@
         </w:tc>
       </w:tr>
       <w:tr>
-        <w:tc>
-          <w:tcPr>
-            <w:tcW w:type="dxa" w:w="1514"/>
-          </w:tcPr>
-          <w:p>
-            <w:r/>
-            <w:r>
-              <w:rPr>
-                <w:rFonts w:ascii="Arial" w:hAnsi="Arial"/>
+        <w:trPr>
+          <w:cantSplit/>
+        </w:trPr>
+        <w:tc>
+          <w:tcPr>
+            <w:tcW w:type="dxa" w:w="1514"/>
+          </w:tcPr>
+          <w:p>
+            <w:r/>
+            <w:r>
+              <w:rPr>
+                <w:rFonts w:ascii="Verdana" w:hAnsi="Verdana"/>
                 <w:b w:val="0"/>
                 <w:sz w:val="16"/>
               </w:rPr>
@@ -9282,7 +9440,7 @@
             <w:r/>
             <w:r>
               <w:rPr>
-                <w:rFonts w:ascii="Arial" w:hAnsi="Arial"/>
+                <w:rFonts w:ascii="Verdana" w:hAnsi="Verdana"/>
                 <w:b w:val="0"/>
                 <w:sz w:val="16"/>
               </w:rPr>
@@ -9298,7 +9456,7 @@
             <w:r/>
             <w:r>
               <w:rPr>
-                <w:rFonts w:ascii="Arial" w:hAnsi="Arial"/>
+                <w:rFonts w:ascii="Verdana" w:hAnsi="Verdana"/>
                 <w:b w:val="0"/>
                 <w:sz w:val="16"/>
               </w:rPr>
@@ -9314,7 +9472,7 @@
             <w:r/>
             <w:r>
               <w:rPr>
-                <w:rFonts w:ascii="Arial" w:hAnsi="Arial"/>
+                <w:rFonts w:ascii="Verdana" w:hAnsi="Verdana"/>
                 <w:b w:val="0"/>
                 <w:sz w:val="16"/>
               </w:rPr>
@@ -9330,7 +9488,7 @@
             <w:r/>
             <w:r>
               <w:rPr>
-                <w:rFonts w:ascii="Arial" w:hAnsi="Arial"/>
+                <w:rFonts w:ascii="Verdana" w:hAnsi="Verdana"/>
                 <w:b w:val="0"/>
                 <w:sz w:val="16"/>
               </w:rPr>
@@ -9346,7 +9504,7 @@
             <w:r/>
             <w:r>
               <w:rPr>
-                <w:rFonts w:ascii="Arial" w:hAnsi="Arial"/>
+                <w:rFonts w:ascii="Verdana" w:hAnsi="Verdana"/>
                 <w:b w:val="0"/>
                 <w:sz w:val="16"/>
               </w:rPr>
@@ -9362,7 +9520,7 @@
             <w:r/>
             <w:r>
               <w:rPr>
-                <w:rFonts w:ascii="Arial" w:hAnsi="Arial"/>
+                <w:rFonts w:ascii="Verdana" w:hAnsi="Verdana"/>
                 <w:b w:val="0"/>
                 <w:sz w:val="16"/>
               </w:rPr>
@@ -9378,7 +9536,7 @@
             <w:r/>
             <w:r>
               <w:rPr>
-                <w:rFonts w:ascii="Arial" w:hAnsi="Arial"/>
+                <w:rFonts w:ascii="Verdana" w:hAnsi="Verdana"/>
                 <w:b w:val="0"/>
                 <w:sz w:val="16"/>
               </w:rPr>
@@ -9394,7 +9552,7 @@
             <w:r/>
             <w:r>
               <w:rPr>
-                <w:rFonts w:ascii="Arial" w:hAnsi="Arial"/>
+                <w:rFonts w:ascii="Verdana" w:hAnsi="Verdana"/>
                 <w:b w:val="0"/>
                 <w:sz w:val="16"/>
               </w:rPr>
@@ -9410,7 +9568,7 @@
             <w:r/>
             <w:r>
               <w:rPr>
-                <w:rFonts w:ascii="Arial" w:hAnsi="Arial"/>
+                <w:rFonts w:ascii="Verdana" w:hAnsi="Verdana"/>
                 <w:b w:val="0"/>
                 <w:sz w:val="16"/>
               </w:rPr>
@@ -9419,15 +9577,18 @@
         </w:tc>
       </w:tr>
       <w:tr>
-        <w:tc>
-          <w:tcPr>
-            <w:tcW w:type="dxa" w:w="1514"/>
-          </w:tcPr>
-          <w:p>
-            <w:r/>
-            <w:r>
-              <w:rPr>
-                <w:rFonts w:ascii="Arial" w:hAnsi="Arial"/>
+        <w:trPr>
+          <w:cantSplit/>
+        </w:trPr>
+        <w:tc>
+          <w:tcPr>
+            <w:tcW w:type="dxa" w:w="1514"/>
+          </w:tcPr>
+          <w:p>
+            <w:r/>
+            <w:r>
+              <w:rPr>
+                <w:rFonts w:ascii="Verdana" w:hAnsi="Verdana"/>
                 <w:b w:val="0"/>
                 <w:sz w:val="16"/>
               </w:rPr>
@@ -9443,7 +9604,7 @@
             <w:r/>
             <w:r>
               <w:rPr>
-                <w:rFonts w:ascii="Arial" w:hAnsi="Arial"/>
+                <w:rFonts w:ascii="Verdana" w:hAnsi="Verdana"/>
                 <w:b w:val="0"/>
                 <w:sz w:val="16"/>
               </w:rPr>
@@ -9459,7 +9620,7 @@
             <w:r/>
             <w:r>
               <w:rPr>
-                <w:rFonts w:ascii="Arial" w:hAnsi="Arial"/>
+                <w:rFonts w:ascii="Verdana" w:hAnsi="Verdana"/>
                 <w:b w:val="0"/>
                 <w:sz w:val="16"/>
               </w:rPr>
@@ -9475,7 +9636,7 @@
             <w:r/>
             <w:r>
               <w:rPr>
-                <w:rFonts w:ascii="Arial" w:hAnsi="Arial"/>
+                <w:rFonts w:ascii="Verdana" w:hAnsi="Verdana"/>
                 <w:b w:val="0"/>
                 <w:sz w:val="16"/>
               </w:rPr>
@@ -9491,7 +9652,7 @@
             <w:r/>
             <w:r>
               <w:rPr>
-                <w:rFonts w:ascii="Arial" w:hAnsi="Arial"/>
+                <w:rFonts w:ascii="Verdana" w:hAnsi="Verdana"/>
                 <w:b w:val="0"/>
                 <w:sz w:val="16"/>
               </w:rPr>
@@ -9507,7 +9668,7 @@
             <w:r/>
             <w:r>
               <w:rPr>
-                <w:rFonts w:ascii="Arial" w:hAnsi="Arial"/>
+                <w:rFonts w:ascii="Verdana" w:hAnsi="Verdana"/>
                 <w:b w:val="0"/>
                 <w:sz w:val="16"/>
               </w:rPr>
@@ -9523,7 +9684,7 @@
             <w:r/>
             <w:r>
               <w:rPr>
-                <w:rFonts w:ascii="Arial" w:hAnsi="Arial"/>
+                <w:rFonts w:ascii="Verdana" w:hAnsi="Verdana"/>
                 <w:b w:val="0"/>
                 <w:sz w:val="16"/>
               </w:rPr>
@@ -9539,7 +9700,7 @@
             <w:r/>
             <w:r>
               <w:rPr>
-                <w:rFonts w:ascii="Arial" w:hAnsi="Arial"/>
+                <w:rFonts w:ascii="Verdana" w:hAnsi="Verdana"/>
                 <w:b w:val="0"/>
                 <w:sz w:val="16"/>
               </w:rPr>
@@ -9555,7 +9716,7 @@
             <w:r/>
             <w:r>
               <w:rPr>
-                <w:rFonts w:ascii="Arial" w:hAnsi="Arial"/>
+                <w:rFonts w:ascii="Verdana" w:hAnsi="Verdana"/>
                 <w:b w:val="0"/>
                 <w:sz w:val="16"/>
               </w:rPr>
@@ -9571,7 +9732,7 @@
             <w:r/>
             <w:r>
               <w:rPr>
-                <w:rFonts w:ascii="Arial" w:hAnsi="Arial"/>
+                <w:rFonts w:ascii="Verdana" w:hAnsi="Verdana"/>
                 <w:b w:val="0"/>
                 <w:sz w:val="16"/>
               </w:rPr>
@@ -9580,15 +9741,18 @@
         </w:tc>
       </w:tr>
       <w:tr>
-        <w:tc>
-          <w:tcPr>
-            <w:tcW w:type="dxa" w:w="1514"/>
-          </w:tcPr>
-          <w:p>
-            <w:r/>
-            <w:r>
-              <w:rPr>
-                <w:rFonts w:ascii="Arial" w:hAnsi="Arial"/>
+        <w:trPr>
+          <w:cantSplit/>
+        </w:trPr>
+        <w:tc>
+          <w:tcPr>
+            <w:tcW w:type="dxa" w:w="1514"/>
+          </w:tcPr>
+          <w:p>
+            <w:r/>
+            <w:r>
+              <w:rPr>
+                <w:rFonts w:ascii="Verdana" w:hAnsi="Verdana"/>
                 <w:b w:val="0"/>
                 <w:sz w:val="16"/>
               </w:rPr>
@@ -9604,7 +9768,7 @@
             <w:r/>
             <w:r>
               <w:rPr>
-                <w:rFonts w:ascii="Arial" w:hAnsi="Arial"/>
+                <w:rFonts w:ascii="Verdana" w:hAnsi="Verdana"/>
                 <w:b w:val="0"/>
                 <w:sz w:val="16"/>
               </w:rPr>
@@ -9620,7 +9784,7 @@
             <w:r/>
             <w:r>
               <w:rPr>
-                <w:rFonts w:ascii="Arial" w:hAnsi="Arial"/>
+                <w:rFonts w:ascii="Verdana" w:hAnsi="Verdana"/>
                 <w:b w:val="0"/>
                 <w:sz w:val="16"/>
               </w:rPr>
@@ -9636,7 +9800,7 @@
             <w:r/>
             <w:r>
               <w:rPr>
-                <w:rFonts w:ascii="Arial" w:hAnsi="Arial"/>
+                <w:rFonts w:ascii="Verdana" w:hAnsi="Verdana"/>
                 <w:b w:val="0"/>
                 <w:sz w:val="16"/>
               </w:rPr>
@@ -9652,7 +9816,7 @@
             <w:r/>
             <w:r>
               <w:rPr>
-                <w:rFonts w:ascii="Arial" w:hAnsi="Arial"/>
+                <w:rFonts w:ascii="Verdana" w:hAnsi="Verdana"/>
                 <w:b w:val="0"/>
                 <w:sz w:val="16"/>
               </w:rPr>
@@ -9668,7 +9832,7 @@
             <w:r/>
             <w:r>
               <w:rPr>
-                <w:rFonts w:ascii="Arial" w:hAnsi="Arial"/>
+                <w:rFonts w:ascii="Verdana" w:hAnsi="Verdana"/>
                 <w:b w:val="0"/>
                 <w:sz w:val="16"/>
               </w:rPr>
@@ -9684,7 +9848,7 @@
             <w:r/>
             <w:r>
               <w:rPr>
-                <w:rFonts w:ascii="Arial" w:hAnsi="Arial"/>
+                <w:rFonts w:ascii="Verdana" w:hAnsi="Verdana"/>
                 <w:b w:val="0"/>
                 <w:sz w:val="16"/>
               </w:rPr>
@@ -9700,7 +9864,7 @@
             <w:r/>
             <w:r>
               <w:rPr>
-                <w:rFonts w:ascii="Arial" w:hAnsi="Arial"/>
+                <w:rFonts w:ascii="Verdana" w:hAnsi="Verdana"/>
                 <w:b w:val="0"/>
                 <w:sz w:val="16"/>
               </w:rPr>
@@ -9716,7 +9880,7 @@
             <w:r/>
             <w:r>
               <w:rPr>
-                <w:rFonts w:ascii="Arial" w:hAnsi="Arial"/>
+                <w:rFonts w:ascii="Verdana" w:hAnsi="Verdana"/>
                 <w:b w:val="0"/>
                 <w:sz w:val="16"/>
               </w:rPr>
@@ -9732,7 +9896,7 @@
             <w:r/>
             <w:r>
               <w:rPr>
-                <w:rFonts w:ascii="Arial" w:hAnsi="Arial"/>
+                <w:rFonts w:ascii="Verdana" w:hAnsi="Verdana"/>
                 <w:b w:val="0"/>
                 <w:sz w:val="16"/>
               </w:rPr>
@@ -9741,15 +9905,18 @@
         </w:tc>
       </w:tr>
       <w:tr>
-        <w:tc>
-          <w:tcPr>
-            <w:tcW w:type="dxa" w:w="1514"/>
-          </w:tcPr>
-          <w:p>
-            <w:r/>
-            <w:r>
-              <w:rPr>
-                <w:rFonts w:ascii="Arial" w:hAnsi="Arial"/>
+        <w:trPr>
+          <w:cantSplit/>
+        </w:trPr>
+        <w:tc>
+          <w:tcPr>
+            <w:tcW w:type="dxa" w:w="1514"/>
+          </w:tcPr>
+          <w:p>
+            <w:r/>
+            <w:r>
+              <w:rPr>
+                <w:rFonts w:ascii="Verdana" w:hAnsi="Verdana"/>
                 <w:b w:val="0"/>
                 <w:sz w:val="16"/>
               </w:rPr>
@@ -9765,7 +9932,7 @@
             <w:r/>
             <w:r>
               <w:rPr>
-                <w:rFonts w:ascii="Arial" w:hAnsi="Arial"/>
+                <w:rFonts w:ascii="Verdana" w:hAnsi="Verdana"/>
                 <w:b w:val="0"/>
                 <w:sz w:val="16"/>
               </w:rPr>
@@ -9781,7 +9948,7 @@
             <w:r/>
             <w:r>
               <w:rPr>
-                <w:rFonts w:ascii="Arial" w:hAnsi="Arial"/>
+                <w:rFonts w:ascii="Verdana" w:hAnsi="Verdana"/>
                 <w:b w:val="0"/>
                 <w:sz w:val="16"/>
               </w:rPr>
@@ -9797,7 +9964,7 @@
             <w:r/>
             <w:r>
               <w:rPr>
-                <w:rFonts w:ascii="Arial" w:hAnsi="Arial"/>
+                <w:rFonts w:ascii="Verdana" w:hAnsi="Verdana"/>
                 <w:b w:val="0"/>
                 <w:sz w:val="16"/>
               </w:rPr>
@@ -9813,7 +9980,7 @@
             <w:r/>
             <w:r>
               <w:rPr>
-                <w:rFonts w:ascii="Arial" w:hAnsi="Arial"/>
+                <w:rFonts w:ascii="Verdana" w:hAnsi="Verdana"/>
                 <w:b w:val="0"/>
                 <w:sz w:val="16"/>
               </w:rPr>
@@ -9829,7 +9996,7 @@
             <w:r/>
             <w:r>
               <w:rPr>
-                <w:rFonts w:ascii="Arial" w:hAnsi="Arial"/>
+                <w:rFonts w:ascii="Verdana" w:hAnsi="Verdana"/>
                 <w:b w:val="0"/>
                 <w:sz w:val="16"/>
               </w:rPr>
@@ -9845,7 +10012,7 @@
             <w:r/>
             <w:r>
               <w:rPr>
-                <w:rFonts w:ascii="Arial" w:hAnsi="Arial"/>
+                <w:rFonts w:ascii="Verdana" w:hAnsi="Verdana"/>
                 <w:b w:val="0"/>
                 <w:sz w:val="16"/>
               </w:rPr>
@@ -9861,7 +10028,7 @@
             <w:r/>
             <w:r>
               <w:rPr>
-                <w:rFonts w:ascii="Arial" w:hAnsi="Arial"/>
+                <w:rFonts w:ascii="Verdana" w:hAnsi="Verdana"/>
                 <w:b w:val="0"/>
                 <w:sz w:val="16"/>
               </w:rPr>
@@ -9877,7 +10044,7 @@
             <w:r/>
             <w:r>
               <w:rPr>
-                <w:rFonts w:ascii="Arial" w:hAnsi="Arial"/>
+                <w:rFonts w:ascii="Verdana" w:hAnsi="Verdana"/>
                 <w:b w:val="0"/>
                 <w:sz w:val="16"/>
               </w:rPr>
@@ -9893,7 +10060,7 @@
             <w:r/>
             <w:r>
               <w:rPr>
-                <w:rFonts w:ascii="Arial" w:hAnsi="Arial"/>
+                <w:rFonts w:ascii="Verdana" w:hAnsi="Verdana"/>
                 <w:b w:val="0"/>
                 <w:sz w:val="16"/>
               </w:rPr>
@@ -9902,15 +10069,18 @@
         </w:tc>
       </w:tr>
       <w:tr>
-        <w:tc>
-          <w:tcPr>
-            <w:tcW w:type="dxa" w:w="1514"/>
-          </w:tcPr>
-          <w:p>
-            <w:r/>
-            <w:r>
-              <w:rPr>
-                <w:rFonts w:ascii="Arial" w:hAnsi="Arial"/>
+        <w:trPr>
+          <w:cantSplit/>
+        </w:trPr>
+        <w:tc>
+          <w:tcPr>
+            <w:tcW w:type="dxa" w:w="1514"/>
+          </w:tcPr>
+          <w:p>
+            <w:r/>
+            <w:r>
+              <w:rPr>
+                <w:rFonts w:ascii="Verdana" w:hAnsi="Verdana"/>
                 <w:b w:val="0"/>
                 <w:sz w:val="16"/>
               </w:rPr>
@@ -9926,7 +10096,7 @@
             <w:r/>
             <w:r>
               <w:rPr>
-                <w:rFonts w:ascii="Arial" w:hAnsi="Arial"/>
+                <w:rFonts w:ascii="Verdana" w:hAnsi="Verdana"/>
                 <w:b w:val="0"/>
                 <w:sz w:val="16"/>
               </w:rPr>
@@ -9942,7 +10112,7 @@
             <w:r/>
             <w:r>
               <w:rPr>
-                <w:rFonts w:ascii="Arial" w:hAnsi="Arial"/>
+                <w:rFonts w:ascii="Verdana" w:hAnsi="Verdana"/>
                 <w:b w:val="0"/>
                 <w:sz w:val="16"/>
               </w:rPr>
@@ -9958,7 +10128,7 @@
             <w:r/>
             <w:r>
               <w:rPr>
-                <w:rFonts w:ascii="Arial" w:hAnsi="Arial"/>
+                <w:rFonts w:ascii="Verdana" w:hAnsi="Verdana"/>
                 <w:b w:val="0"/>
                 <w:sz w:val="16"/>
               </w:rPr>
@@ -9974,7 +10144,7 @@
             <w:r/>
             <w:r>
               <w:rPr>
-                <w:rFonts w:ascii="Arial" w:hAnsi="Arial"/>
+                <w:rFonts w:ascii="Verdana" w:hAnsi="Verdana"/>
                 <w:b w:val="0"/>
                 <w:sz w:val="16"/>
               </w:rPr>
@@ -9990,7 +10160,7 @@
             <w:r/>
             <w:r>
               <w:rPr>
-                <w:rFonts w:ascii="Arial" w:hAnsi="Arial"/>
+                <w:rFonts w:ascii="Verdana" w:hAnsi="Verdana"/>
                 <w:b w:val="0"/>
                 <w:sz w:val="16"/>
               </w:rPr>
@@ -10006,7 +10176,7 @@
             <w:r/>
             <w:r>
               <w:rPr>
-                <w:rFonts w:ascii="Arial" w:hAnsi="Arial"/>
+                <w:rFonts w:ascii="Verdana" w:hAnsi="Verdana"/>
                 <w:b w:val="0"/>
                 <w:sz w:val="16"/>
               </w:rPr>
@@ -10022,7 +10192,7 @@
             <w:r/>
             <w:r>
               <w:rPr>
-                <w:rFonts w:ascii="Arial" w:hAnsi="Arial"/>
+                <w:rFonts w:ascii="Verdana" w:hAnsi="Verdana"/>
                 <w:b w:val="0"/>
                 <w:sz w:val="16"/>
               </w:rPr>
@@ -10038,7 +10208,7 @@
             <w:r/>
             <w:r>
               <w:rPr>
-                <w:rFonts w:ascii="Arial" w:hAnsi="Arial"/>
+                <w:rFonts w:ascii="Verdana" w:hAnsi="Verdana"/>
                 <w:b w:val="0"/>
                 <w:sz w:val="16"/>
               </w:rPr>
@@ -10054,7 +10224,7 @@
             <w:r/>
             <w:r>
               <w:rPr>
-                <w:rFonts w:ascii="Arial" w:hAnsi="Arial"/>
+                <w:rFonts w:ascii="Verdana" w:hAnsi="Verdana"/>
                 <w:b w:val="0"/>
                 <w:sz w:val="16"/>
               </w:rPr>
@@ -10063,15 +10233,18 @@
         </w:tc>
       </w:tr>
       <w:tr>
-        <w:tc>
-          <w:tcPr>
-            <w:tcW w:type="dxa" w:w="1514"/>
-          </w:tcPr>
-          <w:p>
-            <w:r/>
-            <w:r>
-              <w:rPr>
-                <w:rFonts w:ascii="Arial" w:hAnsi="Arial"/>
+        <w:trPr>
+          <w:cantSplit/>
+        </w:trPr>
+        <w:tc>
+          <w:tcPr>
+            <w:tcW w:type="dxa" w:w="1514"/>
+          </w:tcPr>
+          <w:p>
+            <w:r/>
+            <w:r>
+              <w:rPr>
+                <w:rFonts w:ascii="Verdana" w:hAnsi="Verdana"/>
                 <w:b w:val="0"/>
                 <w:sz w:val="16"/>
               </w:rPr>
@@ -10087,7 +10260,7 @@
             <w:r/>
             <w:r>
               <w:rPr>
-                <w:rFonts w:ascii="Arial" w:hAnsi="Arial"/>
+                <w:rFonts w:ascii="Verdana" w:hAnsi="Verdana"/>
                 <w:b w:val="0"/>
                 <w:sz w:val="16"/>
               </w:rPr>
@@ -10103,7 +10276,7 @@
             <w:r/>
             <w:r>
               <w:rPr>
-                <w:rFonts w:ascii="Arial" w:hAnsi="Arial"/>
+                <w:rFonts w:ascii="Verdana" w:hAnsi="Verdana"/>
                 <w:b w:val="0"/>
                 <w:sz w:val="16"/>
               </w:rPr>
@@ -10119,7 +10292,7 @@
             <w:r/>
             <w:r>
               <w:rPr>
-                <w:rFonts w:ascii="Arial" w:hAnsi="Arial"/>
+                <w:rFonts w:ascii="Verdana" w:hAnsi="Verdana"/>
                 <w:b w:val="0"/>
                 <w:sz w:val="16"/>
               </w:rPr>
@@ -10135,7 +10308,7 @@
             <w:r/>
             <w:r>
               <w:rPr>
-                <w:rFonts w:ascii="Arial" w:hAnsi="Arial"/>
+                <w:rFonts w:ascii="Verdana" w:hAnsi="Verdana"/>
                 <w:b w:val="0"/>
                 <w:sz w:val="16"/>
               </w:rPr>
@@ -10151,7 +10324,7 @@
             <w:r/>
             <w:r>
               <w:rPr>
-                <w:rFonts w:ascii="Arial" w:hAnsi="Arial"/>
+                <w:rFonts w:ascii="Verdana" w:hAnsi="Verdana"/>
                 <w:b w:val="0"/>
                 <w:sz w:val="16"/>
               </w:rPr>
@@ -10167,7 +10340,7 @@
             <w:r/>
             <w:r>
               <w:rPr>
-                <w:rFonts w:ascii="Arial" w:hAnsi="Arial"/>
+                <w:rFonts w:ascii="Verdana" w:hAnsi="Verdana"/>
                 <w:b w:val="0"/>
                 <w:sz w:val="16"/>
               </w:rPr>
@@ -10183,7 +10356,7 @@
             <w:r/>
             <w:r>
               <w:rPr>
-                <w:rFonts w:ascii="Arial" w:hAnsi="Arial"/>
+                <w:rFonts w:ascii="Verdana" w:hAnsi="Verdana"/>
                 <w:b w:val="0"/>
                 <w:sz w:val="16"/>
               </w:rPr>
@@ -10199,7 +10372,7 @@
             <w:r/>
             <w:r>
               <w:rPr>
-                <w:rFonts w:ascii="Arial" w:hAnsi="Arial"/>
+                <w:rFonts w:ascii="Verdana" w:hAnsi="Verdana"/>
                 <w:b w:val="0"/>
                 <w:sz w:val="16"/>
               </w:rPr>
@@ -10215,7 +10388,7 @@
             <w:r/>
             <w:r>
               <w:rPr>
-                <w:rFonts w:ascii="Arial" w:hAnsi="Arial"/>
+                <w:rFonts w:ascii="Verdana" w:hAnsi="Verdana"/>
                 <w:b w:val="0"/>
                 <w:sz w:val="16"/>
               </w:rPr>
@@ -10224,15 +10397,18 @@
         </w:tc>
       </w:tr>
       <w:tr>
-        <w:tc>
-          <w:tcPr>
-            <w:tcW w:type="dxa" w:w="1514"/>
-          </w:tcPr>
-          <w:p>
-            <w:r/>
-            <w:r>
-              <w:rPr>
-                <w:rFonts w:ascii="Arial" w:hAnsi="Arial"/>
+        <w:trPr>
+          <w:cantSplit/>
+        </w:trPr>
+        <w:tc>
+          <w:tcPr>
+            <w:tcW w:type="dxa" w:w="1514"/>
+          </w:tcPr>
+          <w:p>
+            <w:r/>
+            <w:r>
+              <w:rPr>
+                <w:rFonts w:ascii="Verdana" w:hAnsi="Verdana"/>
                 <w:b w:val="0"/>
                 <w:sz w:val="16"/>
               </w:rPr>
@@ -10248,7 +10424,7 @@
             <w:r/>
             <w:r>
               <w:rPr>
-                <w:rFonts w:ascii="Arial" w:hAnsi="Arial"/>
+                <w:rFonts w:ascii="Verdana" w:hAnsi="Verdana"/>
                 <w:b w:val="0"/>
                 <w:sz w:val="16"/>
               </w:rPr>
@@ -10264,7 +10440,7 @@
             <w:r/>
             <w:r>
               <w:rPr>
-                <w:rFonts w:ascii="Arial" w:hAnsi="Arial"/>
+                <w:rFonts w:ascii="Verdana" w:hAnsi="Verdana"/>
                 <w:b w:val="0"/>
                 <w:sz w:val="16"/>
               </w:rPr>
@@ -10280,7 +10456,7 @@
             <w:r/>
             <w:r>
               <w:rPr>
-                <w:rFonts w:ascii="Arial" w:hAnsi="Arial"/>
+                <w:rFonts w:ascii="Verdana" w:hAnsi="Verdana"/>
                 <w:b w:val="0"/>
                 <w:sz w:val="16"/>
               </w:rPr>
@@ -10296,7 +10472,7 @@
             <w:r/>
             <w:r>
               <w:rPr>
-                <w:rFonts w:ascii="Arial" w:hAnsi="Arial"/>
+                <w:rFonts w:ascii="Verdana" w:hAnsi="Verdana"/>
                 <w:b w:val="0"/>
                 <w:sz w:val="16"/>
               </w:rPr>
@@ -10312,7 +10488,7 @@
             <w:r/>
             <w:r>
               <w:rPr>
-                <w:rFonts w:ascii="Arial" w:hAnsi="Arial"/>
+                <w:rFonts w:ascii="Verdana" w:hAnsi="Verdana"/>
                 <w:b w:val="0"/>
                 <w:sz w:val="16"/>
               </w:rPr>
@@ -10328,7 +10504,7 @@
             <w:r/>
             <w:r>
               <w:rPr>
-                <w:rFonts w:ascii="Arial" w:hAnsi="Arial"/>
+                <w:rFonts w:ascii="Verdana" w:hAnsi="Verdana"/>
                 <w:b w:val="0"/>
                 <w:sz w:val="16"/>
               </w:rPr>
@@ -10344,7 +10520,7 @@
             <w:r/>
             <w:r>
               <w:rPr>
-                <w:rFonts w:ascii="Arial" w:hAnsi="Arial"/>
+                <w:rFonts w:ascii="Verdana" w:hAnsi="Verdana"/>
                 <w:b w:val="0"/>
                 <w:sz w:val="16"/>
               </w:rPr>
@@ -10360,7 +10536,7 @@
             <w:r/>
             <w:r>
               <w:rPr>
-                <w:rFonts w:ascii="Arial" w:hAnsi="Arial"/>
+                <w:rFonts w:ascii="Verdana" w:hAnsi="Verdana"/>
                 <w:b w:val="0"/>
                 <w:sz w:val="16"/>
               </w:rPr>
@@ -10376,7 +10552,7 @@
             <w:r/>
             <w:r>
               <w:rPr>
-                <w:rFonts w:ascii="Arial" w:hAnsi="Arial"/>
+                <w:rFonts w:ascii="Verdana" w:hAnsi="Verdana"/>
                 <w:b w:val="0"/>
                 <w:sz w:val="16"/>
               </w:rPr>
@@ -10385,15 +10561,18 @@
         </w:tc>
       </w:tr>
       <w:tr>
-        <w:tc>
-          <w:tcPr>
-            <w:tcW w:type="dxa" w:w="1514"/>
-          </w:tcPr>
-          <w:p>
-            <w:r/>
-            <w:r>
-              <w:rPr>
-                <w:rFonts w:ascii="Arial" w:hAnsi="Arial"/>
+        <w:trPr>
+          <w:cantSplit/>
+        </w:trPr>
+        <w:tc>
+          <w:tcPr>
+            <w:tcW w:type="dxa" w:w="1514"/>
+          </w:tcPr>
+          <w:p>
+            <w:r/>
+            <w:r>
+              <w:rPr>
+                <w:rFonts w:ascii="Verdana" w:hAnsi="Verdana"/>
                 <w:b w:val="0"/>
                 <w:sz w:val="16"/>
               </w:rPr>
@@ -10409,7 +10588,7 @@
             <w:r/>
             <w:r>
               <w:rPr>
-                <w:rFonts w:ascii="Arial" w:hAnsi="Arial"/>
+                <w:rFonts w:ascii="Verdana" w:hAnsi="Verdana"/>
                 <w:b w:val="0"/>
                 <w:sz w:val="16"/>
               </w:rPr>
@@ -10425,7 +10604,7 @@
             <w:r/>
             <w:r>
               <w:rPr>
-                <w:rFonts w:ascii="Arial" w:hAnsi="Arial"/>
+                <w:rFonts w:ascii="Verdana" w:hAnsi="Verdana"/>
                 <w:b w:val="0"/>
                 <w:sz w:val="16"/>
               </w:rPr>
@@ -10441,7 +10620,7 @@
             <w:r/>
             <w:r>
               <w:rPr>
-                <w:rFonts w:ascii="Arial" w:hAnsi="Arial"/>
+                <w:rFonts w:ascii="Verdana" w:hAnsi="Verdana"/>
                 <w:b w:val="0"/>
                 <w:sz w:val="16"/>
               </w:rPr>
@@ -10457,7 +10636,7 @@
             <w:r/>
             <w:r>
               <w:rPr>
-                <w:rFonts w:ascii="Arial" w:hAnsi="Arial"/>
+                <w:rFonts w:ascii="Verdana" w:hAnsi="Verdana"/>
                 <w:b w:val="0"/>
                 <w:sz w:val="16"/>
               </w:rPr>
@@ -10473,7 +10652,7 @@
             <w:r/>
             <w:r>
               <w:rPr>
-                <w:rFonts w:ascii="Arial" w:hAnsi="Arial"/>
+                <w:rFonts w:ascii="Verdana" w:hAnsi="Verdana"/>
                 <w:b w:val="0"/>
                 <w:sz w:val="16"/>
               </w:rPr>
@@ -10489,7 +10668,7 @@
             <w:r/>
             <w:r>
               <w:rPr>
-                <w:rFonts w:ascii="Arial" w:hAnsi="Arial"/>
+                <w:rFonts w:ascii="Verdana" w:hAnsi="Verdana"/>
                 <w:b w:val="0"/>
                 <w:sz w:val="16"/>
               </w:rPr>
@@ -10505,7 +10684,7 @@
             <w:r/>
             <w:r>
               <w:rPr>
-                <w:rFonts w:ascii="Arial" w:hAnsi="Arial"/>
+                <w:rFonts w:ascii="Verdana" w:hAnsi="Verdana"/>
                 <w:b w:val="0"/>
                 <w:sz w:val="16"/>
               </w:rPr>
@@ -10521,7 +10700,7 @@
             <w:r/>
             <w:r>
               <w:rPr>
-                <w:rFonts w:ascii="Arial" w:hAnsi="Arial"/>
+                <w:rFonts w:ascii="Verdana" w:hAnsi="Verdana"/>
                 <w:b w:val="0"/>
                 <w:sz w:val="16"/>
               </w:rPr>
@@ -10537,7 +10716,7 @@
             <w:r/>
             <w:r>
               <w:rPr>
-                <w:rFonts w:ascii="Arial" w:hAnsi="Arial"/>
+                <w:rFonts w:ascii="Verdana" w:hAnsi="Verdana"/>
                 <w:b w:val="0"/>
                 <w:sz w:val="16"/>
               </w:rPr>
@@ -10546,15 +10725,18 @@
         </w:tc>
       </w:tr>
       <w:tr>
-        <w:tc>
-          <w:tcPr>
-            <w:tcW w:type="dxa" w:w="1514"/>
-          </w:tcPr>
-          <w:p>
-            <w:r/>
-            <w:r>
-              <w:rPr>
-                <w:rFonts w:ascii="Arial" w:hAnsi="Arial"/>
+        <w:trPr>
+          <w:cantSplit/>
+        </w:trPr>
+        <w:tc>
+          <w:tcPr>
+            <w:tcW w:type="dxa" w:w="1514"/>
+          </w:tcPr>
+          <w:p>
+            <w:r/>
+            <w:r>
+              <w:rPr>
+                <w:rFonts w:ascii="Verdana" w:hAnsi="Verdana"/>
                 <w:b w:val="0"/>
                 <w:sz w:val="16"/>
               </w:rPr>
@@ -10570,7 +10752,7 @@
             <w:r/>
             <w:r>
               <w:rPr>
-                <w:rFonts w:ascii="Arial" w:hAnsi="Arial"/>
+                <w:rFonts w:ascii="Verdana" w:hAnsi="Verdana"/>
                 <w:b w:val="0"/>
                 <w:sz w:val="16"/>
               </w:rPr>
@@ -10586,7 +10768,7 @@
             <w:r/>
             <w:r>
               <w:rPr>
-                <w:rFonts w:ascii="Arial" w:hAnsi="Arial"/>
+                <w:rFonts w:ascii="Verdana" w:hAnsi="Verdana"/>
                 <w:b w:val="0"/>
                 <w:sz w:val="16"/>
               </w:rPr>
@@ -10602,7 +10784,7 @@
             <w:r/>
             <w:r>
               <w:rPr>
-                <w:rFonts w:ascii="Arial" w:hAnsi="Arial"/>
+                <w:rFonts w:ascii="Verdana" w:hAnsi="Verdana"/>
                 <w:b w:val="0"/>
                 <w:sz w:val="16"/>
               </w:rPr>
@@ -10618,7 +10800,7 @@
             <w:r/>
             <w:r>
               <w:rPr>
-                <w:rFonts w:ascii="Arial" w:hAnsi="Arial"/>
+                <w:rFonts w:ascii="Verdana" w:hAnsi="Verdana"/>
                 <w:b w:val="0"/>
                 <w:sz w:val="16"/>
               </w:rPr>
@@ -10634,7 +10816,7 @@
             <w:r/>
             <w:r>
               <w:rPr>
-                <w:rFonts w:ascii="Arial" w:hAnsi="Arial"/>
+                <w:rFonts w:ascii="Verdana" w:hAnsi="Verdana"/>
                 <w:b w:val="0"/>
                 <w:sz w:val="16"/>
               </w:rPr>
@@ -10650,7 +10832,7 @@
             <w:r/>
             <w:r>
               <w:rPr>
-                <w:rFonts w:ascii="Arial" w:hAnsi="Arial"/>
+                <w:rFonts w:ascii="Verdana" w:hAnsi="Verdana"/>
                 <w:b w:val="0"/>
                 <w:sz w:val="16"/>
               </w:rPr>
@@ -10666,7 +10848,7 @@
             <w:r/>
             <w:r>
               <w:rPr>
-                <w:rFonts w:ascii="Arial" w:hAnsi="Arial"/>
+                <w:rFonts w:ascii="Verdana" w:hAnsi="Verdana"/>
                 <w:b w:val="0"/>
                 <w:sz w:val="16"/>
               </w:rPr>
@@ -10682,7 +10864,7 @@
             <w:r/>
             <w:r>
               <w:rPr>
-                <w:rFonts w:ascii="Arial" w:hAnsi="Arial"/>
+                <w:rFonts w:ascii="Verdana" w:hAnsi="Verdana"/>
                 <w:b w:val="0"/>
                 <w:sz w:val="16"/>
               </w:rPr>
@@ -10698,7 +10880,7 @@
             <w:r/>
             <w:r>
               <w:rPr>
-                <w:rFonts w:ascii="Arial" w:hAnsi="Arial"/>
+                <w:rFonts w:ascii="Verdana" w:hAnsi="Verdana"/>
                 <w:b w:val="0"/>
                 <w:sz w:val="16"/>
               </w:rPr>
@@ -10707,15 +10889,18 @@
         </w:tc>
       </w:tr>
       <w:tr>
-        <w:tc>
-          <w:tcPr>
-            <w:tcW w:type="dxa" w:w="1514"/>
-          </w:tcPr>
-          <w:p>
-            <w:r/>
-            <w:r>
-              <w:rPr>
-                <w:rFonts w:ascii="Arial" w:hAnsi="Arial"/>
+        <w:trPr>
+          <w:cantSplit/>
+        </w:trPr>
+        <w:tc>
+          <w:tcPr>
+            <w:tcW w:type="dxa" w:w="1514"/>
+          </w:tcPr>
+          <w:p>
+            <w:r/>
+            <w:r>
+              <w:rPr>
+                <w:rFonts w:ascii="Verdana" w:hAnsi="Verdana"/>
                 <w:b w:val="0"/>
                 <w:sz w:val="16"/>
               </w:rPr>
@@ -10731,7 +10916,7 @@
             <w:r/>
             <w:r>
               <w:rPr>
-                <w:rFonts w:ascii="Arial" w:hAnsi="Arial"/>
+                <w:rFonts w:ascii="Verdana" w:hAnsi="Verdana"/>
                 <w:b w:val="0"/>
                 <w:sz w:val="16"/>
               </w:rPr>
@@ -10747,7 +10932,7 @@
             <w:r/>
             <w:r>
               <w:rPr>
-                <w:rFonts w:ascii="Arial" w:hAnsi="Arial"/>
+                <w:rFonts w:ascii="Verdana" w:hAnsi="Verdana"/>
                 <w:b w:val="0"/>
                 <w:sz w:val="16"/>
               </w:rPr>
@@ -10763,7 +10948,7 @@
             <w:r/>
             <w:r>
               <w:rPr>
-                <w:rFonts w:ascii="Arial" w:hAnsi="Arial"/>
+                <w:rFonts w:ascii="Verdana" w:hAnsi="Verdana"/>
                 <w:b w:val="0"/>
                 <w:sz w:val="16"/>
               </w:rPr>
@@ -10779,7 +10964,7 @@
             <w:r/>
             <w:r>
               <w:rPr>
-                <w:rFonts w:ascii="Arial" w:hAnsi="Arial"/>
+                <w:rFonts w:ascii="Verdana" w:hAnsi="Verdana"/>
                 <w:b w:val="0"/>
                 <w:sz w:val="16"/>
               </w:rPr>
@@ -10795,7 +10980,7 @@
             <w:r/>
             <w:r>
               <w:rPr>
-                <w:rFonts w:ascii="Arial" w:hAnsi="Arial"/>
+                <w:rFonts w:ascii="Verdana" w:hAnsi="Verdana"/>
                 <w:b w:val="0"/>
                 <w:sz w:val="16"/>
               </w:rPr>
@@ -10811,7 +10996,7 @@
             <w:r/>
             <w:r>
               <w:rPr>
-                <w:rFonts w:ascii="Arial" w:hAnsi="Arial"/>
+                <w:rFonts w:ascii="Verdana" w:hAnsi="Verdana"/>
                 <w:b w:val="0"/>
                 <w:sz w:val="16"/>
               </w:rPr>
@@ -10827,7 +11012,7 @@
             <w:r/>
             <w:r>
               <w:rPr>
-                <w:rFonts w:ascii="Arial" w:hAnsi="Arial"/>
+                <w:rFonts w:ascii="Verdana" w:hAnsi="Verdana"/>
                 <w:b w:val="0"/>
                 <w:sz w:val="16"/>
               </w:rPr>
@@ -10843,7 +11028,7 @@
             <w:r/>
             <w:r>
               <w:rPr>
-                <w:rFonts w:ascii="Arial" w:hAnsi="Arial"/>
+                <w:rFonts w:ascii="Verdana" w:hAnsi="Verdana"/>
                 <w:b w:val="0"/>
                 <w:sz w:val="16"/>
               </w:rPr>
@@ -10859,7 +11044,7 @@
             <w:r/>
             <w:r>
               <w:rPr>
-                <w:rFonts w:ascii="Arial" w:hAnsi="Arial"/>
+                <w:rFonts w:ascii="Verdana" w:hAnsi="Verdana"/>
                 <w:b w:val="0"/>
                 <w:sz w:val="16"/>
               </w:rPr>
@@ -10868,15 +11053,18 @@
         </w:tc>
       </w:tr>
       <w:tr>
-        <w:tc>
-          <w:tcPr>
-            <w:tcW w:type="dxa" w:w="1514"/>
-          </w:tcPr>
-          <w:p>
-            <w:r/>
-            <w:r>
-              <w:rPr>
-                <w:rFonts w:ascii="Arial" w:hAnsi="Arial"/>
+        <w:trPr>
+          <w:cantSplit/>
+        </w:trPr>
+        <w:tc>
+          <w:tcPr>
+            <w:tcW w:type="dxa" w:w="1514"/>
+          </w:tcPr>
+          <w:p>
+            <w:r/>
+            <w:r>
+              <w:rPr>
+                <w:rFonts w:ascii="Verdana" w:hAnsi="Verdana"/>
                 <w:b w:val="0"/>
                 <w:sz w:val="16"/>
               </w:rPr>
@@ -10892,7 +11080,7 @@
             <w:r/>
             <w:r>
               <w:rPr>
-                <w:rFonts w:ascii="Arial" w:hAnsi="Arial"/>
+                <w:rFonts w:ascii="Verdana" w:hAnsi="Verdana"/>
                 <w:b w:val="0"/>
                 <w:sz w:val="16"/>
               </w:rPr>
@@ -10908,7 +11096,7 @@
             <w:r/>
             <w:r>
               <w:rPr>
-                <w:rFonts w:ascii="Arial" w:hAnsi="Arial"/>
+                <w:rFonts w:ascii="Verdana" w:hAnsi="Verdana"/>
                 <w:b w:val="0"/>
                 <w:sz w:val="16"/>
               </w:rPr>
@@ -10924,7 +11112,7 @@
             <w:r/>
             <w:r>
               <w:rPr>
-                <w:rFonts w:ascii="Arial" w:hAnsi="Arial"/>
+                <w:rFonts w:ascii="Verdana" w:hAnsi="Verdana"/>
                 <w:b w:val="0"/>
                 <w:sz w:val="16"/>
               </w:rPr>
@@ -10940,7 +11128,7 @@
             <w:r/>
             <w:r>
               <w:rPr>
-                <w:rFonts w:ascii="Arial" w:hAnsi="Arial"/>
+                <w:rFonts w:ascii="Verdana" w:hAnsi="Verdana"/>
                 <w:b w:val="0"/>
                 <w:sz w:val="16"/>
               </w:rPr>
@@ -10956,7 +11144,7 @@
             <w:r/>
             <w:r>
               <w:rPr>
-                <w:rFonts w:ascii="Arial" w:hAnsi="Arial"/>
+                <w:rFonts w:ascii="Verdana" w:hAnsi="Verdana"/>
                 <w:b w:val="0"/>
                 <w:sz w:val="16"/>
               </w:rPr>
@@ -10972,7 +11160,7 @@
             <w:r/>
             <w:r>
               <w:rPr>
-                <w:rFonts w:ascii="Arial" w:hAnsi="Arial"/>
+                <w:rFonts w:ascii="Verdana" w:hAnsi="Verdana"/>
                 <w:b w:val="0"/>
                 <w:sz w:val="16"/>
               </w:rPr>
@@ -10988,7 +11176,7 @@
             <w:r/>
             <w:r>
               <w:rPr>
-                <w:rFonts w:ascii="Arial" w:hAnsi="Arial"/>
+                <w:rFonts w:ascii="Verdana" w:hAnsi="Verdana"/>
                 <w:b w:val="0"/>
                 <w:sz w:val="16"/>
               </w:rPr>
@@ -11004,7 +11192,7 @@
             <w:r/>
             <w:r>
               <w:rPr>
-                <w:rFonts w:ascii="Arial" w:hAnsi="Arial"/>
+                <w:rFonts w:ascii="Verdana" w:hAnsi="Verdana"/>
                 <w:b w:val="0"/>
                 <w:sz w:val="16"/>
               </w:rPr>
@@ -11020,7 +11208,7 @@
             <w:r/>
             <w:r>
               <w:rPr>
-                <w:rFonts w:ascii="Arial" w:hAnsi="Arial"/>
+                <w:rFonts w:ascii="Verdana" w:hAnsi="Verdana"/>
                 <w:b w:val="0"/>
                 <w:sz w:val="16"/>
               </w:rPr>
@@ -11029,15 +11217,18 @@
         </w:tc>
       </w:tr>
       <w:tr>
-        <w:tc>
-          <w:tcPr>
-            <w:tcW w:type="dxa" w:w="1514"/>
-          </w:tcPr>
-          <w:p>
-            <w:r/>
-            <w:r>
-              <w:rPr>
-                <w:rFonts w:ascii="Arial" w:hAnsi="Arial"/>
+        <w:trPr>
+          <w:cantSplit/>
+        </w:trPr>
+        <w:tc>
+          <w:tcPr>
+            <w:tcW w:type="dxa" w:w="1514"/>
+          </w:tcPr>
+          <w:p>
+            <w:r/>
+            <w:r>
+              <w:rPr>
+                <w:rFonts w:ascii="Verdana" w:hAnsi="Verdana"/>
                 <w:b w:val="0"/>
                 <w:sz w:val="16"/>
               </w:rPr>
@@ -11053,7 +11244,7 @@
             <w:r/>
             <w:r>
               <w:rPr>
-                <w:rFonts w:ascii="Arial" w:hAnsi="Arial"/>
+                <w:rFonts w:ascii="Verdana" w:hAnsi="Verdana"/>
                 <w:b w:val="0"/>
                 <w:sz w:val="16"/>
               </w:rPr>
@@ -11069,7 +11260,7 @@
             <w:r/>
             <w:r>
               <w:rPr>
-                <w:rFonts w:ascii="Arial" w:hAnsi="Arial"/>
+                <w:rFonts w:ascii="Verdana" w:hAnsi="Verdana"/>
                 <w:b w:val="0"/>
                 <w:sz w:val="16"/>
               </w:rPr>
@@ -11085,7 +11276,7 @@
             <w:r/>
             <w:r>
               <w:rPr>
-                <w:rFonts w:ascii="Arial" w:hAnsi="Arial"/>
+                <w:rFonts w:ascii="Verdana" w:hAnsi="Verdana"/>
                 <w:b w:val="0"/>
                 <w:sz w:val="16"/>
               </w:rPr>
@@ -11101,7 +11292,7 @@
             <w:r/>
             <w:r>
               <w:rPr>
-                <w:rFonts w:ascii="Arial" w:hAnsi="Arial"/>
+                <w:rFonts w:ascii="Verdana" w:hAnsi="Verdana"/>
                 <w:b w:val="0"/>
                 <w:sz w:val="16"/>
               </w:rPr>
@@ -11117,7 +11308,7 @@
             <w:r/>
             <w:r>
               <w:rPr>
-                <w:rFonts w:ascii="Arial" w:hAnsi="Arial"/>
+                <w:rFonts w:ascii="Verdana" w:hAnsi="Verdana"/>
                 <w:b w:val="0"/>
                 <w:sz w:val="16"/>
               </w:rPr>
@@ -11133,7 +11324,7 @@
             <w:r/>
             <w:r>
               <w:rPr>
-                <w:rFonts w:ascii="Arial" w:hAnsi="Arial"/>
+                <w:rFonts w:ascii="Verdana" w:hAnsi="Verdana"/>
                 <w:b w:val="0"/>
                 <w:sz w:val="16"/>
               </w:rPr>
@@ -11149,7 +11340,7 @@
             <w:r/>
             <w:r>
               <w:rPr>
-                <w:rFonts w:ascii="Arial" w:hAnsi="Arial"/>
+                <w:rFonts w:ascii="Verdana" w:hAnsi="Verdana"/>
                 <w:b w:val="0"/>
                 <w:sz w:val="16"/>
               </w:rPr>
@@ -11165,7 +11356,7 @@
             <w:r/>
             <w:r>
               <w:rPr>
-                <w:rFonts w:ascii="Arial" w:hAnsi="Arial"/>
+                <w:rFonts w:ascii="Verdana" w:hAnsi="Verdana"/>
                 <w:b w:val="0"/>
                 <w:sz w:val="16"/>
               </w:rPr>
@@ -11181,7 +11372,7 @@
             <w:r/>
             <w:r>
               <w:rPr>
-                <w:rFonts w:ascii="Arial" w:hAnsi="Arial"/>
+                <w:rFonts w:ascii="Verdana" w:hAnsi="Verdana"/>
                 <w:b w:val="0"/>
                 <w:sz w:val="16"/>
               </w:rPr>
@@ -11190,15 +11381,18 @@
         </w:tc>
       </w:tr>
       <w:tr>
-        <w:tc>
-          <w:tcPr>
-            <w:tcW w:type="dxa" w:w="1514"/>
-          </w:tcPr>
-          <w:p>
-            <w:r/>
-            <w:r>
-              <w:rPr>
-                <w:rFonts w:ascii="Arial" w:hAnsi="Arial"/>
+        <w:trPr>
+          <w:cantSplit/>
+        </w:trPr>
+        <w:tc>
+          <w:tcPr>
+            <w:tcW w:type="dxa" w:w="1514"/>
+          </w:tcPr>
+          <w:p>
+            <w:r/>
+            <w:r>
+              <w:rPr>
+                <w:rFonts w:ascii="Verdana" w:hAnsi="Verdana"/>
                 <w:b w:val="0"/>
                 <w:sz w:val="16"/>
               </w:rPr>
@@ -11214,7 +11408,7 @@
             <w:r/>
             <w:r>
               <w:rPr>
-                <w:rFonts w:ascii="Arial" w:hAnsi="Arial"/>
+                <w:rFonts w:ascii="Verdana" w:hAnsi="Verdana"/>
                 <w:b w:val="0"/>
                 <w:sz w:val="16"/>
               </w:rPr>
@@ -11230,7 +11424,7 @@
             <w:r/>
             <w:r>
               <w:rPr>
-                <w:rFonts w:ascii="Arial" w:hAnsi="Arial"/>
+                <w:rFonts w:ascii="Verdana" w:hAnsi="Verdana"/>
                 <w:b w:val="0"/>
                 <w:sz w:val="16"/>
               </w:rPr>
@@ -11246,7 +11440,7 @@
             <w:r/>
             <w:r>
               <w:rPr>
-                <w:rFonts w:ascii="Arial" w:hAnsi="Arial"/>
+                <w:rFonts w:ascii="Verdana" w:hAnsi="Verdana"/>
                 <w:b w:val="0"/>
                 <w:sz w:val="16"/>
               </w:rPr>
@@ -11262,7 +11456,7 @@
             <w:r/>
             <w:r>
               <w:rPr>
-                <w:rFonts w:ascii="Arial" w:hAnsi="Arial"/>
+                <w:rFonts w:ascii="Verdana" w:hAnsi="Verdana"/>
                 <w:b w:val="0"/>
                 <w:sz w:val="16"/>
               </w:rPr>
@@ -11278,7 +11472,7 @@
             <w:r/>
             <w:r>
               <w:rPr>
-                <w:rFonts w:ascii="Arial" w:hAnsi="Arial"/>
+                <w:rFonts w:ascii="Verdana" w:hAnsi="Verdana"/>
                 <w:b w:val="0"/>
                 <w:sz w:val="16"/>
               </w:rPr>
@@ -11294,7 +11488,7 @@
             <w:r/>
             <w:r>
               <w:rPr>
-                <w:rFonts w:ascii="Arial" w:hAnsi="Arial"/>
+                <w:rFonts w:ascii="Verdana" w:hAnsi="Verdana"/>
                 <w:b w:val="0"/>
                 <w:sz w:val="16"/>
               </w:rPr>
@@ -11310,7 +11504,7 @@
             <w:r/>
             <w:r>
               <w:rPr>
-                <w:rFonts w:ascii="Arial" w:hAnsi="Arial"/>
+                <w:rFonts w:ascii="Verdana" w:hAnsi="Verdana"/>
                 <w:b w:val="0"/>
                 <w:sz w:val="16"/>
               </w:rPr>
@@ -11326,7 +11520,7 @@
             <w:r/>
             <w:r>
               <w:rPr>
-                <w:rFonts w:ascii="Arial" w:hAnsi="Arial"/>
+                <w:rFonts w:ascii="Verdana" w:hAnsi="Verdana"/>
                 <w:b w:val="0"/>
                 <w:sz w:val="16"/>
               </w:rPr>
@@ -11342,7 +11536,7 @@
             <w:r/>
             <w:r>
               <w:rPr>
-                <w:rFonts w:ascii="Arial" w:hAnsi="Arial"/>
+                <w:rFonts w:ascii="Verdana" w:hAnsi="Verdana"/>
                 <w:b w:val="0"/>
                 <w:sz w:val="16"/>
               </w:rPr>
@@ -11351,15 +11545,18 @@
         </w:tc>
       </w:tr>
       <w:tr>
-        <w:tc>
-          <w:tcPr>
-            <w:tcW w:type="dxa" w:w="1514"/>
-          </w:tcPr>
-          <w:p>
-            <w:r/>
-            <w:r>
-              <w:rPr>
-                <w:rFonts w:ascii="Arial" w:hAnsi="Arial"/>
+        <w:trPr>
+          <w:cantSplit/>
+        </w:trPr>
+        <w:tc>
+          <w:tcPr>
+            <w:tcW w:type="dxa" w:w="1514"/>
+          </w:tcPr>
+          <w:p>
+            <w:r/>
+            <w:r>
+              <w:rPr>
+                <w:rFonts w:ascii="Verdana" w:hAnsi="Verdana"/>
                 <w:b w:val="0"/>
                 <w:sz w:val="16"/>
               </w:rPr>
@@ -11375,7 +11572,7 @@
             <w:r/>
             <w:r>
               <w:rPr>
-                <w:rFonts w:ascii="Arial" w:hAnsi="Arial"/>
+                <w:rFonts w:ascii="Verdana" w:hAnsi="Verdana"/>
                 <w:b w:val="0"/>
                 <w:sz w:val="16"/>
               </w:rPr>
@@ -11391,7 +11588,7 @@
             <w:r/>
             <w:r>
               <w:rPr>
-                <w:rFonts w:ascii="Arial" w:hAnsi="Arial"/>
+                <w:rFonts w:ascii="Verdana" w:hAnsi="Verdana"/>
                 <w:b w:val="0"/>
                 <w:sz w:val="16"/>
               </w:rPr>
@@ -11407,7 +11604,7 @@
             <w:r/>
             <w:r>
               <w:rPr>
-                <w:rFonts w:ascii="Arial" w:hAnsi="Arial"/>
+                <w:rFonts w:ascii="Verdana" w:hAnsi="Verdana"/>
                 <w:b w:val="0"/>
                 <w:sz w:val="16"/>
               </w:rPr>
@@ -11423,7 +11620,7 @@
             <w:r/>
             <w:r>
               <w:rPr>
-                <w:rFonts w:ascii="Arial" w:hAnsi="Arial"/>
+                <w:rFonts w:ascii="Verdana" w:hAnsi="Verdana"/>
                 <w:b w:val="0"/>
                 <w:sz w:val="16"/>
               </w:rPr>
@@ -11439,7 +11636,7 @@
             <w:r/>
             <w:r>
               <w:rPr>
-                <w:rFonts w:ascii="Arial" w:hAnsi="Arial"/>
+                <w:rFonts w:ascii="Verdana" w:hAnsi="Verdana"/>
                 <w:b w:val="0"/>
                 <w:sz w:val="16"/>
               </w:rPr>
@@ -11455,7 +11652,7 @@
             <w:r/>
             <w:r>
               <w:rPr>
-                <w:rFonts w:ascii="Arial" w:hAnsi="Arial"/>
+                <w:rFonts w:ascii="Verdana" w:hAnsi="Verdana"/>
                 <w:b w:val="0"/>
                 <w:sz w:val="16"/>
               </w:rPr>
@@ -11471,7 +11668,7 @@
             <w:r/>
             <w:r>
               <w:rPr>
-                <w:rFonts w:ascii="Arial" w:hAnsi="Arial"/>
+                <w:rFonts w:ascii="Verdana" w:hAnsi="Verdana"/>
                 <w:b w:val="0"/>
                 <w:sz w:val="16"/>
               </w:rPr>
@@ -11487,7 +11684,7 @@
             <w:r/>
             <w:r>
               <w:rPr>
-                <w:rFonts w:ascii="Arial" w:hAnsi="Arial"/>
+                <w:rFonts w:ascii="Verdana" w:hAnsi="Verdana"/>
                 <w:b w:val="0"/>
                 <w:sz w:val="16"/>
               </w:rPr>
@@ -11503,7 +11700,7 @@
             <w:r/>
             <w:r>
               <w:rPr>
-                <w:rFonts w:ascii="Arial" w:hAnsi="Arial"/>
+                <w:rFonts w:ascii="Verdana" w:hAnsi="Verdana"/>
                 <w:b w:val="0"/>
                 <w:sz w:val="16"/>
               </w:rPr>
@@ -11512,15 +11709,18 @@
         </w:tc>
       </w:tr>
       <w:tr>
-        <w:tc>
-          <w:tcPr>
-            <w:tcW w:type="dxa" w:w="1514"/>
-          </w:tcPr>
-          <w:p>
-            <w:r/>
-            <w:r>
-              <w:rPr>
-                <w:rFonts w:ascii="Arial" w:hAnsi="Arial"/>
+        <w:trPr>
+          <w:cantSplit/>
+        </w:trPr>
+        <w:tc>
+          <w:tcPr>
+            <w:tcW w:type="dxa" w:w="1514"/>
+          </w:tcPr>
+          <w:p>
+            <w:r/>
+            <w:r>
+              <w:rPr>
+                <w:rFonts w:ascii="Verdana" w:hAnsi="Verdana"/>
                 <w:b w:val="0"/>
                 <w:sz w:val="16"/>
               </w:rPr>
@@ -11536,7 +11736,7 @@
             <w:r/>
             <w:r>
               <w:rPr>
-                <w:rFonts w:ascii="Arial" w:hAnsi="Arial"/>
+                <w:rFonts w:ascii="Verdana" w:hAnsi="Verdana"/>
                 <w:b w:val="0"/>
                 <w:sz w:val="16"/>
               </w:rPr>
@@ -11552,7 +11752,7 @@
             <w:r/>
             <w:r>
               <w:rPr>
-                <w:rFonts w:ascii="Arial" w:hAnsi="Arial"/>
+                <w:rFonts w:ascii="Verdana" w:hAnsi="Verdana"/>
                 <w:b w:val="0"/>
                 <w:sz w:val="16"/>
               </w:rPr>
@@ -11568,7 +11768,7 @@
             <w:r/>
             <w:r>
               <w:rPr>
-                <w:rFonts w:ascii="Arial" w:hAnsi="Arial"/>
+                <w:rFonts w:ascii="Verdana" w:hAnsi="Verdana"/>
                 <w:b w:val="0"/>
                 <w:sz w:val="16"/>
               </w:rPr>
@@ -11584,7 +11784,7 @@
             <w:r/>
             <w:r>
               <w:rPr>
-                <w:rFonts w:ascii="Arial" w:hAnsi="Arial"/>
+                <w:rFonts w:ascii="Verdana" w:hAnsi="Verdana"/>
                 <w:b w:val="0"/>
                 <w:sz w:val="16"/>
               </w:rPr>
@@ -11600,7 +11800,7 @@
             <w:r/>
             <w:r>
               <w:rPr>
-                <w:rFonts w:ascii="Arial" w:hAnsi="Arial"/>
+                <w:rFonts w:ascii="Verdana" w:hAnsi="Verdana"/>
                 <w:b w:val="0"/>
                 <w:sz w:val="16"/>
               </w:rPr>
@@ -11616,7 +11816,7 @@
             <w:r/>
             <w:r>
               <w:rPr>
-                <w:rFonts w:ascii="Arial" w:hAnsi="Arial"/>
+                <w:rFonts w:ascii="Verdana" w:hAnsi="Verdana"/>
                 <w:b w:val="0"/>
                 <w:sz w:val="16"/>
               </w:rPr>
@@ -11632,7 +11832,7 @@
             <w:r/>
             <w:r>
               <w:rPr>
-                <w:rFonts w:ascii="Arial" w:hAnsi="Arial"/>
+                <w:rFonts w:ascii="Verdana" w:hAnsi="Verdana"/>
                 <w:b w:val="0"/>
                 <w:sz w:val="16"/>
               </w:rPr>
@@ -11648,7 +11848,7 @@
             <w:r/>
             <w:r>
               <w:rPr>
-                <w:rFonts w:ascii="Arial" w:hAnsi="Arial"/>
+                <w:rFonts w:ascii="Verdana" w:hAnsi="Verdana"/>
                 <w:b w:val="0"/>
                 <w:sz w:val="16"/>
               </w:rPr>
@@ -11664,7 +11864,7 @@
             <w:r/>
             <w:r>
               <w:rPr>
-                <w:rFonts w:ascii="Arial" w:hAnsi="Arial"/>
+                <w:rFonts w:ascii="Verdana" w:hAnsi="Verdana"/>
                 <w:b w:val="0"/>
                 <w:sz w:val="16"/>
               </w:rPr>
@@ -11673,15 +11873,18 @@
         </w:tc>
       </w:tr>
       <w:tr>
-        <w:tc>
-          <w:tcPr>
-            <w:tcW w:type="dxa" w:w="1514"/>
-          </w:tcPr>
-          <w:p>
-            <w:r/>
-            <w:r>
-              <w:rPr>
-                <w:rFonts w:ascii="Arial" w:hAnsi="Arial"/>
+        <w:trPr>
+          <w:cantSplit/>
+        </w:trPr>
+        <w:tc>
+          <w:tcPr>
+            <w:tcW w:type="dxa" w:w="1514"/>
+          </w:tcPr>
+          <w:p>
+            <w:r/>
+            <w:r>
+              <w:rPr>
+                <w:rFonts w:ascii="Verdana" w:hAnsi="Verdana"/>
                 <w:b w:val="0"/>
                 <w:sz w:val="16"/>
               </w:rPr>
@@ -11697,7 +11900,7 @@
             <w:r/>
             <w:r>
               <w:rPr>
-                <w:rFonts w:ascii="Arial" w:hAnsi="Arial"/>
+                <w:rFonts w:ascii="Verdana" w:hAnsi="Verdana"/>
                 <w:b w:val="0"/>
                 <w:sz w:val="16"/>
               </w:rPr>
@@ -11713,7 +11916,7 @@
             <w:r/>
             <w:r>
               <w:rPr>
-                <w:rFonts w:ascii="Arial" w:hAnsi="Arial"/>
+                <w:rFonts w:ascii="Verdana" w:hAnsi="Verdana"/>
                 <w:b w:val="0"/>
                 <w:sz w:val="16"/>
               </w:rPr>
@@ -11729,7 +11932,7 @@
             <w:r/>
             <w:r>
               <w:rPr>
-                <w:rFonts w:ascii="Arial" w:hAnsi="Arial"/>
+                <w:rFonts w:ascii="Verdana" w:hAnsi="Verdana"/>
                 <w:b w:val="0"/>
                 <w:sz w:val="16"/>
               </w:rPr>
@@ -11745,7 +11948,7 @@
             <w:r/>
             <w:r>
               <w:rPr>
-                <w:rFonts w:ascii="Arial" w:hAnsi="Arial"/>
+                <w:rFonts w:ascii="Verdana" w:hAnsi="Verdana"/>
                 <w:b w:val="0"/>
                 <w:sz w:val="16"/>
               </w:rPr>
@@ -11761,7 +11964,7 @@
             <w:r/>
             <w:r>
               <w:rPr>
-                <w:rFonts w:ascii="Arial" w:hAnsi="Arial"/>
+                <w:rFonts w:ascii="Verdana" w:hAnsi="Verdana"/>
                 <w:b w:val="0"/>
                 <w:sz w:val="16"/>
               </w:rPr>
@@ -11777,7 +11980,7 @@
             <w:r/>
             <w:r>
               <w:rPr>
-                <w:rFonts w:ascii="Arial" w:hAnsi="Arial"/>
+                <w:rFonts w:ascii="Verdana" w:hAnsi="Verdana"/>
                 <w:b w:val="0"/>
                 <w:sz w:val="16"/>
               </w:rPr>
@@ -11793,7 +11996,7 @@
             <w:r/>
             <w:r>
               <w:rPr>
-                <w:rFonts w:ascii="Arial" w:hAnsi="Arial"/>
+                <w:rFonts w:ascii="Verdana" w:hAnsi="Verdana"/>
                 <w:b w:val="0"/>
                 <w:sz w:val="16"/>
               </w:rPr>
@@ -11809,7 +12012,7 @@
             <w:r/>
             <w:r>
               <w:rPr>
-                <w:rFonts w:ascii="Arial" w:hAnsi="Arial"/>
+                <w:rFonts w:ascii="Verdana" w:hAnsi="Verdana"/>
                 <w:b w:val="0"/>
                 <w:sz w:val="16"/>
               </w:rPr>
@@ -11825,7 +12028,7 @@
             <w:r/>
             <w:r>
               <w:rPr>
-                <w:rFonts w:ascii="Arial" w:hAnsi="Arial"/>
+                <w:rFonts w:ascii="Verdana" w:hAnsi="Verdana"/>
                 <w:b w:val="0"/>
                 <w:sz w:val="16"/>
               </w:rPr>
@@ -11834,15 +12037,18 @@
         </w:tc>
       </w:tr>
       <w:tr>
-        <w:tc>
-          <w:tcPr>
-            <w:tcW w:type="dxa" w:w="1514"/>
-          </w:tcPr>
-          <w:p>
-            <w:r/>
-            <w:r>
-              <w:rPr>
-                <w:rFonts w:ascii="Arial" w:hAnsi="Arial"/>
+        <w:trPr>
+          <w:cantSplit/>
+        </w:trPr>
+        <w:tc>
+          <w:tcPr>
+            <w:tcW w:type="dxa" w:w="1514"/>
+          </w:tcPr>
+          <w:p>
+            <w:r/>
+            <w:r>
+              <w:rPr>
+                <w:rFonts w:ascii="Verdana" w:hAnsi="Verdana"/>
                 <w:b w:val="0"/>
                 <w:sz w:val="16"/>
               </w:rPr>
@@ -11858,7 +12064,7 @@
             <w:r/>
             <w:r>
               <w:rPr>
-                <w:rFonts w:ascii="Arial" w:hAnsi="Arial"/>
+                <w:rFonts w:ascii="Verdana" w:hAnsi="Verdana"/>
                 <w:b w:val="0"/>
                 <w:sz w:val="16"/>
               </w:rPr>
@@ -11874,7 +12080,7 @@
             <w:r/>
             <w:r>
               <w:rPr>
-                <w:rFonts w:ascii="Arial" w:hAnsi="Arial"/>
+                <w:rFonts w:ascii="Verdana" w:hAnsi="Verdana"/>
                 <w:b w:val="0"/>
                 <w:sz w:val="16"/>
               </w:rPr>
@@ -11890,7 +12096,7 @@
             <w:r/>
             <w:r>
               <w:rPr>
-                <w:rFonts w:ascii="Arial" w:hAnsi="Arial"/>
+                <w:rFonts w:ascii="Verdana" w:hAnsi="Verdana"/>
                 <w:b w:val="0"/>
                 <w:sz w:val="16"/>
               </w:rPr>
@@ -11906,7 +12112,7 @@
             <w:r/>
             <w:r>
               <w:rPr>
-                <w:rFonts w:ascii="Arial" w:hAnsi="Arial"/>
+                <w:rFonts w:ascii="Verdana" w:hAnsi="Verdana"/>
                 <w:b w:val="0"/>
                 <w:sz w:val="16"/>
               </w:rPr>
@@ -11922,7 +12128,7 @@
             <w:r/>
             <w:r>
               <w:rPr>
-                <w:rFonts w:ascii="Arial" w:hAnsi="Arial"/>
+                <w:rFonts w:ascii="Verdana" w:hAnsi="Verdana"/>
                 <w:b w:val="0"/>
                 <w:sz w:val="16"/>
               </w:rPr>
@@ -11938,7 +12144,7 @@
             <w:r/>
             <w:r>
               <w:rPr>
-                <w:rFonts w:ascii="Arial" w:hAnsi="Arial"/>
+                <w:rFonts w:ascii="Verdana" w:hAnsi="Verdana"/>
                 <w:b w:val="0"/>
                 <w:sz w:val="16"/>
               </w:rPr>
@@ -11954,7 +12160,7 @@
             <w:r/>
             <w:r>
               <w:rPr>
-                <w:rFonts w:ascii="Arial" w:hAnsi="Arial"/>
+                <w:rFonts w:ascii="Verdana" w:hAnsi="Verdana"/>
                 <w:b w:val="0"/>
                 <w:sz w:val="16"/>
               </w:rPr>
@@ -11970,7 +12176,7 @@
             <w:r/>
             <w:r>
               <w:rPr>
-                <w:rFonts w:ascii="Arial" w:hAnsi="Arial"/>
+                <w:rFonts w:ascii="Verdana" w:hAnsi="Verdana"/>
                 <w:b w:val="0"/>
                 <w:sz w:val="16"/>
               </w:rPr>
@@ -11986,7 +12192,7 @@
             <w:r/>
             <w:r>
               <w:rPr>
-                <w:rFonts w:ascii="Arial" w:hAnsi="Arial"/>
+                <w:rFonts w:ascii="Verdana" w:hAnsi="Verdana"/>
                 <w:b w:val="0"/>
                 <w:sz w:val="16"/>
               </w:rPr>
@@ -11995,15 +12201,18 @@
         </w:tc>
       </w:tr>
       <w:tr>
-        <w:tc>
-          <w:tcPr>
-            <w:tcW w:type="dxa" w:w="1514"/>
-          </w:tcPr>
-          <w:p>
-            <w:r/>
-            <w:r>
-              <w:rPr>
-                <w:rFonts w:ascii="Arial" w:hAnsi="Arial"/>
+        <w:trPr>
+          <w:cantSplit/>
+        </w:trPr>
+        <w:tc>
+          <w:tcPr>
+            <w:tcW w:type="dxa" w:w="1514"/>
+          </w:tcPr>
+          <w:p>
+            <w:r/>
+            <w:r>
+              <w:rPr>
+                <w:rFonts w:ascii="Verdana" w:hAnsi="Verdana"/>
                 <w:b w:val="0"/>
                 <w:sz w:val="16"/>
               </w:rPr>
@@ -12019,7 +12228,7 @@
             <w:r/>
             <w:r>
               <w:rPr>
-                <w:rFonts w:ascii="Arial" w:hAnsi="Arial"/>
+                <w:rFonts w:ascii="Verdana" w:hAnsi="Verdana"/>
                 <w:b w:val="0"/>
                 <w:sz w:val="16"/>
               </w:rPr>
@@ -12035,7 +12244,7 @@
             <w:r/>
             <w:r>
               <w:rPr>
-                <w:rFonts w:ascii="Arial" w:hAnsi="Arial"/>
+                <w:rFonts w:ascii="Verdana" w:hAnsi="Verdana"/>
                 <w:b w:val="0"/>
                 <w:sz w:val="16"/>
               </w:rPr>
@@ -12051,7 +12260,7 @@
             <w:r/>
             <w:r>
               <w:rPr>
-                <w:rFonts w:ascii="Arial" w:hAnsi="Arial"/>
+                <w:rFonts w:ascii="Verdana" w:hAnsi="Verdana"/>
                 <w:b w:val="0"/>
                 <w:sz w:val="16"/>
               </w:rPr>
@@ -12067,7 +12276,7 @@
             <w:r/>
             <w:r>
               <w:rPr>
-                <w:rFonts w:ascii="Arial" w:hAnsi="Arial"/>
+                <w:rFonts w:ascii="Verdana" w:hAnsi="Verdana"/>
                 <w:b w:val="0"/>
                 <w:sz w:val="16"/>
               </w:rPr>
@@ -12083,7 +12292,7 @@
             <w:r/>
             <w:r>
               <w:rPr>
-                <w:rFonts w:ascii="Arial" w:hAnsi="Arial"/>
+                <w:rFonts w:ascii="Verdana" w:hAnsi="Verdana"/>
                 <w:b w:val="0"/>
                 <w:sz w:val="16"/>
               </w:rPr>
@@ -12099,7 +12308,7 @@
             <w:r/>
             <w:r>
               <w:rPr>
-                <w:rFonts w:ascii="Arial" w:hAnsi="Arial"/>
+                <w:rFonts w:ascii="Verdana" w:hAnsi="Verdana"/>
                 <w:b w:val="0"/>
                 <w:sz w:val="16"/>
               </w:rPr>
@@ -12115,7 +12324,7 @@
             <w:r/>
             <w:r>
               <w:rPr>
-                <w:rFonts w:ascii="Arial" w:hAnsi="Arial"/>
+                <w:rFonts w:ascii="Verdana" w:hAnsi="Verdana"/>
                 <w:b w:val="0"/>
                 <w:sz w:val="16"/>
               </w:rPr>
@@ -12131,7 +12340,7 @@
             <w:r/>
             <w:r>
               <w:rPr>
-                <w:rFonts w:ascii="Arial" w:hAnsi="Arial"/>
+                <w:rFonts w:ascii="Verdana" w:hAnsi="Verdana"/>
                 <w:b w:val="0"/>
                 <w:sz w:val="16"/>
               </w:rPr>
@@ -12147,7 +12356,7 @@
             <w:r/>
             <w:r>
               <w:rPr>
-                <w:rFonts w:ascii="Arial" w:hAnsi="Arial"/>
+                <w:rFonts w:ascii="Verdana" w:hAnsi="Verdana"/>
                 <w:b w:val="0"/>
                 <w:sz w:val="16"/>
               </w:rPr>
@@ -12156,15 +12365,18 @@
         </w:tc>
       </w:tr>
       <w:tr>
-        <w:tc>
-          <w:tcPr>
-            <w:tcW w:type="dxa" w:w="1514"/>
-          </w:tcPr>
-          <w:p>
-            <w:r/>
-            <w:r>
-              <w:rPr>
-                <w:rFonts w:ascii="Arial" w:hAnsi="Arial"/>
+        <w:trPr>
+          <w:cantSplit/>
+        </w:trPr>
+        <w:tc>
+          <w:tcPr>
+            <w:tcW w:type="dxa" w:w="1514"/>
+          </w:tcPr>
+          <w:p>
+            <w:r/>
+            <w:r>
+              <w:rPr>
+                <w:rFonts w:ascii="Verdana" w:hAnsi="Verdana"/>
                 <w:b w:val="0"/>
                 <w:sz w:val="16"/>
               </w:rPr>
@@ -12180,7 +12392,7 @@
             <w:r/>
             <w:r>
               <w:rPr>
-                <w:rFonts w:ascii="Arial" w:hAnsi="Arial"/>
+                <w:rFonts w:ascii="Verdana" w:hAnsi="Verdana"/>
                 <w:b w:val="0"/>
                 <w:sz w:val="16"/>
               </w:rPr>
@@ -12196,7 +12408,7 @@
             <w:r/>
             <w:r>
               <w:rPr>
-                <w:rFonts w:ascii="Arial" w:hAnsi="Arial"/>
+                <w:rFonts w:ascii="Verdana" w:hAnsi="Verdana"/>
                 <w:b w:val="0"/>
                 <w:sz w:val="16"/>
               </w:rPr>
@@ -12212,7 +12424,7 @@
             <w:r/>
             <w:r>
               <w:rPr>
-                <w:rFonts w:ascii="Arial" w:hAnsi="Arial"/>
+                <w:rFonts w:ascii="Verdana" w:hAnsi="Verdana"/>
                 <w:b w:val="0"/>
                 <w:sz w:val="16"/>
               </w:rPr>
@@ -12228,7 +12440,7 @@
             <w:r/>
             <w:r>
               <w:rPr>
-                <w:rFonts w:ascii="Arial" w:hAnsi="Arial"/>
+                <w:rFonts w:ascii="Verdana" w:hAnsi="Verdana"/>
                 <w:b w:val="0"/>
                 <w:sz w:val="16"/>
               </w:rPr>
@@ -12244,7 +12456,7 @@
             <w:r/>
             <w:r>
               <w:rPr>
-                <w:rFonts w:ascii="Arial" w:hAnsi="Arial"/>
+                <w:rFonts w:ascii="Verdana" w:hAnsi="Verdana"/>
                 <w:b w:val="0"/>
                 <w:sz w:val="16"/>
               </w:rPr>
@@ -12260,7 +12472,7 @@
             <w:r/>
             <w:r>
               <w:rPr>
-                <w:rFonts w:ascii="Arial" w:hAnsi="Arial"/>
+                <w:rFonts w:ascii="Verdana" w:hAnsi="Verdana"/>
                 <w:b w:val="0"/>
                 <w:sz w:val="16"/>
               </w:rPr>
@@ -12276,7 +12488,7 @@
             <w:r/>
             <w:r>
               <w:rPr>
-                <w:rFonts w:ascii="Arial" w:hAnsi="Arial"/>
+                <w:rFonts w:ascii="Verdana" w:hAnsi="Verdana"/>
                 <w:b w:val="0"/>
                 <w:sz w:val="16"/>
               </w:rPr>
@@ -12292,7 +12504,7 @@
             <w:r/>
             <w:r>
               <w:rPr>
-                <w:rFonts w:ascii="Arial" w:hAnsi="Arial"/>
+                <w:rFonts w:ascii="Verdana" w:hAnsi="Verdana"/>
                 <w:b w:val="0"/>
                 <w:sz w:val="16"/>
               </w:rPr>
@@ -12308,7 +12520,7 @@
             <w:r/>
             <w:r>
               <w:rPr>
-                <w:rFonts w:ascii="Arial" w:hAnsi="Arial"/>
+                <w:rFonts w:ascii="Verdana" w:hAnsi="Verdana"/>
                 <w:b w:val="0"/>
                 <w:sz w:val="16"/>
               </w:rPr>
@@ -12317,15 +12529,18 @@
         </w:tc>
       </w:tr>
       <w:tr>
-        <w:tc>
-          <w:tcPr>
-            <w:tcW w:type="dxa" w:w="1514"/>
-          </w:tcPr>
-          <w:p>
-            <w:r/>
-            <w:r>
-              <w:rPr>
-                <w:rFonts w:ascii="Arial" w:hAnsi="Arial"/>
+        <w:trPr>
+          <w:cantSplit/>
+        </w:trPr>
+        <w:tc>
+          <w:tcPr>
+            <w:tcW w:type="dxa" w:w="1514"/>
+          </w:tcPr>
+          <w:p>
+            <w:r/>
+            <w:r>
+              <w:rPr>
+                <w:rFonts w:ascii="Verdana" w:hAnsi="Verdana"/>
                 <w:b w:val="0"/>
                 <w:sz w:val="16"/>
               </w:rPr>
@@ -12341,7 +12556,7 @@
             <w:r/>
             <w:r>
               <w:rPr>
-                <w:rFonts w:ascii="Arial" w:hAnsi="Arial"/>
+                <w:rFonts w:ascii="Verdana" w:hAnsi="Verdana"/>
                 <w:b w:val="0"/>
                 <w:sz w:val="16"/>
               </w:rPr>
@@ -12357,7 +12572,7 @@
             <w:r/>
             <w:r>
               <w:rPr>
-                <w:rFonts w:ascii="Arial" w:hAnsi="Arial"/>
+                <w:rFonts w:ascii="Verdana" w:hAnsi="Verdana"/>
                 <w:b w:val="0"/>
                 <w:sz w:val="16"/>
               </w:rPr>
@@ -12373,7 +12588,7 @@
             <w:r/>
             <w:r>
               <w:rPr>
-                <w:rFonts w:ascii="Arial" w:hAnsi="Arial"/>
+                <w:rFonts w:ascii="Verdana" w:hAnsi="Verdana"/>
                 <w:b w:val="0"/>
                 <w:sz w:val="16"/>
               </w:rPr>
@@ -12389,7 +12604,7 @@
             <w:r/>
             <w:r>
               <w:rPr>
-                <w:rFonts w:ascii="Arial" w:hAnsi="Arial"/>
+                <w:rFonts w:ascii="Verdana" w:hAnsi="Verdana"/>
                 <w:b w:val="0"/>
                 <w:sz w:val="16"/>
               </w:rPr>
@@ -12405,7 +12620,7 @@
             <w:r/>
             <w:r>
               <w:rPr>
-                <w:rFonts w:ascii="Arial" w:hAnsi="Arial"/>
+                <w:rFonts w:ascii="Verdana" w:hAnsi="Verdana"/>
                 <w:b w:val="0"/>
                 <w:sz w:val="16"/>
               </w:rPr>
@@ -12421,7 +12636,7 @@
             <w:r/>
             <w:r>
               <w:rPr>
-                <w:rFonts w:ascii="Arial" w:hAnsi="Arial"/>
+                <w:rFonts w:ascii="Verdana" w:hAnsi="Verdana"/>
                 <w:b w:val="0"/>
                 <w:sz w:val="16"/>
               </w:rPr>
@@ -12437,7 +12652,7 @@
             <w:r/>
             <w:r>
               <w:rPr>
-                <w:rFonts w:ascii="Arial" w:hAnsi="Arial"/>
+                <w:rFonts w:ascii="Verdana" w:hAnsi="Verdana"/>
                 <w:b w:val="0"/>
                 <w:sz w:val="16"/>
               </w:rPr>
@@ -12453,7 +12668,7 @@
             <w:r/>
             <w:r>
               <w:rPr>
-                <w:rFonts w:ascii="Arial" w:hAnsi="Arial"/>
+                <w:rFonts w:ascii="Verdana" w:hAnsi="Verdana"/>
                 <w:b w:val="0"/>
                 <w:sz w:val="16"/>
               </w:rPr>
@@ -12469,7 +12684,7 @@
             <w:r/>
             <w:r>
               <w:rPr>
-                <w:rFonts w:ascii="Arial" w:hAnsi="Arial"/>
+                <w:rFonts w:ascii="Verdana" w:hAnsi="Verdana"/>
                 <w:b w:val="0"/>
                 <w:sz w:val="16"/>
               </w:rPr>
@@ -12478,15 +12693,18 @@
         </w:tc>
       </w:tr>
       <w:tr>
-        <w:tc>
-          <w:tcPr>
-            <w:tcW w:type="dxa" w:w="1514"/>
-          </w:tcPr>
-          <w:p>
-            <w:r/>
-            <w:r>
-              <w:rPr>
-                <w:rFonts w:ascii="Arial" w:hAnsi="Arial"/>
+        <w:trPr>
+          <w:cantSplit/>
+        </w:trPr>
+        <w:tc>
+          <w:tcPr>
+            <w:tcW w:type="dxa" w:w="1514"/>
+          </w:tcPr>
+          <w:p>
+            <w:r/>
+            <w:r>
+              <w:rPr>
+                <w:rFonts w:ascii="Verdana" w:hAnsi="Verdana"/>
                 <w:b w:val="0"/>
                 <w:sz w:val="16"/>
               </w:rPr>
@@ -12502,7 +12720,7 @@
             <w:r/>
             <w:r>
               <w:rPr>
-                <w:rFonts w:ascii="Arial" w:hAnsi="Arial"/>
+                <w:rFonts w:ascii="Verdana" w:hAnsi="Verdana"/>
                 <w:b w:val="0"/>
                 <w:sz w:val="16"/>
               </w:rPr>
@@ -12518,7 +12736,7 @@
             <w:r/>
             <w:r>
               <w:rPr>
-                <w:rFonts w:ascii="Arial" w:hAnsi="Arial"/>
+                <w:rFonts w:ascii="Verdana" w:hAnsi="Verdana"/>
                 <w:b w:val="0"/>
                 <w:sz w:val="16"/>
               </w:rPr>
@@ -12534,7 +12752,7 @@
             <w:r/>
             <w:r>
               <w:rPr>
-                <w:rFonts w:ascii="Arial" w:hAnsi="Arial"/>
+                <w:rFonts w:ascii="Verdana" w:hAnsi="Verdana"/>
                 <w:b w:val="0"/>
                 <w:sz w:val="16"/>
               </w:rPr>
@@ -12550,7 +12768,7 @@
             <w:r/>
             <w:r>
               <w:rPr>
-                <w:rFonts w:ascii="Arial" w:hAnsi="Arial"/>
+                <w:rFonts w:ascii="Verdana" w:hAnsi="Verdana"/>
                 <w:b w:val="0"/>
                 <w:sz w:val="16"/>
               </w:rPr>
@@ -12566,7 +12784,7 @@
             <w:r/>
             <w:r>
               <w:rPr>
-                <w:rFonts w:ascii="Arial" w:hAnsi="Arial"/>
+                <w:rFonts w:ascii="Verdana" w:hAnsi="Verdana"/>
                 <w:b w:val="0"/>
                 <w:sz w:val="16"/>
               </w:rPr>
@@ -12582,7 +12800,7 @@
             <w:r/>
             <w:r>
               <w:rPr>
-                <w:rFonts w:ascii="Arial" w:hAnsi="Arial"/>
+                <w:rFonts w:ascii="Verdana" w:hAnsi="Verdana"/>
                 <w:b w:val="0"/>
                 <w:sz w:val="16"/>
               </w:rPr>
@@ -12598,7 +12816,7 @@
             <w:r/>
             <w:r>
               <w:rPr>
-                <w:rFonts w:ascii="Arial" w:hAnsi="Arial"/>
+                <w:rFonts w:ascii="Verdana" w:hAnsi="Verdana"/>
                 <w:b w:val="0"/>
                 <w:sz w:val="16"/>
               </w:rPr>
@@ -12614,7 +12832,7 @@
             <w:r/>
             <w:r>
               <w:rPr>
-                <w:rFonts w:ascii="Arial" w:hAnsi="Arial"/>
+                <w:rFonts w:ascii="Verdana" w:hAnsi="Verdana"/>
                 <w:b w:val="0"/>
                 <w:sz w:val="16"/>
               </w:rPr>
@@ -12630,7 +12848,7 @@
             <w:r/>
             <w:r>
               <w:rPr>
-                <w:rFonts w:ascii="Arial" w:hAnsi="Arial"/>
+                <w:rFonts w:ascii="Verdana" w:hAnsi="Verdana"/>
                 <w:b w:val="0"/>
                 <w:sz w:val="16"/>
               </w:rPr>
@@ -12639,15 +12857,18 @@
         </w:tc>
       </w:tr>
       <w:tr>
-        <w:tc>
-          <w:tcPr>
-            <w:tcW w:type="dxa" w:w="1514"/>
-          </w:tcPr>
-          <w:p>
-            <w:r/>
-            <w:r>
-              <w:rPr>
-                <w:rFonts w:ascii="Arial" w:hAnsi="Arial"/>
+        <w:trPr>
+          <w:cantSplit/>
+        </w:trPr>
+        <w:tc>
+          <w:tcPr>
+            <w:tcW w:type="dxa" w:w="1514"/>
+          </w:tcPr>
+          <w:p>
+            <w:r/>
+            <w:r>
+              <w:rPr>
+                <w:rFonts w:ascii="Verdana" w:hAnsi="Verdana"/>
                 <w:b w:val="0"/>
                 <w:sz w:val="16"/>
               </w:rPr>
@@ -12663,7 +12884,7 @@
             <w:r/>
             <w:r>
               <w:rPr>
-                <w:rFonts w:ascii="Arial" w:hAnsi="Arial"/>
+                <w:rFonts w:ascii="Verdana" w:hAnsi="Verdana"/>
                 <w:b w:val="0"/>
                 <w:sz w:val="16"/>
               </w:rPr>
@@ -12679,7 +12900,7 @@
             <w:r/>
             <w:r>
               <w:rPr>
-                <w:rFonts w:ascii="Arial" w:hAnsi="Arial"/>
+                <w:rFonts w:ascii="Verdana" w:hAnsi="Verdana"/>
                 <w:b w:val="0"/>
                 <w:sz w:val="16"/>
               </w:rPr>
@@ -12695,7 +12916,7 @@
             <w:r/>
             <w:r>
               <w:rPr>
-                <w:rFonts w:ascii="Arial" w:hAnsi="Arial"/>
+                <w:rFonts w:ascii="Verdana" w:hAnsi="Verdana"/>
                 <w:b w:val="0"/>
                 <w:sz w:val="16"/>
               </w:rPr>
@@ -12711,7 +12932,7 @@
             <w:r/>
             <w:r>
               <w:rPr>
-                <w:rFonts w:ascii="Arial" w:hAnsi="Arial"/>
+                <w:rFonts w:ascii="Verdana" w:hAnsi="Verdana"/>
                 <w:b w:val="0"/>
                 <w:sz w:val="16"/>
               </w:rPr>
@@ -12727,7 +12948,7 @@
             <w:r/>
             <w:r>
               <w:rPr>
-                <w:rFonts w:ascii="Arial" w:hAnsi="Arial"/>
+                <w:rFonts w:ascii="Verdana" w:hAnsi="Verdana"/>
                 <w:b w:val="0"/>
                 <w:sz w:val="16"/>
               </w:rPr>
@@ -12743,7 +12964,7 @@
             <w:r/>
             <w:r>
               <w:rPr>
-                <w:rFonts w:ascii="Arial" w:hAnsi="Arial"/>
+                <w:rFonts w:ascii="Verdana" w:hAnsi="Verdana"/>
                 <w:b w:val="0"/>
                 <w:sz w:val="16"/>
               </w:rPr>
@@ -12759,7 +12980,7 @@
             <w:r/>
             <w:r>
               <w:rPr>
-                <w:rFonts w:ascii="Arial" w:hAnsi="Arial"/>
+                <w:rFonts w:ascii="Verdana" w:hAnsi="Verdana"/>
                 <w:b w:val="0"/>
                 <w:sz w:val="16"/>
               </w:rPr>
@@ -12775,7 +12996,7 @@
             <w:r/>
             <w:r>
               <w:rPr>
-                <w:rFonts w:ascii="Arial" w:hAnsi="Arial"/>
+                <w:rFonts w:ascii="Verdana" w:hAnsi="Verdana"/>
                 <w:b w:val="0"/>
                 <w:sz w:val="16"/>
               </w:rPr>
@@ -12791,7 +13012,7 @@
             <w:r/>
             <w:r>
               <w:rPr>
-                <w:rFonts w:ascii="Arial" w:hAnsi="Arial"/>
+                <w:rFonts w:ascii="Verdana" w:hAnsi="Verdana"/>
                 <w:b w:val="0"/>
                 <w:sz w:val="16"/>
               </w:rPr>
@@ -12800,15 +13021,18 @@
         </w:tc>
       </w:tr>
       <w:tr>
-        <w:tc>
-          <w:tcPr>
-            <w:tcW w:type="dxa" w:w="1514"/>
-          </w:tcPr>
-          <w:p>
-            <w:r/>
-            <w:r>
-              <w:rPr>
-                <w:rFonts w:ascii="Arial" w:hAnsi="Arial"/>
+        <w:trPr>
+          <w:cantSplit/>
+        </w:trPr>
+        <w:tc>
+          <w:tcPr>
+            <w:tcW w:type="dxa" w:w="1514"/>
+          </w:tcPr>
+          <w:p>
+            <w:r/>
+            <w:r>
+              <w:rPr>
+                <w:rFonts w:ascii="Verdana" w:hAnsi="Verdana"/>
                 <w:b w:val="0"/>
                 <w:sz w:val="16"/>
               </w:rPr>
@@ -12824,7 +13048,7 @@
             <w:r/>
             <w:r>
               <w:rPr>
-                <w:rFonts w:ascii="Arial" w:hAnsi="Arial"/>
+                <w:rFonts w:ascii="Verdana" w:hAnsi="Verdana"/>
                 <w:b w:val="0"/>
                 <w:sz w:val="16"/>
               </w:rPr>
@@ -12840,7 +13064,7 @@
             <w:r/>
             <w:r>
               <w:rPr>
-                <w:rFonts w:ascii="Arial" w:hAnsi="Arial"/>
+                <w:rFonts w:ascii="Verdana" w:hAnsi="Verdana"/>
                 <w:b w:val="0"/>
                 <w:sz w:val="16"/>
               </w:rPr>
@@ -12856,7 +13080,7 @@
             <w:r/>
             <w:r>
               <w:rPr>
-                <w:rFonts w:ascii="Arial" w:hAnsi="Arial"/>
+                <w:rFonts w:ascii="Verdana" w:hAnsi="Verdana"/>
                 <w:b w:val="0"/>
                 <w:sz w:val="16"/>
               </w:rPr>
@@ -12872,7 +13096,7 @@
             <w:r/>
             <w:r>
               <w:rPr>
-                <w:rFonts w:ascii="Arial" w:hAnsi="Arial"/>
+                <w:rFonts w:ascii="Verdana" w:hAnsi="Verdana"/>
                 <w:b w:val="0"/>
                 <w:sz w:val="16"/>
               </w:rPr>
@@ -12888,7 +13112,7 @@
             <w:r/>
             <w:r>
               <w:rPr>
-                <w:rFonts w:ascii="Arial" w:hAnsi="Arial"/>
+                <w:rFonts w:ascii="Verdana" w:hAnsi="Verdana"/>
                 <w:b w:val="0"/>
                 <w:sz w:val="16"/>
               </w:rPr>
@@ -12904,7 +13128,7 @@
             <w:r/>
             <w:r>
               <w:rPr>
-                <w:rFonts w:ascii="Arial" w:hAnsi="Arial"/>
+                <w:rFonts w:ascii="Verdana" w:hAnsi="Verdana"/>
                 <w:b w:val="0"/>
                 <w:sz w:val="16"/>
               </w:rPr>
@@ -12920,7 +13144,7 @@
             <w:r/>
             <w:r>
               <w:rPr>
-                <w:rFonts w:ascii="Arial" w:hAnsi="Arial"/>
+                <w:rFonts w:ascii="Verdana" w:hAnsi="Verdana"/>
                 <w:b w:val="0"/>
                 <w:sz w:val="16"/>
               </w:rPr>
@@ -12936,7 +13160,7 @@
             <w:r/>
             <w:r>
               <w:rPr>
-                <w:rFonts w:ascii="Arial" w:hAnsi="Arial"/>
+                <w:rFonts w:ascii="Verdana" w:hAnsi="Verdana"/>
                 <w:b w:val="0"/>
                 <w:sz w:val="16"/>
               </w:rPr>
@@ -12952,7 +13176,7 @@
             <w:r/>
             <w:r>
               <w:rPr>
-                <w:rFonts w:ascii="Arial" w:hAnsi="Arial"/>
+                <w:rFonts w:ascii="Verdana" w:hAnsi="Verdana"/>
                 <w:b w:val="0"/>
                 <w:sz w:val="16"/>
               </w:rPr>
@@ -12961,15 +13185,18 @@
         </w:tc>
       </w:tr>
       <w:tr>
-        <w:tc>
-          <w:tcPr>
-            <w:tcW w:type="dxa" w:w="1514"/>
-          </w:tcPr>
-          <w:p>
-            <w:r/>
-            <w:r>
-              <w:rPr>
-                <w:rFonts w:ascii="Arial" w:hAnsi="Arial"/>
+        <w:trPr>
+          <w:cantSplit/>
+        </w:trPr>
+        <w:tc>
+          <w:tcPr>
+            <w:tcW w:type="dxa" w:w="1514"/>
+          </w:tcPr>
+          <w:p>
+            <w:r/>
+            <w:r>
+              <w:rPr>
+                <w:rFonts w:ascii="Verdana" w:hAnsi="Verdana"/>
                 <w:b w:val="0"/>
                 <w:sz w:val="16"/>
               </w:rPr>
@@ -12985,7 +13212,7 @@
             <w:r/>
             <w:r>
               <w:rPr>
-                <w:rFonts w:ascii="Arial" w:hAnsi="Arial"/>
+                <w:rFonts w:ascii="Verdana" w:hAnsi="Verdana"/>
                 <w:b w:val="0"/>
                 <w:sz w:val="16"/>
               </w:rPr>
@@ -13001,7 +13228,7 @@
             <w:r/>
             <w:r>
               <w:rPr>
-                <w:rFonts w:ascii="Arial" w:hAnsi="Arial"/>
+                <w:rFonts w:ascii="Verdana" w:hAnsi="Verdana"/>
                 <w:b w:val="0"/>
                 <w:sz w:val="16"/>
               </w:rPr>
@@ -13017,7 +13244,7 @@
             <w:r/>
             <w:r>
               <w:rPr>
-                <w:rFonts w:ascii="Arial" w:hAnsi="Arial"/>
+                <w:rFonts w:ascii="Verdana" w:hAnsi="Verdana"/>
                 <w:b w:val="0"/>
                 <w:sz w:val="16"/>
               </w:rPr>
@@ -13033,7 +13260,7 @@
             <w:r/>
             <w:r>
               <w:rPr>
-                <w:rFonts w:ascii="Arial" w:hAnsi="Arial"/>
+                <w:rFonts w:ascii="Verdana" w:hAnsi="Verdana"/>
                 <w:b w:val="0"/>
                 <w:sz w:val="16"/>
               </w:rPr>
@@ -13049,7 +13276,7 @@
             <w:r/>
             <w:r>
               <w:rPr>
-                <w:rFonts w:ascii="Arial" w:hAnsi="Arial"/>
+                <w:rFonts w:ascii="Verdana" w:hAnsi="Verdana"/>
                 <w:b w:val="0"/>
                 <w:sz w:val="16"/>
               </w:rPr>
@@ -13065,7 +13292,7 @@
             <w:r/>
             <w:r>
               <w:rPr>
-                <w:rFonts w:ascii="Arial" w:hAnsi="Arial"/>
+                <w:rFonts w:ascii="Verdana" w:hAnsi="Verdana"/>
                 <w:b w:val="0"/>
                 <w:sz w:val="16"/>
               </w:rPr>
@@ -13081,7 +13308,7 @@
             <w:r/>
             <w:r>
               <w:rPr>
-                <w:rFonts w:ascii="Arial" w:hAnsi="Arial"/>
+                <w:rFonts w:ascii="Verdana" w:hAnsi="Verdana"/>
                 <w:b w:val="0"/>
                 <w:sz w:val="16"/>
               </w:rPr>
@@ -13097,7 +13324,7 @@
             <w:r/>
             <w:r>
               <w:rPr>
-                <w:rFonts w:ascii="Arial" w:hAnsi="Arial"/>
+                <w:rFonts w:ascii="Verdana" w:hAnsi="Verdana"/>
                 <w:b w:val="0"/>
                 <w:sz w:val="16"/>
               </w:rPr>
@@ -13113,7 +13340,7 @@
             <w:r/>
             <w:r>
               <w:rPr>
-                <w:rFonts w:ascii="Arial" w:hAnsi="Arial"/>
+                <w:rFonts w:ascii="Verdana" w:hAnsi="Verdana"/>
                 <w:b w:val="0"/>
                 <w:sz w:val="16"/>
               </w:rPr>
@@ -13122,15 +13349,18 @@
         </w:tc>
       </w:tr>
       <w:tr>
-        <w:tc>
-          <w:tcPr>
-            <w:tcW w:type="dxa" w:w="1514"/>
-          </w:tcPr>
-          <w:p>
-            <w:r/>
-            <w:r>
-              <w:rPr>
-                <w:rFonts w:ascii="Arial" w:hAnsi="Arial"/>
+        <w:trPr>
+          <w:cantSplit/>
+        </w:trPr>
+        <w:tc>
+          <w:tcPr>
+            <w:tcW w:type="dxa" w:w="1514"/>
+          </w:tcPr>
+          <w:p>
+            <w:r/>
+            <w:r>
+              <w:rPr>
+                <w:rFonts w:ascii="Verdana" w:hAnsi="Verdana"/>
                 <w:b w:val="0"/>
                 <w:sz w:val="16"/>
               </w:rPr>
@@ -13146,7 +13376,7 @@
             <w:r/>
             <w:r>
               <w:rPr>
-                <w:rFonts w:ascii="Arial" w:hAnsi="Arial"/>
+                <w:rFonts w:ascii="Verdana" w:hAnsi="Verdana"/>
                 <w:b w:val="0"/>
                 <w:sz w:val="16"/>
               </w:rPr>
@@ -13162,7 +13392,7 @@
             <w:r/>
             <w:r>
               <w:rPr>
-                <w:rFonts w:ascii="Arial" w:hAnsi="Arial"/>
+                <w:rFonts w:ascii="Verdana" w:hAnsi="Verdana"/>
                 <w:b w:val="0"/>
                 <w:sz w:val="16"/>
               </w:rPr>
@@ -13178,7 +13408,7 @@
             <w:r/>
             <w:r>
               <w:rPr>
-                <w:rFonts w:ascii="Arial" w:hAnsi="Arial"/>
+                <w:rFonts w:ascii="Verdana" w:hAnsi="Verdana"/>
                 <w:b w:val="0"/>
                 <w:sz w:val="16"/>
               </w:rPr>
@@ -13194,7 +13424,7 @@
             <w:r/>
             <w:r>
               <w:rPr>
-                <w:rFonts w:ascii="Arial" w:hAnsi="Arial"/>
+                <w:rFonts w:ascii="Verdana" w:hAnsi="Verdana"/>
                 <w:b w:val="0"/>
                 <w:sz w:val="16"/>
               </w:rPr>
@@ -13210,7 +13440,7 @@
             <w:r/>
             <w:r>
               <w:rPr>
-                <w:rFonts w:ascii="Arial" w:hAnsi="Arial"/>
+                <w:rFonts w:ascii="Verdana" w:hAnsi="Verdana"/>
                 <w:b w:val="0"/>
                 <w:sz w:val="16"/>
               </w:rPr>
@@ -13226,7 +13456,7 @@
             <w:r/>
             <w:r>
               <w:rPr>
-                <w:rFonts w:ascii="Arial" w:hAnsi="Arial"/>
+                <w:rFonts w:ascii="Verdana" w:hAnsi="Verdana"/>
                 <w:b w:val="0"/>
                 <w:sz w:val="16"/>
               </w:rPr>
@@ -13242,7 +13472,7 @@
             <w:r/>
             <w:r>
               <w:rPr>
-                <w:rFonts w:ascii="Arial" w:hAnsi="Arial"/>
+                <w:rFonts w:ascii="Verdana" w:hAnsi="Verdana"/>
                 <w:b w:val="0"/>
                 <w:sz w:val="16"/>
               </w:rPr>
@@ -13258,7 +13488,7 @@
             <w:r/>
             <w:r>
               <w:rPr>
-                <w:rFonts w:ascii="Arial" w:hAnsi="Arial"/>
+                <w:rFonts w:ascii="Verdana" w:hAnsi="Verdana"/>
                 <w:b w:val="0"/>
                 <w:sz w:val="16"/>
               </w:rPr>
@@ -13274,7 +13504,7 @@
             <w:r/>
             <w:r>
               <w:rPr>
-                <w:rFonts w:ascii="Arial" w:hAnsi="Arial"/>
+                <w:rFonts w:ascii="Verdana" w:hAnsi="Verdana"/>
                 <w:b w:val="0"/>
                 <w:sz w:val="16"/>
               </w:rPr>
@@ -13283,15 +13513,18 @@
         </w:tc>
       </w:tr>
       <w:tr>
-        <w:tc>
-          <w:tcPr>
-            <w:tcW w:type="dxa" w:w="1514"/>
-          </w:tcPr>
-          <w:p>
-            <w:r/>
-            <w:r>
-              <w:rPr>
-                <w:rFonts w:ascii="Arial" w:hAnsi="Arial"/>
+        <w:trPr>
+          <w:cantSplit/>
+        </w:trPr>
+        <w:tc>
+          <w:tcPr>
+            <w:tcW w:type="dxa" w:w="1514"/>
+          </w:tcPr>
+          <w:p>
+            <w:r/>
+            <w:r>
+              <w:rPr>
+                <w:rFonts w:ascii="Verdana" w:hAnsi="Verdana"/>
                 <w:b w:val="0"/>
                 <w:sz w:val="16"/>
               </w:rPr>
@@ -13307,7 +13540,7 @@
             <w:r/>
             <w:r>
               <w:rPr>
-                <w:rFonts w:ascii="Arial" w:hAnsi="Arial"/>
+                <w:rFonts w:ascii="Verdana" w:hAnsi="Verdana"/>
                 <w:b w:val="0"/>
                 <w:sz w:val="16"/>
               </w:rPr>
@@ -13323,7 +13556,7 @@
             <w:r/>
             <w:r>
               <w:rPr>
-                <w:rFonts w:ascii="Arial" w:hAnsi="Arial"/>
+                <w:rFonts w:ascii="Verdana" w:hAnsi="Verdana"/>
                 <w:b w:val="0"/>
                 <w:sz w:val="16"/>
               </w:rPr>
@@ -13339,7 +13572,7 @@
             <w:r/>
             <w:r>
               <w:rPr>
-                <w:rFonts w:ascii="Arial" w:hAnsi="Arial"/>
+                <w:rFonts w:ascii="Verdana" w:hAnsi="Verdana"/>
                 <w:b w:val="0"/>
                 <w:sz w:val="16"/>
               </w:rPr>
@@ -13355,7 +13588,7 @@
             <w:r/>
             <w:r>
               <w:rPr>
-                <w:rFonts w:ascii="Arial" w:hAnsi="Arial"/>
+                <w:rFonts w:ascii="Verdana" w:hAnsi="Verdana"/>
                 <w:b w:val="0"/>
                 <w:sz w:val="16"/>
               </w:rPr>
@@ -13371,7 +13604,7 @@
             <w:r/>
             <w:r>
               <w:rPr>
-                <w:rFonts w:ascii="Arial" w:hAnsi="Arial"/>
+                <w:rFonts w:ascii="Verdana" w:hAnsi="Verdana"/>
                 <w:b w:val="0"/>
                 <w:sz w:val="16"/>
               </w:rPr>
@@ -13387,7 +13620,7 @@
             <w:r/>
             <w:r>
               <w:rPr>
-                <w:rFonts w:ascii="Arial" w:hAnsi="Arial"/>
+                <w:rFonts w:ascii="Verdana" w:hAnsi="Verdana"/>
                 <w:b w:val="0"/>
                 <w:sz w:val="16"/>
               </w:rPr>
@@ -13403,7 +13636,7 @@
             <w:r/>
             <w:r>
               <w:rPr>
-                <w:rFonts w:ascii="Arial" w:hAnsi="Arial"/>
+                <w:rFonts w:ascii="Verdana" w:hAnsi="Verdana"/>
                 <w:b w:val="0"/>
                 <w:sz w:val="16"/>
               </w:rPr>
@@ -13419,7 +13652,7 @@
             <w:r/>
             <w:r>
               <w:rPr>
-                <w:rFonts w:ascii="Arial" w:hAnsi="Arial"/>
+                <w:rFonts w:ascii="Verdana" w:hAnsi="Verdana"/>
                 <w:b w:val="0"/>
                 <w:sz w:val="16"/>
               </w:rPr>
@@ -13435,7 +13668,7 @@
             <w:r/>
             <w:r>
               <w:rPr>
-                <w:rFonts w:ascii="Arial" w:hAnsi="Arial"/>
+                <w:rFonts w:ascii="Verdana" w:hAnsi="Verdana"/>
                 <w:b w:val="0"/>
                 <w:sz w:val="16"/>
               </w:rPr>
@@ -13444,15 +13677,18 @@
         </w:tc>
       </w:tr>
       <w:tr>
-        <w:tc>
-          <w:tcPr>
-            <w:tcW w:type="dxa" w:w="1514"/>
-          </w:tcPr>
-          <w:p>
-            <w:r/>
-            <w:r>
-              <w:rPr>
-                <w:rFonts w:ascii="Arial" w:hAnsi="Arial"/>
+        <w:trPr>
+          <w:cantSplit/>
+        </w:trPr>
+        <w:tc>
+          <w:tcPr>
+            <w:tcW w:type="dxa" w:w="1514"/>
+          </w:tcPr>
+          <w:p>
+            <w:r/>
+            <w:r>
+              <w:rPr>
+                <w:rFonts w:ascii="Verdana" w:hAnsi="Verdana"/>
                 <w:b w:val="0"/>
                 <w:sz w:val="16"/>
               </w:rPr>
@@ -13468,7 +13704,7 @@
             <w:r/>
             <w:r>
               <w:rPr>
-                <w:rFonts w:ascii="Arial" w:hAnsi="Arial"/>
+                <w:rFonts w:ascii="Verdana" w:hAnsi="Verdana"/>
                 <w:b w:val="0"/>
                 <w:sz w:val="16"/>
               </w:rPr>
@@ -13484,7 +13720,7 @@
             <w:r/>
             <w:r>
               <w:rPr>
-                <w:rFonts w:ascii="Arial" w:hAnsi="Arial"/>
+                <w:rFonts w:ascii="Verdana" w:hAnsi="Verdana"/>
                 <w:b w:val="0"/>
                 <w:sz w:val="16"/>
               </w:rPr>
@@ -13500,7 +13736,7 @@
             <w:r/>
             <w:r>
               <w:rPr>
-                <w:rFonts w:ascii="Arial" w:hAnsi="Arial"/>
+                <w:rFonts w:ascii="Verdana" w:hAnsi="Verdana"/>
                 <w:b w:val="0"/>
                 <w:sz w:val="16"/>
               </w:rPr>
@@ -13516,7 +13752,7 @@
             <w:r/>
             <w:r>
               <w:rPr>
-                <w:rFonts w:ascii="Arial" w:hAnsi="Arial"/>
+                <w:rFonts w:ascii="Verdana" w:hAnsi="Verdana"/>
                 <w:b w:val="0"/>
                 <w:sz w:val="16"/>
               </w:rPr>
@@ -13532,7 +13768,7 @@
             <w:r/>
             <w:r>
               <w:rPr>
-                <w:rFonts w:ascii="Arial" w:hAnsi="Arial"/>
+                <w:rFonts w:ascii="Verdana" w:hAnsi="Verdana"/>
                 <w:b w:val="0"/>
                 <w:sz w:val="16"/>
               </w:rPr>
@@ -13548,7 +13784,7 @@
             <w:r/>
             <w:r>
               <w:rPr>
-                <w:rFonts w:ascii="Arial" w:hAnsi="Arial"/>
+                <w:rFonts w:ascii="Verdana" w:hAnsi="Verdana"/>
                 <w:b w:val="0"/>
                 <w:sz w:val="16"/>
               </w:rPr>
@@ -13564,7 +13800,7 @@
             <w:r/>
             <w:r>
               <w:rPr>
-                <w:rFonts w:ascii="Arial" w:hAnsi="Arial"/>
+                <w:rFonts w:ascii="Verdana" w:hAnsi="Verdana"/>
                 <w:b w:val="0"/>
                 <w:sz w:val="16"/>
               </w:rPr>
@@ -13580,7 +13816,7 @@
             <w:r/>
             <w:r>
               <w:rPr>
-                <w:rFonts w:ascii="Arial" w:hAnsi="Arial"/>
+                <w:rFonts w:ascii="Verdana" w:hAnsi="Verdana"/>
                 <w:b w:val="0"/>
                 <w:sz w:val="16"/>
               </w:rPr>
@@ -13596,7 +13832,7 @@
             <w:r/>
             <w:r>
               <w:rPr>
-                <w:rFonts w:ascii="Arial" w:hAnsi="Arial"/>
+                <w:rFonts w:ascii="Verdana" w:hAnsi="Verdana"/>
                 <w:b w:val="0"/>
                 <w:sz w:val="16"/>
               </w:rPr>
@@ -13605,15 +13841,18 @@
         </w:tc>
       </w:tr>
       <w:tr>
-        <w:tc>
-          <w:tcPr>
-            <w:tcW w:type="dxa" w:w="1514"/>
-          </w:tcPr>
-          <w:p>
-            <w:r/>
-            <w:r>
-              <w:rPr>
-                <w:rFonts w:ascii="Arial" w:hAnsi="Arial"/>
+        <w:trPr>
+          <w:cantSplit/>
+        </w:trPr>
+        <w:tc>
+          <w:tcPr>
+            <w:tcW w:type="dxa" w:w="1514"/>
+          </w:tcPr>
+          <w:p>
+            <w:r/>
+            <w:r>
+              <w:rPr>
+                <w:rFonts w:ascii="Verdana" w:hAnsi="Verdana"/>
                 <w:b w:val="0"/>
                 <w:sz w:val="16"/>
               </w:rPr>
@@ -13629,7 +13868,7 @@
             <w:r/>
             <w:r>
               <w:rPr>
-                <w:rFonts w:ascii="Arial" w:hAnsi="Arial"/>
+                <w:rFonts w:ascii="Verdana" w:hAnsi="Verdana"/>
                 <w:b w:val="0"/>
                 <w:sz w:val="16"/>
               </w:rPr>
@@ -13645,7 +13884,7 @@
             <w:r/>
             <w:r>
               <w:rPr>
-                <w:rFonts w:ascii="Arial" w:hAnsi="Arial"/>
+                <w:rFonts w:ascii="Verdana" w:hAnsi="Verdana"/>
                 <w:b w:val="0"/>
                 <w:sz w:val="16"/>
               </w:rPr>
@@ -13661,7 +13900,7 @@
             <w:r/>
             <w:r>
               <w:rPr>
-                <w:rFonts w:ascii="Arial" w:hAnsi="Arial"/>
+                <w:rFonts w:ascii="Verdana" w:hAnsi="Verdana"/>
                 <w:b w:val="0"/>
                 <w:sz w:val="16"/>
               </w:rPr>
@@ -13677,7 +13916,7 @@
             <w:r/>
             <w:r>
               <w:rPr>
-                <w:rFonts w:ascii="Arial" w:hAnsi="Arial"/>
+                <w:rFonts w:ascii="Verdana" w:hAnsi="Verdana"/>
                 <w:b w:val="0"/>
                 <w:sz w:val="16"/>
               </w:rPr>
@@ -13693,7 +13932,7 @@
             <w:r/>
             <w:r>
               <w:rPr>
-                <w:rFonts w:ascii="Arial" w:hAnsi="Arial"/>
+                <w:rFonts w:ascii="Verdana" w:hAnsi="Verdana"/>
                 <w:b w:val="0"/>
                 <w:sz w:val="16"/>
               </w:rPr>
@@ -13709,7 +13948,7 @@
             <w:r/>
             <w:r>
               <w:rPr>
-                <w:rFonts w:ascii="Arial" w:hAnsi="Arial"/>
+                <w:rFonts w:ascii="Verdana" w:hAnsi="Verdana"/>
                 <w:b w:val="0"/>
                 <w:sz w:val="16"/>
               </w:rPr>
@@ -13725,7 +13964,7 @@
             <w:r/>
             <w:r>
               <w:rPr>
-                <w:rFonts w:ascii="Arial" w:hAnsi="Arial"/>
+                <w:rFonts w:ascii="Verdana" w:hAnsi="Verdana"/>
                 <w:b w:val="0"/>
                 <w:sz w:val="16"/>
               </w:rPr>
@@ -13741,7 +13980,7 @@
             <w:r/>
             <w:r>
               <w:rPr>
-                <w:rFonts w:ascii="Arial" w:hAnsi="Arial"/>
+                <w:rFonts w:ascii="Verdana" w:hAnsi="Verdana"/>
                 <w:b w:val="0"/>
                 <w:sz w:val="16"/>
               </w:rPr>
@@ -13757,7 +13996,7 @@
             <w:r/>
             <w:r>
               <w:rPr>
-                <w:rFonts w:ascii="Arial" w:hAnsi="Arial"/>
+                <w:rFonts w:ascii="Verdana" w:hAnsi="Verdana"/>
                 <w:b w:val="0"/>
                 <w:sz w:val="16"/>
               </w:rPr>
@@ -13766,15 +14005,18 @@
         </w:tc>
       </w:tr>
       <w:tr>
-        <w:tc>
-          <w:tcPr>
-            <w:tcW w:type="dxa" w:w="1514"/>
-          </w:tcPr>
-          <w:p>
-            <w:r/>
-            <w:r>
-              <w:rPr>
-                <w:rFonts w:ascii="Arial" w:hAnsi="Arial"/>
+        <w:trPr>
+          <w:cantSplit/>
+        </w:trPr>
+        <w:tc>
+          <w:tcPr>
+            <w:tcW w:type="dxa" w:w="1514"/>
+          </w:tcPr>
+          <w:p>
+            <w:r/>
+            <w:r>
+              <w:rPr>
+                <w:rFonts w:ascii="Verdana" w:hAnsi="Verdana"/>
                 <w:b w:val="0"/>
                 <w:sz w:val="16"/>
               </w:rPr>
@@ -13790,7 +14032,7 @@
             <w:r/>
             <w:r>
               <w:rPr>
-                <w:rFonts w:ascii="Arial" w:hAnsi="Arial"/>
+                <w:rFonts w:ascii="Verdana" w:hAnsi="Verdana"/>
                 <w:b w:val="0"/>
                 <w:sz w:val="16"/>
               </w:rPr>
@@ -13806,7 +14048,7 @@
             <w:r/>
             <w:r>
               <w:rPr>
-                <w:rFonts w:ascii="Arial" w:hAnsi="Arial"/>
+                <w:rFonts w:ascii="Verdana" w:hAnsi="Verdana"/>
                 <w:b w:val="0"/>
                 <w:sz w:val="16"/>
               </w:rPr>
@@ -13822,7 +14064,7 @@
             <w:r/>
             <w:r>
               <w:rPr>
-                <w:rFonts w:ascii="Arial" w:hAnsi="Arial"/>
+                <w:rFonts w:ascii="Verdana" w:hAnsi="Verdana"/>
                 <w:b w:val="0"/>
                 <w:sz w:val="16"/>
               </w:rPr>
@@ -13838,7 +14080,7 @@
             <w:r/>
             <w:r>
               <w:rPr>
-                <w:rFonts w:ascii="Arial" w:hAnsi="Arial"/>
+                <w:rFonts w:ascii="Verdana" w:hAnsi="Verdana"/>
                 <w:b w:val="0"/>
                 <w:sz w:val="16"/>
               </w:rPr>
@@ -13854,7 +14096,7 @@
             <w:r/>
             <w:r>
               <w:rPr>
-                <w:rFonts w:ascii="Arial" w:hAnsi="Arial"/>
+                <w:rFonts w:ascii="Verdana" w:hAnsi="Verdana"/>
                 <w:b w:val="0"/>
                 <w:sz w:val="16"/>
               </w:rPr>
@@ -13870,7 +14112,7 @@
             <w:r/>
             <w:r>
               <w:rPr>
-                <w:rFonts w:ascii="Arial" w:hAnsi="Arial"/>
+                <w:rFonts w:ascii="Verdana" w:hAnsi="Verdana"/>
                 <w:b w:val="0"/>
                 <w:sz w:val="16"/>
               </w:rPr>
@@ -13886,7 +14128,7 @@
             <w:r/>
             <w:r>
               <w:rPr>
-                <w:rFonts w:ascii="Arial" w:hAnsi="Arial"/>
+                <w:rFonts w:ascii="Verdana" w:hAnsi="Verdana"/>
                 <w:b w:val="0"/>
                 <w:sz w:val="16"/>
               </w:rPr>
@@ -13902,7 +14144,7 @@
             <w:r/>
             <w:r>
               <w:rPr>
-                <w:rFonts w:ascii="Arial" w:hAnsi="Arial"/>
+                <w:rFonts w:ascii="Verdana" w:hAnsi="Verdana"/>
                 <w:b w:val="0"/>
                 <w:sz w:val="16"/>
               </w:rPr>
@@ -13918,7 +14160,7 @@
             <w:r/>
             <w:r>
               <w:rPr>
-                <w:rFonts w:ascii="Arial" w:hAnsi="Arial"/>
+                <w:rFonts w:ascii="Verdana" w:hAnsi="Verdana"/>
                 <w:b w:val="0"/>
                 <w:sz w:val="16"/>
               </w:rPr>
@@ -13927,15 +14169,18 @@
         </w:tc>
       </w:tr>
       <w:tr>
-        <w:tc>
-          <w:tcPr>
-            <w:tcW w:type="dxa" w:w="1514"/>
-          </w:tcPr>
-          <w:p>
-            <w:r/>
-            <w:r>
-              <w:rPr>
-                <w:rFonts w:ascii="Arial" w:hAnsi="Arial"/>
+        <w:trPr>
+          <w:cantSplit/>
+        </w:trPr>
+        <w:tc>
+          <w:tcPr>
+            <w:tcW w:type="dxa" w:w="1514"/>
+          </w:tcPr>
+          <w:p>
+            <w:r/>
+            <w:r>
+              <w:rPr>
+                <w:rFonts w:ascii="Verdana" w:hAnsi="Verdana"/>
                 <w:b w:val="0"/>
                 <w:sz w:val="16"/>
               </w:rPr>
@@ -13951,7 +14196,7 @@
             <w:r/>
             <w:r>
               <w:rPr>
-                <w:rFonts w:ascii="Arial" w:hAnsi="Arial"/>
+                <w:rFonts w:ascii="Verdana" w:hAnsi="Verdana"/>
                 <w:b w:val="0"/>
                 <w:sz w:val="16"/>
               </w:rPr>
@@ -13967,7 +14212,7 @@
             <w:r/>
             <w:r>
               <w:rPr>
-                <w:rFonts w:ascii="Arial" w:hAnsi="Arial"/>
+                <w:rFonts w:ascii="Verdana" w:hAnsi="Verdana"/>
                 <w:b w:val="0"/>
                 <w:sz w:val="16"/>
               </w:rPr>
@@ -13983,7 +14228,7 @@
             <w:r/>
             <w:r>
               <w:rPr>
-                <w:rFonts w:ascii="Arial" w:hAnsi="Arial"/>
+                <w:rFonts w:ascii="Verdana" w:hAnsi="Verdana"/>
                 <w:b w:val="0"/>
                 <w:sz w:val="16"/>
               </w:rPr>
@@ -13999,7 +14244,7 @@
             <w:r/>
             <w:r>
               <w:rPr>
-                <w:rFonts w:ascii="Arial" w:hAnsi="Arial"/>
+                <w:rFonts w:ascii="Verdana" w:hAnsi="Verdana"/>
                 <w:b w:val="0"/>
                 <w:sz w:val="16"/>
               </w:rPr>
@@ -14015,7 +14260,7 @@
             <w:r/>
             <w:r>
               <w:rPr>
-                <w:rFonts w:ascii="Arial" w:hAnsi="Arial"/>
+                <w:rFonts w:ascii="Verdana" w:hAnsi="Verdana"/>
                 <w:b w:val="0"/>
                 <w:sz w:val="16"/>
               </w:rPr>
@@ -14031,7 +14276,7 @@
             <w:r/>
             <w:r>
               <w:rPr>
-                <w:rFonts w:ascii="Arial" w:hAnsi="Arial"/>
+                <w:rFonts w:ascii="Verdana" w:hAnsi="Verdana"/>
                 <w:b w:val="0"/>
                 <w:sz w:val="16"/>
               </w:rPr>
@@ -14047,7 +14292,7 @@
             <w:r/>
             <w:r>
               <w:rPr>
-                <w:rFonts w:ascii="Arial" w:hAnsi="Arial"/>
+                <w:rFonts w:ascii="Verdana" w:hAnsi="Verdana"/>
                 <w:b w:val="0"/>
                 <w:sz w:val="16"/>
               </w:rPr>
@@ -14063,7 +14308,7 @@
             <w:r/>
             <w:r>
               <w:rPr>
-                <w:rFonts w:ascii="Arial" w:hAnsi="Arial"/>
+                <w:rFonts w:ascii="Verdana" w:hAnsi="Verdana"/>
                 <w:b w:val="0"/>
                 <w:sz w:val="16"/>
               </w:rPr>
@@ -14079,7 +14324,7 @@
             <w:r/>
             <w:r>
               <w:rPr>
-                <w:rFonts w:ascii="Arial" w:hAnsi="Arial"/>
+                <w:rFonts w:ascii="Verdana" w:hAnsi="Verdana"/>
                 <w:b w:val="0"/>
                 <w:sz w:val="16"/>
               </w:rPr>
@@ -14088,15 +14333,18 @@
         </w:tc>
       </w:tr>
       <w:tr>
-        <w:tc>
-          <w:tcPr>
-            <w:tcW w:type="dxa" w:w="1514"/>
-          </w:tcPr>
-          <w:p>
-            <w:r/>
-            <w:r>
-              <w:rPr>
-                <w:rFonts w:ascii="Arial" w:hAnsi="Arial"/>
+        <w:trPr>
+          <w:cantSplit/>
+        </w:trPr>
+        <w:tc>
+          <w:tcPr>
+            <w:tcW w:type="dxa" w:w="1514"/>
+          </w:tcPr>
+          <w:p>
+            <w:r/>
+            <w:r>
+              <w:rPr>
+                <w:rFonts w:ascii="Verdana" w:hAnsi="Verdana"/>
                 <w:b w:val="0"/>
                 <w:sz w:val="16"/>
               </w:rPr>
@@ -14112,7 +14360,7 @@
             <w:r/>
             <w:r>
               <w:rPr>
-                <w:rFonts w:ascii="Arial" w:hAnsi="Arial"/>
+                <w:rFonts w:ascii="Verdana" w:hAnsi="Verdana"/>
                 <w:b w:val="0"/>
                 <w:sz w:val="16"/>
               </w:rPr>
@@ -14128,7 +14376,7 @@
             <w:r/>
             <w:r>
               <w:rPr>
-                <w:rFonts w:ascii="Arial" w:hAnsi="Arial"/>
+                <w:rFonts w:ascii="Verdana" w:hAnsi="Verdana"/>
                 <w:b w:val="0"/>
                 <w:sz w:val="16"/>
               </w:rPr>
@@ -14144,7 +14392,7 @@
             <w:r/>
             <w:r>
               <w:rPr>
-                <w:rFonts w:ascii="Arial" w:hAnsi="Arial"/>
+                <w:rFonts w:ascii="Verdana" w:hAnsi="Verdana"/>
                 <w:b w:val="0"/>
                 <w:sz w:val="16"/>
               </w:rPr>
@@ -14160,7 +14408,7 @@
             <w:r/>
             <w:r>
               <w:rPr>
-                <w:rFonts w:ascii="Arial" w:hAnsi="Arial"/>
+                <w:rFonts w:ascii="Verdana" w:hAnsi="Verdana"/>
                 <w:b w:val="0"/>
                 <w:sz w:val="16"/>
               </w:rPr>
@@ -14176,7 +14424,7 @@
             <w:r/>
             <w:r>
               <w:rPr>
-                <w:rFonts w:ascii="Arial" w:hAnsi="Arial"/>
+                <w:rFonts w:ascii="Verdana" w:hAnsi="Verdana"/>
                 <w:b w:val="0"/>
                 <w:sz w:val="16"/>
               </w:rPr>
@@ -14192,7 +14440,7 @@
             <w:r/>
             <w:r>
               <w:rPr>
-                <w:rFonts w:ascii="Arial" w:hAnsi="Arial"/>
+                <w:rFonts w:ascii="Verdana" w:hAnsi="Verdana"/>
                 <w:b w:val="0"/>
                 <w:sz w:val="16"/>
               </w:rPr>
@@ -14208,7 +14456,7 @@
             <w:r/>
             <w:r>
               <w:rPr>
-                <w:rFonts w:ascii="Arial" w:hAnsi="Arial"/>
+                <w:rFonts w:ascii="Verdana" w:hAnsi="Verdana"/>
                 <w:b w:val="0"/>
                 <w:sz w:val="16"/>
               </w:rPr>
@@ -14224,7 +14472,7 @@
             <w:r/>
             <w:r>
               <w:rPr>
-                <w:rFonts w:ascii="Arial" w:hAnsi="Arial"/>
+                <w:rFonts w:ascii="Verdana" w:hAnsi="Verdana"/>
                 <w:b w:val="0"/>
                 <w:sz w:val="16"/>
               </w:rPr>
@@ -14240,7 +14488,7 @@
             <w:r/>
             <w:r>
               <w:rPr>
-                <w:rFonts w:ascii="Arial" w:hAnsi="Arial"/>
+                <w:rFonts w:ascii="Verdana" w:hAnsi="Verdana"/>
                 <w:b w:val="0"/>
                 <w:sz w:val="16"/>
               </w:rPr>

--- a/docx/ru/BUFRCREX_TableB_ru_12.docx
+++ b/docx/ru/BUFRCREX_TableB_ru_12.docx
@@ -239,7 +239,7 @@
                 <w:b w:val="0"/>
                 <w:sz w:val="16"/>
               </w:rPr>
-              <w:t>012001</w:t>
+              <w:t>0 12 001</w:t>
             </w:r>
           </w:p>
         </w:tc>
@@ -403,7 +403,7 @@
                 <w:b w:val="0"/>
                 <w:sz w:val="16"/>
               </w:rPr>
-              <w:t>012002</w:t>
+              <w:t>0 12 002</w:t>
             </w:r>
           </w:p>
         </w:tc>
@@ -567,7 +567,7 @@
                 <w:b w:val="0"/>
                 <w:sz w:val="16"/>
               </w:rPr>
-              <w:t>012003</w:t>
+              <w:t>0 12 003</w:t>
             </w:r>
           </w:p>
         </w:tc>
@@ -731,7 +731,7 @@
                 <w:b w:val="0"/>
                 <w:sz w:val="16"/>
               </w:rPr>
-              <w:t>012004</w:t>
+              <w:t>0 12 004</w:t>
             </w:r>
           </w:p>
         </w:tc>
@@ -895,7 +895,7 @@
                 <w:b w:val="0"/>
                 <w:sz w:val="16"/>
               </w:rPr>
-              <w:t>012005</w:t>
+              <w:t>0 12 005</w:t>
             </w:r>
           </w:p>
         </w:tc>
@@ -1059,7 +1059,7 @@
                 <w:b w:val="0"/>
                 <w:sz w:val="16"/>
               </w:rPr>
-              <w:t>012006</w:t>
+              <w:t>0 12 006</w:t>
             </w:r>
           </w:p>
         </w:tc>
@@ -1223,7 +1223,7 @@
                 <w:b w:val="0"/>
                 <w:sz w:val="16"/>
               </w:rPr>
-              <w:t>012007</w:t>
+              <w:t>0 12 007</w:t>
             </w:r>
           </w:p>
         </w:tc>
@@ -1387,7 +1387,7 @@
                 <w:b w:val="0"/>
                 <w:sz w:val="16"/>
               </w:rPr>
-              <w:t>012008</w:t>
+              <w:t>0 12 008</w:t>
             </w:r>
           </w:p>
         </w:tc>
@@ -1551,7 +1551,7 @@
                 <w:b w:val="0"/>
                 <w:sz w:val="16"/>
               </w:rPr>
-              <w:t>012011</w:t>
+              <w:t>0 12 011</w:t>
             </w:r>
           </w:p>
         </w:tc>
@@ -1716,7 +1716,7 @@
                 <w:b w:val="0"/>
                 <w:sz w:val="16"/>
               </w:rPr>
-              <w:t>012012</w:t>
+              <w:t>0 12 012</w:t>
             </w:r>
           </w:p>
         </w:tc>
@@ -1881,7 +1881,7 @@
                 <w:b w:val="0"/>
                 <w:sz w:val="16"/>
               </w:rPr>
-              <w:t>012013</w:t>
+              <w:t>0 12 013</w:t>
             </w:r>
           </w:p>
         </w:tc>
@@ -2045,7 +2045,7 @@
                 <w:b w:val="0"/>
                 <w:sz w:val="16"/>
               </w:rPr>
-              <w:t>012014</w:t>
+              <w:t>0 12 014</w:t>
             </w:r>
           </w:p>
         </w:tc>
@@ -2209,7 +2209,7 @@
                 <w:b w:val="0"/>
                 <w:sz w:val="16"/>
               </w:rPr>
-              <w:t>012015</w:t>
+              <w:t>0 12 015</w:t>
             </w:r>
           </w:p>
         </w:tc>
@@ -2373,7 +2373,7 @@
                 <w:b w:val="0"/>
                 <w:sz w:val="16"/>
               </w:rPr>
-              <w:t>012016</w:t>
+              <w:t>0 12 016</w:t>
             </w:r>
           </w:p>
         </w:tc>
@@ -2537,7 +2537,7 @@
                 <w:b w:val="0"/>
                 <w:sz w:val="16"/>
               </w:rPr>
-              <w:t>012017</w:t>
+              <w:t>0 12 017</w:t>
             </w:r>
           </w:p>
         </w:tc>
@@ -2701,7 +2701,7 @@
                 <w:b w:val="0"/>
                 <w:sz w:val="16"/>
               </w:rPr>
-              <w:t>012021</w:t>
+              <w:t>0 12 021</w:t>
             </w:r>
           </w:p>
         </w:tc>
@@ -2865,7 +2865,7 @@
                 <w:b w:val="0"/>
                 <w:sz w:val="16"/>
               </w:rPr>
-              <w:t>012022</w:t>
+              <w:t>0 12 022</w:t>
             </w:r>
           </w:p>
         </w:tc>
@@ -3029,7 +3029,7 @@
                 <w:b w:val="0"/>
                 <w:sz w:val="16"/>
               </w:rPr>
-              <w:t>012023</w:t>
+              <w:t>0 12 023</w:t>
             </w:r>
           </w:p>
         </w:tc>
@@ -3193,7 +3193,7 @@
                 <w:b w:val="0"/>
                 <w:sz w:val="16"/>
               </w:rPr>
-              <w:t>012024</w:t>
+              <w:t>0 12 024</w:t>
             </w:r>
           </w:p>
         </w:tc>
@@ -3357,7 +3357,7 @@
                 <w:b w:val="0"/>
                 <w:sz w:val="16"/>
               </w:rPr>
-              <w:t>012030</w:t>
+              <w:t>0 12 030</w:t>
             </w:r>
           </w:p>
         </w:tc>
@@ -3521,7 +3521,7 @@
                 <w:b w:val="0"/>
                 <w:sz w:val="16"/>
               </w:rPr>
-              <w:t>012049</w:t>
+              <w:t>0 12 049</w:t>
             </w:r>
           </w:p>
         </w:tc>
@@ -3685,7 +3685,7 @@
                 <w:b w:val="0"/>
                 <w:sz w:val="16"/>
               </w:rPr>
-              <w:t>012051</w:t>
+              <w:t>0 12 051</w:t>
             </w:r>
           </w:p>
         </w:tc>
@@ -3849,7 +3849,7 @@
                 <w:b w:val="0"/>
                 <w:sz w:val="16"/>
               </w:rPr>
-              <w:t>012052</w:t>
+              <w:t>0 12 052</w:t>
             </w:r>
           </w:p>
         </w:tc>
@@ -4013,7 +4013,7 @@
                 <w:b w:val="0"/>
                 <w:sz w:val="16"/>
               </w:rPr>
-              <w:t>012053</w:t>
+              <w:t>0 12 053</w:t>
             </w:r>
           </w:p>
         </w:tc>
@@ -4177,7 +4177,7 @@
                 <w:b w:val="0"/>
                 <w:sz w:val="16"/>
               </w:rPr>
-              <w:t>012060</w:t>
+              <w:t>0 12 060</w:t>
             </w:r>
           </w:p>
         </w:tc>
@@ -4341,7 +4341,7 @@
                 <w:b w:val="0"/>
                 <w:sz w:val="16"/>
               </w:rPr>
-              <w:t>012061</w:t>
+              <w:t>0 12 061</w:t>
             </w:r>
           </w:p>
         </w:tc>
@@ -4505,7 +4505,7 @@
                 <w:b w:val="0"/>
                 <w:sz w:val="16"/>
               </w:rPr>
-              <w:t>012062</w:t>
+              <w:t>0 12 062</w:t>
             </w:r>
           </w:p>
         </w:tc>
@@ -4669,7 +4669,7 @@
                 <w:b w:val="0"/>
                 <w:sz w:val="16"/>
               </w:rPr>
-              <w:t>012063</w:t>
+              <w:t>0 12 063</w:t>
             </w:r>
           </w:p>
         </w:tc>
@@ -4833,7 +4833,7 @@
                 <w:b w:val="0"/>
                 <w:sz w:val="16"/>
               </w:rPr>
-              <w:t>012064</w:t>
+              <w:t>0 12 064</w:t>
             </w:r>
           </w:p>
         </w:tc>
@@ -4997,7 +4997,7 @@
                 <w:b w:val="0"/>
                 <w:sz w:val="16"/>
               </w:rPr>
-              <w:t>012065</w:t>
+              <w:t>0 12 065</w:t>
             </w:r>
           </w:p>
         </w:tc>
@@ -5161,7 +5161,7 @@
                 <w:b w:val="0"/>
                 <w:sz w:val="16"/>
               </w:rPr>
-              <w:t>012066</w:t>
+              <w:t>0 12 066</w:t>
             </w:r>
           </w:p>
         </w:tc>
@@ -5325,7 +5325,7 @@
                 <w:b w:val="0"/>
                 <w:sz w:val="16"/>
               </w:rPr>
-              <w:t>012070</w:t>
+              <w:t>0 12 070</w:t>
             </w:r>
           </w:p>
         </w:tc>
@@ -5489,7 +5489,7 @@
                 <w:b w:val="0"/>
                 <w:sz w:val="16"/>
               </w:rPr>
-              <w:t>012071</w:t>
+              <w:t>0 12 071</w:t>
             </w:r>
           </w:p>
         </w:tc>
@@ -5653,7 +5653,7 @@
                 <w:b w:val="0"/>
                 <w:sz w:val="16"/>
               </w:rPr>
-              <w:t>012072</w:t>
+              <w:t>0 12 072</w:t>
             </w:r>
           </w:p>
         </w:tc>
@@ -5817,7 +5817,7 @@
                 <w:b w:val="0"/>
                 <w:sz w:val="16"/>
               </w:rPr>
-              <w:t>012075</w:t>
+              <w:t>0 12 075</w:t>
             </w:r>
           </w:p>
         </w:tc>
@@ -5981,7 +5981,7 @@
                 <w:b w:val="0"/>
                 <w:sz w:val="16"/>
               </w:rPr>
-              <w:t>012076</w:t>
+              <w:t>0 12 076</w:t>
             </w:r>
           </w:p>
         </w:tc>
@@ -6146,7 +6146,7 @@
                 <w:b w:val="0"/>
                 <w:sz w:val="16"/>
               </w:rPr>
-              <w:t>012080</w:t>
+              <w:t>0 12 080</w:t>
             </w:r>
           </w:p>
         </w:tc>
@@ -6310,7 +6310,7 @@
                 <w:b w:val="0"/>
                 <w:sz w:val="16"/>
               </w:rPr>
-              <w:t>012081</w:t>
+              <w:t>0 12 081</w:t>
             </w:r>
           </w:p>
         </w:tc>
@@ -6474,7 +6474,7 @@
                 <w:b w:val="0"/>
                 <w:sz w:val="16"/>
               </w:rPr>
-              <w:t>012082</w:t>
+              <w:t>0 12 082</w:t>
             </w:r>
           </w:p>
         </w:tc>
@@ -6638,7 +6638,7 @@
                 <w:b w:val="0"/>
                 <w:sz w:val="16"/>
               </w:rPr>
-              <w:t>012101</w:t>
+              <w:t>0 12 101</w:t>
             </w:r>
           </w:p>
         </w:tc>
@@ -6802,7 +6802,7 @@
                 <w:b w:val="0"/>
                 <w:sz w:val="16"/>
               </w:rPr>
-              <w:t>012102</w:t>
+              <w:t>0 12 102</w:t>
             </w:r>
           </w:p>
         </w:tc>
@@ -6966,7 +6966,7 @@
                 <w:b w:val="0"/>
                 <w:sz w:val="16"/>
               </w:rPr>
-              <w:t>012103</w:t>
+              <w:t>0 12 103</w:t>
             </w:r>
           </w:p>
         </w:tc>
@@ -7130,7 +7130,7 @@
                 <w:b w:val="0"/>
                 <w:sz w:val="16"/>
               </w:rPr>
-              <w:t>012104</w:t>
+              <w:t>0 12 104</w:t>
             </w:r>
           </w:p>
         </w:tc>
@@ -7294,7 +7294,7 @@
                 <w:b w:val="0"/>
                 <w:sz w:val="16"/>
               </w:rPr>
-              <w:t>012105</w:t>
+              <w:t>0 12 105</w:t>
             </w:r>
           </w:p>
         </w:tc>
@@ -7458,7 +7458,7 @@
                 <w:b w:val="0"/>
                 <w:sz w:val="16"/>
               </w:rPr>
-              <w:t>012106</w:t>
+              <w:t>0 12 106</w:t>
             </w:r>
           </w:p>
         </w:tc>
@@ -7622,7 +7622,7 @@
                 <w:b w:val="0"/>
                 <w:sz w:val="16"/>
               </w:rPr>
-              <w:t>012107</w:t>
+              <w:t>0 12 107</w:t>
             </w:r>
           </w:p>
         </w:tc>
@@ -7786,7 +7786,7 @@
                 <w:b w:val="0"/>
                 <w:sz w:val="16"/>
               </w:rPr>
-              <w:t>012111</w:t>
+              <w:t>0 12 111</w:t>
             </w:r>
           </w:p>
         </w:tc>
@@ -7951,7 +7951,7 @@
                 <w:b w:val="0"/>
                 <w:sz w:val="16"/>
               </w:rPr>
-              <w:t>012112</w:t>
+              <w:t>0 12 112</w:t>
             </w:r>
           </w:p>
         </w:tc>
@@ -8116,7 +8116,7 @@
                 <w:b w:val="0"/>
                 <w:sz w:val="16"/>
               </w:rPr>
-              <w:t>012113</w:t>
+              <w:t>0 12 113</w:t>
             </w:r>
           </w:p>
         </w:tc>
@@ -8280,7 +8280,7 @@
                 <w:b w:val="0"/>
                 <w:sz w:val="16"/>
               </w:rPr>
-              <w:t>012114</w:t>
+              <w:t>0 12 114</w:t>
             </w:r>
           </w:p>
         </w:tc>
@@ -8444,7 +8444,7 @@
                 <w:b w:val="0"/>
                 <w:sz w:val="16"/>
               </w:rPr>
-              <w:t>012115</w:t>
+              <w:t>0 12 115</w:t>
             </w:r>
           </w:p>
         </w:tc>
@@ -8608,7 +8608,7 @@
                 <w:b w:val="0"/>
                 <w:sz w:val="16"/>
               </w:rPr>
-              <w:t>012116</w:t>
+              <w:t>0 12 116</w:t>
             </w:r>
           </w:p>
         </w:tc>
@@ -8772,7 +8772,7 @@
                 <w:b w:val="0"/>
                 <w:sz w:val="16"/>
               </w:rPr>
-              <w:t>012117</w:t>
+              <w:t>0 12 117</w:t>
             </w:r>
           </w:p>
         </w:tc>
@@ -8936,7 +8936,7 @@
                 <w:b w:val="0"/>
                 <w:sz w:val="16"/>
               </w:rPr>
-              <w:t>012118</w:t>
+              <w:t>0 12 118</w:t>
             </w:r>
           </w:p>
         </w:tc>
@@ -9100,7 +9100,7 @@
                 <w:b w:val="0"/>
                 <w:sz w:val="16"/>
               </w:rPr>
-              <w:t>012119</w:t>
+              <w:t>0 12 119</w:t>
             </w:r>
           </w:p>
         </w:tc>
@@ -9264,7 +9264,7 @@
                 <w:b w:val="0"/>
                 <w:sz w:val="16"/>
               </w:rPr>
-              <w:t>012120</w:t>
+              <w:t>0 12 120</w:t>
             </w:r>
           </w:p>
         </w:tc>
@@ -9428,7 +9428,7 @@
                 <w:b w:val="0"/>
                 <w:sz w:val="16"/>
               </w:rPr>
-              <w:t>012121</w:t>
+              <w:t>0 12 121</w:t>
             </w:r>
           </w:p>
         </w:tc>
@@ -9592,7 +9592,7 @@
                 <w:b w:val="0"/>
                 <w:sz w:val="16"/>
               </w:rPr>
-              <w:t>012122</w:t>
+              <w:t>0 12 122</w:t>
             </w:r>
           </w:p>
         </w:tc>
@@ -9756,7 +9756,7 @@
                 <w:b w:val="0"/>
                 <w:sz w:val="16"/>
               </w:rPr>
-              <w:t>012128</w:t>
+              <w:t>0 12 128</w:t>
             </w:r>
           </w:p>
         </w:tc>
@@ -9920,7 +9920,7 @@
                 <w:b w:val="0"/>
                 <w:sz w:val="16"/>
               </w:rPr>
-              <w:t>012129</w:t>
+              <w:t>0 12 129</w:t>
             </w:r>
           </w:p>
         </w:tc>
@@ -10084,7 +10084,7 @@
                 <w:b w:val="0"/>
                 <w:sz w:val="16"/>
               </w:rPr>
-              <w:t>012130</w:t>
+              <w:t>0 12 130</w:t>
             </w:r>
           </w:p>
         </w:tc>
@@ -10248,7 +10248,7 @@
                 <w:b w:val="0"/>
                 <w:sz w:val="16"/>
               </w:rPr>
-              <w:t>012131</w:t>
+              <w:t>0 12 131</w:t>
             </w:r>
           </w:p>
         </w:tc>
@@ -10412,7 +10412,7 @@
                 <w:b w:val="0"/>
                 <w:sz w:val="16"/>
               </w:rPr>
-              <w:t>012132</w:t>
+              <w:t>0 12 132</w:t>
             </w:r>
           </w:p>
         </w:tc>
@@ -10576,7 +10576,7 @@
                 <w:b w:val="0"/>
                 <w:sz w:val="16"/>
               </w:rPr>
-              <w:t>012151</w:t>
+              <w:t>0 12 151</w:t>
             </w:r>
           </w:p>
         </w:tc>
@@ -10740,7 +10740,7 @@
                 <w:b w:val="0"/>
                 <w:sz w:val="16"/>
               </w:rPr>
-              <w:t>012152</w:t>
+              <w:t>0 12 152</w:t>
             </w:r>
           </w:p>
         </w:tc>
@@ -10904,7 +10904,7 @@
                 <w:b w:val="0"/>
                 <w:sz w:val="16"/>
               </w:rPr>
-              <w:t>012153</w:t>
+              <w:t>0 12 153</w:t>
             </w:r>
           </w:p>
         </w:tc>
@@ -11068,7 +11068,7 @@
                 <w:b w:val="0"/>
                 <w:sz w:val="16"/>
               </w:rPr>
-              <w:t>012158</w:t>
+              <w:t>0 12 158</w:t>
             </w:r>
           </w:p>
         </w:tc>
@@ -11232,7 +11232,7 @@
                 <w:b w:val="0"/>
                 <w:sz w:val="16"/>
               </w:rPr>
-              <w:t>012159</w:t>
+              <w:t>0 12 159</w:t>
             </w:r>
           </w:p>
         </w:tc>
@@ -11396,7 +11396,7 @@
                 <w:b w:val="0"/>
                 <w:sz w:val="16"/>
               </w:rPr>
-              <w:t>012161</w:t>
+              <w:t>0 12 161</w:t>
             </w:r>
           </w:p>
         </w:tc>
@@ -11560,7 +11560,7 @@
                 <w:b w:val="0"/>
                 <w:sz w:val="16"/>
               </w:rPr>
-              <w:t>012162</w:t>
+              <w:t>0 12 162</w:t>
             </w:r>
           </w:p>
         </w:tc>
@@ -11724,7 +11724,7 @@
                 <w:b w:val="0"/>
                 <w:sz w:val="16"/>
               </w:rPr>
-              <w:t>012163</w:t>
+              <w:t>0 12 163</w:t>
             </w:r>
           </w:p>
         </w:tc>
@@ -11888,7 +11888,7 @@
                 <w:b w:val="0"/>
                 <w:sz w:val="16"/>
               </w:rPr>
-              <w:t>012164</w:t>
+              <w:t>0 12 164</w:t>
             </w:r>
           </w:p>
         </w:tc>
@@ -12052,7 +12052,7 @@
                 <w:b w:val="0"/>
                 <w:sz w:val="16"/>
               </w:rPr>
-              <w:t>012165</w:t>
+              <w:t>0 12 165</w:t>
             </w:r>
           </w:p>
         </w:tc>
@@ -12216,7 +12216,7 @@
                 <w:b w:val="0"/>
                 <w:sz w:val="16"/>
               </w:rPr>
-              <w:t>012166</w:t>
+              <w:t>0 12 166</w:t>
             </w:r>
           </w:p>
         </w:tc>
@@ -12380,7 +12380,7 @@
                 <w:b w:val="0"/>
                 <w:sz w:val="16"/>
               </w:rPr>
-              <w:t>012167</w:t>
+              <w:t>0 12 167</w:t>
             </w:r>
           </w:p>
         </w:tc>
@@ -12544,7 +12544,7 @@
                 <w:b w:val="0"/>
                 <w:sz w:val="16"/>
               </w:rPr>
-              <w:t>012168</w:t>
+              <w:t>0 12 168</w:t>
             </w:r>
           </w:p>
         </w:tc>
@@ -12708,7 +12708,7 @@
                 <w:b w:val="0"/>
                 <w:sz w:val="16"/>
               </w:rPr>
-              <w:t>012171</w:t>
+              <w:t>0 12 171</w:t>
             </w:r>
           </w:p>
         </w:tc>
@@ -12872,7 +12872,7 @@
                 <w:b w:val="0"/>
                 <w:sz w:val="16"/>
               </w:rPr>
-              <w:t>012180</w:t>
+              <w:t>0 12 180</w:t>
             </w:r>
           </w:p>
         </w:tc>
@@ -13036,7 +13036,7 @@
                 <w:b w:val="0"/>
                 <w:sz w:val="16"/>
               </w:rPr>
-              <w:t>012181</w:t>
+              <w:t>0 12 181</w:t>
             </w:r>
           </w:p>
         </w:tc>
@@ -13200,7 +13200,7 @@
                 <w:b w:val="0"/>
                 <w:sz w:val="16"/>
               </w:rPr>
-              <w:t>012182</w:t>
+              <w:t>0 12 182</w:t>
             </w:r>
           </w:p>
         </w:tc>
@@ -13364,7 +13364,7 @@
                 <w:b w:val="0"/>
                 <w:sz w:val="16"/>
               </w:rPr>
-              <w:t>012183</w:t>
+              <w:t>0 12 183</w:t>
             </w:r>
           </w:p>
         </w:tc>
@@ -13528,7 +13528,7 @@
                 <w:b w:val="0"/>
                 <w:sz w:val="16"/>
               </w:rPr>
-              <w:t>012184</w:t>
+              <w:t>0 12 184</w:t>
             </w:r>
           </w:p>
         </w:tc>
@@ -13692,7 +13692,7 @@
                 <w:b w:val="0"/>
                 <w:sz w:val="16"/>
               </w:rPr>
-              <w:t>012185</w:t>
+              <w:t>0 12 185</w:t>
             </w:r>
           </w:p>
         </w:tc>
@@ -13856,7 +13856,7 @@
                 <w:b w:val="0"/>
                 <w:sz w:val="16"/>
               </w:rPr>
-              <w:t>012186</w:t>
+              <w:t>0 12 186</w:t>
             </w:r>
           </w:p>
         </w:tc>
@@ -14020,7 +14020,7 @@
                 <w:b w:val="0"/>
                 <w:sz w:val="16"/>
               </w:rPr>
-              <w:t>012187</w:t>
+              <w:t>0 12 187</w:t>
             </w:r>
           </w:p>
         </w:tc>
@@ -14184,7 +14184,7 @@
                 <w:b w:val="0"/>
                 <w:sz w:val="16"/>
               </w:rPr>
-              <w:t>012188</w:t>
+              <w:t>0 12 188</w:t>
             </w:r>
           </w:p>
         </w:tc>
@@ -14348,7 +14348,7 @@
                 <w:b w:val="0"/>
                 <w:sz w:val="16"/>
               </w:rPr>
-              <w:t>012189</w:t>
+              <w:t>0 12 189</w:t>
             </w:r>
           </w:p>
         </w:tc>

--- a/docx/ru/BUFRCREX_TableB_ru_12.docx
+++ b/docx/ru/BUFRCREX_TableB_ru_12.docx
@@ -17101,367 +17101,6 @@
         </w:tc>
       </w:tr>
     </w:tbl>
-    <w:p/>
-    <w:p>
-      <w:r>
-        <w:rPr>
-          <w:rFonts w:ascii="Verdana" w:hAnsi="Verdana"/>
-          <w:i/>
-          <w:sz w:val="14"/>
-        </w:rPr>
-        <w:t>Note 23: Значение осадков –0,1 кг·м-2 до масштабирования (–1 после масштабирования или в коде CREX) должно указывать на «следы» осадков (не поддающиеся измерению, менее 0,05 кг·м-2).</w:t>
-      </w:r>
-    </w:p>
-    <w:p>
-      <w:r>
-        <w:rPr>
-          <w:rFonts w:ascii="Verdana" w:hAnsi="Verdana"/>
-          <w:i/>
-          <w:sz w:val="14"/>
-        </w:rPr>
-        <w:t>Note 25: Ранее определенное значение может быть отменено путем передачи «отсутствующего значения» из соответствующей кодовой таблицы или таблицы флагов.</w:t>
-      </w:r>
-    </w:p>
-    <w:p>
-      <w:r>
-        <w:rPr>
-          <w:rFonts w:ascii="Verdana" w:hAnsi="Verdana"/>
-          <w:i/>
-          <w:sz w:val="14"/>
-        </w:rPr>
-        <w:t>Note 27: Все время дается во Всемирном скоординированном времени (ВСВ), если не предусмотрено иного.</w:t>
-      </w:r>
-    </w:p>
-    <w:p>
-      <w:r>
-        <w:rPr>
-          <w:rFonts w:ascii="Verdana" w:hAnsi="Verdana"/>
-          <w:i/>
-          <w:sz w:val="14"/>
-        </w:rPr>
-        <w:t>Note 32: Пеленг или азимут следует использовать только для установленного местоположения и не должен переопределять это местоположение.</w:t>
-      </w:r>
-    </w:p>
-    <w:p>
-      <w:r>
-        <w:rPr>
-          <w:rFonts w:ascii="Verdana" w:hAnsi="Verdana"/>
-          <w:i/>
-          <w:sz w:val="14"/>
-        </w:rPr>
-        <w:t>Note 62: Расстояние следует использовать только для установленного местоположения, а также пеленга, азимута или превышения; оно не должно переопределять это местоположение.</w:t>
-      </w:r>
-    </w:p>
-    <w:p>
-      <w:r>
-        <w:rPr>
-          <w:rFonts w:ascii="Verdana" w:hAnsi="Verdana"/>
-          <w:i/>
-          <w:sz w:val="14"/>
-        </w:rPr>
-        <w:t>Note 63: Приходящей радиации следует присваивать положительные значения.</w:t>
-      </w:r>
-    </w:p>
-    <w:p>
-      <w:r>
-        <w:rPr>
-          <w:rFonts w:ascii="Verdana" w:hAnsi="Verdana"/>
-          <w:i/>
-          <w:sz w:val="14"/>
-        </w:rPr>
-        <w:t>Note 64: Для компонент w, направленных вниз, следует выделять положительные значения с единицами измерения в Па·с-1.</w:t>
-      </w:r>
-    </w:p>
-    <w:p>
-      <w:r>
-        <w:rPr>
-          <w:rFonts w:ascii="Verdana" w:hAnsi="Verdana"/>
-          <w:i/>
-          <w:sz w:val="14"/>
-        </w:rPr>
-        <w:t>Note 66: Увеличение широты с востока на запад следует выражать отрицательным значением.</w:t>
-      </w:r>
-    </w:p>
-    <w:p>
-      <w:r>
-        <w:rPr>
-          <w:rFonts w:ascii="Verdana" w:hAnsi="Verdana"/>
-          <w:i/>
-          <w:sz w:val="14"/>
-        </w:rPr>
-        <w:t>Note 75: Для дескрипторов кода CREX F = B, а не 0.</w:t>
-      </w:r>
-    </w:p>
-    <w:p>
-      <w:r>
-        <w:rPr>
-          <w:rFonts w:ascii="Verdana" w:hAnsi="Verdana"/>
-          <w:i/>
-          <w:sz w:val="14"/>
-        </w:rPr>
-        <w:t>Note 92: Для однозначного различения случаев отсутствия данных и насыщенных пикселей, n-битовые данные об изображении следует кодировать, используя длину данных n+1. Когда такого дескриптора еще нет в классе 30, дескриптор оператора 2 01 YYY следует использовать для изменения длины данных существующей позиции, по мере необходимости.</w:t>
-      </w:r>
-    </w:p>
-    <w:p>
-      <w:r>
-        <w:rPr>
-          <w:rFonts w:ascii="Verdana" w:hAnsi="Verdana"/>
-          <w:i/>
-          <w:sz w:val="14"/>
-        </w:rPr>
-        <w:t>Note 105: Негативные временные периоды или отклонения следует использовать для указания временных периодов или отклонений, предшествующих определенному текущему времени.</w:t>
-      </w:r>
-    </w:p>
-    <w:p>
-      <w:r>
-        <w:rPr>
-          <w:rFonts w:ascii="Verdana" w:hAnsi="Verdana"/>
-          <w:i/>
-          <w:sz w:val="14"/>
-        </w:rPr>
-        <w:t>Note 110: Увеличение широты с севера на юг следует выражать отрицательными значениями.</w:t>
-      </w:r>
-    </w:p>
-    <w:p>
-      <w:r>
-        <w:rPr>
-          <w:rFonts w:ascii="Verdana" w:hAnsi="Verdana"/>
-          <w:i/>
-          <w:sz w:val="14"/>
-        </w:rPr>
-        <w:t>Note 115: Длина данных пикселя может быть изменена с помощью дескриптора 2 01 YYY.</w:t>
-      </w:r>
-    </w:p>
-    <w:p>
-      <w:r>
-        <w:rPr>
-          <w:rFonts w:ascii="Verdana" w:hAnsi="Verdana"/>
-          <w:i/>
-          <w:sz w:val="14"/>
-        </w:rPr>
-        <w:t>Note 121: Некоторые указания ожидаемой точности могут в неявной форме содержаться в ряде элементов данного класса.</w:t>
-      </w:r>
-    </w:p>
-    <w:p>
-      <w:r>
-        <w:rPr>
-          <w:rFonts w:ascii="Verdana" w:hAnsi="Verdana"/>
-          <w:i/>
-          <w:sz w:val="14"/>
-        </w:rPr>
-        <w:t>Note 122: Южную широту следует выражать отрицательными значениями.</w:t>
-      </w:r>
-    </w:p>
-    <w:p>
-      <w:r>
-        <w:rPr>
-          <w:rFonts w:ascii="Verdana" w:hAnsi="Verdana"/>
-          <w:i/>
-          <w:sz w:val="14"/>
-        </w:rPr>
-        <w:t>Note 123: Для компонент v, направленных с юга на север, следует выделять положительные значения.</w:t>
-      </w:r>
-    </w:p>
-    <w:p>
-      <w:r>
-        <w:rPr>
-          <w:rFonts w:ascii="Verdana" w:hAnsi="Verdana"/>
-          <w:i/>
-          <w:sz w:val="14"/>
-        </w:rPr>
-        <w:t>Note 126: Направление приземного ветра, измеренное на станции в пределах 1° от Северного полюса или в пределах 1° от Южного полюса, следует сообщать таким образом, чтобы азимутальный круг был выровнен с нулем прибора, соответствуя 0° по Гринвичскому меридиану.</w:t>
-      </w:r>
-    </w:p>
-    <w:p>
-      <w:r>
-        <w:rPr>
-          <w:rFonts w:ascii="Verdana" w:hAnsi="Verdana"/>
-          <w:i/>
-          <w:sz w:val="14"/>
-        </w:rPr>
-        <w:t>Note 140: Размер элемента изображения на горизонтали — 1 приводится в положении, где масштабный коэффициент карты равен единице.</w:t>
-      </w:r>
-    </w:p>
-    <w:p>
-      <w:r>
-        <w:rPr>
-          <w:rFonts w:ascii="Verdana" w:hAnsi="Verdana"/>
-          <w:i/>
-          <w:sz w:val="14"/>
-        </w:rPr>
-        <w:t>Note 141: Размер элемента изображения на горизонтали — 2 указывается в положении, где масштабный коэффициент карты равен единице.</w:t>
-      </w:r>
-    </w:p>
-    <w:p>
-      <w:r>
-        <w:rPr>
-          <w:rFonts w:ascii="Verdana" w:hAnsi="Verdana"/>
-          <w:i/>
-          <w:sz w:val="14"/>
-        </w:rPr>
-        <w:t>Note 145: Значение временных периодов или отклонений может быть указано с использованием значений времени в коде, соответствующем табличной ссылке 0 08 021.</w:t>
-      </w:r>
-    </w:p>
-    <w:p>
-      <w:r>
-        <w:rPr>
-          <w:rFonts w:ascii="Verdana" w:hAnsi="Verdana"/>
-          <w:i/>
-          <w:sz w:val="14"/>
-        </w:rPr>
-        <w:t>Note 149: При использовании с прогнозируемыми величинами временное местоположение должно указывать время исходного состояния или начала для прогностического периода; при использовании с множеством средних прогностических значений временное местоположение должно указывать исходное состояние или начало первого прогноза, по которому получены множественные средние.</w:t>
-      </w:r>
-    </w:p>
-    <w:p>
-      <w:r>
-        <w:rPr>
-          <w:rFonts w:ascii="Verdana" w:hAnsi="Verdana"/>
-          <w:i/>
-          <w:sz w:val="14"/>
-        </w:rPr>
-        <w:t>Note 155: В данный класс могут также войти элементы, относящиеся к процедурам наблюдений.</w:t>
-      </w:r>
-    </w:p>
-    <w:p>
-      <w:r>
-        <w:rPr>
-          <w:rFonts w:ascii="Verdana" w:hAnsi="Verdana"/>
-          <w:i/>
-          <w:sz w:val="14"/>
-        </w:rPr>
-        <w:t>Note 156: Данный класс должен содержать элементы описания приборов, используемых для получения сообщаемых метеорологических элементов.</w:t>
-      </w:r>
-    </w:p>
-    <w:p>
-      <w:r>
-        <w:rPr>
-          <w:rFonts w:ascii="Verdana" w:hAnsi="Verdana"/>
-          <w:i/>
-          <w:sz w:val="14"/>
-        </w:rPr>
-        <w:t>Note 158: Прежде чем использовать временные периоды или отклонения и временные инкременты, необходимо определить исходное временное местоположение, за которым, по мере необходимости, следует определение значимости времени.</w:t>
-      </w:r>
-    </w:p>
-    <w:p>
-      <w:r>
-        <w:rPr>
-          <w:rFonts w:ascii="Verdana" w:hAnsi="Verdana"/>
-          <w:i/>
-          <w:sz w:val="14"/>
-        </w:rPr>
-        <w:t>Note 160: Уходящей радиации следует присваивать отрицательные значения.</w:t>
-      </w:r>
-    </w:p>
-    <w:p>
-      <w:r>
-        <w:rPr>
-          <w:rFonts w:ascii="Verdana" w:hAnsi="Verdana"/>
-          <w:i/>
-          <w:sz w:val="14"/>
-        </w:rPr>
-        <w:t>Note 161: Для компонент w, направленных вверх, следует выделять положительные значения с единицами измерения в м·с-1.</w:t>
-      </w:r>
-    </w:p>
-    <w:p>
-      <w:r>
-        <w:rPr>
-          <w:rFonts w:ascii="Verdana" w:hAnsi="Verdana"/>
-          <w:i/>
-          <w:sz w:val="14"/>
-        </w:rPr>
-        <w:t>Note 162: Пригодные диапазоны, использованные выше: 1011–1019 Бк для выбросов; 10-2–107 Бк и 10-2–107 мЗв для концентраций и доз.</w:t>
-      </w:r>
-    </w:p>
-    <w:p>
-      <w:r>
-        <w:rPr>
-          <w:rFonts w:ascii="Verdana" w:hAnsi="Verdana"/>
-          <w:i/>
-          <w:sz w:val="14"/>
-        </w:rPr>
-        <w:t>Note 163: Величины широты и приращений широты ограничены диапазоном от –90 до +90 градусов.</w:t>
-      </w:r>
-    </w:p>
-    <w:p>
-      <w:r>
-        <w:rPr>
-          <w:rFonts w:ascii="Verdana" w:hAnsi="Verdana"/>
-          <w:i/>
-          <w:sz w:val="14"/>
-        </w:rPr>
-        <w:t>Note 164: Величины долготы ограничены диапазоном от –180 до +180 градусов.</w:t>
-      </w:r>
-    </w:p>
-    <w:p>
-      <w:r>
-        <w:rPr>
-          <w:rFonts w:ascii="Verdana" w:hAnsi="Verdana"/>
-          <w:i/>
-          <w:sz w:val="14"/>
-        </w:rPr>
-        <w:t>Note 165: Вертикальные элементы и давление следует использовать для определения значений этих элементов независимо от элемента или переменной, означающей вертикальную координату.</w:t>
-      </w:r>
-    </w:p>
-    <w:p>
-      <w:r>
-        <w:rPr>
-          <w:rFonts w:ascii="Verdana" w:hAnsi="Verdana"/>
-          <w:i/>
-          <w:sz w:val="14"/>
-        </w:rPr>
-        <w:t>Note 166: Западная долгота выражается отрицательными величинами.</w:t>
-      </w:r>
-    </w:p>
-    <w:p>
-      <w:r>
-        <w:rPr>
-          <w:rFonts w:ascii="Verdana" w:hAnsi="Verdana"/>
-          <w:i/>
-          <w:sz w:val="14"/>
-        </w:rPr>
-        <w:t>Note 167: Для компонент u, направленных с запада на восток, следует выделять положительные значения.</w:t>
-      </w:r>
-    </w:p>
-    <w:p>
-      <w:r>
-        <w:rPr>
-          <w:rFonts w:ascii="Verdana" w:hAnsi="Verdana"/>
-          <w:i/>
-          <w:sz w:val="14"/>
-        </w:rPr>
-        <w:t>Note 176: Там, где в колонку «НАЗВАНИЕ ЭЛЕМЕНТА» вводится выражение «на указанной высоте и за указанный период», соответствующее вертикальное местоположение должно быть определено с использованием дескрипторов из класса 07 совместно с соответствующим периодом с использованием дескрипторов из класса 04.</w:t>
-      </w:r>
-    </w:p>
-    <w:p>
-      <w:r>
-        <w:rPr>
-          <w:rFonts w:ascii="Verdana" w:hAnsi="Verdana"/>
-          <w:i/>
-          <w:sz w:val="14"/>
-        </w:rPr>
-        <w:t>Note 178: Там, где величины суммируются или усредняются (например, за временной период), общее число значений, из которых получается сумма или среднее значение, может быть представлено с использованием ссылки 0 08 022.</w:t>
-      </w:r>
-    </w:p>
-    <w:p>
-      <w:r>
-        <w:rPr>
-          <w:rFonts w:ascii="Verdana" w:hAnsi="Verdana"/>
-          <w:i/>
-          <w:sz w:val="14"/>
-        </w:rPr>
-        <w:t>Note 179: Стандарты ветровых данных: Скорость Направление; Наблюдение отсутствует Отсутствует Отсутствует; Штиль 0 0; Обычное наблюдение &gt;0 1°–360°; Только скорость &gt;0 Отсутствует; Только направление Отсутствует 1°–360°; «Слабый и переменный» &gt;0 0</w:t>
-      </w:r>
-    </w:p>
-    <w:p>
-      <w:r>
-        <w:rPr>
-          <w:rFonts w:ascii="Verdana" w:hAnsi="Verdana"/>
-          <w:i/>
-          <w:sz w:val="14"/>
-        </w:rPr>
-        <w:t>Note 180: Стандарты сообщения о ветровых волнах и волнении: Наблюдения Скорость Направление; Нет наблюдений Отсутствует Отсутствует; Штиль 0 0; Обычное наблюдение &gt;0 1–360; Только скорость &gt;0 Отсутствует; Только направление Отсутствует 1–360; «Легкий и переменный» &gt;0 0</w:t>
-      </w:r>
-    </w:p>
     <w:sectPr>
       <w:pgSz w:w="16838" w:h="11906" w:orient="landscape"/>
       <w:pgMar w:top="850" w:right="850" w:bottom="850" w:left="850" w:header="720" w:footer="720" w:gutter="0"/>
